--- a/Assignments/Assignment3/Documents/Assignment3_Team_Report.docx
+++ b/Assignments/Assignment3/Documents/Assignment3_Team_Report.docx
@@ -132,7 +132,16 @@
                                 <w:szCs w:val="28"/>
                                 <w:lang w:val="en-US"/>
                               </w:rPr>
-                              <w:t>Assignment 1</w:t>
+                              <w:t xml:space="preserve">Assignment </w:t>
+                            </w:r>
+                            <w:r>
+                              <w:rPr>
+                                <w:rFonts w:hint="default" w:cs="Times New Roman"/>
+                                <w:sz w:val="28"/>
+                                <w:szCs w:val="28"/>
+                                <w:lang w:val="en-US"/>
+                              </w:rPr>
+                              <w:t>3</w:t>
                             </w:r>
                           </w:p>
                         </w:txbxContent>
@@ -216,7 +225,16 @@
                           <w:szCs w:val="28"/>
                           <w:lang w:val="en-US"/>
                         </w:rPr>
-                        <w:t>Assignment 1</w:t>
+                        <w:t xml:space="preserve">Assignment </w:t>
+                      </w:r>
+                      <w:r>
+                        <w:rPr>
+                          <w:rFonts w:hint="default" w:cs="Times New Roman"/>
+                          <w:sz w:val="28"/>
+                          <w:szCs w:val="28"/>
+                          <w:lang w:val="en-US"/>
+                        </w:rPr>
+                        <w:t>3</w:t>
                       </w:r>
                     </w:p>
                   </w:txbxContent>
@@ -962,8 +980,6 @@
         </w:rPr>
         <w:t>words</w:t>
       </w:r>
-      <w:bookmarkStart w:id="0" w:name="_GoBack"/>
-      <w:bookmarkEnd w:id="0"/>
     </w:p>
     <w:p>
       <w:pPr>
@@ -1399,8 +1415,8 @@
       <w:r>
         <w:rPr>
           <w:rFonts w:hint="default"/>
-          <w:sz w:val="28"/>
-          <w:szCs w:val="28"/>
+          <w:sz w:val="32"/>
+          <w:szCs w:val="32"/>
           <w:lang w:val="en-US"/>
         </w:rPr>
         <w:fldChar w:fldCharType="begin"/>
@@ -1408,8 +1424,8 @@
       <w:r>
         <w:rPr>
           <w:rFonts w:hint="default"/>
-          <w:sz w:val="28"/>
-          <w:szCs w:val="28"/>
+          <w:sz w:val="32"/>
+          <w:szCs w:val="32"/>
           <w:lang w:val="en-US"/>
         </w:rPr>
         <w:instrText xml:space="preserve"> HYPERLINK \l _Toc4876 </w:instrText>
@@ -1417,8 +1433,8 @@
       <w:r>
         <w:rPr>
           <w:rFonts w:hint="default"/>
-          <w:sz w:val="28"/>
-          <w:szCs w:val="28"/>
+          <w:sz w:val="32"/>
+          <w:szCs w:val="32"/>
           <w:lang w:val="en-US"/>
         </w:rPr>
         <w:fldChar w:fldCharType="separate"/>
@@ -1426,8 +1442,8 @@
       <w:r>
         <w:rPr>
           <w:rFonts w:hint="default" w:ascii="Times New Roman" w:hAnsi="Times New Roman" w:cs="Times New Roman"/>
-          <w:sz w:val="28"/>
-          <w:szCs w:val="28"/>
+          <w:sz w:val="32"/>
+          <w:szCs w:val="32"/>
           <w:lang w:val="en-US"/>
         </w:rPr>
         <w:t xml:space="preserve">Part A: </w:t>
@@ -1435,16 +1451,16 @@
       <w:r>
         <w:rPr>
           <w:rFonts w:hint="default" w:cs="Times New Roman"/>
-          <w:sz w:val="28"/>
-          <w:szCs w:val="28"/>
+          <w:sz w:val="32"/>
+          <w:szCs w:val="32"/>
           <w:lang w:val="en-US"/>
         </w:rPr>
         <w:t>Requirement Redesign Analysis</w:t>
       </w:r>
       <w:r>
         <w:rPr>
-          <w:sz w:val="28"/>
-          <w:szCs w:val="28"/>
+          <w:sz w:val="32"/>
+          <w:szCs w:val="32"/>
         </w:rPr>
         <w:tab/>
       </w:r>
@@ -1460,8 +1476,8 @@
       <w:r>
         <w:rPr>
           <w:rFonts w:hint="default"/>
-          <w:sz w:val="28"/>
-          <w:szCs w:val="28"/>
+          <w:sz w:val="32"/>
+          <w:szCs w:val="32"/>
           <w:lang w:val="en-US"/>
         </w:rPr>
         <w:fldChar w:fldCharType="end"/>
@@ -1563,6 +1579,1048 @@
     </w:p>
     <w:p>
       <w:pPr>
+        <w:pStyle w:val="12"/>
+        <w:tabs>
+          <w:tab w:val="right" w:leader="dot" w:pos="8306"/>
+        </w:tabs>
+        <w:ind w:left="400" w:leftChars="100" w:firstLine="0" w:firstLineChars="0"/>
+        <w:rPr>
+          <w:rFonts w:hint="default"/>
+          <w:sz w:val="28"/>
+          <w:szCs w:val="28"/>
+          <w:lang w:val="en-US"/>
+        </w:rPr>
+      </w:pPr>
+      <w:r>
+        <w:rPr>
+          <w:rFonts w:hint="default"/>
+          <w:sz w:val="28"/>
+          <w:szCs w:val="28"/>
+          <w:lang w:val="en-US"/>
+        </w:rPr>
+        <w:fldChar w:fldCharType="begin"/>
+      </w:r>
+      <w:r>
+        <w:rPr>
+          <w:rFonts w:hint="default"/>
+          <w:sz w:val="28"/>
+          <w:szCs w:val="28"/>
+          <w:lang w:val="en-US"/>
+        </w:rPr>
+        <w:instrText xml:space="preserve"> HYPERLINK \l _Toc7289 </w:instrText>
+      </w:r>
+      <w:r>
+        <w:rPr>
+          <w:rFonts w:hint="default"/>
+          <w:sz w:val="28"/>
+          <w:szCs w:val="28"/>
+          <w:lang w:val="en-US"/>
+        </w:rPr>
+        <w:fldChar w:fldCharType="separate"/>
+      </w:r>
+      <w:r>
+        <w:rPr>
+          <w:rFonts w:hint="default"/>
+          <w:sz w:val="28"/>
+          <w:szCs w:val="28"/>
+          <w:lang w:val="en-US"/>
+        </w:rPr>
+        <w:t>1</w:t>
+      </w:r>
+      <w:r>
+        <w:rPr>
+          <w:rFonts w:hint="default" w:ascii="Times New Roman" w:hAnsi="Times New Roman" w:cs="Times New Roman"/>
+          <w:sz w:val="28"/>
+          <w:szCs w:val="28"/>
+          <w:lang w:val="en-US"/>
+        </w:rPr>
+        <w:t>.</w:t>
+      </w:r>
+      <w:r>
+        <w:rPr>
+          <w:rFonts w:hint="default" w:cs="Times New Roman"/>
+          <w:sz w:val="28"/>
+          <w:szCs w:val="28"/>
+          <w:lang w:val="en-US"/>
+        </w:rPr>
+        <w:t>2</w:t>
+      </w:r>
+      <w:r>
+        <w:rPr>
+          <w:rFonts w:hint="default" w:ascii="Times New Roman" w:hAnsi="Times New Roman" w:cs="Times New Roman"/>
+          <w:sz w:val="28"/>
+          <w:szCs w:val="28"/>
+          <w:lang w:val="en-US"/>
+        </w:rPr>
+        <w:t xml:space="preserve"> </w:t>
+      </w:r>
+      <w:r>
+        <w:rPr>
+          <w:rFonts w:hint="default" w:cs="Times New Roman"/>
+          <w:sz w:val="28"/>
+          <w:szCs w:val="28"/>
+          <w:lang w:val="en-US"/>
+        </w:rPr>
+        <w:t>Refined Overall Class Diagram</w:t>
+      </w:r>
+      <w:r>
+        <w:rPr>
+          <w:sz w:val="28"/>
+          <w:szCs w:val="28"/>
+        </w:rPr>
+        <w:tab/>
+      </w:r>
+      <w:r>
+        <w:rPr>
+          <w:rFonts w:hint="default"/>
+          <w:sz w:val="25"/>
+          <w:szCs w:val="25"/>
+          <w:lang w:val="en-US"/>
+        </w:rPr>
+        <w:t>X</w:t>
+      </w:r>
+      <w:r>
+        <w:rPr>
+          <w:rFonts w:hint="default"/>
+          <w:sz w:val="28"/>
+          <w:szCs w:val="28"/>
+          <w:lang w:val="en-US"/>
+        </w:rPr>
+        <w:fldChar w:fldCharType="end"/>
+      </w:r>
+    </w:p>
+    <w:p>
+      <w:pPr>
+        <w:pStyle w:val="12"/>
+        <w:tabs>
+          <w:tab w:val="right" w:leader="dot" w:pos="8306"/>
+        </w:tabs>
+        <w:ind w:left="800" w:leftChars="200" w:firstLine="0" w:firstLineChars="0"/>
+        <w:rPr>
+          <w:rFonts w:hint="default"/>
+          <w:sz w:val="25"/>
+          <w:szCs w:val="25"/>
+          <w:lang w:val="en-US"/>
+        </w:rPr>
+      </w:pPr>
+      <w:r>
+        <w:rPr>
+          <w:rFonts w:hint="default"/>
+          <w:sz w:val="25"/>
+          <w:szCs w:val="25"/>
+          <w:lang w:val="en-US"/>
+        </w:rPr>
+        <w:fldChar w:fldCharType="begin"/>
+      </w:r>
+      <w:r>
+        <w:rPr>
+          <w:rFonts w:hint="default"/>
+          <w:sz w:val="25"/>
+          <w:szCs w:val="25"/>
+          <w:lang w:val="en-US"/>
+        </w:rPr>
+        <w:instrText xml:space="preserve"> HYPERLINK \l _Toc7289 </w:instrText>
+      </w:r>
+      <w:r>
+        <w:rPr>
+          <w:rFonts w:hint="default"/>
+          <w:sz w:val="25"/>
+          <w:szCs w:val="25"/>
+          <w:lang w:val="en-US"/>
+        </w:rPr>
+        <w:fldChar w:fldCharType="separate"/>
+      </w:r>
+      <w:r>
+        <w:rPr>
+          <w:rFonts w:hint="default"/>
+          <w:sz w:val="25"/>
+          <w:szCs w:val="25"/>
+          <w:lang w:val="en-US"/>
+        </w:rPr>
+        <w:t>1</w:t>
+      </w:r>
+      <w:r>
+        <w:rPr>
+          <w:rFonts w:hint="default" w:ascii="Times New Roman" w:hAnsi="Times New Roman" w:cs="Times New Roman"/>
+          <w:sz w:val="25"/>
+          <w:szCs w:val="25"/>
+          <w:lang w:val="en-US"/>
+        </w:rPr>
+        <w:t>.</w:t>
+      </w:r>
+      <w:r>
+        <w:rPr>
+          <w:rFonts w:hint="default" w:cs="Times New Roman"/>
+          <w:sz w:val="25"/>
+          <w:szCs w:val="25"/>
+          <w:lang w:val="en-US"/>
+        </w:rPr>
+        <w:t>2.1</w:t>
+      </w:r>
+      <w:r>
+        <w:rPr>
+          <w:rFonts w:hint="default" w:ascii="Times New Roman" w:hAnsi="Times New Roman" w:cs="Times New Roman"/>
+          <w:sz w:val="25"/>
+          <w:szCs w:val="25"/>
+          <w:lang w:val="en-US"/>
+        </w:rPr>
+        <w:t xml:space="preserve"> </w:t>
+      </w:r>
+      <w:r>
+        <w:rPr>
+          <w:rFonts w:hint="default" w:cs="Times New Roman"/>
+          <w:sz w:val="25"/>
+          <w:szCs w:val="25"/>
+          <w:lang w:val="en-US"/>
+        </w:rPr>
+        <w:t>Admin Subsystem Class Diagram</w:t>
+      </w:r>
+      <w:r>
+        <w:rPr>
+          <w:sz w:val="25"/>
+          <w:szCs w:val="25"/>
+        </w:rPr>
+        <w:tab/>
+      </w:r>
+      <w:r>
+        <w:rPr>
+          <w:rFonts w:hint="default"/>
+          <w:sz w:val="25"/>
+          <w:szCs w:val="25"/>
+          <w:lang w:val="en-US"/>
+        </w:rPr>
+        <w:t>X</w:t>
+      </w:r>
+      <w:r>
+        <w:rPr>
+          <w:rFonts w:hint="default"/>
+          <w:sz w:val="25"/>
+          <w:szCs w:val="25"/>
+          <w:lang w:val="en-US"/>
+        </w:rPr>
+        <w:fldChar w:fldCharType="end"/>
+      </w:r>
+    </w:p>
+    <w:p>
+      <w:pPr>
+        <w:pStyle w:val="12"/>
+        <w:tabs>
+          <w:tab w:val="right" w:leader="dot" w:pos="8306"/>
+        </w:tabs>
+        <w:ind w:left="800" w:leftChars="200" w:firstLine="0" w:firstLineChars="0"/>
+        <w:rPr>
+          <w:rFonts w:hint="default"/>
+          <w:sz w:val="25"/>
+          <w:szCs w:val="25"/>
+          <w:lang w:val="en-US"/>
+        </w:rPr>
+      </w:pPr>
+      <w:r>
+        <w:rPr>
+          <w:rFonts w:hint="default"/>
+          <w:sz w:val="25"/>
+          <w:szCs w:val="25"/>
+          <w:lang w:val="en-US"/>
+        </w:rPr>
+        <w:fldChar w:fldCharType="begin"/>
+      </w:r>
+      <w:r>
+        <w:rPr>
+          <w:rFonts w:hint="default"/>
+          <w:sz w:val="25"/>
+          <w:szCs w:val="25"/>
+          <w:lang w:val="en-US"/>
+        </w:rPr>
+        <w:instrText xml:space="preserve"> HYPERLINK \l _Toc7289 </w:instrText>
+      </w:r>
+      <w:r>
+        <w:rPr>
+          <w:rFonts w:hint="default"/>
+          <w:sz w:val="25"/>
+          <w:szCs w:val="25"/>
+          <w:lang w:val="en-US"/>
+        </w:rPr>
+        <w:fldChar w:fldCharType="separate"/>
+      </w:r>
+      <w:r>
+        <w:rPr>
+          <w:rFonts w:hint="default"/>
+          <w:sz w:val="25"/>
+          <w:szCs w:val="25"/>
+          <w:lang w:val="en-US"/>
+        </w:rPr>
+        <w:t>1</w:t>
+      </w:r>
+      <w:r>
+        <w:rPr>
+          <w:rFonts w:hint="default" w:ascii="Times New Roman" w:hAnsi="Times New Roman" w:cs="Times New Roman"/>
+          <w:sz w:val="25"/>
+          <w:szCs w:val="25"/>
+          <w:lang w:val="en-US"/>
+        </w:rPr>
+        <w:t>.</w:t>
+      </w:r>
+      <w:r>
+        <w:rPr>
+          <w:rFonts w:hint="default" w:cs="Times New Roman"/>
+          <w:sz w:val="25"/>
+          <w:szCs w:val="25"/>
+          <w:lang w:val="en-US"/>
+        </w:rPr>
+        <w:t>2.2</w:t>
+      </w:r>
+      <w:r>
+        <w:rPr>
+          <w:rFonts w:hint="default" w:ascii="Times New Roman" w:hAnsi="Times New Roman" w:cs="Times New Roman"/>
+          <w:sz w:val="25"/>
+          <w:szCs w:val="25"/>
+          <w:lang w:val="en-US"/>
+        </w:rPr>
+        <w:t xml:space="preserve"> </w:t>
+      </w:r>
+      <w:r>
+        <w:rPr>
+          <w:rFonts w:hint="default" w:cs="Times New Roman"/>
+          <w:sz w:val="25"/>
+          <w:szCs w:val="25"/>
+          <w:lang w:val="en-US"/>
+        </w:rPr>
+        <w:t>Staff Subsystem Class Diagram</w:t>
+      </w:r>
+      <w:r>
+        <w:rPr>
+          <w:sz w:val="25"/>
+          <w:szCs w:val="25"/>
+        </w:rPr>
+        <w:tab/>
+      </w:r>
+      <w:r>
+        <w:rPr>
+          <w:rFonts w:hint="default"/>
+          <w:sz w:val="25"/>
+          <w:szCs w:val="25"/>
+          <w:lang w:val="en-US"/>
+        </w:rPr>
+        <w:t>X</w:t>
+      </w:r>
+      <w:r>
+        <w:rPr>
+          <w:rFonts w:hint="default"/>
+          <w:sz w:val="25"/>
+          <w:szCs w:val="25"/>
+          <w:lang w:val="en-US"/>
+        </w:rPr>
+        <w:fldChar w:fldCharType="end"/>
+      </w:r>
+    </w:p>
+    <w:p>
+      <w:pPr>
+        <w:pStyle w:val="12"/>
+        <w:tabs>
+          <w:tab w:val="right" w:leader="dot" w:pos="8306"/>
+        </w:tabs>
+        <w:ind w:left="800" w:leftChars="200" w:firstLine="0" w:firstLineChars="0"/>
+        <w:rPr>
+          <w:rFonts w:hint="default"/>
+          <w:sz w:val="25"/>
+          <w:szCs w:val="25"/>
+          <w:lang w:val="en-US"/>
+        </w:rPr>
+      </w:pPr>
+      <w:r>
+        <w:rPr>
+          <w:rFonts w:hint="default"/>
+          <w:sz w:val="25"/>
+          <w:szCs w:val="25"/>
+          <w:lang w:val="en-US"/>
+        </w:rPr>
+        <w:fldChar w:fldCharType="begin"/>
+      </w:r>
+      <w:r>
+        <w:rPr>
+          <w:rFonts w:hint="default"/>
+          <w:sz w:val="25"/>
+          <w:szCs w:val="25"/>
+          <w:lang w:val="en-US"/>
+        </w:rPr>
+        <w:instrText xml:space="preserve"> HYPERLINK \l _Toc7289 </w:instrText>
+      </w:r>
+      <w:r>
+        <w:rPr>
+          <w:rFonts w:hint="default"/>
+          <w:sz w:val="25"/>
+          <w:szCs w:val="25"/>
+          <w:lang w:val="en-US"/>
+        </w:rPr>
+        <w:fldChar w:fldCharType="separate"/>
+      </w:r>
+      <w:r>
+        <w:rPr>
+          <w:rFonts w:hint="default"/>
+          <w:sz w:val="25"/>
+          <w:szCs w:val="25"/>
+          <w:lang w:val="en-US"/>
+        </w:rPr>
+        <w:t>1</w:t>
+      </w:r>
+      <w:r>
+        <w:rPr>
+          <w:rFonts w:hint="default" w:ascii="Times New Roman" w:hAnsi="Times New Roman" w:cs="Times New Roman"/>
+          <w:sz w:val="25"/>
+          <w:szCs w:val="25"/>
+          <w:lang w:val="en-US"/>
+        </w:rPr>
+        <w:t>.</w:t>
+      </w:r>
+      <w:r>
+        <w:rPr>
+          <w:rFonts w:hint="default" w:cs="Times New Roman"/>
+          <w:sz w:val="25"/>
+          <w:szCs w:val="25"/>
+          <w:lang w:val="en-US"/>
+        </w:rPr>
+        <w:t>2.3</w:t>
+      </w:r>
+      <w:r>
+        <w:rPr>
+          <w:rFonts w:hint="default" w:ascii="Times New Roman" w:hAnsi="Times New Roman" w:cs="Times New Roman"/>
+          <w:sz w:val="25"/>
+          <w:szCs w:val="25"/>
+          <w:lang w:val="en-US"/>
+        </w:rPr>
+        <w:t xml:space="preserve"> </w:t>
+      </w:r>
+      <w:r>
+        <w:rPr>
+          <w:rFonts w:hint="default" w:cs="Times New Roman"/>
+          <w:sz w:val="25"/>
+          <w:szCs w:val="25"/>
+          <w:lang w:val="en-US"/>
+        </w:rPr>
+        <w:t>Customer Subsystem Class Diagram</w:t>
+      </w:r>
+      <w:r>
+        <w:rPr>
+          <w:sz w:val="25"/>
+          <w:szCs w:val="25"/>
+        </w:rPr>
+        <w:tab/>
+      </w:r>
+      <w:r>
+        <w:rPr>
+          <w:rFonts w:hint="default"/>
+          <w:sz w:val="25"/>
+          <w:szCs w:val="25"/>
+          <w:lang w:val="en-US"/>
+        </w:rPr>
+        <w:t>X</w:t>
+      </w:r>
+      <w:r>
+        <w:rPr>
+          <w:rFonts w:hint="default"/>
+          <w:sz w:val="25"/>
+          <w:szCs w:val="25"/>
+          <w:lang w:val="en-US"/>
+        </w:rPr>
+        <w:fldChar w:fldCharType="end"/>
+      </w:r>
+    </w:p>
+    <w:p>
+      <w:pPr>
+        <w:pStyle w:val="12"/>
+        <w:tabs>
+          <w:tab w:val="right" w:leader="dot" w:pos="8306"/>
+        </w:tabs>
+        <w:ind w:left="800" w:leftChars="200" w:firstLine="0" w:firstLineChars="0"/>
+        <w:rPr>
+          <w:rFonts w:hint="default"/>
+          <w:sz w:val="28"/>
+          <w:szCs w:val="28"/>
+          <w:lang w:val="en-US"/>
+        </w:rPr>
+      </w:pPr>
+      <w:r>
+        <w:rPr>
+          <w:rFonts w:hint="default"/>
+          <w:sz w:val="25"/>
+          <w:szCs w:val="25"/>
+          <w:lang w:val="en-US"/>
+        </w:rPr>
+        <w:fldChar w:fldCharType="begin"/>
+      </w:r>
+      <w:r>
+        <w:rPr>
+          <w:rFonts w:hint="default"/>
+          <w:sz w:val="25"/>
+          <w:szCs w:val="25"/>
+          <w:lang w:val="en-US"/>
+        </w:rPr>
+        <w:instrText xml:space="preserve"> HYPERLINK \l _Toc7289 </w:instrText>
+      </w:r>
+      <w:r>
+        <w:rPr>
+          <w:rFonts w:hint="default"/>
+          <w:sz w:val="25"/>
+          <w:szCs w:val="25"/>
+          <w:lang w:val="en-US"/>
+        </w:rPr>
+        <w:fldChar w:fldCharType="separate"/>
+      </w:r>
+      <w:r>
+        <w:rPr>
+          <w:rFonts w:hint="default"/>
+          <w:sz w:val="25"/>
+          <w:szCs w:val="25"/>
+          <w:lang w:val="en-US"/>
+        </w:rPr>
+        <w:t>1</w:t>
+      </w:r>
+      <w:r>
+        <w:rPr>
+          <w:rFonts w:hint="default" w:ascii="Times New Roman" w:hAnsi="Times New Roman" w:cs="Times New Roman"/>
+          <w:sz w:val="25"/>
+          <w:szCs w:val="25"/>
+          <w:lang w:val="en-US"/>
+        </w:rPr>
+        <w:t>.</w:t>
+      </w:r>
+      <w:r>
+        <w:rPr>
+          <w:rFonts w:hint="default" w:cs="Times New Roman"/>
+          <w:sz w:val="25"/>
+          <w:szCs w:val="25"/>
+          <w:lang w:val="en-US"/>
+        </w:rPr>
+        <w:t>2.4</w:t>
+      </w:r>
+      <w:r>
+        <w:rPr>
+          <w:rFonts w:hint="default" w:ascii="Times New Roman" w:hAnsi="Times New Roman" w:cs="Times New Roman"/>
+          <w:sz w:val="25"/>
+          <w:szCs w:val="25"/>
+          <w:lang w:val="en-US"/>
+        </w:rPr>
+        <w:t xml:space="preserve"> </w:t>
+      </w:r>
+      <w:r>
+        <w:rPr>
+          <w:rFonts w:hint="default" w:cs="Times New Roman"/>
+          <w:sz w:val="25"/>
+          <w:szCs w:val="25"/>
+          <w:lang w:val="en-US"/>
+        </w:rPr>
+        <w:t>Design Changes and Rationale</w:t>
+      </w:r>
+      <w:r>
+        <w:rPr>
+          <w:sz w:val="25"/>
+          <w:szCs w:val="25"/>
+        </w:rPr>
+        <w:tab/>
+      </w:r>
+      <w:r>
+        <w:rPr>
+          <w:rFonts w:hint="default"/>
+          <w:sz w:val="25"/>
+          <w:szCs w:val="25"/>
+          <w:lang w:val="en-US"/>
+        </w:rPr>
+        <w:t>X</w:t>
+      </w:r>
+      <w:r>
+        <w:rPr>
+          <w:rFonts w:hint="default"/>
+          <w:sz w:val="25"/>
+          <w:szCs w:val="25"/>
+          <w:lang w:val="en-US"/>
+        </w:rPr>
+        <w:fldChar w:fldCharType="end"/>
+      </w:r>
+      <w:r>
+        <w:rPr>
+          <w:rFonts w:hint="default"/>
+          <w:sz w:val="25"/>
+          <w:szCs w:val="25"/>
+          <w:lang w:val="en-US"/>
+        </w:rPr>
+        <w:br w:type="textWrapping"/>
+      </w:r>
+    </w:p>
+    <w:p>
+      <w:pPr>
+        <w:pStyle w:val="12"/>
+        <w:tabs>
+          <w:tab w:val="right" w:leader="dot" w:pos="8306"/>
+        </w:tabs>
+        <w:ind w:left="800" w:leftChars="200" w:firstLine="0" w:firstLineChars="0"/>
+        <w:rPr>
+          <w:rFonts w:hint="default"/>
+          <w:sz w:val="28"/>
+          <w:szCs w:val="28"/>
+          <w:lang w:val="en-US"/>
+        </w:rPr>
+      </w:pPr>
+    </w:p>
+    <w:p>
+      <w:pPr>
+        <w:pStyle w:val="12"/>
+        <w:tabs>
+          <w:tab w:val="right" w:leader="dot" w:pos="8306"/>
+        </w:tabs>
+        <w:ind w:left="800" w:leftChars="200" w:firstLine="0" w:firstLineChars="0"/>
+        <w:rPr>
+          <w:rFonts w:hint="default"/>
+          <w:sz w:val="28"/>
+          <w:szCs w:val="28"/>
+          <w:lang w:val="en-US"/>
+        </w:rPr>
+      </w:pPr>
+    </w:p>
+    <w:p>
+      <w:pPr>
+        <w:pStyle w:val="12"/>
+        <w:tabs>
+          <w:tab w:val="right" w:leader="dot" w:pos="8306"/>
+        </w:tabs>
+        <w:ind w:left="800" w:leftChars="200" w:firstLine="0" w:firstLineChars="0"/>
+        <w:rPr>
+          <w:rFonts w:hint="default"/>
+          <w:sz w:val="28"/>
+          <w:szCs w:val="28"/>
+          <w:lang w:val="en-US"/>
+        </w:rPr>
+      </w:pPr>
+    </w:p>
+    <w:p>
+      <w:pPr>
+        <w:pStyle w:val="12"/>
+        <w:tabs>
+          <w:tab w:val="right" w:leader="dot" w:pos="8306"/>
+        </w:tabs>
+        <w:ind w:left="800" w:leftChars="200" w:firstLine="0" w:firstLineChars="0"/>
+        <w:rPr>
+          <w:rFonts w:hint="default"/>
+          <w:sz w:val="28"/>
+          <w:szCs w:val="28"/>
+          <w:lang w:val="en-US"/>
+        </w:rPr>
+      </w:pPr>
+    </w:p>
+    <w:p>
+      <w:pPr>
+        <w:pStyle w:val="12"/>
+        <w:tabs>
+          <w:tab w:val="right" w:leader="dot" w:pos="8306"/>
+        </w:tabs>
+        <w:ind w:left="800" w:leftChars="200" w:firstLine="0" w:firstLineChars="0"/>
+        <w:rPr>
+          <w:rFonts w:hint="default"/>
+          <w:sz w:val="28"/>
+          <w:szCs w:val="28"/>
+          <w:lang w:val="en-US"/>
+        </w:rPr>
+      </w:pPr>
+    </w:p>
+    <w:p>
+      <w:pPr>
+        <w:pStyle w:val="12"/>
+        <w:tabs>
+          <w:tab w:val="right" w:leader="dot" w:pos="8306"/>
+        </w:tabs>
+        <w:ind w:left="800" w:leftChars="200" w:firstLine="0" w:firstLineChars="0"/>
+        <w:rPr>
+          <w:rFonts w:hint="default"/>
+          <w:sz w:val="28"/>
+          <w:szCs w:val="28"/>
+          <w:lang w:val="en-US"/>
+        </w:rPr>
+      </w:pPr>
+    </w:p>
+    <w:p>
+      <w:pPr>
+        <w:pStyle w:val="12"/>
+        <w:tabs>
+          <w:tab w:val="right" w:leader="dot" w:pos="8306"/>
+        </w:tabs>
+        <w:ind w:left="800" w:leftChars="200" w:firstLine="0" w:firstLineChars="0"/>
+        <w:rPr>
+          <w:rFonts w:hint="default"/>
+          <w:sz w:val="28"/>
+          <w:szCs w:val="28"/>
+          <w:lang w:val="en-US"/>
+        </w:rPr>
+      </w:pPr>
+    </w:p>
+    <w:p>
+      <w:pPr>
+        <w:pStyle w:val="12"/>
+        <w:tabs>
+          <w:tab w:val="right" w:leader="dot" w:pos="8306"/>
+        </w:tabs>
+        <w:ind w:left="800" w:leftChars="200" w:firstLine="0" w:firstLineChars="0"/>
+        <w:rPr>
+          <w:rFonts w:hint="default"/>
+          <w:sz w:val="28"/>
+          <w:szCs w:val="28"/>
+          <w:lang w:val="en-US"/>
+        </w:rPr>
+      </w:pPr>
+    </w:p>
+    <w:p>
+      <w:pPr>
+        <w:pStyle w:val="12"/>
+        <w:tabs>
+          <w:tab w:val="right" w:leader="dot" w:pos="8306"/>
+        </w:tabs>
+        <w:ind w:left="800" w:leftChars="200" w:firstLine="0" w:firstLineChars="0"/>
+        <w:rPr>
+          <w:rFonts w:hint="default"/>
+          <w:sz w:val="28"/>
+          <w:szCs w:val="28"/>
+          <w:lang w:val="en-US"/>
+        </w:rPr>
+      </w:pPr>
+    </w:p>
+    <w:p>
+      <w:pPr>
+        <w:pStyle w:val="12"/>
+        <w:tabs>
+          <w:tab w:val="right" w:leader="dot" w:pos="8306"/>
+        </w:tabs>
+        <w:ind w:left="800" w:leftChars="200" w:firstLine="0" w:firstLineChars="0"/>
+        <w:rPr>
+          <w:rFonts w:hint="default"/>
+          <w:sz w:val="28"/>
+          <w:szCs w:val="28"/>
+          <w:lang w:val="en-US"/>
+        </w:rPr>
+      </w:pPr>
+    </w:p>
+    <w:p>
+      <w:pPr>
+        <w:pStyle w:val="12"/>
+        <w:tabs>
+          <w:tab w:val="right" w:leader="dot" w:pos="8306"/>
+        </w:tabs>
+        <w:ind w:left="800" w:leftChars="200" w:firstLine="0" w:firstLineChars="0"/>
+        <w:rPr>
+          <w:rFonts w:hint="default"/>
+          <w:sz w:val="28"/>
+          <w:szCs w:val="28"/>
+          <w:lang w:val="en-US"/>
+        </w:rPr>
+      </w:pPr>
+    </w:p>
+    <w:p>
+      <w:pPr>
+        <w:pStyle w:val="12"/>
+        <w:tabs>
+          <w:tab w:val="right" w:leader="dot" w:pos="8306"/>
+        </w:tabs>
+        <w:ind w:left="800" w:leftChars="200" w:firstLine="0" w:firstLineChars="0"/>
+        <w:rPr>
+          <w:rFonts w:hint="default"/>
+          <w:sz w:val="28"/>
+          <w:szCs w:val="28"/>
+          <w:lang w:val="en-US"/>
+        </w:rPr>
+      </w:pPr>
+    </w:p>
+    <w:p>
+      <w:pPr>
+        <w:pStyle w:val="12"/>
+        <w:tabs>
+          <w:tab w:val="right" w:leader="dot" w:pos="8306"/>
+        </w:tabs>
+        <w:ind w:left="800" w:leftChars="200" w:firstLine="0" w:firstLineChars="0"/>
+        <w:rPr>
+          <w:rFonts w:hint="default"/>
+          <w:sz w:val="28"/>
+          <w:szCs w:val="28"/>
+          <w:lang w:val="en-US"/>
+        </w:rPr>
+      </w:pPr>
+    </w:p>
+    <w:p>
+      <w:pPr>
+        <w:pStyle w:val="12"/>
+        <w:tabs>
+          <w:tab w:val="right" w:leader="dot" w:pos="8306"/>
+        </w:tabs>
+        <w:ind w:left="800" w:leftChars="200" w:firstLine="0" w:firstLineChars="0"/>
+        <w:rPr>
+          <w:rFonts w:hint="default"/>
+          <w:sz w:val="28"/>
+          <w:szCs w:val="28"/>
+          <w:lang w:val="en-US"/>
+        </w:rPr>
+      </w:pPr>
+    </w:p>
+    <w:p>
+      <w:pPr>
+        <w:pStyle w:val="12"/>
+        <w:tabs>
+          <w:tab w:val="right" w:leader="dot" w:pos="8306"/>
+        </w:tabs>
+        <w:ind w:left="800" w:leftChars="200" w:firstLine="0" w:firstLineChars="0"/>
+        <w:rPr>
+          <w:rFonts w:hint="default"/>
+          <w:sz w:val="28"/>
+          <w:szCs w:val="28"/>
+          <w:lang w:val="en-US"/>
+        </w:rPr>
+      </w:pPr>
+    </w:p>
+    <w:p>
+      <w:pPr>
+        <w:pStyle w:val="12"/>
+        <w:tabs>
+          <w:tab w:val="right" w:leader="dot" w:pos="8306"/>
+        </w:tabs>
+        <w:ind w:left="800" w:leftChars="200" w:firstLine="0" w:firstLineChars="0"/>
+        <w:rPr>
+          <w:rFonts w:hint="default"/>
+          <w:sz w:val="28"/>
+          <w:szCs w:val="28"/>
+          <w:lang w:val="en-US"/>
+        </w:rPr>
+      </w:pPr>
+    </w:p>
+    <w:p>
+      <w:pPr>
+        <w:pStyle w:val="12"/>
+        <w:tabs>
+          <w:tab w:val="right" w:leader="dot" w:pos="8306"/>
+        </w:tabs>
+        <w:ind w:left="800" w:leftChars="200" w:firstLine="0" w:firstLineChars="0"/>
+        <w:rPr>
+          <w:rFonts w:hint="default"/>
+          <w:sz w:val="28"/>
+          <w:szCs w:val="28"/>
+          <w:lang w:val="en-US"/>
+        </w:rPr>
+      </w:pPr>
+    </w:p>
+    <w:p>
+      <w:pPr>
+        <w:pStyle w:val="12"/>
+        <w:tabs>
+          <w:tab w:val="right" w:leader="dot" w:pos="8306"/>
+        </w:tabs>
+        <w:ind w:left="800" w:leftChars="200" w:firstLine="0" w:firstLineChars="0"/>
+        <w:rPr>
+          <w:rFonts w:hint="default"/>
+          <w:sz w:val="28"/>
+          <w:szCs w:val="28"/>
+          <w:lang w:val="en-US"/>
+        </w:rPr>
+      </w:pPr>
+    </w:p>
+    <w:p>
+      <w:pPr>
+        <w:pStyle w:val="12"/>
+        <w:tabs>
+          <w:tab w:val="right" w:leader="dot" w:pos="8306"/>
+        </w:tabs>
+        <w:ind w:left="800" w:leftChars="200" w:firstLine="0" w:firstLineChars="0"/>
+        <w:rPr>
+          <w:rFonts w:hint="default"/>
+          <w:sz w:val="28"/>
+          <w:szCs w:val="28"/>
+          <w:lang w:val="en-US"/>
+        </w:rPr>
+      </w:pPr>
+    </w:p>
+    <w:p>
+      <w:pPr>
+        <w:pStyle w:val="12"/>
+        <w:tabs>
+          <w:tab w:val="right" w:leader="dot" w:pos="8306"/>
+        </w:tabs>
+        <w:ind w:left="800" w:leftChars="200" w:firstLine="0" w:firstLineChars="0"/>
+        <w:rPr>
+          <w:rFonts w:hint="default"/>
+          <w:sz w:val="28"/>
+          <w:szCs w:val="28"/>
+          <w:lang w:val="en-US"/>
+        </w:rPr>
+      </w:pPr>
+    </w:p>
+    <w:p>
+      <w:pPr>
+        <w:pStyle w:val="12"/>
+        <w:tabs>
+          <w:tab w:val="right" w:leader="dot" w:pos="8306"/>
+        </w:tabs>
+        <w:ind w:left="800" w:leftChars="200" w:firstLine="0" w:firstLineChars="0"/>
+        <w:rPr>
+          <w:rFonts w:hint="default"/>
+          <w:sz w:val="28"/>
+          <w:szCs w:val="28"/>
+          <w:lang w:val="en-US"/>
+        </w:rPr>
+      </w:pPr>
+    </w:p>
+    <w:p>
+      <w:pPr>
+        <w:pStyle w:val="2"/>
+        <w:bidi w:val="0"/>
+        <w:spacing w:line="240" w:lineRule="auto"/>
+        <w:rPr>
+          <w:rFonts w:hint="default"/>
+          <w:lang w:val="en-US"/>
+        </w:rPr>
+      </w:pPr>
+      <w:r>
+        <w:rPr>
+          <w:rFonts w:hint="default"/>
+          <w:lang w:val="en-US"/>
+        </w:rPr>
+        <w:t>Part A: Requirement Redesign Analysis</w:t>
+      </w:r>
+    </w:p>
+    <w:p>
+      <w:pPr>
+        <w:pStyle w:val="3"/>
+        <w:bidi w:val="0"/>
+        <w:spacing w:line="240" w:lineRule="auto"/>
+        <w:ind w:left="400" w:leftChars="100" w:firstLine="0" w:firstLineChars="0"/>
+        <w:jc w:val="both"/>
+        <w:rPr>
+          <w:rFonts w:hint="default"/>
+          <w:lang w:val="en-US"/>
+        </w:rPr>
+      </w:pPr>
+      <w:r>
+        <w:rPr>
+          <w:rFonts w:hint="default"/>
+          <w:lang w:val="en-US"/>
+        </w:rPr>
+        <w:t>1. Case Study Requirement Analysis</w:t>
+      </w:r>
+      <w:r>
+        <w:rPr>
+          <w:rFonts w:hint="default"/>
+          <w:lang w:val="en-US"/>
+        </w:rPr>
+        <w:br w:type="textWrapping"/>
+      </w:r>
+      <w:r>
+        <w:rPr>
+          <w:rFonts w:hint="default"/>
+          <w:lang w:val="en-US"/>
+        </w:rPr>
+        <w:br w:type="textWrapping"/>
+      </w:r>
+      <w:r>
+        <w:rPr>
+          <w:rFonts w:hint="default" w:ascii="Times New Roman" w:hAnsi="Times New Roman" w:eastAsia="SimSun" w:cs="Times New Roman"/>
+          <w:b w:val="0"/>
+          <w:bCs w:val="0"/>
+          <w:sz w:val="24"/>
+          <w:szCs w:val="24"/>
+        </w:rPr>
+        <w:t>First and foremost, the third assignment requires students to transition the architectural design from the second assignment into a fully functional software implementation. Consequently, the team members decided to re-evaluate the identified system roles, problem domain, functional requirements, and task descriptions to ensure that our proposed solutions effectively address the challenges ABC-Trans is facing. During the re-analysis phase, team members noticed that three specific roles were mentioned in the case study, including platform administrators (admin), company staff, and customers. By addressing these identified design flaws, the team refined and reconstructed the overall class diagram to ensure comprehensive system coverage and proper role-based architecture, guaranteeing that all roles are included</w:t>
+      </w:r>
+      <w:r>
+        <w:rPr>
+          <w:rFonts w:hint="default" w:ascii="Times New Roman" w:hAnsi="Times New Roman" w:eastAsia="SimSun" w:cs="Times New Roman"/>
+          <w:b w:val="0"/>
+          <w:bCs w:val="0"/>
+          <w:sz w:val="24"/>
+          <w:szCs w:val="24"/>
+          <w:lang w:val="en-US"/>
+        </w:rPr>
+        <w:t>.</w:t>
+      </w:r>
+    </w:p>
+    <w:p>
+      <w:pPr>
+        <w:pStyle w:val="3"/>
+        <w:bidi w:val="0"/>
+        <w:ind w:left="400" w:leftChars="100" w:firstLine="0" w:firstLineChars="0"/>
+        <w:rPr>
+          <w:rFonts w:hint="default"/>
+          <w:lang w:val="en-US"/>
+        </w:rPr>
+      </w:pPr>
+      <w:r>
+        <w:rPr>
+          <w:rFonts w:hint="default"/>
+          <w:lang w:val="en-US"/>
+        </w:rPr>
+        <w:drawing>
+          <wp:anchor distT="0" distB="0" distL="114300" distR="114300" simplePos="0" relativeHeight="251662336" behindDoc="1" locked="0" layoutInCell="1" allowOverlap="1">
+            <wp:simplePos x="0" y="0"/>
+            <wp:positionH relativeFrom="column">
+              <wp:posOffset>648970</wp:posOffset>
+            </wp:positionH>
+            <wp:positionV relativeFrom="paragraph">
+              <wp:posOffset>319405</wp:posOffset>
+            </wp:positionV>
+            <wp:extent cx="3977005" cy="5306060"/>
+            <wp:effectExtent l="0" t="0" r="0" b="0"/>
+            <wp:wrapTight wrapText="bothSides">
+              <wp:wrapPolygon>
+                <wp:start x="0" y="0"/>
+                <wp:lineTo x="0" y="21528"/>
+                <wp:lineTo x="21521" y="21528"/>
+                <wp:lineTo x="21521" y="0"/>
+                <wp:lineTo x="0" y="0"/>
+              </wp:wrapPolygon>
+            </wp:wrapTight>
+            <wp:docPr id="1" name="Picture 1" descr="Updated_Class_Diagram_Overall"/>
+            <wp:cNvGraphicFramePr>
+              <a:graphicFrameLocks xmlns:a="http://schemas.openxmlformats.org/drawingml/2006/main" noChangeAspect="1"/>
+            </wp:cNvGraphicFramePr>
+            <a:graphic xmlns:a="http://schemas.openxmlformats.org/drawingml/2006/main">
+              <a:graphicData uri="http://schemas.openxmlformats.org/drawingml/2006/picture">
+                <pic:pic xmlns:pic="http://schemas.openxmlformats.org/drawingml/2006/picture">
+                  <pic:nvPicPr>
+                    <pic:cNvPr id="1" name="Picture 1" descr="Updated_Class_Diagram_Overall"/>
+                    <pic:cNvPicPr>
+                      <a:picLocks noChangeAspect="1"/>
+                    </pic:cNvPicPr>
+                  </pic:nvPicPr>
+                  <pic:blipFill>
+                    <a:blip r:embed="rId8"/>
+                    <a:stretch>
+                      <a:fillRect/>
+                    </a:stretch>
+                  </pic:blipFill>
+                  <pic:spPr>
+                    <a:xfrm>
+                      <a:off x="0" y="0"/>
+                      <a:ext cx="3977005" cy="5306060"/>
+                    </a:xfrm>
+                    <a:prstGeom prst="rect">
+                      <a:avLst/>
+                    </a:prstGeom>
+                  </pic:spPr>
+                </pic:pic>
+              </a:graphicData>
+            </a:graphic>
+          </wp:anchor>
+        </w:drawing>
+      </w:r>
+      <w:r>
+        <w:rPr>
+          <w:rFonts w:hint="default"/>
+          <w:lang w:val="en-US"/>
+        </w:rPr>
+        <w:t>2. Refined Overall Class Diagram</w:t>
+      </w:r>
+    </w:p>
+    <w:p>
+      <w:pPr>
+        <w:rPr>
+          <w:rFonts w:hint="default"/>
+          <w:lang w:val="en-US"/>
+        </w:rPr>
+      </w:pPr>
+    </w:p>
+    <w:p>
+      <w:pPr>
         <w:pStyle w:val="13"/>
         <w:tabs>
           <w:tab w:val="right" w:leader="dot" w:pos="8306"/>
@@ -1614,38 +2672,304 @@
         <w:pStyle w:val="12"/>
         <w:bidi w:val="0"/>
         <w:ind w:left="0" w:leftChars="0" w:firstLine="0" w:firstLineChars="0"/>
-        <w:rPr>
-          <w:rFonts w:hint="default"/>
-          <w:lang w:val="en-US"/>
-        </w:rPr>
-      </w:pPr>
-    </w:p>
-    <w:p>
-      <w:pPr>
-        <w:pStyle w:val="2"/>
-        <w:keepNext w:val="0"/>
-        <w:keepLines w:val="0"/>
-        <w:pageBreakBefore w:val="0"/>
-        <w:widowControl/>
-        <w:tabs>
-          <w:tab w:val="right" w:leader="dot" w:pos="3360"/>
-        </w:tabs>
-        <w:kinsoku/>
-        <w:wordWrap/>
-        <w:overflowPunct/>
-        <w:topLinePunct w:val="0"/>
-        <w:autoSpaceDE/>
-        <w:autoSpaceDN/>
-        <w:bidi w:val="0"/>
-        <w:adjustRightInd/>
-        <w:snapToGrid/>
-        <w:spacing w:line="240" w:lineRule="auto"/>
-        <w:textAlignment w:val="auto"/>
-        <w:rPr>
-          <w:rFonts w:hint="default" w:ascii="Times New Roman" w:hAnsi="Times New Roman" w:cs="Times New Roman"/>
-          <w:lang w:val="en-US"/>
-        </w:rPr>
-      </w:pPr>
+        <w:jc w:val="center"/>
+        <w:rPr>
+          <w:rFonts w:hint="default"/>
+          <w:i/>
+          <w:iCs/>
+          <w:sz w:val="21"/>
+          <w:szCs w:val="21"/>
+          <w:lang w:val="en-US"/>
+        </w:rPr>
+      </w:pPr>
+      <w:r>
+        <w:rPr>
+          <w:rFonts w:hint="default"/>
+          <w:i/>
+          <w:iCs/>
+          <w:sz w:val="21"/>
+          <w:szCs w:val="21"/>
+          <w:lang w:val="en-US"/>
+        </w:rPr>
+        <w:br w:type="textWrapping"/>
+      </w:r>
+      <w:r>
+        <w:rPr>
+          <w:rFonts w:hint="default"/>
+          <w:i/>
+          <w:iCs/>
+          <w:sz w:val="21"/>
+          <w:szCs w:val="21"/>
+          <w:lang w:val="en-US"/>
+        </w:rPr>
+        <w:br w:type="textWrapping"/>
+      </w:r>
+      <w:r>
+        <w:rPr>
+          <w:rFonts w:hint="default"/>
+          <w:i/>
+          <w:iCs/>
+          <w:sz w:val="21"/>
+          <w:szCs w:val="21"/>
+          <w:lang w:val="en-US"/>
+        </w:rPr>
+        <w:br w:type="textWrapping"/>
+      </w:r>
+      <w:r>
+        <w:rPr>
+          <w:rFonts w:hint="default"/>
+          <w:i/>
+          <w:iCs/>
+          <w:sz w:val="21"/>
+          <w:szCs w:val="21"/>
+          <w:lang w:val="en-US"/>
+        </w:rPr>
+        <w:br w:type="textWrapping"/>
+      </w:r>
+      <w:r>
+        <w:rPr>
+          <w:rFonts w:hint="default"/>
+          <w:i/>
+          <w:iCs/>
+          <w:sz w:val="21"/>
+          <w:szCs w:val="21"/>
+          <w:lang w:val="en-US"/>
+        </w:rPr>
+        <w:br w:type="textWrapping"/>
+      </w:r>
+      <w:r>
+        <w:rPr>
+          <w:rFonts w:hint="default"/>
+          <w:i/>
+          <w:iCs/>
+          <w:sz w:val="21"/>
+          <w:szCs w:val="21"/>
+          <w:lang w:val="en-US"/>
+        </w:rPr>
+        <w:br w:type="textWrapping"/>
+      </w:r>
+      <w:r>
+        <w:rPr>
+          <w:rFonts w:hint="default"/>
+          <w:i/>
+          <w:iCs/>
+          <w:sz w:val="21"/>
+          <w:szCs w:val="21"/>
+          <w:lang w:val="en-US"/>
+        </w:rPr>
+        <w:br w:type="textWrapping"/>
+      </w:r>
+      <w:r>
+        <w:rPr>
+          <w:rFonts w:hint="default"/>
+          <w:i/>
+          <w:iCs/>
+          <w:sz w:val="21"/>
+          <w:szCs w:val="21"/>
+          <w:lang w:val="en-US"/>
+        </w:rPr>
+        <w:br w:type="textWrapping"/>
+      </w:r>
+      <w:r>
+        <w:rPr>
+          <w:rFonts w:hint="default"/>
+          <w:i/>
+          <w:iCs/>
+          <w:sz w:val="21"/>
+          <w:szCs w:val="21"/>
+          <w:lang w:val="en-US"/>
+        </w:rPr>
+        <w:br w:type="textWrapping"/>
+      </w:r>
+      <w:r>
+        <w:rPr>
+          <w:rFonts w:hint="default"/>
+          <w:i/>
+          <w:iCs/>
+          <w:sz w:val="21"/>
+          <w:szCs w:val="21"/>
+          <w:lang w:val="en-US"/>
+        </w:rPr>
+        <w:br w:type="textWrapping"/>
+      </w:r>
+      <w:r>
+        <w:rPr>
+          <w:rFonts w:hint="default"/>
+          <w:i/>
+          <w:iCs/>
+          <w:sz w:val="21"/>
+          <w:szCs w:val="21"/>
+          <w:lang w:val="en-US"/>
+        </w:rPr>
+        <w:br w:type="textWrapping"/>
+      </w:r>
+      <w:r>
+        <w:rPr>
+          <w:rFonts w:hint="default"/>
+          <w:i/>
+          <w:iCs/>
+          <w:sz w:val="21"/>
+          <w:szCs w:val="21"/>
+          <w:lang w:val="en-US"/>
+        </w:rPr>
+        <w:br w:type="textWrapping"/>
+      </w:r>
+      <w:bookmarkStart w:id="0" w:name="_GoBack"/>
+      <w:bookmarkEnd w:id="0"/>
+      <w:r>
+        <w:rPr>
+          <w:rFonts w:hint="default"/>
+          <w:i/>
+          <w:iCs/>
+          <w:sz w:val="21"/>
+          <w:szCs w:val="21"/>
+          <w:lang w:val="en-US"/>
+        </w:rPr>
+        <w:br w:type="textWrapping"/>
+      </w:r>
+      <w:r>
+        <w:rPr>
+          <w:rFonts w:hint="default"/>
+          <w:i/>
+          <w:iCs/>
+          <w:sz w:val="21"/>
+          <w:szCs w:val="21"/>
+          <w:lang w:val="en-US"/>
+        </w:rPr>
+        <w:br w:type="textWrapping"/>
+      </w:r>
+      <w:r>
+        <w:rPr>
+          <w:rFonts w:hint="default"/>
+          <w:i/>
+          <w:iCs/>
+          <w:sz w:val="21"/>
+          <w:szCs w:val="21"/>
+          <w:lang w:val="en-US"/>
+        </w:rPr>
+        <w:br w:type="textWrapping"/>
+      </w:r>
+      <w:r>
+        <w:rPr>
+          <w:rFonts w:hint="default"/>
+          <w:i/>
+          <w:iCs/>
+          <w:sz w:val="21"/>
+          <w:szCs w:val="21"/>
+          <w:lang w:val="en-US"/>
+        </w:rPr>
+        <w:br w:type="textWrapping"/>
+      </w:r>
+      <w:r>
+        <w:rPr>
+          <w:rFonts w:hint="default"/>
+          <w:i/>
+          <w:iCs/>
+          <w:sz w:val="21"/>
+          <w:szCs w:val="21"/>
+          <w:lang w:val="en-US"/>
+        </w:rPr>
+        <w:br w:type="textWrapping"/>
+      </w:r>
+      <w:r>
+        <w:rPr>
+          <w:rFonts w:hint="default"/>
+          <w:i/>
+          <w:iCs/>
+          <w:sz w:val="21"/>
+          <w:szCs w:val="21"/>
+          <w:lang w:val="en-US"/>
+        </w:rPr>
+        <w:br w:type="textWrapping"/>
+      </w:r>
+      <w:r>
+        <w:rPr>
+          <w:rFonts w:hint="default"/>
+          <w:i/>
+          <w:iCs/>
+          <w:sz w:val="21"/>
+          <w:szCs w:val="21"/>
+          <w:lang w:val="en-US"/>
+        </w:rPr>
+        <w:br w:type="textWrapping"/>
+      </w:r>
+      <w:r>
+        <w:rPr>
+          <w:rFonts w:hint="default"/>
+          <w:i/>
+          <w:iCs/>
+          <w:sz w:val="21"/>
+          <w:szCs w:val="21"/>
+          <w:lang w:val="en-US"/>
+        </w:rPr>
+        <w:br w:type="textWrapping"/>
+      </w:r>
+      <w:r>
+        <w:rPr>
+          <w:rFonts w:hint="default"/>
+          <w:i/>
+          <w:iCs/>
+          <w:sz w:val="21"/>
+          <w:szCs w:val="21"/>
+          <w:lang w:val="en-US"/>
+        </w:rPr>
+        <w:br w:type="textWrapping"/>
+      </w:r>
+      <w:r>
+        <w:rPr>
+          <w:rFonts w:hint="default"/>
+          <w:i/>
+          <w:iCs/>
+          <w:sz w:val="21"/>
+          <w:szCs w:val="21"/>
+          <w:lang w:val="en-US"/>
+        </w:rPr>
+        <w:br w:type="textWrapping"/>
+      </w:r>
+      <w:r>
+        <w:rPr>
+          <w:rFonts w:hint="default"/>
+          <w:i/>
+          <w:iCs/>
+          <w:sz w:val="21"/>
+          <w:szCs w:val="21"/>
+          <w:lang w:val="en-US"/>
+        </w:rPr>
+        <w:br w:type="textWrapping"/>
+      </w:r>
+      <w:r>
+        <w:rPr>
+          <w:rFonts w:hint="default"/>
+          <w:i/>
+          <w:iCs/>
+          <w:sz w:val="21"/>
+          <w:szCs w:val="21"/>
+          <w:lang w:val="en-US"/>
+        </w:rPr>
+        <w:br w:type="textWrapping"/>
+      </w:r>
+      <w:r>
+        <w:rPr>
+          <w:rFonts w:hint="default"/>
+          <w:i/>
+          <w:iCs/>
+          <w:sz w:val="21"/>
+          <w:szCs w:val="21"/>
+          <w:lang w:val="en-US"/>
+        </w:rPr>
+        <w:br w:type="textWrapping"/>
+      </w:r>
+      <w:r>
+        <w:rPr>
+          <w:rFonts w:hint="default"/>
+          <w:i/>
+          <w:iCs/>
+          <w:sz w:val="21"/>
+          <w:szCs w:val="21"/>
+          <w:lang w:val="en-US"/>
+        </w:rPr>
+        <w:t>Figure 1: Updated Overall Class Diagram</w:t>
+      </w:r>
     </w:p>
     <w:sectPr>
       <w:headerReference r:id="rId3" w:type="default"/>

--- a/Assignments/Assignment3/Documents/Assignment3_Team_Report.docx
+++ b/Assignments/Assignment3/Documents/Assignment3_Team_Report.docx
@@ -541,8 +541,8 @@
         <w:jc w:val="left"/>
         <w:rPr>
           <w:rFonts w:hint="default" w:ascii="Times New Roman" w:hAnsi="Times New Roman" w:cs="Times New Roman"/>
-          <w:sz w:val="24"/>
-          <w:szCs w:val="24"/>
+          <w:sz w:val="28"/>
+          <w:szCs w:val="28"/>
           <w:lang w:val="en-US"/>
         </w:rPr>
       </w:pPr>
@@ -564,16 +564,7 @@
           <w:szCs w:val="28"/>
           <w:lang w:val="en-US"/>
         </w:rPr>
-        <w:t xml:space="preserve">: </w:t>
-      </w:r>
-      <w:r>
-        <w:rPr>
-          <w:rFonts w:hint="default" w:ascii="Times New Roman" w:hAnsi="Times New Roman" w:cs="Times New Roman"/>
-          <w:sz w:val="24"/>
-          <w:szCs w:val="24"/>
-          <w:lang w:val="en-US"/>
-        </w:rPr>
-        <w:t>Mr.Pham Thai Ky Trung</w:t>
+        <w:t>: Mr.Pham Thai Ky Trung</w:t>
       </w:r>
     </w:p>
     <w:p>
@@ -582,8 +573,8 @@
         <w:jc w:val="left"/>
         <w:rPr>
           <w:rFonts w:hint="default" w:ascii="Times New Roman" w:hAnsi="Times New Roman" w:cs="Times New Roman"/>
-          <w:sz w:val="24"/>
-          <w:szCs w:val="24"/>
+          <w:sz w:val="28"/>
+          <w:szCs w:val="28"/>
           <w:lang w:val="en-US"/>
         </w:rPr>
       </w:pPr>
@@ -614,8 +605,8 @@
         <w:jc w:val="left"/>
         <w:rPr>
           <w:rFonts w:hint="default" w:ascii="Times New Roman" w:hAnsi="Times New Roman" w:cs="Times New Roman"/>
-          <w:sz w:val="24"/>
-          <w:szCs w:val="24"/>
+          <w:sz w:val="28"/>
+          <w:szCs w:val="28"/>
           <w:lang w:val="en-US"/>
         </w:rPr>
       </w:pPr>
@@ -937,8 +928,11 @@
         <w:spacing w:line="240" w:lineRule="auto"/>
         <w:ind w:left="480" w:hanging="281" w:hangingChars="100"/>
         <w:jc w:val="left"/>
-        <w:rPr>
-          <w:rFonts w:hint="default" w:ascii="Times New Roman" w:hAnsi="Times New Roman" w:cs="Times New Roman"/>
+        <w:outlineLvl w:val="0"/>
+        <w:rPr>
+          <w:rFonts w:hint="default" w:ascii="Times New Roman" w:hAnsi="Times New Roman" w:cs="Times New Roman"/>
+          <w:sz w:val="28"/>
+          <w:szCs w:val="28"/>
           <w:lang w:val="en-US"/>
         </w:rPr>
       </w:pPr>
@@ -983,20 +977,115 @@
     </w:p>
     <w:p>
       <w:pPr>
-        <w:bidi w:val="0"/>
-        <w:spacing w:line="240" w:lineRule="auto"/>
-        <w:rPr>
-          <w:rFonts w:hint="default" w:ascii="Times New Roman" w:hAnsi="Times New Roman" w:cs="Times New Roman"/>
-          <w:b/>
-          <w:bCs/>
-          <w:lang w:val="en-US"/>
-        </w:rPr>
-      </w:pPr>
-      <w:r>
-        <w:rPr>
-          <w:rFonts w:hint="default" w:ascii="Times New Roman" w:hAnsi="Times New Roman" w:cs="Times New Roman"/>
-          <w:b/>
-          <w:bCs/>
+        <w:spacing w:line="240" w:lineRule="auto"/>
+        <w:ind w:left="480" w:hanging="280" w:hangingChars="100"/>
+        <w:jc w:val="left"/>
+        <w:rPr>
+          <w:rFonts w:hint="default" w:ascii="Times New Roman" w:hAnsi="Times New Roman" w:cs="Times New Roman"/>
+          <w:sz w:val="28"/>
+          <w:szCs w:val="28"/>
+          <w:lang w:val="en-US"/>
+        </w:rPr>
+      </w:pPr>
+    </w:p>
+    <w:p>
+      <w:pPr>
+        <w:spacing w:line="240" w:lineRule="auto"/>
+        <w:ind w:left="480" w:hanging="280" w:hangingChars="100"/>
+        <w:jc w:val="left"/>
+        <w:rPr>
+          <w:rFonts w:hint="default" w:ascii="Times New Roman" w:hAnsi="Times New Roman" w:cs="Times New Roman"/>
+          <w:sz w:val="28"/>
+          <w:szCs w:val="28"/>
+          <w:lang w:val="en-US"/>
+        </w:rPr>
+      </w:pPr>
+    </w:p>
+    <w:p>
+      <w:pPr>
+        <w:spacing w:line="240" w:lineRule="auto"/>
+        <w:ind w:left="480" w:hanging="280" w:hangingChars="100"/>
+        <w:jc w:val="left"/>
+        <w:rPr>
+          <w:rFonts w:hint="default" w:ascii="Times New Roman" w:hAnsi="Times New Roman" w:cs="Times New Roman"/>
+          <w:sz w:val="28"/>
+          <w:szCs w:val="28"/>
+          <w:lang w:val="en-US"/>
+        </w:rPr>
+      </w:pPr>
+    </w:p>
+    <w:p>
+      <w:pPr>
+        <w:spacing w:line="240" w:lineRule="auto"/>
+        <w:ind w:left="480" w:hanging="280" w:hangingChars="100"/>
+        <w:jc w:val="left"/>
+        <w:rPr>
+          <w:rFonts w:hint="default" w:ascii="Times New Roman" w:hAnsi="Times New Roman" w:cs="Times New Roman"/>
+          <w:sz w:val="28"/>
+          <w:szCs w:val="28"/>
+          <w:lang w:val="en-US"/>
+        </w:rPr>
+      </w:pPr>
+    </w:p>
+    <w:p>
+      <w:pPr>
+        <w:spacing w:line="240" w:lineRule="auto"/>
+        <w:ind w:left="480" w:hanging="280" w:hangingChars="100"/>
+        <w:jc w:val="left"/>
+        <w:rPr>
+          <w:rFonts w:hint="default" w:ascii="Times New Roman" w:hAnsi="Times New Roman" w:cs="Times New Roman"/>
+          <w:sz w:val="28"/>
+          <w:szCs w:val="28"/>
+          <w:lang w:val="en-US"/>
+        </w:rPr>
+      </w:pPr>
+    </w:p>
+    <w:p>
+      <w:pPr>
+        <w:spacing w:line="240" w:lineRule="auto"/>
+        <w:ind w:left="480" w:hanging="280" w:hangingChars="100"/>
+        <w:jc w:val="left"/>
+        <w:rPr>
+          <w:rFonts w:hint="default" w:ascii="Times New Roman" w:hAnsi="Times New Roman" w:cs="Times New Roman"/>
+          <w:sz w:val="28"/>
+          <w:szCs w:val="28"/>
+          <w:lang w:val="en-US"/>
+        </w:rPr>
+      </w:pPr>
+    </w:p>
+    <w:p>
+      <w:pPr>
+        <w:spacing w:line="240" w:lineRule="auto"/>
+        <w:ind w:left="480" w:hanging="280" w:hangingChars="100"/>
+        <w:jc w:val="left"/>
+        <w:rPr>
+          <w:rFonts w:hint="default" w:ascii="Times New Roman" w:hAnsi="Times New Roman" w:cs="Times New Roman"/>
+          <w:sz w:val="28"/>
+          <w:szCs w:val="28"/>
+          <w:lang w:val="en-US"/>
+        </w:rPr>
+      </w:pPr>
+    </w:p>
+    <w:p>
+      <w:pPr>
+        <w:bidi w:val="0"/>
+        <w:outlineLvl w:val="0"/>
+        <w:rPr>
+          <w:rFonts w:hint="default"/>
+          <w:b/>
+          <w:bCs/>
+          <w:sz w:val="40"/>
+          <w:szCs w:val="40"/>
+          <w:lang w:val="en-US"/>
+        </w:rPr>
+      </w:pPr>
+      <w:r>
+        <w:rPr>
+          <w:rFonts w:hint="default"/>
+          <w:b/>
+          <w:bCs/>
+          <w:sz w:val="40"/>
+          <w:szCs w:val="40"/>
           <w:lang w:val="en-US"/>
         </w:rPr>
         <w:t>Abstraction</w:t>
@@ -1361,17 +1450,226 @@
     </w:p>
     <w:p>
       <w:pPr>
-        <w:pStyle w:val="12"/>
+        <w:bidi w:val="0"/>
+        <w:spacing w:line="240" w:lineRule="auto"/>
+        <w:rPr>
+          <w:rFonts w:hint="default" w:ascii="Times New Roman" w:hAnsi="Times New Roman" w:cs="Times New Roman"/>
+          <w:b/>
+          <w:bCs/>
+          <w:lang w:val="en-US"/>
+        </w:rPr>
+      </w:pPr>
+    </w:p>
+    <w:p>
+      <w:pPr>
+        <w:bidi w:val="0"/>
+        <w:spacing w:line="240" w:lineRule="auto"/>
+        <w:rPr>
+          <w:rFonts w:hint="default" w:ascii="Times New Roman" w:hAnsi="Times New Roman" w:cs="Times New Roman"/>
+          <w:b/>
+          <w:bCs/>
+          <w:lang w:val="en-US"/>
+        </w:rPr>
+      </w:pPr>
+    </w:p>
+    <w:p>
+      <w:pPr>
+        <w:bidi w:val="0"/>
+        <w:spacing w:line="240" w:lineRule="auto"/>
+        <w:rPr>
+          <w:rFonts w:hint="default" w:ascii="Times New Roman" w:hAnsi="Times New Roman" w:cs="Times New Roman"/>
+          <w:b/>
+          <w:bCs/>
+          <w:lang w:val="en-US"/>
+        </w:rPr>
+      </w:pPr>
+    </w:p>
+    <w:p>
+      <w:pPr>
+        <w:bidi w:val="0"/>
+        <w:spacing w:line="240" w:lineRule="auto"/>
+        <w:rPr>
+          <w:rFonts w:hint="default" w:ascii="Times New Roman" w:hAnsi="Times New Roman" w:cs="Times New Roman"/>
+          <w:b/>
+          <w:bCs/>
+          <w:lang w:val="en-US"/>
+        </w:rPr>
+      </w:pPr>
+    </w:p>
+    <w:p>
+      <w:pPr>
+        <w:bidi w:val="0"/>
+        <w:spacing w:line="240" w:lineRule="auto"/>
+        <w:rPr>
+          <w:rFonts w:hint="default" w:ascii="Times New Roman" w:hAnsi="Times New Roman" w:cs="Times New Roman"/>
+          <w:b/>
+          <w:bCs/>
+          <w:lang w:val="en-US"/>
+        </w:rPr>
+      </w:pPr>
+    </w:p>
+    <w:p>
+      <w:pPr>
+        <w:bidi w:val="0"/>
+        <w:spacing w:line="240" w:lineRule="auto"/>
+        <w:rPr>
+          <w:rFonts w:hint="default" w:ascii="Times New Roman" w:hAnsi="Times New Roman" w:cs="Times New Roman"/>
+          <w:b/>
+          <w:bCs/>
+          <w:lang w:val="en-US"/>
+        </w:rPr>
+      </w:pPr>
+    </w:p>
+    <w:p>
+      <w:pPr>
+        <w:bidi w:val="0"/>
+        <w:spacing w:line="240" w:lineRule="auto"/>
+        <w:rPr>
+          <w:rFonts w:hint="default" w:ascii="Times New Roman" w:hAnsi="Times New Roman" w:cs="Times New Roman"/>
+          <w:b/>
+          <w:bCs/>
+          <w:lang w:val="en-US"/>
+        </w:rPr>
+      </w:pPr>
+    </w:p>
+    <w:p>
+      <w:pPr>
+        <w:bidi w:val="0"/>
+        <w:spacing w:line="240" w:lineRule="auto"/>
+        <w:rPr>
+          <w:rFonts w:hint="default" w:ascii="Times New Roman" w:hAnsi="Times New Roman" w:cs="Times New Roman"/>
+          <w:b/>
+          <w:bCs/>
+          <w:lang w:val="en-US"/>
+        </w:rPr>
+      </w:pPr>
+    </w:p>
+    <w:p>
+      <w:pPr>
+        <w:bidi w:val="0"/>
+        <w:spacing w:line="240" w:lineRule="auto"/>
+        <w:rPr>
+          <w:rFonts w:hint="default" w:ascii="Times New Roman" w:hAnsi="Times New Roman" w:cs="Times New Roman"/>
+          <w:b/>
+          <w:bCs/>
+          <w:lang w:val="en-US"/>
+        </w:rPr>
+      </w:pPr>
+    </w:p>
+    <w:p>
+      <w:pPr>
+        <w:bidi w:val="0"/>
+        <w:spacing w:line="240" w:lineRule="auto"/>
+        <w:rPr>
+          <w:rFonts w:hint="default" w:ascii="Times New Roman" w:hAnsi="Times New Roman" w:cs="Times New Roman"/>
+          <w:b/>
+          <w:bCs/>
+          <w:lang w:val="en-US"/>
+        </w:rPr>
+      </w:pPr>
+    </w:p>
+    <w:p>
+      <w:pPr>
+        <w:bidi w:val="0"/>
+        <w:spacing w:line="240" w:lineRule="auto"/>
+        <w:rPr>
+          <w:rFonts w:hint="default" w:ascii="Times New Roman" w:hAnsi="Times New Roman" w:cs="Times New Roman"/>
+          <w:b/>
+          <w:bCs/>
+          <w:lang w:val="en-US"/>
+        </w:rPr>
+      </w:pPr>
+    </w:p>
+    <w:p>
+      <w:pPr>
+        <w:bidi w:val="0"/>
+        <w:spacing w:line="240" w:lineRule="auto"/>
+        <w:rPr>
+          <w:rFonts w:hint="default" w:ascii="Times New Roman" w:hAnsi="Times New Roman" w:cs="Times New Roman"/>
+          <w:b/>
+          <w:bCs/>
+          <w:lang w:val="en-US"/>
+        </w:rPr>
+      </w:pPr>
+    </w:p>
+    <w:p>
+      <w:pPr>
+        <w:bidi w:val="0"/>
+        <w:spacing w:line="240" w:lineRule="auto"/>
+        <w:rPr>
+          <w:rFonts w:hint="default" w:ascii="Times New Roman" w:hAnsi="Times New Roman" w:cs="Times New Roman"/>
+          <w:b/>
+          <w:bCs/>
+          <w:lang w:val="en-US"/>
+        </w:rPr>
+      </w:pPr>
+    </w:p>
+    <w:p>
+      <w:pPr>
+        <w:bidi w:val="0"/>
+        <w:spacing w:line="240" w:lineRule="auto"/>
+        <w:rPr>
+          <w:rFonts w:hint="default" w:ascii="Times New Roman" w:hAnsi="Times New Roman" w:cs="Times New Roman"/>
+          <w:b/>
+          <w:bCs/>
+          <w:lang w:val="en-US"/>
+        </w:rPr>
+      </w:pPr>
+    </w:p>
+    <w:p>
+      <w:pPr>
+        <w:bidi w:val="0"/>
+        <w:spacing w:line="240" w:lineRule="auto"/>
+        <w:rPr>
+          <w:rFonts w:hint="default" w:ascii="Times New Roman" w:hAnsi="Times New Roman" w:cs="Times New Roman"/>
+          <w:b/>
+          <w:bCs/>
+          <w:lang w:val="en-US"/>
+        </w:rPr>
+      </w:pPr>
+    </w:p>
+    <w:p>
+      <w:pPr>
+        <w:bidi w:val="0"/>
+        <w:spacing w:line="240" w:lineRule="auto"/>
+        <w:rPr>
+          <w:rFonts w:hint="default" w:ascii="Times New Roman" w:hAnsi="Times New Roman" w:cs="Times New Roman"/>
+          <w:b/>
+          <w:bCs/>
+          <w:lang w:val="en-US"/>
+        </w:rPr>
+      </w:pPr>
+    </w:p>
+    <w:p>
+      <w:pPr>
+        <w:bidi w:val="0"/>
+        <w:spacing w:line="240" w:lineRule="auto"/>
+        <w:rPr>
+          <w:rFonts w:hint="default" w:ascii="Times New Roman" w:hAnsi="Times New Roman" w:cs="Times New Roman"/>
+          <w:b/>
+          <w:bCs/>
+          <w:lang w:val="en-US"/>
+        </w:rPr>
+      </w:pPr>
+    </w:p>
+    <w:p>
+      <w:pPr>
+        <w:pStyle w:val="14"/>
         <w:bidi w:val="0"/>
         <w:ind w:left="2157" w:leftChars="0" w:firstLine="719" w:firstLineChars="0"/>
-        <w:rPr>
-          <w:rFonts w:hint="default"/>
-          <w:lang w:val="en-US"/>
-        </w:rPr>
-      </w:pPr>
-      <w:r>
-        <w:rPr>
-          <w:rFonts w:hint="default"/>
+        <w:outlineLvl w:val="0"/>
+        <w:rPr>
+          <w:rFonts w:hint="default"/>
+          <w:sz w:val="40"/>
+          <w:szCs w:val="48"/>
+          <w:lang w:val="en-US"/>
+        </w:rPr>
+      </w:pPr>
+      <w:r>
+        <w:rPr>
+          <w:rFonts w:hint="default"/>
+          <w:sz w:val="40"/>
+          <w:szCs w:val="48"/>
           <w:lang w:val="en-US"/>
         </w:rPr>
         <w:t>Table of Contents</w:t>
@@ -1379,7 +1677,7 @@
     </w:p>
     <w:p>
       <w:pPr>
-        <w:pStyle w:val="12"/>
+        <w:pStyle w:val="14"/>
         <w:tabs>
           <w:tab w:val="right" w:leader="dot" w:pos="8306"/>
         </w:tabs>
@@ -1485,11 +1783,11 @@
     </w:p>
     <w:p>
       <w:pPr>
-        <w:pStyle w:val="12"/>
+        <w:pStyle w:val="14"/>
         <w:tabs>
           <w:tab w:val="right" w:leader="dot" w:pos="8306"/>
         </w:tabs>
-        <w:ind w:left="400" w:leftChars="100" w:firstLine="0" w:firstLineChars="0"/>
+        <w:ind w:left="240" w:leftChars="100" w:firstLine="0" w:firstLineChars="0"/>
         <w:rPr>
           <w:rFonts w:hint="default"/>
           <w:sz w:val="28"/>
@@ -1579,11 +1877,11 @@
     </w:p>
     <w:p>
       <w:pPr>
-        <w:pStyle w:val="12"/>
+        <w:pStyle w:val="14"/>
         <w:tabs>
           <w:tab w:val="right" w:leader="dot" w:pos="8306"/>
         </w:tabs>
-        <w:ind w:left="400" w:leftChars="100" w:firstLine="0" w:firstLineChars="0"/>
+        <w:ind w:left="240" w:leftChars="100" w:firstLine="0" w:firstLineChars="0"/>
         <w:rPr>
           <w:rFonts w:hint="default"/>
           <w:sz w:val="28"/>
@@ -1691,11 +1989,11 @@
     </w:p>
     <w:p>
       <w:pPr>
-        <w:pStyle w:val="12"/>
+        <w:pStyle w:val="14"/>
         <w:tabs>
           <w:tab w:val="right" w:leader="dot" w:pos="8306"/>
         </w:tabs>
-        <w:ind w:left="800" w:leftChars="200" w:firstLine="0" w:firstLineChars="0"/>
+        <w:ind w:left="480" w:leftChars="200" w:firstLine="0" w:firstLineChars="0"/>
         <w:rPr>
           <w:rFonts w:hint="default"/>
           <w:sz w:val="25"/>
@@ -1803,11 +2101,11 @@
     </w:p>
     <w:p>
       <w:pPr>
-        <w:pStyle w:val="12"/>
+        <w:pStyle w:val="14"/>
         <w:tabs>
           <w:tab w:val="right" w:leader="dot" w:pos="8306"/>
         </w:tabs>
-        <w:ind w:left="800" w:leftChars="200" w:firstLine="0" w:firstLineChars="0"/>
+        <w:ind w:left="480" w:leftChars="200" w:firstLine="0" w:firstLineChars="0"/>
         <w:rPr>
           <w:rFonts w:hint="default"/>
           <w:sz w:val="25"/>
@@ -1915,11 +2213,11 @@
     </w:p>
     <w:p>
       <w:pPr>
-        <w:pStyle w:val="12"/>
+        <w:pStyle w:val="14"/>
         <w:tabs>
           <w:tab w:val="right" w:leader="dot" w:pos="8306"/>
         </w:tabs>
-        <w:ind w:left="800" w:leftChars="200" w:firstLine="0" w:firstLineChars="0"/>
+        <w:ind w:left="480" w:leftChars="200" w:firstLine="0" w:firstLineChars="0"/>
         <w:rPr>
           <w:rFonts w:hint="default"/>
           <w:sz w:val="25"/>
@@ -2027,15 +2325,13 @@
     </w:p>
     <w:p>
       <w:pPr>
-        <w:pStyle w:val="12"/>
+        <w:pStyle w:val="14"/>
         <w:tabs>
           <w:tab w:val="right" w:leader="dot" w:pos="8306"/>
         </w:tabs>
-        <w:ind w:left="800" w:leftChars="200" w:firstLine="0" w:firstLineChars="0"/>
-        <w:rPr>
-          <w:rFonts w:hint="default"/>
-          <w:sz w:val="28"/>
-          <w:szCs w:val="28"/>
+        <w:ind w:left="480" w:leftChars="200" w:firstLine="0" w:firstLineChars="0"/>
+        <w:rPr>
+          <w:rFonts w:hint="default"/>
           <w:lang w:val="en-US"/>
         </w:rPr>
       </w:pPr>
@@ -2139,406 +2435,457 @@
       <w:r>
         <w:rPr>
           <w:rFonts w:hint="default"/>
-          <w:sz w:val="25"/>
-          <w:szCs w:val="25"/>
-          <w:lang w:val="en-US"/>
-        </w:rPr>
-        <w:br w:type="textWrapping"/>
-      </w:r>
-    </w:p>
-    <w:p>
-      <w:pPr>
-        <w:pStyle w:val="12"/>
+          <w:lang w:val="en-US"/>
+        </w:rPr>
+        <w:fldChar w:fldCharType="end"/>
+      </w:r>
+    </w:p>
+    <w:p>
+      <w:pPr>
+        <w:pStyle w:val="14"/>
         <w:tabs>
           <w:tab w:val="right" w:leader="dot" w:pos="8306"/>
         </w:tabs>
-        <w:ind w:left="800" w:leftChars="200" w:firstLine="0" w:firstLineChars="0"/>
-        <w:rPr>
-          <w:rFonts w:hint="default"/>
-          <w:sz w:val="28"/>
-          <w:szCs w:val="28"/>
-          <w:lang w:val="en-US"/>
-        </w:rPr>
-      </w:pPr>
-    </w:p>
-    <w:p>
-      <w:pPr>
-        <w:pStyle w:val="12"/>
+        <w:ind w:left="480" w:leftChars="200" w:firstLine="0" w:firstLineChars="0"/>
+        <w:rPr>
+          <w:rFonts w:hint="default"/>
+          <w:lang w:val="en-US"/>
+        </w:rPr>
+      </w:pPr>
+    </w:p>
+    <w:p>
+      <w:pPr>
+        <w:pStyle w:val="14"/>
         <w:tabs>
           <w:tab w:val="right" w:leader="dot" w:pos="8306"/>
         </w:tabs>
-        <w:ind w:left="800" w:leftChars="200" w:firstLine="0" w:firstLineChars="0"/>
-        <w:rPr>
-          <w:rFonts w:hint="default"/>
-          <w:sz w:val="28"/>
-          <w:szCs w:val="28"/>
-          <w:lang w:val="en-US"/>
-        </w:rPr>
-      </w:pPr>
-    </w:p>
-    <w:p>
-      <w:pPr>
-        <w:pStyle w:val="12"/>
+        <w:ind w:left="480" w:leftChars="200" w:firstLine="0" w:firstLineChars="0"/>
+        <w:rPr>
+          <w:rFonts w:hint="default"/>
+          <w:lang w:val="en-US"/>
+        </w:rPr>
+      </w:pPr>
+    </w:p>
+    <w:p>
+      <w:pPr>
+        <w:pStyle w:val="14"/>
         <w:tabs>
           <w:tab w:val="right" w:leader="dot" w:pos="8306"/>
         </w:tabs>
-        <w:ind w:left="800" w:leftChars="200" w:firstLine="0" w:firstLineChars="0"/>
-        <w:rPr>
-          <w:rFonts w:hint="default"/>
-          <w:sz w:val="28"/>
-          <w:szCs w:val="28"/>
-          <w:lang w:val="en-US"/>
-        </w:rPr>
-      </w:pPr>
-    </w:p>
-    <w:p>
-      <w:pPr>
-        <w:pStyle w:val="12"/>
+        <w:ind w:left="480" w:leftChars="200" w:firstLine="0" w:firstLineChars="0"/>
+        <w:rPr>
+          <w:rFonts w:hint="default"/>
+          <w:lang w:val="en-US"/>
+        </w:rPr>
+      </w:pPr>
+    </w:p>
+    <w:p>
+      <w:pPr>
+        <w:pStyle w:val="14"/>
         <w:tabs>
           <w:tab w:val="right" w:leader="dot" w:pos="8306"/>
         </w:tabs>
-        <w:ind w:left="800" w:leftChars="200" w:firstLine="0" w:firstLineChars="0"/>
-        <w:rPr>
-          <w:rFonts w:hint="default"/>
-          <w:sz w:val="28"/>
-          <w:szCs w:val="28"/>
-          <w:lang w:val="en-US"/>
-        </w:rPr>
-      </w:pPr>
-    </w:p>
-    <w:p>
-      <w:pPr>
-        <w:pStyle w:val="12"/>
+        <w:ind w:left="480" w:leftChars="200" w:firstLine="0" w:firstLineChars="0"/>
+        <w:rPr>
+          <w:rFonts w:hint="default"/>
+          <w:lang w:val="en-US"/>
+        </w:rPr>
+      </w:pPr>
+    </w:p>
+    <w:p>
+      <w:pPr>
+        <w:pStyle w:val="14"/>
         <w:tabs>
           <w:tab w:val="right" w:leader="dot" w:pos="8306"/>
         </w:tabs>
-        <w:ind w:left="800" w:leftChars="200" w:firstLine="0" w:firstLineChars="0"/>
-        <w:rPr>
-          <w:rFonts w:hint="default"/>
-          <w:sz w:val="28"/>
-          <w:szCs w:val="28"/>
-          <w:lang w:val="en-US"/>
-        </w:rPr>
-      </w:pPr>
-    </w:p>
-    <w:p>
-      <w:pPr>
-        <w:pStyle w:val="12"/>
+        <w:ind w:left="480" w:leftChars="200" w:firstLine="0" w:firstLineChars="0"/>
+        <w:rPr>
+          <w:rFonts w:hint="default"/>
+          <w:lang w:val="en-US"/>
+        </w:rPr>
+      </w:pPr>
+    </w:p>
+    <w:p>
+      <w:pPr>
+        <w:pStyle w:val="14"/>
         <w:tabs>
           <w:tab w:val="right" w:leader="dot" w:pos="8306"/>
         </w:tabs>
-        <w:ind w:left="800" w:leftChars="200" w:firstLine="0" w:firstLineChars="0"/>
-        <w:rPr>
-          <w:rFonts w:hint="default"/>
-          <w:sz w:val="28"/>
-          <w:szCs w:val="28"/>
-          <w:lang w:val="en-US"/>
-        </w:rPr>
-      </w:pPr>
-    </w:p>
-    <w:p>
-      <w:pPr>
-        <w:pStyle w:val="12"/>
+        <w:ind w:left="480" w:leftChars="200" w:firstLine="0" w:firstLineChars="0"/>
+        <w:rPr>
+          <w:rFonts w:hint="default"/>
+          <w:lang w:val="en-US"/>
+        </w:rPr>
+      </w:pPr>
+    </w:p>
+    <w:p>
+      <w:pPr>
+        <w:pStyle w:val="14"/>
         <w:tabs>
           <w:tab w:val="right" w:leader="dot" w:pos="8306"/>
         </w:tabs>
-        <w:ind w:left="800" w:leftChars="200" w:firstLine="0" w:firstLineChars="0"/>
-        <w:rPr>
-          <w:rFonts w:hint="default"/>
-          <w:sz w:val="28"/>
-          <w:szCs w:val="28"/>
-          <w:lang w:val="en-US"/>
-        </w:rPr>
-      </w:pPr>
-    </w:p>
-    <w:p>
-      <w:pPr>
-        <w:pStyle w:val="12"/>
+        <w:ind w:left="480" w:leftChars="200" w:firstLine="0" w:firstLineChars="0"/>
+        <w:rPr>
+          <w:rFonts w:hint="default"/>
+          <w:lang w:val="en-US"/>
+        </w:rPr>
+      </w:pPr>
+    </w:p>
+    <w:p>
+      <w:pPr>
+        <w:pStyle w:val="14"/>
         <w:tabs>
           <w:tab w:val="right" w:leader="dot" w:pos="8306"/>
         </w:tabs>
-        <w:ind w:left="800" w:leftChars="200" w:firstLine="0" w:firstLineChars="0"/>
-        <w:rPr>
-          <w:rFonts w:hint="default"/>
-          <w:sz w:val="28"/>
-          <w:szCs w:val="28"/>
-          <w:lang w:val="en-US"/>
-        </w:rPr>
-      </w:pPr>
-    </w:p>
-    <w:p>
-      <w:pPr>
-        <w:pStyle w:val="12"/>
+        <w:ind w:left="480" w:leftChars="200" w:firstLine="0" w:firstLineChars="0"/>
+        <w:rPr>
+          <w:rFonts w:hint="default"/>
+          <w:lang w:val="en-US"/>
+        </w:rPr>
+      </w:pPr>
+    </w:p>
+    <w:p>
+      <w:pPr>
+        <w:pStyle w:val="14"/>
         <w:tabs>
           <w:tab w:val="right" w:leader="dot" w:pos="8306"/>
         </w:tabs>
-        <w:ind w:left="800" w:leftChars="200" w:firstLine="0" w:firstLineChars="0"/>
-        <w:rPr>
-          <w:rFonts w:hint="default"/>
-          <w:sz w:val="28"/>
-          <w:szCs w:val="28"/>
-          <w:lang w:val="en-US"/>
-        </w:rPr>
-      </w:pPr>
-    </w:p>
-    <w:p>
-      <w:pPr>
-        <w:pStyle w:val="12"/>
+        <w:ind w:left="480" w:leftChars="200" w:firstLine="0" w:firstLineChars="0"/>
+        <w:rPr>
+          <w:rFonts w:hint="default"/>
+          <w:lang w:val="en-US"/>
+        </w:rPr>
+      </w:pPr>
+    </w:p>
+    <w:p>
+      <w:pPr>
+        <w:pStyle w:val="14"/>
         <w:tabs>
           <w:tab w:val="right" w:leader="dot" w:pos="8306"/>
         </w:tabs>
-        <w:ind w:left="800" w:leftChars="200" w:firstLine="0" w:firstLineChars="0"/>
-        <w:rPr>
-          <w:rFonts w:hint="default"/>
-          <w:sz w:val="28"/>
-          <w:szCs w:val="28"/>
-          <w:lang w:val="en-US"/>
-        </w:rPr>
-      </w:pPr>
-    </w:p>
-    <w:p>
-      <w:pPr>
-        <w:pStyle w:val="12"/>
+        <w:ind w:left="480" w:leftChars="200" w:firstLine="0" w:firstLineChars="0"/>
+        <w:rPr>
+          <w:rFonts w:hint="default"/>
+          <w:lang w:val="en-US"/>
+        </w:rPr>
+      </w:pPr>
+    </w:p>
+    <w:p>
+      <w:pPr>
+        <w:pStyle w:val="14"/>
         <w:tabs>
           <w:tab w:val="right" w:leader="dot" w:pos="8306"/>
         </w:tabs>
-        <w:ind w:left="800" w:leftChars="200" w:firstLine="0" w:firstLineChars="0"/>
-        <w:rPr>
-          <w:rFonts w:hint="default"/>
-          <w:sz w:val="28"/>
-          <w:szCs w:val="28"/>
-          <w:lang w:val="en-US"/>
-        </w:rPr>
-      </w:pPr>
-    </w:p>
-    <w:p>
-      <w:pPr>
-        <w:pStyle w:val="12"/>
+        <w:ind w:left="480" w:leftChars="200" w:firstLine="0" w:firstLineChars="0"/>
+        <w:rPr>
+          <w:rFonts w:hint="default"/>
+          <w:lang w:val="en-US"/>
+        </w:rPr>
+      </w:pPr>
+    </w:p>
+    <w:p>
+      <w:pPr>
+        <w:pStyle w:val="14"/>
         <w:tabs>
           <w:tab w:val="right" w:leader="dot" w:pos="8306"/>
         </w:tabs>
-        <w:ind w:left="800" w:leftChars="200" w:firstLine="0" w:firstLineChars="0"/>
-        <w:rPr>
-          <w:rFonts w:hint="default"/>
-          <w:sz w:val="28"/>
-          <w:szCs w:val="28"/>
-          <w:lang w:val="en-US"/>
-        </w:rPr>
-      </w:pPr>
-    </w:p>
-    <w:p>
-      <w:pPr>
-        <w:pStyle w:val="12"/>
+        <w:ind w:left="480" w:leftChars="200" w:firstLine="0" w:firstLineChars="0"/>
+        <w:rPr>
+          <w:rFonts w:hint="default"/>
+          <w:lang w:val="en-US"/>
+        </w:rPr>
+      </w:pPr>
+    </w:p>
+    <w:p>
+      <w:pPr>
+        <w:pStyle w:val="14"/>
         <w:tabs>
           <w:tab w:val="right" w:leader="dot" w:pos="8306"/>
         </w:tabs>
-        <w:ind w:left="800" w:leftChars="200" w:firstLine="0" w:firstLineChars="0"/>
-        <w:rPr>
-          <w:rFonts w:hint="default"/>
-          <w:sz w:val="28"/>
-          <w:szCs w:val="28"/>
-          <w:lang w:val="en-US"/>
-        </w:rPr>
-      </w:pPr>
-    </w:p>
-    <w:p>
-      <w:pPr>
-        <w:pStyle w:val="12"/>
+        <w:ind w:left="480" w:leftChars="200" w:firstLine="0" w:firstLineChars="0"/>
+        <w:rPr>
+          <w:rFonts w:hint="default"/>
+          <w:lang w:val="en-US"/>
+        </w:rPr>
+      </w:pPr>
+    </w:p>
+    <w:p>
+      <w:pPr>
+        <w:pStyle w:val="14"/>
         <w:tabs>
           <w:tab w:val="right" w:leader="dot" w:pos="8306"/>
         </w:tabs>
-        <w:ind w:left="800" w:leftChars="200" w:firstLine="0" w:firstLineChars="0"/>
-        <w:rPr>
-          <w:rFonts w:hint="default"/>
-          <w:sz w:val="28"/>
-          <w:szCs w:val="28"/>
-          <w:lang w:val="en-US"/>
-        </w:rPr>
-      </w:pPr>
-    </w:p>
-    <w:p>
-      <w:pPr>
-        <w:pStyle w:val="12"/>
+        <w:ind w:left="480" w:leftChars="200" w:firstLine="0" w:firstLineChars="0"/>
+        <w:rPr>
+          <w:rFonts w:hint="default"/>
+          <w:lang w:val="en-US"/>
+        </w:rPr>
+      </w:pPr>
+    </w:p>
+    <w:p>
+      <w:pPr>
+        <w:pStyle w:val="14"/>
         <w:tabs>
           <w:tab w:val="right" w:leader="dot" w:pos="8306"/>
         </w:tabs>
-        <w:ind w:left="800" w:leftChars="200" w:firstLine="0" w:firstLineChars="0"/>
-        <w:rPr>
-          <w:rFonts w:hint="default"/>
-          <w:sz w:val="28"/>
-          <w:szCs w:val="28"/>
-          <w:lang w:val="en-US"/>
-        </w:rPr>
-      </w:pPr>
-    </w:p>
-    <w:p>
-      <w:pPr>
-        <w:pStyle w:val="12"/>
+        <w:ind w:left="480" w:leftChars="200" w:firstLine="0" w:firstLineChars="0"/>
+        <w:rPr>
+          <w:rFonts w:hint="default"/>
+          <w:lang w:val="en-US"/>
+        </w:rPr>
+      </w:pPr>
+    </w:p>
+    <w:p>
+      <w:pPr>
+        <w:pStyle w:val="14"/>
         <w:tabs>
           <w:tab w:val="right" w:leader="dot" w:pos="8306"/>
         </w:tabs>
-        <w:ind w:left="800" w:leftChars="200" w:firstLine="0" w:firstLineChars="0"/>
-        <w:rPr>
-          <w:rFonts w:hint="default"/>
-          <w:sz w:val="28"/>
-          <w:szCs w:val="28"/>
-          <w:lang w:val="en-US"/>
-        </w:rPr>
-      </w:pPr>
-    </w:p>
-    <w:p>
-      <w:pPr>
-        <w:pStyle w:val="12"/>
+        <w:ind w:left="480" w:leftChars="200" w:firstLine="0" w:firstLineChars="0"/>
+        <w:rPr>
+          <w:rFonts w:hint="default"/>
+          <w:lang w:val="en-US"/>
+        </w:rPr>
+      </w:pPr>
+    </w:p>
+    <w:p>
+      <w:pPr>
+        <w:pStyle w:val="14"/>
         <w:tabs>
           <w:tab w:val="right" w:leader="dot" w:pos="8306"/>
         </w:tabs>
-        <w:ind w:left="800" w:leftChars="200" w:firstLine="0" w:firstLineChars="0"/>
-        <w:rPr>
-          <w:rFonts w:hint="default"/>
-          <w:sz w:val="28"/>
-          <w:szCs w:val="28"/>
-          <w:lang w:val="en-US"/>
-        </w:rPr>
-      </w:pPr>
-    </w:p>
-    <w:p>
-      <w:pPr>
-        <w:pStyle w:val="12"/>
+        <w:ind w:left="480" w:leftChars="200" w:firstLine="0" w:firstLineChars="0"/>
+        <w:rPr>
+          <w:rFonts w:hint="default"/>
+          <w:lang w:val="en-US"/>
+        </w:rPr>
+      </w:pPr>
+    </w:p>
+    <w:p>
+      <w:pPr>
+        <w:pStyle w:val="14"/>
         <w:tabs>
           <w:tab w:val="right" w:leader="dot" w:pos="8306"/>
         </w:tabs>
-        <w:ind w:left="800" w:leftChars="200" w:firstLine="0" w:firstLineChars="0"/>
-        <w:rPr>
-          <w:rFonts w:hint="default"/>
-          <w:sz w:val="28"/>
-          <w:szCs w:val="28"/>
-          <w:lang w:val="en-US"/>
-        </w:rPr>
-      </w:pPr>
-    </w:p>
-    <w:p>
-      <w:pPr>
-        <w:pStyle w:val="12"/>
+        <w:ind w:left="480" w:leftChars="200" w:firstLine="0" w:firstLineChars="0"/>
+        <w:rPr>
+          <w:rFonts w:hint="default"/>
+          <w:lang w:val="en-US"/>
+        </w:rPr>
+      </w:pPr>
+    </w:p>
+    <w:p>
+      <w:pPr>
+        <w:pStyle w:val="14"/>
         <w:tabs>
           <w:tab w:val="right" w:leader="dot" w:pos="8306"/>
         </w:tabs>
-        <w:ind w:left="800" w:leftChars="200" w:firstLine="0" w:firstLineChars="0"/>
-        <w:rPr>
-          <w:rFonts w:hint="default"/>
-          <w:sz w:val="28"/>
-          <w:szCs w:val="28"/>
-          <w:lang w:val="en-US"/>
-        </w:rPr>
-      </w:pPr>
-    </w:p>
-    <w:p>
-      <w:pPr>
-        <w:pStyle w:val="12"/>
+        <w:ind w:left="480" w:leftChars="200" w:firstLine="0" w:firstLineChars="0"/>
+        <w:rPr>
+          <w:rFonts w:hint="default"/>
+          <w:lang w:val="en-US"/>
+        </w:rPr>
+      </w:pPr>
+    </w:p>
+    <w:p>
+      <w:pPr>
+        <w:pStyle w:val="14"/>
         <w:tabs>
           <w:tab w:val="right" w:leader="dot" w:pos="8306"/>
         </w:tabs>
-        <w:ind w:left="800" w:leftChars="200" w:firstLine="0" w:firstLineChars="0"/>
-        <w:rPr>
-          <w:rFonts w:hint="default"/>
-          <w:sz w:val="28"/>
-          <w:szCs w:val="28"/>
-          <w:lang w:val="en-US"/>
-        </w:rPr>
-      </w:pPr>
-    </w:p>
-    <w:p>
-      <w:pPr>
-        <w:pStyle w:val="12"/>
+        <w:ind w:left="480" w:leftChars="200" w:firstLine="0" w:firstLineChars="0"/>
+        <w:rPr>
+          <w:rFonts w:hint="default"/>
+          <w:lang w:val="en-US"/>
+        </w:rPr>
+      </w:pPr>
+    </w:p>
+    <w:p>
+      <w:pPr>
+        <w:pStyle w:val="14"/>
         <w:tabs>
           <w:tab w:val="right" w:leader="dot" w:pos="8306"/>
         </w:tabs>
-        <w:ind w:left="800" w:leftChars="200" w:firstLine="0" w:firstLineChars="0"/>
-        <w:rPr>
-          <w:rFonts w:hint="default"/>
-          <w:sz w:val="28"/>
-          <w:szCs w:val="28"/>
-          <w:lang w:val="en-US"/>
-        </w:rPr>
-      </w:pPr>
-    </w:p>
-    <w:p>
-      <w:pPr>
-        <w:pStyle w:val="2"/>
-        <w:bidi w:val="0"/>
-        <w:spacing w:line="240" w:lineRule="auto"/>
-        <w:rPr>
-          <w:rFonts w:hint="default"/>
-          <w:lang w:val="en-US"/>
-        </w:rPr>
-      </w:pPr>
-      <w:r>
-        <w:rPr>
-          <w:rFonts w:hint="default"/>
-          <w:lang w:val="en-US"/>
-        </w:rPr>
-        <w:t>Part A: Requirement Redesign Analysis</w:t>
-      </w:r>
-    </w:p>
-    <w:p>
-      <w:pPr>
-        <w:pStyle w:val="3"/>
-        <w:bidi w:val="0"/>
-        <w:spacing w:line="240" w:lineRule="auto"/>
-        <w:ind w:left="400" w:leftChars="100" w:firstLine="0" w:firstLineChars="0"/>
-        <w:jc w:val="both"/>
-        <w:rPr>
-          <w:rFonts w:hint="default"/>
-          <w:lang w:val="en-US"/>
-        </w:rPr>
-      </w:pPr>
-      <w:r>
-        <w:rPr>
-          <w:rFonts w:hint="default"/>
-          <w:lang w:val="en-US"/>
-        </w:rPr>
-        <w:t>1. Case Study Requirement Analysis</w:t>
-      </w:r>
-      <w:r>
-        <w:rPr>
-          <w:rFonts w:hint="default"/>
-          <w:lang w:val="en-US"/>
-        </w:rPr>
-        <w:br w:type="textWrapping"/>
-      </w:r>
-      <w:r>
-        <w:rPr>
-          <w:rFonts w:hint="default"/>
-          <w:lang w:val="en-US"/>
-        </w:rPr>
-        <w:br w:type="textWrapping"/>
-      </w:r>
-      <w:r>
-        <w:rPr>
-          <w:rFonts w:hint="default" w:ascii="Times New Roman" w:hAnsi="Times New Roman" w:eastAsia="SimSun" w:cs="Times New Roman"/>
-          <w:b w:val="0"/>
-          <w:bCs w:val="0"/>
+        <w:ind w:left="480" w:leftChars="200" w:firstLine="0" w:firstLineChars="0"/>
+        <w:rPr>
+          <w:rFonts w:hint="default"/>
+          <w:lang w:val="en-US"/>
+        </w:rPr>
+      </w:pPr>
+    </w:p>
+    <w:p>
+      <w:pPr>
+        <w:pStyle w:val="14"/>
+        <w:tabs>
+          <w:tab w:val="right" w:leader="dot" w:pos="8306"/>
+        </w:tabs>
+        <w:ind w:left="480" w:leftChars="200" w:firstLine="0" w:firstLineChars="0"/>
+        <w:rPr>
+          <w:rFonts w:hint="default"/>
+          <w:lang w:val="en-US"/>
+        </w:rPr>
+      </w:pPr>
+    </w:p>
+    <w:p>
+      <w:pPr>
+        <w:pStyle w:val="14"/>
+        <w:tabs>
+          <w:tab w:val="right" w:leader="dot" w:pos="8306"/>
+        </w:tabs>
+        <w:ind w:left="480" w:leftChars="200" w:firstLine="0" w:firstLineChars="0"/>
+        <w:rPr>
+          <w:rFonts w:hint="default"/>
+          <w:lang w:val="en-US"/>
+        </w:rPr>
+      </w:pPr>
+    </w:p>
+    <w:p>
+      <w:pPr>
+        <w:pStyle w:val="14"/>
+        <w:tabs>
+          <w:tab w:val="right" w:leader="dot" w:pos="8306"/>
+        </w:tabs>
+        <w:ind w:left="480" w:leftChars="200" w:firstLine="0" w:firstLineChars="0"/>
+        <w:rPr>
+          <w:rFonts w:hint="default"/>
+          <w:lang w:val="en-US"/>
+        </w:rPr>
+      </w:pPr>
+    </w:p>
+    <w:p>
+      <w:pPr>
+        <w:pStyle w:val="14"/>
+        <w:tabs>
+          <w:tab w:val="right" w:leader="dot" w:pos="8306"/>
+        </w:tabs>
+        <w:ind w:left="480" w:leftChars="200" w:firstLine="0" w:firstLineChars="0"/>
+        <w:rPr>
+          <w:rFonts w:hint="default"/>
+          <w:lang w:val="en-US"/>
+        </w:rPr>
+      </w:pPr>
+    </w:p>
+    <w:p>
+      <w:pPr>
+        <w:pStyle w:val="14"/>
+        <w:tabs>
+          <w:tab w:val="right" w:leader="dot" w:pos="8306"/>
+        </w:tabs>
+        <w:ind w:left="480" w:leftChars="200" w:firstLine="0" w:firstLineChars="0"/>
+        <w:rPr>
+          <w:rFonts w:hint="default"/>
+          <w:lang w:val="en-US"/>
+        </w:rPr>
+      </w:pPr>
+    </w:p>
+    <w:p>
+      <w:pPr>
+        <w:pStyle w:val="14"/>
+        <w:tabs>
+          <w:tab w:val="right" w:leader="dot" w:pos="8306"/>
+        </w:tabs>
+        <w:ind w:left="0" w:leftChars="0" w:firstLine="0" w:firstLineChars="0"/>
+        <w:outlineLvl w:val="0"/>
+        <w:rPr>
+          <w:rFonts w:hint="default"/>
+          <w:sz w:val="36"/>
+          <w:szCs w:val="36"/>
+          <w:lang w:val="en-US"/>
+        </w:rPr>
+      </w:pPr>
+      <w:r>
+        <w:rPr>
+          <w:rFonts w:hint="default"/>
+          <w:sz w:val="36"/>
+          <w:szCs w:val="36"/>
+          <w:lang w:val="en-US"/>
+        </w:rPr>
+        <w:t>Part A - Requirement Redesign Analysis</w:t>
+      </w:r>
+    </w:p>
+    <w:p>
+      <w:pPr>
+        <w:pStyle w:val="14"/>
+        <w:numPr>
+          <w:ilvl w:val="0"/>
+          <w:numId w:val="1"/>
+        </w:numPr>
+        <w:tabs>
+          <w:tab w:val="right" w:leader="dot" w:pos="8306"/>
+        </w:tabs>
+        <w:spacing w:line="360" w:lineRule="auto"/>
+        <w:ind w:left="0" w:leftChars="0" w:firstLine="0" w:firstLineChars="0"/>
+        <w:outlineLvl w:val="0"/>
+        <w:rPr>
+          <w:rFonts w:hint="default"/>
+          <w:sz w:val="32"/>
+          <w:szCs w:val="32"/>
+          <w:lang w:val="en-US"/>
+        </w:rPr>
+      </w:pPr>
+      <w:r>
+        <w:rPr>
+          <w:rFonts w:hint="default"/>
+          <w:sz w:val="32"/>
+          <w:szCs w:val="32"/>
+          <w:lang w:val="en-US"/>
+        </w:rPr>
+        <w:t>Case Study Requirement Analysis</w:t>
+      </w:r>
+    </w:p>
+    <w:p>
+      <w:pPr>
+        <w:bidi w:val="0"/>
+        <w:rPr>
+          <w:rFonts w:hint="default"/>
           <w:sz w:val="24"/>
           <w:szCs w:val="24"/>
-        </w:rPr>
-        <w:t>First and foremost, the third assignment requires students to transition the architectural design from the second assignment into a fully functional software implementation. Consequently, the team members decided to re-evaluate the identified system roles, problem domain, functional requirements, and task descriptions to ensure that our proposed solutions effectively address the challenges ABC-Trans is facing. During the re-analysis phase, team members noticed that three specific roles were mentioned in the case study, including platform administrators (admin), company staff, and customers. By addressing these identified design flaws, the team refined and reconstructed the overall class diagram to ensure comprehensive system coverage and proper role-based architecture, guaranteeing that all roles are included</w:t>
-      </w:r>
-      <w:r>
-        <w:rPr>
-          <w:rFonts w:hint="default" w:ascii="Times New Roman" w:hAnsi="Times New Roman" w:eastAsia="SimSun" w:cs="Times New Roman"/>
-          <w:b w:val="0"/>
-          <w:bCs w:val="0"/>
+          <w:lang w:val="en-US"/>
+        </w:rPr>
+      </w:pPr>
+      <w:r>
+        <w:rPr>
+          <w:rFonts w:hint="default"/>
           <w:sz w:val="24"/>
           <w:szCs w:val="24"/>
           <w:lang w:val="en-US"/>
         </w:rPr>
-        <w:t>.</w:t>
-      </w:r>
-    </w:p>
-    <w:p>
-      <w:pPr>
-        <w:pStyle w:val="3"/>
-        <w:bidi w:val="0"/>
-        <w:ind w:left="400" w:leftChars="100" w:firstLine="0" w:firstLineChars="0"/>
+        <w:t>First and foremost, the third assignment requires students to transition the architectural design from the second assignment into a fully functional software implementation. Consequently, the team members decided to re-evaluate the identified system roles, problem domain, functional requirements, and task descriptions to ensure that our proposed solutions effectively address the challenges ABC-Trans is facing. During the re-analysis phase, team members noticed that three specific roles were mentioned in the case study, including platform administrators (admin), company staff, and customers. By addressing these identified design flaws, the team refined and reconstructed the overall class diagram to ensure comprehensive system coverage and proper role-based architecture, guaranteeing that all roles are included.</w:t>
+      </w:r>
+    </w:p>
+    <w:p>
+      <w:pPr>
+        <w:pStyle w:val="14"/>
+        <w:numPr>
+          <w:ilvl w:val="0"/>
+          <w:numId w:val="1"/>
+        </w:numPr>
+        <w:tabs>
+          <w:tab w:val="right" w:leader="dot" w:pos="8306"/>
+        </w:tabs>
+        <w:spacing w:line="360" w:lineRule="auto"/>
+        <w:ind w:left="0" w:leftChars="0" w:firstLine="0" w:firstLineChars="0"/>
+        <w:outlineLvl w:val="0"/>
+        <w:rPr>
+          <w:rFonts w:hint="default"/>
+          <w:sz w:val="32"/>
+          <w:szCs w:val="32"/>
+          <w:lang w:val="en-US"/>
+        </w:rPr>
+      </w:pPr>
+      <w:r>
+        <w:rPr>
+          <w:rFonts w:hint="default"/>
+          <w:sz w:val="32"/>
+          <w:szCs w:val="32"/>
+          <w:lang w:val="en-US"/>
+        </w:rPr>
+        <w:t>Refined Overall Class Diagram</w:t>
+      </w:r>
+    </w:p>
+    <w:p>
+      <w:pPr>
+        <w:bidi w:val="0"/>
         <w:rPr>
           <w:rFonts w:hint="default"/>
           <w:lang w:val="en-US"/>
@@ -2553,19 +2900,19 @@
           <wp:anchor distT="0" distB="0" distL="114300" distR="114300" simplePos="0" relativeHeight="251662336" behindDoc="1" locked="0" layoutInCell="1" allowOverlap="1">
             <wp:simplePos x="0" y="0"/>
             <wp:positionH relativeFrom="column">
-              <wp:posOffset>648970</wp:posOffset>
+              <wp:posOffset>1478915</wp:posOffset>
             </wp:positionH>
             <wp:positionV relativeFrom="paragraph">
-              <wp:posOffset>319405</wp:posOffset>
+              <wp:posOffset>104775</wp:posOffset>
             </wp:positionV>
-            <wp:extent cx="3977005" cy="5306060"/>
-            <wp:effectExtent l="0" t="0" r="0" b="0"/>
+            <wp:extent cx="2364105" cy="3155950"/>
+            <wp:effectExtent l="0" t="0" r="13335" b="13970"/>
             <wp:wrapTight wrapText="bothSides">
               <wp:wrapPolygon>
                 <wp:start x="0" y="0"/>
-                <wp:lineTo x="0" y="21528"/>
-                <wp:lineTo x="21521" y="21528"/>
-                <wp:lineTo x="21521" y="0"/>
+                <wp:lineTo x="0" y="21487"/>
+                <wp:lineTo x="21443" y="21487"/>
+                <wp:lineTo x="21443" y="0"/>
                 <wp:lineTo x="0" y="0"/>
               </wp:wrapPolygon>
             </wp:wrapTight>
@@ -2591,7 +2938,7 @@
                   <pic:spPr>
                     <a:xfrm>
                       <a:off x="0" y="0"/>
-                      <a:ext cx="3977005" cy="5306060"/>
+                      <a:ext cx="2364105" cy="3155950"/>
                     </a:xfrm>
                     <a:prstGeom prst="rect">
                       <a:avLst/>
@@ -2606,73 +2953,173 @@
       <w:r>
         <w:rPr>
           <w:rFonts w:hint="default"/>
-          <w:lang w:val="en-US"/>
-        </w:rPr>
-        <w:t>2. Refined Overall Class Diagram</w:t>
-      </w:r>
-    </w:p>
-    <w:p>
-      <w:pPr>
-        <w:rPr>
-          <w:rFonts w:hint="default"/>
-          <w:lang w:val="en-US"/>
-        </w:rPr>
-      </w:pPr>
-    </w:p>
-    <w:p>
-      <w:pPr>
-        <w:pStyle w:val="13"/>
+          <w:sz w:val="24"/>
+          <w:szCs w:val="24"/>
+          <w:lang w:val="en-US"/>
+        </w:rPr>
+        <w:t xml:space="preserve"> </w:t>
+      </w:r>
+    </w:p>
+    <w:p>
+      <w:pPr>
+        <w:pStyle w:val="14"/>
         <w:tabs>
           <w:tab w:val="right" w:leader="dot" w:pos="8306"/>
         </w:tabs>
-        <w:ind w:left="400" w:leftChars="100" w:firstLine="0" w:firstLineChars="0"/>
-        <w:rPr>
-          <w:rFonts w:hint="default"/>
-          <w:sz w:val="28"/>
-          <w:szCs w:val="28"/>
-          <w:lang w:val="en-US"/>
-        </w:rPr>
-      </w:pPr>
-    </w:p>
-    <w:p>
-      <w:pPr>
-        <w:pStyle w:val="13"/>
+        <w:ind w:left="480" w:leftChars="200" w:firstLine="0" w:firstLineChars="0"/>
+        <w:rPr>
+          <w:rFonts w:hint="default"/>
+          <w:lang w:val="en-US"/>
+        </w:rPr>
+      </w:pPr>
+    </w:p>
+    <w:p>
+      <w:pPr>
+        <w:pStyle w:val="14"/>
         <w:tabs>
           <w:tab w:val="right" w:leader="dot" w:pos="8306"/>
         </w:tabs>
-        <w:ind w:left="0" w:leftChars="0" w:firstLine="140" w:firstLineChars="50"/>
-        <w:rPr>
-          <w:rFonts w:hint="default"/>
-          <w:sz w:val="28"/>
-          <w:szCs w:val="28"/>
-          <w:lang w:val="en-US"/>
-        </w:rPr>
-      </w:pPr>
-    </w:p>
-    <w:p>
-      <w:pPr>
-        <w:pStyle w:val="12"/>
-        <w:bidi w:val="0"/>
-        <w:ind w:left="0" w:leftChars="0" w:firstLine="0" w:firstLineChars="0"/>
-        <w:rPr>
-          <w:rFonts w:hint="default"/>
-          <w:lang w:val="en-US"/>
-        </w:rPr>
-      </w:pPr>
-      <w:r>
-        <w:rPr>
-          <w:rFonts w:hint="default"/>
-          <w:lang w:val="en-US"/>
-        </w:rPr>
-        <w:fldChar w:fldCharType="end"/>
-      </w:r>
-    </w:p>
-    <w:p>
-      <w:pPr>
-        <w:pStyle w:val="12"/>
-        <w:bidi w:val="0"/>
-        <w:ind w:left="0" w:leftChars="0" w:firstLine="0" w:firstLineChars="0"/>
-        <w:jc w:val="center"/>
+        <w:ind w:left="480" w:leftChars="200" w:firstLine="0" w:firstLineChars="0"/>
+        <w:rPr>
+          <w:rFonts w:hint="default"/>
+          <w:lang w:val="en-US"/>
+        </w:rPr>
+      </w:pPr>
+    </w:p>
+    <w:p>
+      <w:pPr>
+        <w:pStyle w:val="14"/>
+        <w:tabs>
+          <w:tab w:val="right" w:leader="dot" w:pos="8306"/>
+        </w:tabs>
+        <w:ind w:left="480" w:leftChars="200" w:firstLine="0" w:firstLineChars="0"/>
+        <w:rPr>
+          <w:rFonts w:hint="default"/>
+          <w:lang w:val="en-US"/>
+        </w:rPr>
+      </w:pPr>
+    </w:p>
+    <w:p>
+      <w:pPr>
+        <w:pStyle w:val="14"/>
+        <w:tabs>
+          <w:tab w:val="right" w:leader="dot" w:pos="8306"/>
+        </w:tabs>
+        <w:ind w:left="480" w:leftChars="200" w:firstLine="0" w:firstLineChars="0"/>
+        <w:rPr>
+          <w:rFonts w:hint="default"/>
+          <w:lang w:val="en-US"/>
+        </w:rPr>
+      </w:pPr>
+    </w:p>
+    <w:p>
+      <w:pPr>
+        <w:pStyle w:val="14"/>
+        <w:tabs>
+          <w:tab w:val="right" w:leader="dot" w:pos="8306"/>
+        </w:tabs>
+        <w:ind w:left="480" w:leftChars="200" w:firstLine="0" w:firstLineChars="0"/>
+        <w:rPr>
+          <w:rFonts w:hint="default"/>
+          <w:lang w:val="en-US"/>
+        </w:rPr>
+      </w:pPr>
+    </w:p>
+    <w:p>
+      <w:pPr>
+        <w:pStyle w:val="14"/>
+        <w:tabs>
+          <w:tab w:val="right" w:leader="dot" w:pos="8306"/>
+        </w:tabs>
+        <w:ind w:left="480" w:leftChars="200" w:firstLine="0" w:firstLineChars="0"/>
+        <w:rPr>
+          <w:rFonts w:hint="default"/>
+          <w:lang w:val="en-US"/>
+        </w:rPr>
+      </w:pPr>
+    </w:p>
+    <w:p>
+      <w:pPr>
+        <w:pStyle w:val="14"/>
+        <w:tabs>
+          <w:tab w:val="right" w:leader="dot" w:pos="8306"/>
+        </w:tabs>
+        <w:ind w:left="480" w:leftChars="200" w:firstLine="0" w:firstLineChars="0"/>
+        <w:rPr>
+          <w:rFonts w:hint="default"/>
+          <w:lang w:val="en-US"/>
+        </w:rPr>
+      </w:pPr>
+    </w:p>
+    <w:p>
+      <w:pPr>
+        <w:pStyle w:val="14"/>
+        <w:tabs>
+          <w:tab w:val="right" w:leader="dot" w:pos="8306"/>
+        </w:tabs>
+        <w:ind w:left="480" w:leftChars="200" w:firstLine="0" w:firstLineChars="0"/>
+        <w:rPr>
+          <w:rFonts w:hint="default"/>
+          <w:lang w:val="en-US"/>
+        </w:rPr>
+      </w:pPr>
+    </w:p>
+    <w:p>
+      <w:pPr>
+        <w:pStyle w:val="14"/>
+        <w:tabs>
+          <w:tab w:val="right" w:leader="dot" w:pos="8306"/>
+        </w:tabs>
+        <w:ind w:left="480" w:leftChars="200" w:firstLine="0" w:firstLineChars="0"/>
+        <w:rPr>
+          <w:rFonts w:hint="default"/>
+          <w:lang w:val="en-US"/>
+        </w:rPr>
+      </w:pPr>
+    </w:p>
+    <w:p>
+      <w:pPr>
+        <w:pStyle w:val="14"/>
+        <w:tabs>
+          <w:tab w:val="right" w:leader="dot" w:pos="8306"/>
+        </w:tabs>
+        <w:ind w:left="480" w:leftChars="200" w:firstLine="0" w:firstLineChars="0"/>
+        <w:rPr>
+          <w:rFonts w:hint="default"/>
+          <w:lang w:val="en-US"/>
+        </w:rPr>
+      </w:pPr>
+    </w:p>
+    <w:p>
+      <w:pPr>
+        <w:pStyle w:val="14"/>
+        <w:tabs>
+          <w:tab w:val="right" w:leader="dot" w:pos="8306"/>
+        </w:tabs>
+        <w:ind w:left="480" w:leftChars="200" w:firstLine="0" w:firstLineChars="0"/>
+        <w:rPr>
+          <w:rFonts w:hint="default"/>
+          <w:lang w:val="en-US"/>
+        </w:rPr>
+      </w:pPr>
+    </w:p>
+    <w:p>
+      <w:pPr>
+        <w:pStyle w:val="14"/>
+        <w:tabs>
+          <w:tab w:val="right" w:leader="dot" w:pos="8306"/>
+        </w:tabs>
+        <w:ind w:left="480" w:leftChars="200" w:firstLine="0" w:firstLineChars="0"/>
+        <w:rPr>
+          <w:rFonts w:hint="default"/>
+          <w:lang w:val="en-US"/>
+        </w:rPr>
+      </w:pPr>
+    </w:p>
+    <w:p>
+      <w:pPr>
+        <w:bidi w:val="0"/>
+        <w:spacing w:line="240" w:lineRule="auto"/>
         <w:rPr>
           <w:rFonts w:hint="default"/>
           <w:i/>
@@ -2682,27 +3129,44 @@
           <w:lang w:val="en-US"/>
         </w:rPr>
       </w:pPr>
-      <w:r>
-        <w:rPr>
-          <w:rFonts w:hint="default"/>
+    </w:p>
+    <w:p>
+      <w:pPr>
+        <w:bidi w:val="0"/>
+        <w:spacing w:line="240" w:lineRule="auto"/>
+        <w:jc w:val="center"/>
+        <w:rPr>
+          <w:rFonts w:hint="default" w:ascii="Times New Roman" w:hAnsi="Times New Roman" w:cs="Times New Roman"/>
+          <w:b/>
+          <w:bCs/>
+          <w:lang w:val="en-US"/>
+        </w:rPr>
+      </w:pPr>
+      <w:r>
+        <w:rPr>
+          <w:rFonts w:hint="default"/>
+          <w:b w:val="0"/>
+          <w:bCs w:val="0"/>
           <w:i/>
           <w:iCs/>
           <w:sz w:val="21"/>
           <w:szCs w:val="21"/>
           <w:lang w:val="en-US"/>
         </w:rPr>
-        <w:br w:type="textWrapping"/>
-      </w:r>
-      <w:r>
-        <w:rPr>
-          <w:rFonts w:hint="default"/>
+        <w:t>Figure 1</w:t>
+      </w:r>
+      <w:r>
+        <w:rPr>
+          <w:rFonts w:hint="default"/>
+          <w:b w:val="0"/>
+          <w:bCs w:val="0"/>
           <w:i/>
           <w:iCs/>
           <w:sz w:val="21"/>
           <w:szCs w:val="21"/>
           <w:lang w:val="en-US"/>
         </w:rPr>
-        <w:br w:type="textWrapping"/>
+        <w:t>:</w:t>
       </w:r>
       <w:r>
         <w:rPr>
@@ -2713,263 +3177,2710 @@
           <w:szCs w:val="21"/>
           <w:lang w:val="en-US"/>
         </w:rPr>
-        <w:br w:type="textWrapping"/>
-      </w:r>
-      <w:r>
-        <w:rPr>
-          <w:rFonts w:hint="default"/>
+        <w:t xml:space="preserve"> Updated Overall Class Diagram</w:t>
+      </w:r>
+    </w:p>
+    <w:p>
+      <w:pPr>
+        <w:pStyle w:val="14"/>
+        <w:tabs>
+          <w:tab w:val="right" w:leader="dot" w:pos="8306"/>
+        </w:tabs>
+        <w:ind w:left="480" w:leftChars="200" w:firstLine="0" w:firstLineChars="0"/>
+        <w:rPr>
+          <w:rFonts w:hint="default"/>
+          <w:lang w:val="en-US"/>
+        </w:rPr>
+      </w:pPr>
+    </w:p>
+    <w:p>
+      <w:pPr>
+        <w:pStyle w:val="14"/>
+        <w:tabs>
+          <w:tab w:val="right" w:leader="dot" w:pos="8306"/>
+        </w:tabs>
+        <w:spacing w:line="360" w:lineRule="auto"/>
+        <w:ind w:left="0" w:leftChars="0" w:firstLine="0" w:firstLineChars="0"/>
+        <w:rPr>
+          <w:rFonts w:hint="default"/>
+          <w:sz w:val="28"/>
+          <w:szCs w:val="28"/>
+          <w:lang w:val="en-US"/>
+        </w:rPr>
+      </w:pPr>
+    </w:p>
+    <w:p>
+      <w:pPr>
+        <w:pStyle w:val="14"/>
+        <w:tabs>
+          <w:tab w:val="right" w:leader="dot" w:pos="8306"/>
+        </w:tabs>
+        <w:spacing w:line="360" w:lineRule="auto"/>
+        <w:ind w:left="0" w:leftChars="0" w:firstLine="0" w:firstLineChars="0"/>
+        <w:rPr>
+          <w:rFonts w:hint="default"/>
+          <w:sz w:val="28"/>
+          <w:szCs w:val="28"/>
+          <w:lang w:val="en-US"/>
+        </w:rPr>
+      </w:pPr>
+    </w:p>
+    <w:p>
+      <w:pPr>
+        <w:pStyle w:val="14"/>
+        <w:tabs>
+          <w:tab w:val="right" w:leader="dot" w:pos="8306"/>
+        </w:tabs>
+        <w:spacing w:line="360" w:lineRule="auto"/>
+        <w:ind w:left="0" w:leftChars="0" w:firstLine="0" w:firstLineChars="0"/>
+        <w:rPr>
+          <w:rFonts w:hint="default"/>
+          <w:sz w:val="28"/>
+          <w:szCs w:val="28"/>
+          <w:lang w:val="en-US"/>
+        </w:rPr>
+      </w:pPr>
+    </w:p>
+    <w:p>
+      <w:pPr>
+        <w:pStyle w:val="14"/>
+        <w:tabs>
+          <w:tab w:val="right" w:leader="dot" w:pos="8306"/>
+        </w:tabs>
+        <w:spacing w:line="360" w:lineRule="auto"/>
+        <w:ind w:left="0" w:leftChars="0" w:firstLine="0" w:firstLineChars="0"/>
+        <w:rPr>
+          <w:rFonts w:hint="default"/>
+          <w:sz w:val="28"/>
+          <w:szCs w:val="28"/>
+          <w:lang w:val="en-US"/>
+        </w:rPr>
+      </w:pPr>
+    </w:p>
+    <w:p>
+      <w:pPr>
+        <w:pStyle w:val="14"/>
+        <w:tabs>
+          <w:tab w:val="right" w:leader="dot" w:pos="8306"/>
+        </w:tabs>
+        <w:spacing w:line="360" w:lineRule="auto"/>
+        <w:ind w:left="0" w:leftChars="0" w:firstLine="0" w:firstLineChars="0"/>
+        <w:rPr>
+          <w:rFonts w:hint="default"/>
+          <w:sz w:val="28"/>
+          <w:szCs w:val="28"/>
+          <w:lang w:val="en-US"/>
+        </w:rPr>
+      </w:pPr>
+    </w:p>
+    <w:p>
+      <w:pPr>
+        <w:pStyle w:val="14"/>
+        <w:tabs>
+          <w:tab w:val="right" w:leader="dot" w:pos="8306"/>
+        </w:tabs>
+        <w:spacing w:line="360" w:lineRule="auto"/>
+        <w:ind w:left="0" w:leftChars="0" w:firstLine="0" w:firstLineChars="0"/>
+        <w:outlineLvl w:val="1"/>
+        <w:rPr>
+          <w:rFonts w:hint="default" w:cs="Times New Roman"/>
+          <w:sz w:val="28"/>
+          <w:szCs w:val="28"/>
+          <w:lang w:val="en-US"/>
+        </w:rPr>
+      </w:pPr>
+      <w:r>
+        <w:rPr>
+          <w:rFonts w:hint="default"/>
+          <w:sz w:val="28"/>
+          <w:szCs w:val="28"/>
+          <w:lang w:val="en-US"/>
+        </w:rPr>
+        <w:t>1</w:t>
+      </w:r>
+      <w:r>
+        <w:rPr>
+          <w:rFonts w:hint="default" w:ascii="Times New Roman" w:hAnsi="Times New Roman" w:cs="Times New Roman"/>
+          <w:sz w:val="28"/>
+          <w:szCs w:val="28"/>
+          <w:lang w:val="en-US"/>
+        </w:rPr>
+        <w:t>.</w:t>
+      </w:r>
+      <w:r>
+        <w:rPr>
+          <w:rFonts w:hint="default" w:cs="Times New Roman"/>
+          <w:sz w:val="28"/>
+          <w:szCs w:val="28"/>
+          <w:lang w:val="en-US"/>
+        </w:rPr>
+        <w:t>2.2</w:t>
+      </w:r>
+      <w:r>
+        <w:rPr>
+          <w:rFonts w:hint="default" w:ascii="Times New Roman" w:hAnsi="Times New Roman" w:cs="Times New Roman"/>
+          <w:sz w:val="28"/>
+          <w:szCs w:val="28"/>
+          <w:lang w:val="en-US"/>
+        </w:rPr>
+        <w:t xml:space="preserve"> </w:t>
+      </w:r>
+      <w:r>
+        <w:rPr>
+          <w:rFonts w:hint="default" w:cs="Times New Roman"/>
+          <w:sz w:val="28"/>
+          <w:szCs w:val="28"/>
+          <w:lang w:val="en-US"/>
+        </w:rPr>
+        <w:t>Staff Subsystem Class Diagram</w:t>
+      </w:r>
+    </w:p>
+    <w:p>
+      <w:pPr>
+        <w:bidi w:val="0"/>
+        <w:spacing w:line="240" w:lineRule="auto"/>
+        <w:jc w:val="both"/>
+        <w:rPr>
+          <w:rFonts w:ascii="SimSun" w:hAnsi="SimSun" w:eastAsia="SimSun" w:cs="SimSun"/>
+          <w:b/>
+          <w:bCs/>
+          <w:sz w:val="24"/>
+          <w:szCs w:val="24"/>
+        </w:rPr>
+      </w:pPr>
+      <w:r>
+        <w:rPr>
+          <w:rFonts w:ascii="SimSun" w:hAnsi="SimSun" w:eastAsia="SimSun" w:cs="SimSun"/>
+          <w:b/>
+          <w:bCs/>
+          <w:sz w:val="24"/>
+          <w:szCs w:val="24"/>
+        </w:rPr>
+        <w:drawing>
+          <wp:inline distT="0" distB="0" distL="114300" distR="114300">
+            <wp:extent cx="5156200" cy="6733540"/>
+            <wp:effectExtent l="0" t="0" r="10160" b="2540"/>
+            <wp:docPr id="8" name="Picture 4" descr="IMG_256"/>
+            <wp:cNvGraphicFramePr>
+              <a:graphicFrameLocks xmlns:a="http://schemas.openxmlformats.org/drawingml/2006/main" noChangeAspect="1"/>
+            </wp:cNvGraphicFramePr>
+            <a:graphic xmlns:a="http://schemas.openxmlformats.org/drawingml/2006/main">
+              <a:graphicData uri="http://schemas.openxmlformats.org/drawingml/2006/picture">
+                <pic:pic xmlns:pic="http://schemas.openxmlformats.org/drawingml/2006/picture">
+                  <pic:nvPicPr>
+                    <pic:cNvPr id="8" name="Picture 4" descr="IMG_256"/>
+                    <pic:cNvPicPr>
+                      <a:picLocks noChangeAspect="1"/>
+                    </pic:cNvPicPr>
+                  </pic:nvPicPr>
+                  <pic:blipFill>
+                    <a:blip r:embed="rId9"/>
+                    <a:stretch>
+                      <a:fillRect/>
+                    </a:stretch>
+                  </pic:blipFill>
+                  <pic:spPr>
+                    <a:xfrm>
+                      <a:off x="0" y="0"/>
+                      <a:ext cx="5156200" cy="6733540"/>
+                    </a:xfrm>
+                    <a:prstGeom prst="rect">
+                      <a:avLst/>
+                    </a:prstGeom>
+                    <a:noFill/>
+                    <a:ln w="9525">
+                      <a:noFill/>
+                    </a:ln>
+                  </pic:spPr>
+                </pic:pic>
+              </a:graphicData>
+            </a:graphic>
+          </wp:inline>
+        </w:drawing>
+      </w:r>
+    </w:p>
+    <w:p>
+      <w:pPr>
+        <w:bidi w:val="0"/>
+        <w:spacing w:line="240" w:lineRule="auto"/>
+        <w:jc w:val="both"/>
+        <w:rPr>
+          <w:rFonts w:ascii="SimSun" w:hAnsi="SimSun" w:eastAsia="SimSun" w:cs="SimSun"/>
+          <w:b/>
+          <w:bCs/>
+          <w:sz w:val="24"/>
+          <w:szCs w:val="24"/>
+        </w:rPr>
+      </w:pPr>
+    </w:p>
+    <w:p>
+      <w:pPr>
+        <w:bidi w:val="0"/>
+        <w:spacing w:line="240" w:lineRule="auto"/>
+        <w:jc w:val="center"/>
+        <w:rPr>
+          <w:rFonts w:hint="default"/>
+          <w:b w:val="0"/>
+          <w:bCs w:val="0"/>
           <w:i/>
           <w:iCs/>
-          <w:sz w:val="21"/>
-          <w:szCs w:val="21"/>
-          <w:lang w:val="en-US"/>
-        </w:rPr>
-        <w:br w:type="textWrapping"/>
-      </w:r>
-      <w:r>
-        <w:rPr>
-          <w:rFonts w:hint="default"/>
+          <w:sz w:val="22"/>
+          <w:szCs w:val="22"/>
+          <w:lang w:val="en-US"/>
+        </w:rPr>
+      </w:pPr>
+      <w:r>
+        <w:rPr>
+          <w:rFonts w:hint="default"/>
+          <w:b/>
+          <w:bCs/>
           <w:i/>
           <w:iCs/>
-          <w:sz w:val="21"/>
-          <w:szCs w:val="21"/>
-          <w:lang w:val="en-US"/>
-        </w:rPr>
-        <w:br w:type="textWrapping"/>
-      </w:r>
-      <w:r>
-        <w:rPr>
-          <w:rFonts w:hint="default"/>
+          <w:sz w:val="22"/>
+          <w:szCs w:val="22"/>
+          <w:lang w:val="en-US"/>
+        </w:rPr>
+        <w:t>Figure 1.2.2:</w:t>
+      </w:r>
+      <w:r>
+        <w:rPr>
+          <w:rFonts w:hint="default"/>
+          <w:b w:val="0"/>
+          <w:bCs w:val="0"/>
           <w:i/>
           <w:iCs/>
-          <w:sz w:val="21"/>
-          <w:szCs w:val="21"/>
-          <w:lang w:val="en-US"/>
-        </w:rPr>
-        <w:br w:type="textWrapping"/>
-      </w:r>
-      <w:r>
-        <w:rPr>
-          <w:rFonts w:hint="default"/>
+          <w:sz w:val="22"/>
+          <w:szCs w:val="22"/>
+          <w:lang w:val="en-US"/>
+        </w:rPr>
+        <w:t xml:space="preserve"> Staff Subsystem Class Diagram</w:t>
+      </w:r>
+    </w:p>
+    <w:p>
+      <w:pPr>
+        <w:bidi w:val="0"/>
+        <w:spacing w:line="240" w:lineRule="auto"/>
+        <w:jc w:val="center"/>
+        <w:rPr>
+          <w:rFonts w:hint="default"/>
+          <w:b w:val="0"/>
+          <w:bCs w:val="0"/>
           <w:i/>
           <w:iCs/>
-          <w:sz w:val="21"/>
-          <w:szCs w:val="21"/>
-          <w:lang w:val="en-US"/>
-        </w:rPr>
-        <w:br w:type="textWrapping"/>
-      </w:r>
-      <w:r>
-        <w:rPr>
-          <w:rFonts w:hint="default"/>
+          <w:sz w:val="22"/>
+          <w:szCs w:val="22"/>
+          <w:lang w:val="en-US"/>
+        </w:rPr>
+      </w:pPr>
+    </w:p>
+    <w:p>
+      <w:pPr>
+        <w:bidi w:val="0"/>
+        <w:spacing w:line="360" w:lineRule="auto"/>
+        <w:jc w:val="both"/>
+        <w:outlineLvl w:val="2"/>
+        <w:rPr>
+          <w:rFonts w:hint="default"/>
+          <w:b/>
+          <w:bCs/>
+          <w:sz w:val="26"/>
+          <w:szCs w:val="26"/>
+          <w:lang w:val="en-US"/>
+        </w:rPr>
+      </w:pPr>
+      <w:r>
+        <w:rPr>
+          <w:rFonts w:hint="default"/>
+          <w:b/>
+          <w:bCs/>
+          <w:sz w:val="26"/>
+          <w:szCs w:val="26"/>
+          <w:lang w:val="en-US"/>
+        </w:rPr>
+        <w:t>System Description &amp; Overview</w:t>
+      </w:r>
+    </w:p>
+    <w:p>
+      <w:pPr>
+        <w:bidi w:val="0"/>
+        <w:rPr>
+          <w:rFonts w:hint="default"/>
+          <w:lang w:val="en-US"/>
+        </w:rPr>
+      </w:pPr>
+      <w:r>
+        <w:rPr>
+          <w:rFonts w:hint="default"/>
+          <w:lang w:val="en-US"/>
+        </w:rPr>
+        <w:t>The Staff Subsystem manages internal logistics operations, vehicle monitoring, trip scheduling, and operational alerts. This subsystem decouples internal staff functionalities from customer-facing operations, ensuring secure data handling and distinct role-based access control.</w:t>
+      </w:r>
+    </w:p>
+    <w:p>
+      <w:pPr>
+        <w:bidi w:val="0"/>
+        <w:rPr>
+          <w:rFonts w:hint="default"/>
+          <w:lang w:val="en-US"/>
+        </w:rPr>
+      </w:pPr>
+    </w:p>
+    <w:p>
+      <w:pPr>
+        <w:bidi w:val="0"/>
+        <w:spacing w:line="360" w:lineRule="auto"/>
+        <w:rPr>
+          <w:rFonts w:hint="default"/>
+          <w:lang w:val="en-US"/>
+        </w:rPr>
+      </w:pPr>
+      <w:r>
+        <w:rPr>
+          <w:rFonts w:hint="default"/>
+          <w:b/>
+          <w:bCs/>
+          <w:sz w:val="26"/>
+          <w:szCs w:val="26"/>
+          <w:lang w:val="en-US"/>
+        </w:rPr>
+        <w:t>Key Components &amp; Responsibilities:</w:t>
+      </w:r>
+    </w:p>
+    <w:p>
+      <w:pPr>
+        <w:bidi w:val="0"/>
+        <w:rPr>
+          <w:rFonts w:hint="default"/>
+          <w:lang w:val="en-US"/>
+        </w:rPr>
+      </w:pPr>
+      <w:r>
+        <w:rPr>
+          <w:rFonts w:hint="default"/>
+          <w:lang w:val="en-US"/>
+        </w:rPr>
+        <w:t>User Hierarchy &amp; Roles (User -&gt; Staff):</w:t>
+      </w:r>
+    </w:p>
+    <w:p>
+      <w:pPr>
+        <w:bidi w:val="0"/>
+        <w:rPr>
+          <w:rFonts w:hint="default"/>
+          <w:lang w:val="en-US"/>
+        </w:rPr>
+      </w:pPr>
+    </w:p>
+    <w:p>
+      <w:pPr>
+        <w:numPr>
+          <w:ilvl w:val="0"/>
+          <w:numId w:val="2"/>
+        </w:numPr>
+        <w:bidi w:val="0"/>
+        <w:ind w:left="420" w:leftChars="0" w:hanging="420" w:firstLineChars="0"/>
+        <w:rPr>
+          <w:rFonts w:hint="default"/>
+          <w:lang w:val="en-US"/>
+        </w:rPr>
+      </w:pPr>
+      <w:r>
+        <w:rPr>
+          <w:rFonts w:hint="default"/>
+          <w:lang w:val="en-US"/>
+        </w:rPr>
+        <w:t>User: An abstract base class providing primary authentication features (userId, name, email, role, validateCredentials()).</w:t>
+      </w:r>
+    </w:p>
+    <w:p>
+      <w:pPr>
+        <w:numPr>
+          <w:ilvl w:val="0"/>
+          <w:numId w:val="2"/>
+        </w:numPr>
+        <w:bidi w:val="0"/>
+        <w:ind w:left="420" w:leftChars="0" w:hanging="420" w:firstLineChars="0"/>
+        <w:rPr>
+          <w:rFonts w:hint="default"/>
+          <w:lang w:val="en-US"/>
+        </w:rPr>
+      </w:pPr>
+      <w:r>
+        <w:rPr>
+          <w:rFonts w:hint="default"/>
+          <w:lang w:val="en-US"/>
+        </w:rPr>
+        <w:t xml:space="preserve">Staff: An abstract class extending User, representing company employees associated with a specific branch (branchId). </w:t>
+      </w:r>
+    </w:p>
+    <w:p>
+      <w:pPr>
+        <w:numPr>
+          <w:ilvl w:val="0"/>
+          <w:numId w:val="2"/>
+        </w:numPr>
+        <w:bidi w:val="0"/>
+        <w:ind w:left="420" w:leftChars="0" w:hanging="420" w:firstLineChars="0"/>
+        <w:rPr>
+          <w:rFonts w:hint="default"/>
+          <w:lang w:val="en-US"/>
+        </w:rPr>
+      </w:pPr>
+      <w:r>
+        <w:rPr>
+          <w:rFonts w:hint="default"/>
+          <w:lang w:val="en-US"/>
+        </w:rPr>
+        <w:t>Dispatcher: Handles order allocation and creates trip assignments. Contains methods like allocateTrip(orderId) and assignDriverAndVehicle(...).</w:t>
+      </w:r>
+    </w:p>
+    <w:p>
+      <w:pPr>
+        <w:numPr>
+          <w:ilvl w:val="0"/>
+          <w:numId w:val="2"/>
+        </w:numPr>
+        <w:bidi w:val="0"/>
+        <w:ind w:left="420" w:leftChars="0" w:hanging="420" w:firstLineChars="0"/>
+        <w:rPr>
+          <w:rFonts w:hint="default"/>
+          <w:lang w:val="en-US"/>
+        </w:rPr>
+      </w:pPr>
+      <w:r>
+        <w:rPr>
+          <w:rFonts w:hint="default"/>
+          <w:lang w:val="en-US"/>
+        </w:rPr>
+        <w:t>Driver: Operates assigned vehicles during transport trips. Stores driver licensing details (licenseNo), updates trip progress via updateTripStatus(), and submits operational issues through reportIssue().</w:t>
+      </w:r>
+    </w:p>
+    <w:p>
+      <w:pPr>
+        <w:numPr>
+          <w:ilvl w:val="0"/>
+          <w:numId w:val="2"/>
+        </w:numPr>
+        <w:bidi w:val="0"/>
+        <w:ind w:left="420" w:leftChars="0" w:hanging="420" w:firstLineChars="0"/>
+        <w:rPr>
+          <w:rFonts w:hint="default"/>
+          <w:lang w:val="en-US"/>
+        </w:rPr>
+      </w:pPr>
+      <w:r>
+        <w:rPr>
+          <w:rFonts w:hint="default"/>
+          <w:lang w:val="en-US"/>
+        </w:rPr>
+        <w:t>FleetManager: Responsible for fleet health, scheduling vehicle maintenance (scheduleMaintenance()), managing physical assets (manageAssets()), and reviewing system alerts (reviewAlerts()).</w:t>
+      </w:r>
+    </w:p>
+    <w:p>
+      <w:pPr>
+        <w:bidi w:val="0"/>
+        <w:rPr>
+          <w:rFonts w:hint="default"/>
+          <w:lang w:val="en-US"/>
+        </w:rPr>
+      </w:pPr>
+    </w:p>
+    <w:p>
+      <w:pPr>
+        <w:bidi w:val="0"/>
+        <w:rPr>
+          <w:rFonts w:hint="default"/>
+          <w:b/>
+          <w:bCs/>
+          <w:lang w:val="en-US"/>
+        </w:rPr>
+      </w:pPr>
+      <w:r>
+        <w:rPr>
+          <w:rFonts w:hint="default"/>
+          <w:b/>
+          <w:bCs/>
+          <w:lang w:val="en-US"/>
+        </w:rPr>
+        <w:t>Fleet &amp; Trip Management:</w:t>
+      </w:r>
+    </w:p>
+    <w:p>
+      <w:pPr>
+        <w:bidi w:val="0"/>
+        <w:rPr>
+          <w:rFonts w:hint="default"/>
+          <w:lang w:val="en-US"/>
+        </w:rPr>
+      </w:pPr>
+    </w:p>
+    <w:p>
+      <w:pPr>
+        <w:numPr>
+          <w:ilvl w:val="0"/>
+          <w:numId w:val="2"/>
+        </w:numPr>
+        <w:bidi w:val="0"/>
+        <w:ind w:left="420" w:leftChars="0" w:hanging="420" w:firstLineChars="0"/>
+        <w:rPr>
+          <w:rFonts w:hint="default"/>
+          <w:lang w:val="en-US"/>
+        </w:rPr>
+      </w:pPr>
+      <w:r>
+        <w:rPr>
+          <w:rFonts w:hint="default"/>
+          <w:lang w:val="en-US"/>
+        </w:rPr>
+        <w:t>TripAssignment: Connects an Order, Driver, and Vehicle. Tracks scheduling times (scheduledStart, scheduledEnd) and trip statuses.</w:t>
+      </w:r>
+    </w:p>
+    <w:p>
+      <w:pPr>
+        <w:numPr>
+          <w:ilvl w:val="0"/>
+          <w:numId w:val="2"/>
+        </w:numPr>
+        <w:bidi w:val="0"/>
+        <w:ind w:left="420" w:leftChars="0" w:hanging="420" w:firstLineChars="0"/>
+        <w:rPr>
+          <w:rFonts w:hint="default"/>
+          <w:lang w:val="en-US"/>
+        </w:rPr>
+      </w:pPr>
+      <w:r>
+        <w:rPr>
+          <w:rFonts w:hint="default"/>
+          <w:lang w:val="en-US"/>
+        </w:rPr>
+        <w:t>Vehicle: Represents fleet assets with payload limits and availability status (verifyAvailability(), setStatus()). Relates directly to VehicleType and BranchHub.</w:t>
+      </w:r>
+    </w:p>
+    <w:p>
+      <w:pPr>
+        <w:numPr>
+          <w:ilvl w:val="0"/>
+          <w:numId w:val="2"/>
+        </w:numPr>
+        <w:bidi w:val="0"/>
+        <w:ind w:left="420" w:leftChars="0" w:hanging="420" w:firstLineChars="0"/>
+        <w:rPr>
+          <w:rFonts w:hint="default"/>
+          <w:lang w:val="en-US"/>
+        </w:rPr>
+      </w:pPr>
+      <w:r>
+        <w:rPr>
+          <w:rFonts w:hint="default"/>
+          <w:lang w:val="en-US"/>
+        </w:rPr>
+        <w:t>TelemetryRecord &amp; AlertSystem: Streams real-time GPS and speed telemetry (latitude, longitude, speed) from vehicles. The AlertSystem evaluates incoming telemetry against defined thresholds to trigger real-time warnings (evaluateRules(), triggerAlert()).</w:t>
+      </w:r>
+    </w:p>
+    <w:p>
+      <w:pPr>
+        <w:numPr>
+          <w:ilvl w:val="0"/>
+          <w:numId w:val="2"/>
+        </w:numPr>
+        <w:bidi w:val="0"/>
+        <w:ind w:left="420" w:leftChars="0" w:hanging="420" w:firstLineChars="0"/>
+        <w:rPr>
+          <w:rFonts w:hint="default"/>
+          <w:lang w:val="en-US"/>
+        </w:rPr>
+      </w:pPr>
+      <w:r>
+        <w:rPr>
+          <w:rFonts w:hint="default"/>
+          <w:lang w:val="en-US"/>
+        </w:rPr>
+        <w:t>MaintenanceRecord: Logs service history and costs (serviceDate, cost) linked to specific vehicles.</w:t>
+      </w:r>
+    </w:p>
+    <w:p>
+      <w:pPr>
+        <w:numPr>
+          <w:numId w:val="0"/>
+        </w:numPr>
+        <w:bidi w:val="0"/>
+        <w:ind w:leftChars="0"/>
+        <w:rPr>
+          <w:rFonts w:hint="default"/>
+          <w:lang w:val="en-US"/>
+        </w:rPr>
+      </w:pPr>
+    </w:p>
+    <w:p>
+      <w:pPr>
+        <w:pStyle w:val="14"/>
+        <w:tabs>
+          <w:tab w:val="right" w:leader="dot" w:pos="8306"/>
+        </w:tabs>
+        <w:spacing w:line="360" w:lineRule="auto"/>
+        <w:ind w:left="0" w:leftChars="0" w:firstLine="0" w:firstLineChars="0"/>
+        <w:outlineLvl w:val="1"/>
+        <w:rPr>
+          <w:rFonts w:hint="default" w:cs="Times New Roman"/>
+          <w:sz w:val="28"/>
+          <w:szCs w:val="28"/>
+          <w:lang w:val="en-US"/>
+        </w:rPr>
+      </w:pPr>
+      <w:r>
+        <w:rPr>
+          <w:rFonts w:hint="default"/>
+          <w:sz w:val="28"/>
+          <w:szCs w:val="28"/>
+          <w:lang w:val="en-US"/>
+        </w:rPr>
+        <w:t>1</w:t>
+      </w:r>
+      <w:r>
+        <w:rPr>
+          <w:rFonts w:hint="default" w:ascii="Times New Roman" w:hAnsi="Times New Roman" w:cs="Times New Roman"/>
+          <w:sz w:val="28"/>
+          <w:szCs w:val="28"/>
+          <w:lang w:val="en-US"/>
+        </w:rPr>
+        <w:t>.</w:t>
+      </w:r>
+      <w:r>
+        <w:rPr>
+          <w:rFonts w:hint="default" w:cs="Times New Roman"/>
+          <w:sz w:val="28"/>
+          <w:szCs w:val="28"/>
+          <w:lang w:val="en-US"/>
+        </w:rPr>
+        <w:t>2.3</w:t>
+      </w:r>
+      <w:r>
+        <w:rPr>
+          <w:rFonts w:hint="default" w:ascii="Times New Roman" w:hAnsi="Times New Roman" w:cs="Times New Roman"/>
+          <w:sz w:val="28"/>
+          <w:szCs w:val="28"/>
+          <w:lang w:val="en-US"/>
+        </w:rPr>
+        <w:t xml:space="preserve"> </w:t>
+      </w:r>
+      <w:r>
+        <w:rPr>
+          <w:rFonts w:hint="default" w:cs="Times New Roman"/>
+          <w:sz w:val="28"/>
+          <w:szCs w:val="28"/>
+          <w:lang w:val="en-US"/>
+        </w:rPr>
+        <w:t>Customer Subsystem Class Diagram</w:t>
+      </w:r>
+    </w:p>
+    <w:p>
+      <w:pPr>
+        <w:bidi w:val="0"/>
+        <w:spacing w:line="360" w:lineRule="auto"/>
+        <w:outlineLvl w:val="2"/>
+        <w:rPr>
+          <w:rFonts w:hint="default"/>
+          <w:b/>
+          <w:bCs/>
+          <w:lang w:val="en-US"/>
+        </w:rPr>
+      </w:pPr>
+      <w:r>
+        <w:rPr>
+          <w:rFonts w:hint="default"/>
+          <w:b/>
+          <w:bCs/>
+          <w:sz w:val="26"/>
+          <w:szCs w:val="26"/>
+          <w:lang w:val="en-US"/>
+        </w:rPr>
+        <w:t>System Description &amp; Overview</w:t>
+      </w:r>
+    </w:p>
+    <w:p>
+      <w:pPr>
+        <w:bidi w:val="0"/>
+        <w:spacing w:line="240" w:lineRule="auto"/>
+        <w:rPr>
+          <w:rFonts w:hint="default"/>
+          <w:lang w:val="en-US"/>
+        </w:rPr>
+      </w:pPr>
+      <w:r>
+        <w:rPr>
+          <w:rFonts w:hint="default"/>
+          <w:lang w:val="en-US"/>
+        </w:rPr>
+        <w:t>The Customer Subsystem handles client-facing interactions, including order placement, shipment tracking, invoice generation, and automated notifications.</w:t>
+      </w:r>
+    </w:p>
+    <w:p>
+      <w:pPr>
+        <w:bidi w:val="0"/>
+        <w:spacing w:line="240" w:lineRule="auto"/>
+        <w:rPr>
+          <w:rFonts w:hint="default"/>
+          <w:lang w:val="en-US"/>
+        </w:rPr>
+      </w:pPr>
+    </w:p>
+    <w:p>
+      <w:pPr>
+        <w:bidi w:val="0"/>
+        <w:spacing w:line="360" w:lineRule="auto"/>
+        <w:rPr>
+          <w:rFonts w:hint="default"/>
+          <w:b/>
+          <w:bCs/>
+          <w:sz w:val="26"/>
+          <w:szCs w:val="26"/>
+          <w:lang w:val="en-US"/>
+        </w:rPr>
+      </w:pPr>
+      <w:r>
+        <w:rPr>
+          <w:rFonts w:hint="default"/>
+          <w:b/>
+          <w:bCs/>
+          <w:sz w:val="26"/>
+          <w:szCs w:val="26"/>
+          <w:lang w:val="en-US"/>
+        </w:rPr>
+        <w:t>Key Components &amp; Responsibilities</w:t>
+      </w:r>
+    </w:p>
+    <w:p>
+      <w:pPr>
+        <w:numPr>
+          <w:ilvl w:val="0"/>
+          <w:numId w:val="2"/>
+        </w:numPr>
+        <w:bidi w:val="0"/>
+        <w:spacing w:line="240" w:lineRule="auto"/>
+        <w:ind w:left="420" w:leftChars="0" w:hanging="420" w:firstLineChars="0"/>
+        <w:rPr>
+          <w:rFonts w:hint="default"/>
+          <w:lang w:val="en-US"/>
+        </w:rPr>
+      </w:pPr>
+      <w:r>
+        <w:rPr>
+          <w:rFonts w:hint="default"/>
+          <w:lang w:val="en-US"/>
+        </w:rPr>
+        <w:t>Customer &amp; Order Management:</w:t>
+      </w:r>
+    </w:p>
+    <w:p>
+      <w:pPr>
+        <w:bidi w:val="0"/>
+        <w:spacing w:line="240" w:lineRule="auto"/>
+        <w:rPr>
+          <w:rFonts w:hint="default"/>
+          <w:lang w:val="en-US"/>
+        </w:rPr>
+      </w:pPr>
+    </w:p>
+    <w:p>
+      <w:pPr>
+        <w:numPr>
+          <w:ilvl w:val="1"/>
+          <w:numId w:val="2"/>
+        </w:numPr>
+        <w:bidi w:val="0"/>
+        <w:spacing w:line="240" w:lineRule="auto"/>
+        <w:ind w:left="840" w:leftChars="0" w:hanging="420" w:firstLineChars="0"/>
+        <w:rPr>
+          <w:rFonts w:hint="default"/>
+          <w:lang w:val="en-US"/>
+        </w:rPr>
+      </w:pPr>
+      <w:r>
+        <w:rPr>
+          <w:rFonts w:hint="default"/>
+          <w:lang w:val="en-US"/>
+        </w:rPr>
+        <w:t>Customer: Extends the abstract User class. Holds corporate/individual client attributes such as companyName, taxCode, billingAddress, and creditLimit. It enables users to initiate shipments (createOrder()), view tracking information (trackShipment()), and review historical transactions (viewOrderHistory()).</w:t>
+      </w:r>
+    </w:p>
+    <w:p>
+      <w:pPr>
+        <w:numPr>
+          <w:numId w:val="0"/>
+        </w:numPr>
+        <w:bidi w:val="0"/>
+        <w:spacing w:line="240" w:lineRule="auto"/>
+        <w:ind w:left="420" w:leftChars="0"/>
+        <w:rPr>
+          <w:rFonts w:hint="default"/>
+          <w:lang w:val="en-US"/>
+        </w:rPr>
+      </w:pPr>
+    </w:p>
+    <w:p>
+      <w:pPr>
+        <w:numPr>
+          <w:ilvl w:val="1"/>
+          <w:numId w:val="2"/>
+        </w:numPr>
+        <w:bidi w:val="0"/>
+        <w:spacing w:line="240" w:lineRule="auto"/>
+        <w:ind w:left="840" w:leftChars="0" w:hanging="420" w:firstLineChars="0"/>
+        <w:rPr>
+          <w:rFonts w:hint="default"/>
+          <w:lang w:val="en-US"/>
+        </w:rPr>
+      </w:pPr>
+      <w:r>
+        <w:rPr>
+          <w:rFonts w:hint="default"/>
+          <w:lang w:val="en-US"/>
+        </w:rPr>
+        <w:t>Order: Represents a logistics delivery request. Stores pickup and delivery addresses, weight parameters, and status flags. It contains core business methods like calculatePricing() and cancelOrder().</w:t>
+      </w:r>
+    </w:p>
+    <w:p>
+      <w:pPr>
+        <w:numPr>
+          <w:ilvl w:val="1"/>
+          <w:numId w:val="2"/>
+        </w:numPr>
+        <w:bidi w:val="0"/>
+        <w:spacing w:line="240" w:lineRule="auto"/>
+        <w:ind w:left="840" w:leftChars="0" w:hanging="420" w:firstLineChars="0"/>
+        <w:rPr>
+          <w:rFonts w:hint="default"/>
+          <w:lang w:val="en-US"/>
+        </w:rPr>
+      </w:pPr>
+      <w:r>
+        <w:rPr>
+          <w:rFonts w:hint="default"/>
+          <w:lang w:val="en-US"/>
+        </w:rPr>
+        <w:t>CargoItem: Represents individual physical packages bundled inside an Order (Composition relationship). Holds specifications such as weight, volume, and fragility flags (isFragile).</w:t>
+      </w:r>
+    </w:p>
+    <w:p>
+      <w:pPr>
+        <w:bidi w:val="0"/>
+        <w:spacing w:line="240" w:lineRule="auto"/>
+        <w:rPr>
+          <w:rFonts w:hint="default"/>
+          <w:lang w:val="en-US"/>
+        </w:rPr>
+      </w:pPr>
+    </w:p>
+    <w:p>
+      <w:pPr>
+        <w:numPr>
+          <w:ilvl w:val="0"/>
+          <w:numId w:val="3"/>
+        </w:numPr>
+        <w:bidi w:val="0"/>
+        <w:spacing w:line="240" w:lineRule="auto"/>
+        <w:ind w:left="420" w:leftChars="0" w:hanging="420" w:firstLineChars="0"/>
+        <w:rPr>
+          <w:rFonts w:hint="default"/>
+          <w:lang w:val="en-US"/>
+        </w:rPr>
+      </w:pPr>
+      <w:r>
+        <w:rPr>
+          <w:rFonts w:hint="default"/>
+          <w:lang w:val="en-US"/>
+        </w:rPr>
+        <w:t>Billing &amp; Notifications:</w:t>
+      </w:r>
+    </w:p>
+    <w:p>
+      <w:pPr>
+        <w:numPr>
+          <w:numId w:val="0"/>
+        </w:numPr>
+        <w:bidi w:val="0"/>
+        <w:spacing w:line="240" w:lineRule="auto"/>
+        <w:ind w:leftChars="0"/>
+        <w:rPr>
+          <w:rFonts w:hint="default"/>
+          <w:lang w:val="en-US"/>
+        </w:rPr>
+      </w:pPr>
+    </w:p>
+    <w:p>
+      <w:pPr>
+        <w:numPr>
+          <w:ilvl w:val="1"/>
+          <w:numId w:val="3"/>
+        </w:numPr>
+        <w:bidi w:val="0"/>
+        <w:spacing w:line="240" w:lineRule="auto"/>
+        <w:ind w:left="840" w:leftChars="0" w:hanging="420" w:firstLineChars="0"/>
+        <w:rPr>
+          <w:rFonts w:hint="default"/>
+          <w:lang w:val="en-US"/>
+        </w:rPr>
+      </w:pPr>
+      <w:r>
+        <w:rPr>
+          <w:rFonts w:hint="default"/>
+          <w:lang w:val="en-US"/>
+        </w:rPr>
+        <w:t>Invoice: Automatically generated upon order finalization. Records billing details (amount, issueDate, paymentStatus) and manages payment updates via markAsPaid().</w:t>
+      </w:r>
+    </w:p>
+    <w:p>
+      <w:pPr>
+        <w:numPr>
+          <w:numId w:val="0"/>
+        </w:numPr>
+        <w:bidi w:val="0"/>
+        <w:spacing w:line="240" w:lineRule="auto"/>
+        <w:ind w:left="420" w:leftChars="0"/>
+        <w:rPr>
+          <w:rFonts w:hint="default"/>
+          <w:lang w:val="en-US"/>
+        </w:rPr>
+      </w:pPr>
+    </w:p>
+    <w:p>
+      <w:pPr>
+        <w:numPr>
+          <w:ilvl w:val="1"/>
+          <w:numId w:val="3"/>
+        </w:numPr>
+        <w:bidi w:val="0"/>
+        <w:spacing w:line="240" w:lineRule="auto"/>
+        <w:ind w:left="840" w:leftChars="0" w:hanging="420" w:firstLineChars="0"/>
+        <w:rPr>
+          <w:rFonts w:hint="default"/>
+          <w:lang w:val="en-US"/>
+        </w:rPr>
+      </w:pPr>
+      <w:r>
+        <w:rPr>
+          <w:rFonts w:hint="default"/>
+          <w:lang w:val="en-US"/>
+        </w:rPr>
+        <w:t>Notification Hierarchy: An abstract class defining message dispatching (dispatch()). Subclasses SMSNotification and EmailNotification implement specific delivery channels to notify customers about order progress and invoice updates.</w:t>
+      </w:r>
+    </w:p>
+    <w:p>
+      <w:pPr>
+        <w:numPr>
+          <w:numId w:val="0"/>
+        </w:numPr>
+        <w:bidi w:val="0"/>
+        <w:spacing w:line="240" w:lineRule="auto"/>
+        <w:ind w:left="420" w:leftChars="0"/>
+        <w:jc w:val="center"/>
+        <w:rPr>
+          <w:rFonts w:hint="default"/>
+          <w:lang w:val="en-US"/>
+        </w:rPr>
+      </w:pPr>
+      <w:r>
+        <w:rPr>
+          <w:rFonts w:ascii="SimSun" w:hAnsi="SimSun" w:eastAsia="SimSun" w:cs="SimSun"/>
+          <w:sz w:val="24"/>
+          <w:szCs w:val="24"/>
+        </w:rPr>
+        <w:drawing>
+          <wp:inline distT="0" distB="0" distL="114300" distR="114300">
+            <wp:extent cx="4439285" cy="5501640"/>
+            <wp:effectExtent l="0" t="0" r="10795" b="0"/>
+            <wp:docPr id="7" name="Picture 3" descr="IMG_256"/>
+            <wp:cNvGraphicFramePr>
+              <a:graphicFrameLocks xmlns:a="http://schemas.openxmlformats.org/drawingml/2006/main" noChangeAspect="1"/>
+            </wp:cNvGraphicFramePr>
+            <a:graphic xmlns:a="http://schemas.openxmlformats.org/drawingml/2006/main">
+              <a:graphicData uri="http://schemas.openxmlformats.org/drawingml/2006/picture">
+                <pic:pic xmlns:pic="http://schemas.openxmlformats.org/drawingml/2006/picture">
+                  <pic:nvPicPr>
+                    <pic:cNvPr id="7" name="Picture 3" descr="IMG_256"/>
+                    <pic:cNvPicPr>
+                      <a:picLocks noChangeAspect="1"/>
+                    </pic:cNvPicPr>
+                  </pic:nvPicPr>
+                  <pic:blipFill>
+                    <a:blip r:embed="rId10"/>
+                    <a:stretch>
+                      <a:fillRect/>
+                    </a:stretch>
+                  </pic:blipFill>
+                  <pic:spPr>
+                    <a:xfrm>
+                      <a:off x="0" y="0"/>
+                      <a:ext cx="4439285" cy="5501640"/>
+                    </a:xfrm>
+                    <a:prstGeom prst="rect">
+                      <a:avLst/>
+                    </a:prstGeom>
+                    <a:noFill/>
+                    <a:ln w="9525">
+                      <a:noFill/>
+                    </a:ln>
+                  </pic:spPr>
+                </pic:pic>
+              </a:graphicData>
+            </a:graphic>
+          </wp:inline>
+        </w:drawing>
+      </w:r>
+    </w:p>
+    <w:p>
+      <w:pPr>
+        <w:bidi w:val="0"/>
+        <w:spacing w:line="240" w:lineRule="auto"/>
+        <w:jc w:val="center"/>
+        <w:rPr>
+          <w:rFonts w:hint="default"/>
+          <w:b/>
+          <w:bCs/>
           <w:i/>
           <w:iCs/>
-          <w:sz w:val="21"/>
-          <w:szCs w:val="21"/>
-          <w:lang w:val="en-US"/>
-        </w:rPr>
-        <w:br w:type="textWrapping"/>
-      </w:r>
-      <w:r>
-        <w:rPr>
-          <w:rFonts w:hint="default"/>
+          <w:sz w:val="22"/>
+          <w:szCs w:val="22"/>
+          <w:lang w:val="en-US"/>
+        </w:rPr>
+      </w:pPr>
+    </w:p>
+    <w:p>
+      <w:pPr>
+        <w:bidi w:val="0"/>
+        <w:spacing w:line="240" w:lineRule="auto"/>
+        <w:jc w:val="center"/>
+        <w:rPr>
+          <w:rFonts w:hint="default"/>
+          <w:b w:val="0"/>
+          <w:bCs w:val="0"/>
           <w:i/>
           <w:iCs/>
-          <w:sz w:val="21"/>
-          <w:szCs w:val="21"/>
-          <w:lang w:val="en-US"/>
-        </w:rPr>
-        <w:br w:type="textWrapping"/>
-      </w:r>
-      <w:r>
-        <w:rPr>
-          <w:rFonts w:hint="default"/>
+          <w:sz w:val="22"/>
+          <w:szCs w:val="22"/>
+          <w:lang w:val="en-US"/>
+        </w:rPr>
+      </w:pPr>
+      <w:r>
+        <w:rPr>
+          <w:rFonts w:hint="default"/>
+          <w:b/>
+          <w:bCs/>
           <w:i/>
           <w:iCs/>
-          <w:sz w:val="21"/>
-          <w:szCs w:val="21"/>
-          <w:lang w:val="en-US"/>
-        </w:rPr>
-        <w:br w:type="textWrapping"/>
-      </w:r>
-      <w:r>
-        <w:rPr>
-          <w:rFonts w:hint="default"/>
+          <w:sz w:val="22"/>
+          <w:szCs w:val="22"/>
+          <w:lang w:val="en-US"/>
+        </w:rPr>
+        <w:t>Figure 1.2.3:</w:t>
+      </w:r>
+      <w:r>
+        <w:rPr>
+          <w:rFonts w:hint="default"/>
+          <w:b w:val="0"/>
+          <w:bCs w:val="0"/>
           <w:i/>
           <w:iCs/>
-          <w:sz w:val="21"/>
-          <w:szCs w:val="21"/>
-          <w:lang w:val="en-US"/>
-        </w:rPr>
-        <w:br w:type="textWrapping"/>
-      </w:r>
-      <w:r>
-        <w:rPr>
-          <w:rFonts w:hint="default"/>
+          <w:sz w:val="22"/>
+          <w:szCs w:val="22"/>
+          <w:lang w:val="en-US"/>
+        </w:rPr>
+        <w:t xml:space="preserve"> Staff Subsystem Class Diagram</w:t>
+      </w:r>
+    </w:p>
+    <w:p>
+      <w:pPr>
+        <w:bidi w:val="0"/>
+        <w:spacing w:line="240" w:lineRule="auto"/>
+        <w:jc w:val="center"/>
+        <w:rPr>
+          <w:rFonts w:hint="default"/>
+          <w:b w:val="0"/>
+          <w:bCs w:val="0"/>
           <w:i/>
           <w:iCs/>
-          <w:sz w:val="21"/>
-          <w:szCs w:val="21"/>
+          <w:sz w:val="22"/>
+          <w:szCs w:val="22"/>
+          <w:lang w:val="en-US"/>
+        </w:rPr>
+      </w:pPr>
+    </w:p>
+    <w:p>
+      <w:pPr>
+        <w:bidi w:val="0"/>
+        <w:spacing w:line="240" w:lineRule="auto"/>
+        <w:jc w:val="center"/>
+        <w:rPr>
+          <w:rFonts w:hint="default"/>
+          <w:b w:val="0"/>
+          <w:bCs w:val="0"/>
+          <w:i/>
+          <w:iCs/>
+          <w:sz w:val="22"/>
+          <w:szCs w:val="22"/>
+          <w:lang w:val="en-US"/>
+        </w:rPr>
+      </w:pPr>
+    </w:p>
+    <w:p>
+      <w:pPr>
+        <w:bidi w:val="0"/>
+        <w:spacing w:line="240" w:lineRule="auto"/>
+        <w:jc w:val="center"/>
+        <w:rPr>
+          <w:rFonts w:hint="default"/>
+          <w:b w:val="0"/>
+          <w:bCs w:val="0"/>
+          <w:i/>
+          <w:iCs/>
+          <w:sz w:val="22"/>
+          <w:szCs w:val="22"/>
+          <w:lang w:val="en-US"/>
+        </w:rPr>
+      </w:pPr>
+    </w:p>
+    <w:p>
+      <w:pPr>
+        <w:pStyle w:val="14"/>
+        <w:tabs>
+          <w:tab w:val="right" w:leader="dot" w:pos="8306"/>
+        </w:tabs>
+        <w:spacing w:line="360" w:lineRule="auto"/>
+        <w:ind w:left="0" w:leftChars="0" w:firstLine="0" w:firstLineChars="0"/>
+        <w:outlineLvl w:val="1"/>
+        <w:rPr>
+          <w:rFonts w:hint="default" w:cs="Times New Roman"/>
+          <w:sz w:val="28"/>
+          <w:szCs w:val="28"/>
+          <w:lang w:val="en-US"/>
+        </w:rPr>
+      </w:pPr>
+      <w:r>
+        <w:rPr>
+          <w:rFonts w:hint="default"/>
+          <w:sz w:val="28"/>
+          <w:szCs w:val="28"/>
+          <w:lang w:val="en-US"/>
+        </w:rPr>
+        <w:t>1</w:t>
+      </w:r>
+      <w:r>
+        <w:rPr>
+          <w:rFonts w:hint="default" w:ascii="Times New Roman" w:hAnsi="Times New Roman" w:cs="Times New Roman"/>
+          <w:sz w:val="28"/>
+          <w:szCs w:val="28"/>
+          <w:lang w:val="en-US"/>
+        </w:rPr>
+        <w:t>.</w:t>
+      </w:r>
+      <w:r>
+        <w:rPr>
+          <w:rFonts w:hint="default" w:cs="Times New Roman"/>
+          <w:sz w:val="28"/>
+          <w:szCs w:val="28"/>
+          <w:lang w:val="en-US"/>
+        </w:rPr>
+        <w:t>2.4</w:t>
+      </w:r>
+      <w:r>
+        <w:rPr>
+          <w:rFonts w:hint="default" w:ascii="Times New Roman" w:hAnsi="Times New Roman" w:cs="Times New Roman"/>
+          <w:sz w:val="28"/>
+          <w:szCs w:val="28"/>
+          <w:lang w:val="en-US"/>
+        </w:rPr>
+        <w:t xml:space="preserve"> </w:t>
+      </w:r>
+      <w:r>
+        <w:rPr>
+          <w:rFonts w:hint="default" w:cs="Times New Roman"/>
+          <w:sz w:val="28"/>
+          <w:szCs w:val="28"/>
+          <w:lang w:val="en-US"/>
+        </w:rPr>
+        <w:t>Design Changes and Rationale</w:t>
+      </w:r>
+    </w:p>
+    <w:p>
+      <w:pPr>
+        <w:bidi w:val="0"/>
+        <w:rPr>
+          <w:rFonts w:hint="default"/>
+          <w:lang w:val="en-US"/>
+        </w:rPr>
+      </w:pPr>
+      <w:r>
+        <w:rPr>
+          <w:rFonts w:hint="default"/>
+          <w:lang w:val="en-US"/>
+        </w:rPr>
+        <w:t>This section outlines the key architectural revisions introduced between the preliminary design (Assignment 2) and the current refined architecture (Assignment 3), along with the technical rationales behind these changes.</w:t>
+      </w:r>
+      <w:r>
+        <w:rPr>
+          <w:rFonts w:hint="default"/>
           <w:lang w:val="en-US"/>
         </w:rPr>
         <w:br w:type="textWrapping"/>
+      </w:r>
+    </w:p>
+    <w:p>
+      <w:pPr>
+        <w:bidi w:val="0"/>
+        <w:spacing w:line="360" w:lineRule="auto"/>
+        <w:rPr>
+          <w:b/>
+          <w:bCs/>
+          <w:sz w:val="26"/>
+          <w:szCs w:val="26"/>
+        </w:rPr>
+      </w:pPr>
+      <w:r>
+        <w:rPr>
+          <w:b/>
+          <w:bCs/>
+          <w:sz w:val="26"/>
+          <w:szCs w:val="26"/>
+        </w:rPr>
+        <w:t>Structural Improvements &amp; Refinement Rationale</w:t>
+      </w:r>
+    </w:p>
+    <w:tbl>
+      <w:tblPr>
+        <w:tblStyle w:val="13"/>
+        <w:tblW w:w="0" w:type="auto"/>
+        <w:tblInd w:w="0" w:type="dxa"/>
+        <w:tblBorders>
+          <w:top w:val="single" w:color="auto" w:sz="4" w:space="0"/>
+          <w:left w:val="single" w:color="auto" w:sz="4" w:space="0"/>
+          <w:bottom w:val="single" w:color="auto" w:sz="4" w:space="0"/>
+          <w:right w:val="single" w:color="auto" w:sz="4" w:space="0"/>
+          <w:insideH w:val="single" w:color="auto" w:sz="4" w:space="0"/>
+          <w:insideV w:val="single" w:color="auto" w:sz="4" w:space="0"/>
+        </w:tblBorders>
+        <w:tblLayout w:type="autofit"/>
+        <w:tblCellMar>
+          <w:left w:w="108" w:type="dxa"/>
+          <w:right w:w="108" w:type="dxa"/>
+        </w:tblCellMar>
+      </w:tblPr>
+      <w:tblGrid>
+        <w:gridCol w:w="2534"/>
+        <w:gridCol w:w="2844"/>
+        <w:gridCol w:w="3144"/>
+      </w:tblGrid>
+      <w:tr>
+        <w:tblPrEx>
+          <w:tblBorders>
+            <w:top w:val="single" w:color="auto" w:sz="4" w:space="0"/>
+            <w:left w:val="single" w:color="auto" w:sz="4" w:space="0"/>
+            <w:bottom w:val="single" w:color="auto" w:sz="4" w:space="0"/>
+            <w:right w:val="single" w:color="auto" w:sz="4" w:space="0"/>
+            <w:insideH w:val="single" w:color="auto" w:sz="4" w:space="0"/>
+            <w:insideV w:val="single" w:color="auto" w:sz="4" w:space="0"/>
+          </w:tblBorders>
+          <w:tblCellMar>
+            <w:left w:w="108" w:type="dxa"/>
+            <w:right w:w="108" w:type="dxa"/>
+          </w:tblCellMar>
+        </w:tblPrEx>
+        <w:trPr>
+          <w:trHeight w:val="1001" w:hRule="atLeast"/>
+        </w:trPr>
+        <w:tc>
+          <w:tcPr>
+            <w:tcW w:w="2534" w:type="dxa"/>
+            <w:vAlign w:val="center"/>
+          </w:tcPr>
+          <w:p>
+            <w:pPr>
+              <w:keepNext w:val="0"/>
+              <w:keepLines w:val="0"/>
+              <w:widowControl/>
+              <w:suppressLineNumbers w:val="0"/>
+              <w:spacing w:before="0" w:beforeAutospacing="0" w:line="14" w:lineRule="atLeast"/>
+              <w:jc w:val="left"/>
+              <w:rPr>
+                <w:rFonts w:hint="default" w:ascii="Times New Roman" w:hAnsi="Times New Roman" w:cs="Times New Roman"/>
+                <w:sz w:val="24"/>
+                <w:szCs w:val="24"/>
+                <w:vertAlign w:val="baseline"/>
+                <w:lang w:val="en-US"/>
+              </w:rPr>
+            </w:pPr>
+            <w:r>
+              <w:rPr>
+                <w:rStyle w:val="12"/>
+                <w:rFonts w:hint="default" w:ascii="Times New Roman" w:hAnsi="Times New Roman" w:eastAsia="sans-serif" w:cs="Times New Roman"/>
+                <w:kern w:val="0"/>
+                <w:sz w:val="24"/>
+                <w:szCs w:val="24"/>
+                <w:lang w:val="en-US" w:eastAsia="zh-CN" w:bidi="ar"/>
+              </w:rPr>
+              <w:t>Preliminary Design Issue (Assignment 2)</w:t>
+            </w:r>
+          </w:p>
+        </w:tc>
+        <w:tc>
+          <w:tcPr>
+            <w:tcW w:w="2844" w:type="dxa"/>
+            <w:vAlign w:val="center"/>
+          </w:tcPr>
+          <w:p>
+            <w:pPr>
+              <w:keepNext w:val="0"/>
+              <w:keepLines w:val="0"/>
+              <w:widowControl/>
+              <w:suppressLineNumbers w:val="0"/>
+              <w:spacing w:before="0" w:beforeAutospacing="0" w:line="14" w:lineRule="atLeast"/>
+              <w:jc w:val="left"/>
+              <w:rPr>
+                <w:rFonts w:hint="default" w:ascii="Times New Roman" w:hAnsi="Times New Roman" w:cs="Times New Roman"/>
+                <w:sz w:val="24"/>
+                <w:szCs w:val="24"/>
+                <w:vertAlign w:val="baseline"/>
+                <w:lang w:val="en-US"/>
+              </w:rPr>
+            </w:pPr>
+            <w:r>
+              <w:rPr>
+                <w:rStyle w:val="12"/>
+                <w:rFonts w:hint="default" w:ascii="Times New Roman" w:hAnsi="Times New Roman" w:eastAsia="sans-serif" w:cs="Times New Roman"/>
+                <w:kern w:val="0"/>
+                <w:sz w:val="24"/>
+                <w:szCs w:val="24"/>
+                <w:lang w:val="en-US" w:eastAsia="zh-CN" w:bidi="ar"/>
+              </w:rPr>
+              <w:t>Refined Architectural Solution (Assignment 3)</w:t>
+            </w:r>
+          </w:p>
+        </w:tc>
+        <w:tc>
+          <w:tcPr>
+            <w:tcW w:w="3144" w:type="dxa"/>
+            <w:vAlign w:val="center"/>
+          </w:tcPr>
+          <w:p>
+            <w:pPr>
+              <w:keepNext w:val="0"/>
+              <w:keepLines w:val="0"/>
+              <w:widowControl/>
+              <w:suppressLineNumbers w:val="0"/>
+              <w:spacing w:before="0" w:beforeAutospacing="0" w:line="14" w:lineRule="atLeast"/>
+              <w:jc w:val="left"/>
+              <w:rPr>
+                <w:rFonts w:hint="default" w:ascii="Times New Roman" w:hAnsi="Times New Roman" w:cs="Times New Roman"/>
+                <w:sz w:val="24"/>
+                <w:szCs w:val="24"/>
+                <w:vertAlign w:val="baseline"/>
+                <w:lang w:val="en-US"/>
+              </w:rPr>
+            </w:pPr>
+            <w:r>
+              <w:rPr>
+                <w:rStyle w:val="12"/>
+                <w:rFonts w:hint="default" w:ascii="Times New Roman" w:hAnsi="Times New Roman" w:eastAsia="sans-serif" w:cs="Times New Roman"/>
+                <w:kern w:val="0"/>
+                <w:sz w:val="24"/>
+                <w:szCs w:val="24"/>
+                <w:lang w:val="en-US" w:eastAsia="zh-CN" w:bidi="ar"/>
+              </w:rPr>
+              <w:t>Technical Rationale &amp; Architectural Principle</w:t>
+            </w:r>
+          </w:p>
+        </w:tc>
+      </w:tr>
+      <w:tr>
+        <w:tblPrEx>
+          <w:tblBorders>
+            <w:top w:val="single" w:color="auto" w:sz="4" w:space="0"/>
+            <w:left w:val="single" w:color="auto" w:sz="4" w:space="0"/>
+            <w:bottom w:val="single" w:color="auto" w:sz="4" w:space="0"/>
+            <w:right w:val="single" w:color="auto" w:sz="4" w:space="0"/>
+            <w:insideH w:val="single" w:color="auto" w:sz="4" w:space="0"/>
+            <w:insideV w:val="single" w:color="auto" w:sz="4" w:space="0"/>
+          </w:tblBorders>
+          <w:tblCellMar>
+            <w:left w:w="108" w:type="dxa"/>
+            <w:right w:w="108" w:type="dxa"/>
+          </w:tblCellMar>
+        </w:tblPrEx>
+        <w:tc>
+          <w:tcPr>
+            <w:tcW w:w="2534" w:type="dxa"/>
+            <w:vAlign w:val="center"/>
+          </w:tcPr>
+          <w:p>
+            <w:pPr>
+              <w:pStyle w:val="11"/>
+              <w:keepNext w:val="0"/>
+              <w:keepLines w:val="0"/>
+              <w:widowControl/>
+              <w:suppressLineNumbers w:val="0"/>
+              <w:spacing w:before="0" w:beforeAutospacing="0" w:after="0" w:afterAutospacing="0" w:line="14" w:lineRule="atLeast"/>
+              <w:rPr>
+                <w:rFonts w:hint="default" w:ascii="Times New Roman" w:hAnsi="Times New Roman" w:eastAsia="sans-serif" w:cs="Times New Roman"/>
+                <w:sz w:val="24"/>
+                <w:szCs w:val="24"/>
+              </w:rPr>
+            </w:pPr>
+            <w:r>
+              <w:rPr>
+                <w:rFonts w:hint="default" w:ascii="Times New Roman" w:hAnsi="Times New Roman" w:eastAsia="sans-serif" w:cs="Times New Roman"/>
+                <w:b/>
+                <w:bCs/>
+                <w:sz w:val="24"/>
+                <w:szCs w:val="24"/>
+              </w:rPr>
+              <w:t>Monolithic Class Aggregation (High Coupling)</w:t>
+            </w:r>
+          </w:p>
+          <w:p>
+            <w:pPr>
+              <w:keepNext w:val="0"/>
+              <w:keepLines w:val="0"/>
+              <w:widowControl/>
+              <w:suppressLineNumbers w:val="0"/>
+              <w:spacing w:before="0" w:beforeAutospacing="0" w:line="14" w:lineRule="atLeast"/>
+              <w:jc w:val="left"/>
+              <w:rPr>
+                <w:rFonts w:hint="default" w:ascii="Times New Roman" w:hAnsi="Times New Roman" w:eastAsia="sans-serif" w:cs="Times New Roman"/>
+                <w:sz w:val="24"/>
+                <w:szCs w:val="24"/>
+              </w:rPr>
+            </w:pPr>
+          </w:p>
+          <w:p>
+            <w:pPr>
+              <w:pStyle w:val="11"/>
+              <w:keepNext w:val="0"/>
+              <w:keepLines w:val="0"/>
+              <w:widowControl/>
+              <w:suppressLineNumbers w:val="0"/>
+              <w:spacing w:before="0" w:beforeAutospacing="0" w:after="0" w:afterAutospacing="0" w:line="14" w:lineRule="atLeast"/>
+              <w:ind w:left="0" w:leftChars="0" w:right="0" w:rightChars="0"/>
+              <w:rPr>
+                <w:rFonts w:hint="default" w:ascii="Times New Roman" w:hAnsi="Times New Roman" w:cs="Times New Roman"/>
+                <w:sz w:val="24"/>
+                <w:szCs w:val="24"/>
+                <w:vertAlign w:val="baseline"/>
+                <w:lang w:val="en-US"/>
+              </w:rPr>
+            </w:pPr>
+            <w:r>
+              <w:rPr>
+                <w:rFonts w:hint="default" w:ascii="Times New Roman" w:hAnsi="Times New Roman" w:eastAsia="sans-serif" w:cs="Times New Roman"/>
+                <w:sz w:val="24"/>
+                <w:szCs w:val="24"/>
+              </w:rPr>
+              <w:t xml:space="preserve">Core entities like </w:t>
+            </w:r>
+            <w:r>
+              <w:rPr>
+                <w:rStyle w:val="10"/>
+                <w:rFonts w:hint="default" w:ascii="Times New Roman" w:hAnsi="Times New Roman" w:eastAsia="sans-serif" w:cs="Times New Roman"/>
+                <w:sz w:val="24"/>
+                <w:szCs w:val="24"/>
+              </w:rPr>
+              <w:t>Order</w:t>
+            </w:r>
+            <w:r>
+              <w:rPr>
+                <w:rFonts w:hint="default" w:ascii="Times New Roman" w:hAnsi="Times New Roman" w:eastAsia="sans-serif" w:cs="Times New Roman"/>
+                <w:sz w:val="24"/>
+                <w:szCs w:val="24"/>
+              </w:rPr>
+              <w:t xml:space="preserve">, </w:t>
+            </w:r>
+            <w:r>
+              <w:rPr>
+                <w:rStyle w:val="10"/>
+                <w:rFonts w:hint="default" w:ascii="Times New Roman" w:hAnsi="Times New Roman" w:eastAsia="sans-serif" w:cs="Times New Roman"/>
+                <w:sz w:val="24"/>
+                <w:szCs w:val="24"/>
+              </w:rPr>
+              <w:t>Vehicle</w:t>
+            </w:r>
+            <w:r>
+              <w:rPr>
+                <w:rFonts w:hint="default" w:ascii="Times New Roman" w:hAnsi="Times New Roman" w:eastAsia="sans-serif" w:cs="Times New Roman"/>
+                <w:sz w:val="24"/>
+                <w:szCs w:val="24"/>
+              </w:rPr>
+              <w:t xml:space="preserve">, and </w:t>
+            </w:r>
+            <w:r>
+              <w:rPr>
+                <w:rStyle w:val="10"/>
+                <w:rFonts w:hint="default" w:ascii="Times New Roman" w:hAnsi="Times New Roman" w:eastAsia="sans-serif" w:cs="Times New Roman"/>
+                <w:sz w:val="24"/>
+                <w:szCs w:val="24"/>
+              </w:rPr>
+              <w:t>User</w:t>
+            </w:r>
+            <w:r>
+              <w:rPr>
+                <w:rFonts w:hint="default" w:ascii="Times New Roman" w:hAnsi="Times New Roman" w:eastAsia="sans-serif" w:cs="Times New Roman"/>
+                <w:sz w:val="24"/>
+                <w:szCs w:val="24"/>
+              </w:rPr>
+              <w:t xml:space="preserve"> were tightly coupled in a single centralized diagram.</w:t>
+            </w:r>
+          </w:p>
+        </w:tc>
+        <w:tc>
+          <w:tcPr>
+            <w:tcW w:w="2844" w:type="dxa"/>
+            <w:vAlign w:val="center"/>
+          </w:tcPr>
+          <w:p>
+            <w:pPr>
+              <w:pStyle w:val="11"/>
+              <w:keepNext w:val="0"/>
+              <w:keepLines w:val="0"/>
+              <w:widowControl/>
+              <w:suppressLineNumbers w:val="0"/>
+              <w:spacing w:before="0" w:beforeAutospacing="0" w:after="0" w:afterAutospacing="0" w:line="14" w:lineRule="atLeast"/>
+              <w:rPr>
+                <w:rFonts w:hint="default" w:ascii="Times New Roman" w:hAnsi="Times New Roman" w:eastAsia="sans-serif" w:cs="Times New Roman"/>
+                <w:sz w:val="24"/>
+                <w:szCs w:val="24"/>
+              </w:rPr>
+            </w:pPr>
+            <w:r>
+              <w:rPr>
+                <w:rFonts w:hint="default" w:ascii="Times New Roman" w:hAnsi="Times New Roman" w:eastAsia="sans-serif" w:cs="Times New Roman"/>
+                <w:b/>
+                <w:bCs/>
+                <w:sz w:val="24"/>
+                <w:szCs w:val="24"/>
+              </w:rPr>
+              <w:t>Subsystem Decoupling (Separation of Concerns)</w:t>
+            </w:r>
+          </w:p>
+          <w:p>
+            <w:pPr>
+              <w:keepNext w:val="0"/>
+              <w:keepLines w:val="0"/>
+              <w:widowControl/>
+              <w:suppressLineNumbers w:val="0"/>
+              <w:spacing w:before="0" w:beforeAutospacing="0" w:line="14" w:lineRule="atLeast"/>
+              <w:jc w:val="left"/>
+              <w:rPr>
+                <w:rFonts w:hint="default" w:ascii="Times New Roman" w:hAnsi="Times New Roman" w:eastAsia="sans-serif" w:cs="Times New Roman"/>
+                <w:sz w:val="24"/>
+                <w:szCs w:val="24"/>
+              </w:rPr>
+            </w:pPr>
+          </w:p>
+          <w:p>
+            <w:pPr>
+              <w:pStyle w:val="11"/>
+              <w:keepNext w:val="0"/>
+              <w:keepLines w:val="0"/>
+              <w:widowControl/>
+              <w:suppressLineNumbers w:val="0"/>
+              <w:spacing w:before="0" w:beforeAutospacing="0" w:after="0" w:afterAutospacing="0" w:line="14" w:lineRule="atLeast"/>
+              <w:ind w:left="0" w:leftChars="0" w:right="0" w:rightChars="0"/>
+              <w:rPr>
+                <w:rFonts w:hint="default" w:ascii="Times New Roman" w:hAnsi="Times New Roman" w:cs="Times New Roman"/>
+                <w:sz w:val="24"/>
+                <w:szCs w:val="24"/>
+                <w:vertAlign w:val="baseline"/>
+                <w:lang w:val="en-US"/>
+              </w:rPr>
+            </w:pPr>
+            <w:r>
+              <w:rPr>
+                <w:rFonts w:hint="default" w:ascii="Times New Roman" w:hAnsi="Times New Roman" w:eastAsia="sans-serif" w:cs="Times New Roman"/>
+                <w:sz w:val="24"/>
+                <w:szCs w:val="24"/>
+              </w:rPr>
+              <w:t xml:space="preserve">Divided the overall system into distinct operational domain models: </w:t>
+            </w:r>
+            <w:r>
+              <w:rPr>
+                <w:rFonts w:hint="default" w:ascii="Times New Roman" w:hAnsi="Times New Roman" w:eastAsia="sans-serif" w:cs="Times New Roman"/>
+                <w:b/>
+                <w:bCs/>
+                <w:sz w:val="24"/>
+                <w:szCs w:val="24"/>
+              </w:rPr>
+              <w:t>Staff Subsystem</w:t>
+            </w:r>
+            <w:r>
+              <w:rPr>
+                <w:rFonts w:hint="default" w:ascii="Times New Roman" w:hAnsi="Times New Roman" w:eastAsia="sans-serif" w:cs="Times New Roman"/>
+                <w:sz w:val="24"/>
+                <w:szCs w:val="24"/>
+              </w:rPr>
+              <w:t xml:space="preserve"> and </w:t>
+            </w:r>
+            <w:r>
+              <w:rPr>
+                <w:rFonts w:hint="default" w:ascii="Times New Roman" w:hAnsi="Times New Roman" w:eastAsia="sans-serif" w:cs="Times New Roman"/>
+                <w:b/>
+                <w:bCs/>
+                <w:sz w:val="24"/>
+                <w:szCs w:val="24"/>
+              </w:rPr>
+              <w:t>Customer Subsystem</w:t>
+            </w:r>
+            <w:r>
+              <w:rPr>
+                <w:rFonts w:hint="default" w:ascii="Times New Roman" w:hAnsi="Times New Roman" w:eastAsia="sans-serif" w:cs="Times New Roman"/>
+                <w:sz w:val="24"/>
+                <w:szCs w:val="24"/>
+              </w:rPr>
+              <w:t>.</w:t>
+            </w:r>
+          </w:p>
+        </w:tc>
+        <w:tc>
+          <w:tcPr>
+            <w:tcW w:w="3144" w:type="dxa"/>
+            <w:vAlign w:val="center"/>
+          </w:tcPr>
+          <w:p>
+            <w:pPr>
+              <w:keepNext w:val="0"/>
+              <w:keepLines w:val="0"/>
+              <w:widowControl/>
+              <w:suppressLineNumbers w:val="0"/>
+              <w:spacing w:before="0" w:beforeAutospacing="0" w:line="14" w:lineRule="atLeast"/>
+              <w:jc w:val="left"/>
+              <w:rPr>
+                <w:rFonts w:hint="default" w:ascii="Times New Roman" w:hAnsi="Times New Roman" w:cs="Times New Roman"/>
+                <w:sz w:val="24"/>
+                <w:szCs w:val="24"/>
+                <w:vertAlign w:val="baseline"/>
+                <w:lang w:val="en-US"/>
+              </w:rPr>
+            </w:pPr>
+            <w:r>
+              <w:rPr>
+                <w:rFonts w:hint="default" w:ascii="Times New Roman" w:hAnsi="Times New Roman" w:eastAsia="sans-serif" w:cs="Times New Roman"/>
+                <w:b/>
+                <w:bCs/>
+                <w:kern w:val="0"/>
+                <w:sz w:val="24"/>
+                <w:szCs w:val="24"/>
+                <w:lang w:val="en-US" w:eastAsia="zh-CN" w:bidi="ar"/>
+              </w:rPr>
+              <w:t>Single Responsibility Principle (SRP):</w:t>
+            </w:r>
+            <w:r>
+              <w:rPr>
+                <w:rFonts w:hint="default" w:ascii="Times New Roman" w:hAnsi="Times New Roman" w:eastAsia="sans-serif" w:cs="Times New Roman"/>
+                <w:kern w:val="0"/>
+                <w:sz w:val="24"/>
+                <w:szCs w:val="24"/>
+                <w:lang w:val="en-US" w:eastAsia="zh-CN" w:bidi="ar"/>
+              </w:rPr>
+              <w:t xml:space="preserve"> Tightly coupled classes make maintenance difficult. Separating internal operation flows from customer interactions reduces system complexity, enhances scalability, and limits security vulnerability propagation across domain boundaries.</w:t>
+            </w:r>
+          </w:p>
+        </w:tc>
+      </w:tr>
+      <w:tr>
+        <w:tblPrEx>
+          <w:tblBorders>
+            <w:top w:val="single" w:color="auto" w:sz="4" w:space="0"/>
+            <w:left w:val="single" w:color="auto" w:sz="4" w:space="0"/>
+            <w:bottom w:val="single" w:color="auto" w:sz="4" w:space="0"/>
+            <w:right w:val="single" w:color="auto" w:sz="4" w:space="0"/>
+            <w:insideH w:val="single" w:color="auto" w:sz="4" w:space="0"/>
+            <w:insideV w:val="single" w:color="auto" w:sz="4" w:space="0"/>
+          </w:tblBorders>
+          <w:tblCellMar>
+            <w:left w:w="108" w:type="dxa"/>
+            <w:right w:w="108" w:type="dxa"/>
+          </w:tblCellMar>
+        </w:tblPrEx>
+        <w:tc>
+          <w:tcPr>
+            <w:tcW w:w="2534" w:type="dxa"/>
+            <w:vAlign w:val="center"/>
+          </w:tcPr>
+          <w:p>
+            <w:pPr>
+              <w:pStyle w:val="11"/>
+              <w:keepNext w:val="0"/>
+              <w:keepLines w:val="0"/>
+              <w:widowControl/>
+              <w:suppressLineNumbers w:val="0"/>
+              <w:spacing w:before="0" w:beforeAutospacing="0" w:after="0" w:afterAutospacing="0" w:line="14" w:lineRule="atLeast"/>
+              <w:rPr>
+                <w:rFonts w:hint="default" w:ascii="Times New Roman" w:hAnsi="Times New Roman" w:eastAsia="sans-serif" w:cs="Times New Roman"/>
+                <w:sz w:val="24"/>
+                <w:szCs w:val="24"/>
+              </w:rPr>
+            </w:pPr>
+            <w:r>
+              <w:rPr>
+                <w:rFonts w:hint="default" w:ascii="Times New Roman" w:hAnsi="Times New Roman" w:eastAsia="sans-serif" w:cs="Times New Roman"/>
+                <w:b/>
+                <w:bCs/>
+                <w:sz w:val="24"/>
+                <w:szCs w:val="24"/>
+              </w:rPr>
+              <w:t>Lack of Real-time Operational Monitoring</w:t>
+            </w:r>
+          </w:p>
+          <w:p>
+            <w:pPr>
+              <w:keepNext w:val="0"/>
+              <w:keepLines w:val="0"/>
+              <w:widowControl/>
+              <w:suppressLineNumbers w:val="0"/>
+              <w:spacing w:before="0" w:beforeAutospacing="0" w:line="14" w:lineRule="atLeast"/>
+              <w:jc w:val="left"/>
+              <w:rPr>
+                <w:rFonts w:hint="default" w:ascii="Times New Roman" w:hAnsi="Times New Roman" w:eastAsia="sans-serif" w:cs="Times New Roman"/>
+                <w:sz w:val="24"/>
+                <w:szCs w:val="24"/>
+              </w:rPr>
+            </w:pPr>
+          </w:p>
+          <w:p>
+            <w:pPr>
+              <w:pStyle w:val="11"/>
+              <w:keepNext w:val="0"/>
+              <w:keepLines w:val="0"/>
+              <w:widowControl/>
+              <w:suppressLineNumbers w:val="0"/>
+              <w:spacing w:before="0" w:beforeAutospacing="0" w:after="0" w:afterAutospacing="0" w:line="14" w:lineRule="atLeast"/>
+              <w:ind w:left="0" w:leftChars="0" w:right="0" w:rightChars="0"/>
+              <w:rPr>
+                <w:rFonts w:hint="default" w:ascii="Times New Roman" w:hAnsi="Times New Roman" w:cs="Times New Roman"/>
+                <w:sz w:val="24"/>
+                <w:szCs w:val="24"/>
+                <w:vertAlign w:val="baseline"/>
+                <w:lang w:val="en-US"/>
+              </w:rPr>
+            </w:pPr>
+            <w:r>
+              <w:rPr>
+                <w:rFonts w:hint="default" w:ascii="Times New Roman" w:hAnsi="Times New Roman" w:eastAsia="sans-serif" w:cs="Times New Roman"/>
+                <w:sz w:val="24"/>
+                <w:szCs w:val="24"/>
+              </w:rPr>
+              <w:t>Assignment 2 lacked dedicated entities for tracking vehicle telematics and automated alerting mechanisms.</w:t>
+            </w:r>
+          </w:p>
+        </w:tc>
+        <w:tc>
+          <w:tcPr>
+            <w:tcW w:w="2844" w:type="dxa"/>
+            <w:vAlign w:val="center"/>
+          </w:tcPr>
+          <w:p>
+            <w:pPr>
+              <w:pStyle w:val="11"/>
+              <w:keepNext w:val="0"/>
+              <w:keepLines w:val="0"/>
+              <w:widowControl/>
+              <w:suppressLineNumbers w:val="0"/>
+              <w:spacing w:before="0" w:beforeAutospacing="0" w:after="0" w:afterAutospacing="0" w:line="14" w:lineRule="atLeast"/>
+              <w:rPr>
+                <w:rFonts w:hint="default" w:ascii="Times New Roman" w:hAnsi="Times New Roman" w:eastAsia="sans-serif" w:cs="Times New Roman"/>
+                <w:sz w:val="24"/>
+                <w:szCs w:val="24"/>
+              </w:rPr>
+            </w:pPr>
+            <w:r>
+              <w:rPr>
+                <w:rFonts w:hint="default" w:ascii="Times New Roman" w:hAnsi="Times New Roman" w:eastAsia="sans-serif" w:cs="Times New Roman"/>
+                <w:b/>
+                <w:bCs/>
+                <w:sz w:val="24"/>
+                <w:szCs w:val="24"/>
+              </w:rPr>
+              <w:t>Introduction of Telematics Domain</w:t>
+            </w:r>
+          </w:p>
+          <w:p>
+            <w:pPr>
+              <w:keepNext w:val="0"/>
+              <w:keepLines w:val="0"/>
+              <w:widowControl/>
+              <w:suppressLineNumbers w:val="0"/>
+              <w:spacing w:before="0" w:beforeAutospacing="0" w:line="14" w:lineRule="atLeast"/>
+              <w:jc w:val="left"/>
+              <w:rPr>
+                <w:rFonts w:hint="default" w:ascii="Times New Roman" w:hAnsi="Times New Roman" w:eastAsia="sans-serif" w:cs="Times New Roman"/>
+                <w:sz w:val="24"/>
+                <w:szCs w:val="24"/>
+              </w:rPr>
+            </w:pPr>
+          </w:p>
+          <w:p>
+            <w:pPr>
+              <w:pStyle w:val="11"/>
+              <w:keepNext w:val="0"/>
+              <w:keepLines w:val="0"/>
+              <w:widowControl/>
+              <w:suppressLineNumbers w:val="0"/>
+              <w:spacing w:before="0" w:beforeAutospacing="0" w:after="0" w:afterAutospacing="0" w:line="14" w:lineRule="atLeast"/>
+              <w:ind w:left="0" w:leftChars="0" w:right="0" w:rightChars="0"/>
+              <w:rPr>
+                <w:rFonts w:hint="default" w:ascii="Times New Roman" w:hAnsi="Times New Roman" w:cs="Times New Roman"/>
+                <w:sz w:val="24"/>
+                <w:szCs w:val="24"/>
+                <w:vertAlign w:val="baseline"/>
+                <w:lang w:val="en-US"/>
+              </w:rPr>
+            </w:pPr>
+            <w:r>
+              <w:rPr>
+                <w:rFonts w:hint="default" w:ascii="Times New Roman" w:hAnsi="Times New Roman" w:eastAsia="sans-serif" w:cs="Times New Roman"/>
+                <w:sz w:val="24"/>
+                <w:szCs w:val="24"/>
+              </w:rPr>
+              <w:t xml:space="preserve">Added </w:t>
+            </w:r>
+            <w:r>
+              <w:rPr>
+                <w:rStyle w:val="10"/>
+                <w:rFonts w:hint="default" w:ascii="Times New Roman" w:hAnsi="Times New Roman" w:eastAsia="sans-serif" w:cs="Times New Roman"/>
+                <w:sz w:val="24"/>
+                <w:szCs w:val="24"/>
+              </w:rPr>
+              <w:t>TelemetryRecord</w:t>
+            </w:r>
+            <w:r>
+              <w:rPr>
+                <w:rFonts w:hint="default" w:ascii="Times New Roman" w:hAnsi="Times New Roman" w:eastAsia="sans-serif" w:cs="Times New Roman"/>
+                <w:sz w:val="24"/>
+                <w:szCs w:val="24"/>
+              </w:rPr>
+              <w:t xml:space="preserve"> and </w:t>
+            </w:r>
+            <w:r>
+              <w:rPr>
+                <w:rStyle w:val="10"/>
+                <w:rFonts w:hint="default" w:ascii="Times New Roman" w:hAnsi="Times New Roman" w:eastAsia="sans-serif" w:cs="Times New Roman"/>
+                <w:sz w:val="24"/>
+                <w:szCs w:val="24"/>
+              </w:rPr>
+              <w:t>AlertSystem</w:t>
+            </w:r>
+            <w:r>
+              <w:rPr>
+                <w:rFonts w:hint="default" w:ascii="Times New Roman" w:hAnsi="Times New Roman" w:eastAsia="sans-serif" w:cs="Times New Roman"/>
+                <w:sz w:val="24"/>
+                <w:szCs w:val="24"/>
+              </w:rPr>
+              <w:t xml:space="preserve"> classes dedicated to processing real-time telemetry updates (speed, coordinates).</w:t>
+            </w:r>
+          </w:p>
+        </w:tc>
+        <w:tc>
+          <w:tcPr>
+            <w:tcW w:w="3144" w:type="dxa"/>
+            <w:vAlign w:val="center"/>
+          </w:tcPr>
+          <w:p>
+            <w:pPr>
+              <w:keepNext w:val="0"/>
+              <w:keepLines w:val="0"/>
+              <w:widowControl/>
+              <w:suppressLineNumbers w:val="0"/>
+              <w:spacing w:before="0" w:beforeAutospacing="0" w:line="14" w:lineRule="atLeast"/>
+              <w:jc w:val="left"/>
+              <w:rPr>
+                <w:rFonts w:hint="default" w:ascii="Times New Roman" w:hAnsi="Times New Roman" w:cs="Times New Roman"/>
+                <w:sz w:val="24"/>
+                <w:szCs w:val="24"/>
+                <w:vertAlign w:val="baseline"/>
+                <w:lang w:val="en-US"/>
+              </w:rPr>
+            </w:pPr>
+            <w:r>
+              <w:rPr>
+                <w:rFonts w:hint="default" w:ascii="Times New Roman" w:hAnsi="Times New Roman" w:eastAsia="sans-serif" w:cs="Times New Roman"/>
+                <w:b/>
+                <w:bCs/>
+                <w:kern w:val="0"/>
+                <w:sz w:val="24"/>
+                <w:szCs w:val="24"/>
+                <w:lang w:val="en-US" w:eastAsia="zh-CN" w:bidi="ar"/>
+              </w:rPr>
+              <w:t>Domain-Driven Design:</w:t>
+            </w:r>
+            <w:r>
+              <w:rPr>
+                <w:rFonts w:hint="default" w:ascii="Times New Roman" w:hAnsi="Times New Roman" w:eastAsia="sans-serif" w:cs="Times New Roman"/>
+                <w:kern w:val="0"/>
+                <w:sz w:val="24"/>
+                <w:szCs w:val="24"/>
+                <w:lang w:val="en-US" w:eastAsia="zh-CN" w:bidi="ar"/>
+              </w:rPr>
+              <w:t xml:space="preserve"> Encapsulates IoT streaming and safety compliance logic out of general vehicle management, ensuring real-time event processing without polluting basic asset records.</w:t>
+            </w:r>
+          </w:p>
+        </w:tc>
+      </w:tr>
+      <w:tr>
+        <w:tblPrEx>
+          <w:tblBorders>
+            <w:top w:val="single" w:color="auto" w:sz="4" w:space="0"/>
+            <w:left w:val="single" w:color="auto" w:sz="4" w:space="0"/>
+            <w:bottom w:val="single" w:color="auto" w:sz="4" w:space="0"/>
+            <w:right w:val="single" w:color="auto" w:sz="4" w:space="0"/>
+            <w:insideH w:val="single" w:color="auto" w:sz="4" w:space="0"/>
+            <w:insideV w:val="single" w:color="auto" w:sz="4" w:space="0"/>
+          </w:tblBorders>
+          <w:tblCellMar>
+            <w:left w:w="108" w:type="dxa"/>
+            <w:right w:w="108" w:type="dxa"/>
+          </w:tblCellMar>
+        </w:tblPrEx>
+        <w:tc>
+          <w:tcPr>
+            <w:tcW w:w="2534" w:type="dxa"/>
+            <w:vAlign w:val="center"/>
+          </w:tcPr>
+          <w:p>
+            <w:pPr>
+              <w:pStyle w:val="11"/>
+              <w:keepNext w:val="0"/>
+              <w:keepLines w:val="0"/>
+              <w:widowControl/>
+              <w:suppressLineNumbers w:val="0"/>
+              <w:spacing w:before="0" w:beforeAutospacing="0" w:after="0" w:afterAutospacing="0" w:line="14" w:lineRule="atLeast"/>
+              <w:rPr>
+                <w:rFonts w:hint="default" w:ascii="Times New Roman" w:hAnsi="Times New Roman" w:eastAsia="sans-serif" w:cs="Times New Roman"/>
+                <w:sz w:val="24"/>
+                <w:szCs w:val="24"/>
+              </w:rPr>
+            </w:pPr>
+            <w:r>
+              <w:rPr>
+                <w:rFonts w:hint="default" w:ascii="Times New Roman" w:hAnsi="Times New Roman" w:eastAsia="sans-serif" w:cs="Times New Roman"/>
+                <w:b/>
+                <w:bCs/>
+                <w:sz w:val="24"/>
+                <w:szCs w:val="24"/>
+              </w:rPr>
+              <w:t>Over-simplified User Roles</w:t>
+            </w:r>
+          </w:p>
+          <w:p>
+            <w:pPr>
+              <w:keepNext w:val="0"/>
+              <w:keepLines w:val="0"/>
+              <w:widowControl/>
+              <w:suppressLineNumbers w:val="0"/>
+              <w:spacing w:before="0" w:beforeAutospacing="0" w:line="14" w:lineRule="atLeast"/>
+              <w:jc w:val="left"/>
+              <w:rPr>
+                <w:rFonts w:hint="default" w:ascii="Times New Roman" w:hAnsi="Times New Roman" w:eastAsia="sans-serif" w:cs="Times New Roman"/>
+                <w:sz w:val="24"/>
+                <w:szCs w:val="24"/>
+              </w:rPr>
+            </w:pPr>
+          </w:p>
+          <w:p>
+            <w:pPr>
+              <w:pStyle w:val="11"/>
+              <w:keepNext w:val="0"/>
+              <w:keepLines w:val="0"/>
+              <w:widowControl/>
+              <w:suppressLineNumbers w:val="0"/>
+              <w:spacing w:before="0" w:beforeAutospacing="0" w:after="0" w:afterAutospacing="0" w:line="14" w:lineRule="atLeast"/>
+              <w:ind w:left="0" w:leftChars="0" w:right="0" w:rightChars="0"/>
+              <w:rPr>
+                <w:rFonts w:hint="default" w:ascii="Times New Roman" w:hAnsi="Times New Roman" w:cs="Times New Roman"/>
+                <w:sz w:val="24"/>
+                <w:szCs w:val="24"/>
+                <w:vertAlign w:val="baseline"/>
+                <w:lang w:val="en-US"/>
+              </w:rPr>
+            </w:pPr>
+            <w:r>
+              <w:rPr>
+                <w:rFonts w:hint="default" w:ascii="Times New Roman" w:hAnsi="Times New Roman" w:eastAsia="sans-serif" w:cs="Times New Roman"/>
+                <w:sz w:val="24"/>
+                <w:szCs w:val="24"/>
+              </w:rPr>
+              <w:t>User management relied on generic attributes without structural distinction between operational staff and end clients.</w:t>
+            </w:r>
+          </w:p>
+        </w:tc>
+        <w:tc>
+          <w:tcPr>
+            <w:tcW w:w="2844" w:type="dxa"/>
+            <w:vAlign w:val="center"/>
+          </w:tcPr>
+          <w:p>
+            <w:pPr>
+              <w:pStyle w:val="11"/>
+              <w:keepNext w:val="0"/>
+              <w:keepLines w:val="0"/>
+              <w:widowControl/>
+              <w:suppressLineNumbers w:val="0"/>
+              <w:spacing w:before="0" w:beforeAutospacing="0" w:after="0" w:afterAutospacing="0" w:line="14" w:lineRule="atLeast"/>
+              <w:rPr>
+                <w:rFonts w:hint="default" w:ascii="Times New Roman" w:hAnsi="Times New Roman" w:eastAsia="sans-serif" w:cs="Times New Roman"/>
+                <w:sz w:val="24"/>
+                <w:szCs w:val="24"/>
+              </w:rPr>
+            </w:pPr>
+            <w:r>
+              <w:rPr>
+                <w:rFonts w:hint="default" w:ascii="Times New Roman" w:hAnsi="Times New Roman" w:eastAsia="sans-serif" w:cs="Times New Roman"/>
+                <w:b/>
+                <w:bCs/>
+                <w:sz w:val="24"/>
+                <w:szCs w:val="24"/>
+              </w:rPr>
+              <w:t>Specialized Polymorphic Inheritance</w:t>
+            </w:r>
+          </w:p>
+          <w:p>
+            <w:pPr>
+              <w:keepNext w:val="0"/>
+              <w:keepLines w:val="0"/>
+              <w:widowControl/>
+              <w:suppressLineNumbers w:val="0"/>
+              <w:spacing w:before="0" w:beforeAutospacing="0" w:line="14" w:lineRule="atLeast"/>
+              <w:jc w:val="left"/>
+              <w:rPr>
+                <w:rFonts w:hint="default" w:ascii="Times New Roman" w:hAnsi="Times New Roman" w:eastAsia="sans-serif" w:cs="Times New Roman"/>
+                <w:sz w:val="24"/>
+                <w:szCs w:val="24"/>
+              </w:rPr>
+            </w:pPr>
+          </w:p>
+          <w:p>
+            <w:pPr>
+              <w:pStyle w:val="11"/>
+              <w:keepNext w:val="0"/>
+              <w:keepLines w:val="0"/>
+              <w:widowControl/>
+              <w:suppressLineNumbers w:val="0"/>
+              <w:spacing w:before="0" w:beforeAutospacing="0" w:after="0" w:afterAutospacing="0" w:line="14" w:lineRule="atLeast"/>
+              <w:ind w:left="0" w:leftChars="0" w:right="0" w:rightChars="0"/>
+              <w:rPr>
+                <w:rFonts w:hint="default" w:ascii="Times New Roman" w:hAnsi="Times New Roman" w:cs="Times New Roman"/>
+                <w:sz w:val="24"/>
+                <w:szCs w:val="24"/>
+                <w:vertAlign w:val="baseline"/>
+                <w:lang w:val="en-US"/>
+              </w:rPr>
+            </w:pPr>
+            <w:r>
+              <w:rPr>
+                <w:rFonts w:hint="default" w:ascii="Times New Roman" w:hAnsi="Times New Roman" w:eastAsia="sans-serif" w:cs="Times New Roman"/>
+                <w:sz w:val="24"/>
+                <w:szCs w:val="24"/>
+              </w:rPr>
+              <w:t>Implemented explicit class structures (</w:t>
+            </w:r>
+            <w:r>
+              <w:rPr>
+                <w:rStyle w:val="10"/>
+                <w:rFonts w:hint="default" w:ascii="Times New Roman" w:hAnsi="Times New Roman" w:eastAsia="sans-serif" w:cs="Times New Roman"/>
+                <w:sz w:val="24"/>
+                <w:szCs w:val="24"/>
+              </w:rPr>
+              <w:t>Driver</w:t>
+            </w:r>
+            <w:r>
+              <w:rPr>
+                <w:rFonts w:hint="default" w:ascii="Times New Roman" w:hAnsi="Times New Roman" w:eastAsia="sans-serif" w:cs="Times New Roman"/>
+                <w:sz w:val="24"/>
+                <w:szCs w:val="24"/>
+              </w:rPr>
+              <w:t xml:space="preserve">, </w:t>
+            </w:r>
+            <w:r>
+              <w:rPr>
+                <w:rStyle w:val="10"/>
+                <w:rFonts w:hint="default" w:ascii="Times New Roman" w:hAnsi="Times New Roman" w:eastAsia="sans-serif" w:cs="Times New Roman"/>
+                <w:sz w:val="24"/>
+                <w:szCs w:val="24"/>
+              </w:rPr>
+              <w:t>Dispatcher</w:t>
+            </w:r>
+            <w:r>
+              <w:rPr>
+                <w:rFonts w:hint="default" w:ascii="Times New Roman" w:hAnsi="Times New Roman" w:eastAsia="sans-serif" w:cs="Times New Roman"/>
+                <w:sz w:val="24"/>
+                <w:szCs w:val="24"/>
+              </w:rPr>
+              <w:t xml:space="preserve">, </w:t>
+            </w:r>
+            <w:r>
+              <w:rPr>
+                <w:rStyle w:val="10"/>
+                <w:rFonts w:hint="default" w:ascii="Times New Roman" w:hAnsi="Times New Roman" w:eastAsia="sans-serif" w:cs="Times New Roman"/>
+                <w:sz w:val="24"/>
+                <w:szCs w:val="24"/>
+              </w:rPr>
+              <w:t>FleetManager</w:t>
+            </w:r>
+            <w:r>
+              <w:rPr>
+                <w:rFonts w:hint="default" w:ascii="Times New Roman" w:hAnsi="Times New Roman" w:eastAsia="sans-serif" w:cs="Times New Roman"/>
+                <w:sz w:val="24"/>
+                <w:szCs w:val="24"/>
+              </w:rPr>
+              <w:t xml:space="preserve">, </w:t>
+            </w:r>
+            <w:r>
+              <w:rPr>
+                <w:rStyle w:val="10"/>
+                <w:rFonts w:hint="default" w:ascii="Times New Roman" w:hAnsi="Times New Roman" w:eastAsia="sans-serif" w:cs="Times New Roman"/>
+                <w:sz w:val="24"/>
+                <w:szCs w:val="24"/>
+              </w:rPr>
+              <w:t>Customer</w:t>
+            </w:r>
+            <w:r>
+              <w:rPr>
+                <w:rFonts w:hint="default" w:ascii="Times New Roman" w:hAnsi="Times New Roman" w:eastAsia="sans-serif" w:cs="Times New Roman"/>
+                <w:sz w:val="24"/>
+                <w:szCs w:val="24"/>
+              </w:rPr>
+              <w:t>) deriving from abstract base classes (</w:t>
+            </w:r>
+            <w:r>
+              <w:rPr>
+                <w:rStyle w:val="10"/>
+                <w:rFonts w:hint="default" w:ascii="Times New Roman" w:hAnsi="Times New Roman" w:eastAsia="sans-serif" w:cs="Times New Roman"/>
+                <w:sz w:val="24"/>
+                <w:szCs w:val="24"/>
+              </w:rPr>
+              <w:t>User</w:t>
+            </w:r>
+            <w:r>
+              <w:rPr>
+                <w:rFonts w:hint="default" w:ascii="Times New Roman" w:hAnsi="Times New Roman" w:eastAsia="sans-serif" w:cs="Times New Roman"/>
+                <w:sz w:val="24"/>
+                <w:szCs w:val="24"/>
+              </w:rPr>
+              <w:t xml:space="preserve">, </w:t>
+            </w:r>
+            <w:r>
+              <w:rPr>
+                <w:rStyle w:val="10"/>
+                <w:rFonts w:hint="default" w:ascii="Times New Roman" w:hAnsi="Times New Roman" w:eastAsia="sans-serif" w:cs="Times New Roman"/>
+                <w:sz w:val="24"/>
+                <w:szCs w:val="24"/>
+              </w:rPr>
+              <w:t>Staff</w:t>
+            </w:r>
+            <w:r>
+              <w:rPr>
+                <w:rFonts w:hint="default" w:ascii="Times New Roman" w:hAnsi="Times New Roman" w:eastAsia="sans-serif" w:cs="Times New Roman"/>
+                <w:sz w:val="24"/>
+                <w:szCs w:val="24"/>
+              </w:rPr>
+              <w:t>).</w:t>
+            </w:r>
+          </w:p>
+        </w:tc>
+        <w:tc>
+          <w:tcPr>
+            <w:tcW w:w="3144" w:type="dxa"/>
+            <w:vAlign w:val="center"/>
+          </w:tcPr>
+          <w:p>
+            <w:pPr>
+              <w:keepNext w:val="0"/>
+              <w:keepLines w:val="0"/>
+              <w:widowControl/>
+              <w:suppressLineNumbers w:val="0"/>
+              <w:spacing w:before="0" w:beforeAutospacing="0" w:line="14" w:lineRule="atLeast"/>
+              <w:jc w:val="left"/>
+              <w:rPr>
+                <w:rFonts w:hint="default" w:ascii="Times New Roman" w:hAnsi="Times New Roman" w:cs="Times New Roman"/>
+                <w:sz w:val="24"/>
+                <w:szCs w:val="24"/>
+                <w:vertAlign w:val="baseline"/>
+                <w:lang w:val="en-US"/>
+              </w:rPr>
+            </w:pPr>
+            <w:r>
+              <w:rPr>
+                <w:rFonts w:hint="default" w:ascii="Times New Roman" w:hAnsi="Times New Roman" w:eastAsia="sans-serif" w:cs="Times New Roman"/>
+                <w:b/>
+                <w:bCs/>
+                <w:kern w:val="0"/>
+                <w:sz w:val="24"/>
+                <w:szCs w:val="24"/>
+                <w:lang w:val="en-US" w:eastAsia="zh-CN" w:bidi="ar"/>
+              </w:rPr>
+              <w:t>Open/Closed Principle (OCP) &amp; Polymorphism:</w:t>
+            </w:r>
+            <w:r>
+              <w:rPr>
+                <w:rFonts w:hint="default" w:ascii="Times New Roman" w:hAnsi="Times New Roman" w:eastAsia="sans-serif" w:cs="Times New Roman"/>
+                <w:kern w:val="0"/>
+                <w:sz w:val="24"/>
+                <w:szCs w:val="24"/>
+                <w:lang w:val="en-US" w:eastAsia="zh-CN" w:bidi="ar"/>
+              </w:rPr>
+              <w:t xml:space="preserve"> Allows adding new operational roles (e.g., Third-party Logistics Auditor) in the future without modifying existing base </w:t>
+            </w:r>
+            <w:r>
+              <w:rPr>
+                <w:rStyle w:val="10"/>
+                <w:rFonts w:hint="default" w:ascii="Times New Roman" w:hAnsi="Times New Roman" w:eastAsia="sans-serif" w:cs="Times New Roman"/>
+                <w:kern w:val="0"/>
+                <w:sz w:val="24"/>
+                <w:szCs w:val="24"/>
+                <w:lang w:val="en-US" w:eastAsia="zh-CN" w:bidi="ar"/>
+              </w:rPr>
+              <w:t>User</w:t>
+            </w:r>
+            <w:r>
+              <w:rPr>
+                <w:rFonts w:hint="default" w:ascii="Times New Roman" w:hAnsi="Times New Roman" w:eastAsia="sans-serif" w:cs="Times New Roman"/>
+                <w:kern w:val="0"/>
+                <w:sz w:val="24"/>
+                <w:szCs w:val="24"/>
+                <w:lang w:val="en-US" w:eastAsia="zh-CN" w:bidi="ar"/>
+              </w:rPr>
+              <w:t xml:space="preserve"> or </w:t>
+            </w:r>
+            <w:r>
+              <w:rPr>
+                <w:rStyle w:val="10"/>
+                <w:rFonts w:hint="default" w:ascii="Times New Roman" w:hAnsi="Times New Roman" w:eastAsia="sans-serif" w:cs="Times New Roman"/>
+                <w:kern w:val="0"/>
+                <w:sz w:val="24"/>
+                <w:szCs w:val="24"/>
+                <w:lang w:val="en-US" w:eastAsia="zh-CN" w:bidi="ar"/>
+              </w:rPr>
+              <w:t>Staff</w:t>
+            </w:r>
+            <w:r>
+              <w:rPr>
+                <w:rFonts w:hint="default" w:ascii="Times New Roman" w:hAnsi="Times New Roman" w:eastAsia="sans-serif" w:cs="Times New Roman"/>
+                <w:kern w:val="0"/>
+                <w:sz w:val="24"/>
+                <w:szCs w:val="24"/>
+                <w:lang w:val="en-US" w:eastAsia="zh-CN" w:bidi="ar"/>
+              </w:rPr>
+              <w:t xml:space="preserve"> implementation logic.</w:t>
+            </w:r>
+          </w:p>
+        </w:tc>
+      </w:tr>
+      <w:tr>
+        <w:tblPrEx>
+          <w:tblBorders>
+            <w:top w:val="single" w:color="auto" w:sz="4" w:space="0"/>
+            <w:left w:val="single" w:color="auto" w:sz="4" w:space="0"/>
+            <w:bottom w:val="single" w:color="auto" w:sz="4" w:space="0"/>
+            <w:right w:val="single" w:color="auto" w:sz="4" w:space="0"/>
+            <w:insideH w:val="single" w:color="auto" w:sz="4" w:space="0"/>
+            <w:insideV w:val="single" w:color="auto" w:sz="4" w:space="0"/>
+          </w:tblBorders>
+          <w:tblCellMar>
+            <w:left w:w="108" w:type="dxa"/>
+            <w:right w:w="108" w:type="dxa"/>
+          </w:tblCellMar>
+        </w:tblPrEx>
+        <w:tc>
+          <w:tcPr>
+            <w:tcW w:w="2534" w:type="dxa"/>
+            <w:vAlign w:val="center"/>
+          </w:tcPr>
+          <w:p>
+            <w:pPr>
+              <w:pStyle w:val="11"/>
+              <w:keepNext w:val="0"/>
+              <w:keepLines w:val="0"/>
+              <w:widowControl/>
+              <w:suppressLineNumbers w:val="0"/>
+              <w:spacing w:before="0" w:beforeAutospacing="0" w:after="0" w:afterAutospacing="0" w:line="14" w:lineRule="atLeast"/>
+              <w:rPr>
+                <w:rFonts w:hint="default" w:ascii="Times New Roman" w:hAnsi="Times New Roman" w:eastAsia="sans-serif" w:cs="Times New Roman"/>
+                <w:sz w:val="24"/>
+                <w:szCs w:val="24"/>
+              </w:rPr>
+            </w:pPr>
+            <w:r>
+              <w:rPr>
+                <w:rFonts w:hint="default" w:ascii="Times New Roman" w:hAnsi="Times New Roman" w:eastAsia="sans-serif" w:cs="Times New Roman"/>
+                <w:b/>
+                <w:bCs/>
+                <w:sz w:val="24"/>
+                <w:szCs w:val="24"/>
+              </w:rPr>
+              <w:t>Implicit Delivery Execution</w:t>
+            </w:r>
+          </w:p>
+          <w:p>
+            <w:pPr>
+              <w:keepNext w:val="0"/>
+              <w:keepLines w:val="0"/>
+              <w:widowControl/>
+              <w:suppressLineNumbers w:val="0"/>
+              <w:spacing w:before="0" w:beforeAutospacing="0" w:line="14" w:lineRule="atLeast"/>
+              <w:jc w:val="left"/>
+              <w:rPr>
+                <w:rFonts w:hint="default" w:ascii="Times New Roman" w:hAnsi="Times New Roman" w:eastAsia="sans-serif" w:cs="Times New Roman"/>
+                <w:sz w:val="24"/>
+                <w:szCs w:val="24"/>
+              </w:rPr>
+            </w:pPr>
+          </w:p>
+          <w:p>
+            <w:pPr>
+              <w:pStyle w:val="11"/>
+              <w:keepNext w:val="0"/>
+              <w:keepLines w:val="0"/>
+              <w:widowControl/>
+              <w:suppressLineNumbers w:val="0"/>
+              <w:spacing w:before="0" w:beforeAutospacing="0" w:after="0" w:afterAutospacing="0" w:line="14" w:lineRule="atLeast"/>
+              <w:ind w:left="0" w:leftChars="0" w:right="0" w:rightChars="0"/>
+              <w:rPr>
+                <w:rFonts w:hint="default" w:ascii="Times New Roman" w:hAnsi="Times New Roman" w:cs="Times New Roman"/>
+                <w:sz w:val="24"/>
+                <w:szCs w:val="24"/>
+                <w:vertAlign w:val="baseline"/>
+                <w:lang w:val="en-US"/>
+              </w:rPr>
+            </w:pPr>
+            <w:r>
+              <w:rPr>
+                <w:rFonts w:hint="default" w:ascii="Times New Roman" w:hAnsi="Times New Roman" w:eastAsia="sans-serif" w:cs="Times New Roman"/>
+                <w:sz w:val="24"/>
+                <w:szCs w:val="24"/>
+              </w:rPr>
+              <w:t>Orders were directly mapped to drivers without representing the execution lifespan.</w:t>
+            </w:r>
+          </w:p>
+        </w:tc>
+        <w:tc>
+          <w:tcPr>
+            <w:tcW w:w="2844" w:type="dxa"/>
+            <w:vAlign w:val="center"/>
+          </w:tcPr>
+          <w:p>
+            <w:pPr>
+              <w:pStyle w:val="11"/>
+              <w:keepNext w:val="0"/>
+              <w:keepLines w:val="0"/>
+              <w:widowControl/>
+              <w:suppressLineNumbers w:val="0"/>
+              <w:spacing w:before="0" w:beforeAutospacing="0" w:after="0" w:afterAutospacing="0" w:line="14" w:lineRule="atLeast"/>
+              <w:rPr>
+                <w:rFonts w:hint="default" w:ascii="Times New Roman" w:hAnsi="Times New Roman" w:eastAsia="sans-serif" w:cs="Times New Roman"/>
+                <w:sz w:val="24"/>
+                <w:szCs w:val="24"/>
+              </w:rPr>
+            </w:pPr>
+            <w:r>
+              <w:rPr>
+                <w:rFonts w:hint="default" w:ascii="Times New Roman" w:hAnsi="Times New Roman" w:eastAsia="sans-serif" w:cs="Times New Roman"/>
+                <w:b/>
+                <w:bCs/>
+                <w:sz w:val="24"/>
+                <w:szCs w:val="24"/>
+              </w:rPr>
+              <w:t xml:space="preserve">Explicit </w:t>
+            </w:r>
+            <w:r>
+              <w:rPr>
+                <w:rStyle w:val="10"/>
+                <w:rFonts w:hint="default" w:ascii="Times New Roman" w:hAnsi="Times New Roman" w:eastAsia="sans-serif" w:cs="Times New Roman"/>
+                <w:b/>
+                <w:bCs/>
+                <w:sz w:val="24"/>
+                <w:szCs w:val="24"/>
+              </w:rPr>
+              <w:t>TripAssignment</w:t>
+            </w:r>
+            <w:r>
+              <w:rPr>
+                <w:rFonts w:hint="default" w:ascii="Times New Roman" w:hAnsi="Times New Roman" w:eastAsia="sans-serif" w:cs="Times New Roman"/>
+                <w:b/>
+                <w:bCs/>
+                <w:sz w:val="24"/>
+                <w:szCs w:val="24"/>
+              </w:rPr>
+              <w:t xml:space="preserve"> Entity</w:t>
+            </w:r>
+          </w:p>
+          <w:p>
+            <w:pPr>
+              <w:keepNext w:val="0"/>
+              <w:keepLines w:val="0"/>
+              <w:widowControl/>
+              <w:suppressLineNumbers w:val="0"/>
+              <w:spacing w:before="0" w:beforeAutospacing="0" w:line="14" w:lineRule="atLeast"/>
+              <w:jc w:val="left"/>
+              <w:rPr>
+                <w:rFonts w:hint="default" w:ascii="Times New Roman" w:hAnsi="Times New Roman" w:eastAsia="sans-serif" w:cs="Times New Roman"/>
+                <w:sz w:val="24"/>
+                <w:szCs w:val="24"/>
+              </w:rPr>
+            </w:pPr>
+          </w:p>
+          <w:p>
+            <w:pPr>
+              <w:pStyle w:val="11"/>
+              <w:keepNext w:val="0"/>
+              <w:keepLines w:val="0"/>
+              <w:widowControl/>
+              <w:suppressLineNumbers w:val="0"/>
+              <w:spacing w:before="0" w:beforeAutospacing="0" w:after="0" w:afterAutospacing="0" w:line="14" w:lineRule="atLeast"/>
+              <w:ind w:left="0" w:leftChars="0" w:right="0" w:rightChars="0"/>
+              <w:rPr>
+                <w:rFonts w:hint="default" w:ascii="Times New Roman" w:hAnsi="Times New Roman" w:cs="Times New Roman"/>
+                <w:sz w:val="24"/>
+                <w:szCs w:val="24"/>
+                <w:vertAlign w:val="baseline"/>
+                <w:lang w:val="en-US"/>
+              </w:rPr>
+            </w:pPr>
+            <w:r>
+              <w:rPr>
+                <w:rFonts w:hint="default" w:ascii="Times New Roman" w:hAnsi="Times New Roman" w:eastAsia="sans-serif" w:cs="Times New Roman"/>
+                <w:sz w:val="24"/>
+                <w:szCs w:val="24"/>
+              </w:rPr>
+              <w:t xml:space="preserve">Introduced </w:t>
+            </w:r>
+            <w:r>
+              <w:rPr>
+                <w:rStyle w:val="10"/>
+                <w:rFonts w:hint="default" w:ascii="Times New Roman" w:hAnsi="Times New Roman" w:eastAsia="sans-serif" w:cs="Times New Roman"/>
+                <w:sz w:val="24"/>
+                <w:szCs w:val="24"/>
+              </w:rPr>
+              <w:t>TripAssignment</w:t>
+            </w:r>
+            <w:r>
+              <w:rPr>
+                <w:rFonts w:hint="default" w:ascii="Times New Roman" w:hAnsi="Times New Roman" w:eastAsia="sans-serif" w:cs="Times New Roman"/>
+                <w:sz w:val="24"/>
+                <w:szCs w:val="24"/>
+              </w:rPr>
+              <w:t xml:space="preserve"> as an explicit reified entity coordinating </w:t>
+            </w:r>
+            <w:r>
+              <w:rPr>
+                <w:rStyle w:val="10"/>
+                <w:rFonts w:hint="default" w:ascii="Times New Roman" w:hAnsi="Times New Roman" w:eastAsia="sans-serif" w:cs="Times New Roman"/>
+                <w:sz w:val="24"/>
+                <w:szCs w:val="24"/>
+              </w:rPr>
+              <w:t>Order</w:t>
+            </w:r>
+            <w:r>
+              <w:rPr>
+                <w:rFonts w:hint="default" w:ascii="Times New Roman" w:hAnsi="Times New Roman" w:eastAsia="sans-serif" w:cs="Times New Roman"/>
+                <w:sz w:val="24"/>
+                <w:szCs w:val="24"/>
+              </w:rPr>
+              <w:t xml:space="preserve">, </w:t>
+            </w:r>
+            <w:r>
+              <w:rPr>
+                <w:rStyle w:val="10"/>
+                <w:rFonts w:hint="default" w:ascii="Times New Roman" w:hAnsi="Times New Roman" w:eastAsia="sans-serif" w:cs="Times New Roman"/>
+                <w:sz w:val="24"/>
+                <w:szCs w:val="24"/>
+              </w:rPr>
+              <w:t>Driver</w:t>
+            </w:r>
+            <w:r>
+              <w:rPr>
+                <w:rFonts w:hint="default" w:ascii="Times New Roman" w:hAnsi="Times New Roman" w:eastAsia="sans-serif" w:cs="Times New Roman"/>
+                <w:sz w:val="24"/>
+                <w:szCs w:val="24"/>
+              </w:rPr>
+              <w:t xml:space="preserve">, and </w:t>
+            </w:r>
+            <w:r>
+              <w:rPr>
+                <w:rStyle w:val="10"/>
+                <w:rFonts w:hint="default" w:ascii="Times New Roman" w:hAnsi="Times New Roman" w:eastAsia="sans-serif" w:cs="Times New Roman"/>
+                <w:sz w:val="24"/>
+                <w:szCs w:val="24"/>
+              </w:rPr>
+              <w:t>Vehicle</w:t>
+            </w:r>
+            <w:r>
+              <w:rPr>
+                <w:rFonts w:hint="default" w:ascii="Times New Roman" w:hAnsi="Times New Roman" w:eastAsia="sans-serif" w:cs="Times New Roman"/>
+                <w:sz w:val="24"/>
+                <w:szCs w:val="24"/>
+              </w:rPr>
+              <w:t>.</w:t>
+            </w:r>
+          </w:p>
+        </w:tc>
+        <w:tc>
+          <w:tcPr>
+            <w:tcW w:w="3144" w:type="dxa"/>
+            <w:vAlign w:val="center"/>
+          </w:tcPr>
+          <w:p>
+            <w:pPr>
+              <w:keepNext w:val="0"/>
+              <w:keepLines w:val="0"/>
+              <w:widowControl/>
+              <w:suppressLineNumbers w:val="0"/>
+              <w:spacing w:before="0" w:beforeAutospacing="0" w:line="14" w:lineRule="atLeast"/>
+              <w:jc w:val="left"/>
+              <w:rPr>
+                <w:rFonts w:hint="default" w:ascii="Times New Roman" w:hAnsi="Times New Roman" w:cs="Times New Roman"/>
+                <w:sz w:val="24"/>
+                <w:szCs w:val="24"/>
+                <w:vertAlign w:val="baseline"/>
+                <w:lang w:val="en-US"/>
+              </w:rPr>
+            </w:pPr>
+            <w:r>
+              <w:rPr>
+                <w:rFonts w:hint="default" w:ascii="Times New Roman" w:hAnsi="Times New Roman" w:eastAsia="sans-serif" w:cs="Times New Roman"/>
+                <w:b/>
+                <w:bCs/>
+                <w:kern w:val="0"/>
+                <w:sz w:val="24"/>
+                <w:szCs w:val="24"/>
+                <w:lang w:val="en-US" w:eastAsia="zh-CN" w:bidi="ar"/>
+              </w:rPr>
+              <w:t>Indirection &amp; Object-Oriented Design Pattern:</w:t>
+            </w:r>
+            <w:r>
+              <w:rPr>
+                <w:rFonts w:hint="default" w:ascii="Times New Roman" w:hAnsi="Times New Roman" w:eastAsia="sans-serif" w:cs="Times New Roman"/>
+                <w:kern w:val="0"/>
+                <w:sz w:val="24"/>
+                <w:szCs w:val="24"/>
+                <w:lang w:val="en-US" w:eastAsia="zh-CN" w:bidi="ar"/>
+              </w:rPr>
+              <w:t xml:space="preserve"> Represents a many-to-many operational association smoothly. Allows tracking historical driver-vehicle assignments, rescheduled trips, and transit timestamps independently of raw orders.</w:t>
+            </w:r>
+          </w:p>
+        </w:tc>
+      </w:tr>
+    </w:tbl>
+    <w:p>
+      <w:pPr>
+        <w:bidi w:val="0"/>
+        <w:spacing w:line="360" w:lineRule="auto"/>
+        <w:rPr>
+          <w:rFonts w:hint="default"/>
+          <w:b/>
+          <w:bCs/>
+          <w:sz w:val="26"/>
+          <w:szCs w:val="26"/>
+          <w:lang w:val="en-US"/>
+        </w:rPr>
+      </w:pPr>
+      <w:r>
+        <w:rPr>
+          <w:rFonts w:hint="default"/>
+          <w:b/>
+          <w:bCs/>
+          <w:sz w:val="26"/>
+          <w:szCs w:val="26"/>
+          <w:lang w:val="en-US"/>
+        </w:rPr>
+        <w:t>Quality Attribute Impacts</w:t>
+      </w:r>
+    </w:p>
+    <w:p>
+      <w:pPr>
+        <w:numPr>
+          <w:ilvl w:val="0"/>
+          <w:numId w:val="4"/>
+        </w:numPr>
+        <w:tabs>
+          <w:tab w:val="clear" w:pos="420"/>
+        </w:tabs>
+        <w:bidi w:val="0"/>
+        <w:ind w:left="420" w:leftChars="0" w:hanging="420" w:firstLineChars="0"/>
+        <w:rPr>
+          <w:rFonts w:hint="default"/>
+          <w:lang w:val="en-US"/>
+        </w:rPr>
+      </w:pPr>
+      <w:r>
+        <w:rPr>
+          <w:rFonts w:hint="default"/>
+          <w:lang w:val="en-US"/>
+        </w:rPr>
+        <w:t>Maintainability: By structuring business entities into modular domain subsystems (Customer vs. Staff), developers can update customer notification channels or payment logic without risking regressions in internal fleet management or driver dispatching modules.</w:t>
+      </w:r>
+    </w:p>
+    <w:p>
+      <w:pPr>
+        <w:bidi w:val="0"/>
+        <w:rPr>
+          <w:rFonts w:hint="default"/>
+          <w:lang w:val="en-US"/>
+        </w:rPr>
+      </w:pPr>
+    </w:p>
+    <w:p>
+      <w:pPr>
+        <w:numPr>
+          <w:ilvl w:val="0"/>
+          <w:numId w:val="4"/>
+        </w:numPr>
+        <w:tabs>
+          <w:tab w:val="clear" w:pos="420"/>
+        </w:tabs>
+        <w:bidi w:val="0"/>
+        <w:ind w:left="420" w:leftChars="0" w:hanging="420" w:firstLineChars="0"/>
+        <w:rPr>
+          <w:rFonts w:hint="default"/>
+          <w:lang w:val="en-US"/>
+        </w:rPr>
+      </w:pPr>
+      <w:r>
+        <w:rPr>
+          <w:rFonts w:hint="default"/>
+          <w:lang w:val="en-US"/>
+        </w:rPr>
+        <w:t>Extensibility: Abstracting Notification into SMSNotification and EmailNotification allows seamless integration of new notification gateways (e.g., Push Notifications, Zalo Notification Service) with zero modification to core Order or Customer classes.</w:t>
+      </w:r>
+    </w:p>
+    <w:p>
+      <w:pPr>
+        <w:bidi w:val="0"/>
+        <w:rPr>
+          <w:rFonts w:hint="default"/>
+          <w:lang w:val="en-US"/>
+        </w:rPr>
+      </w:pPr>
+    </w:p>
+    <w:p>
+      <w:pPr>
+        <w:numPr>
+          <w:ilvl w:val="0"/>
+          <w:numId w:val="4"/>
+        </w:numPr>
+        <w:tabs>
+          <w:tab w:val="clear" w:pos="420"/>
+        </w:tabs>
+        <w:bidi w:val="0"/>
+        <w:ind w:left="420" w:leftChars="0" w:hanging="420" w:firstLineChars="0"/>
+        <w:rPr>
+          <w:rFonts w:hint="default"/>
+          <w:lang w:val="en-US"/>
+        </w:rPr>
+      </w:pPr>
+      <w:r>
+        <w:rPr>
+          <w:rFonts w:hint="default"/>
+          <w:lang w:val="en-US"/>
+        </w:rPr>
+        <w:t>Security &amp; Data Isolation: Restricting access so that client-facing modules interact strictly with Customer and Order domains prevents unauthorized exposure of internal operational data (such as driver work hours, maintenance costs, or vehicle telemetry logs).</w:t>
       </w:r>
       <w:bookmarkStart w:id="0" w:name="_GoBack"/>
       <w:bookmarkEnd w:id="0"/>
-      <w:r>
-        <w:rPr>
-          <w:rFonts w:hint="default"/>
-          <w:i/>
-          <w:iCs/>
-          <w:sz w:val="21"/>
-          <w:szCs w:val="21"/>
-          <w:lang w:val="en-US"/>
-        </w:rPr>
-        <w:br w:type="textWrapping"/>
-      </w:r>
-      <w:r>
-        <w:rPr>
-          <w:rFonts w:hint="default"/>
-          <w:i/>
-          <w:iCs/>
-          <w:sz w:val="21"/>
-          <w:szCs w:val="21"/>
-          <w:lang w:val="en-US"/>
-        </w:rPr>
-        <w:br w:type="textWrapping"/>
-      </w:r>
-      <w:r>
-        <w:rPr>
-          <w:rFonts w:hint="default"/>
-          <w:i/>
-          <w:iCs/>
-          <w:sz w:val="21"/>
-          <w:szCs w:val="21"/>
-          <w:lang w:val="en-US"/>
-        </w:rPr>
-        <w:br w:type="textWrapping"/>
-      </w:r>
-      <w:r>
-        <w:rPr>
-          <w:rFonts w:hint="default"/>
-          <w:i/>
-          <w:iCs/>
-          <w:sz w:val="21"/>
-          <w:szCs w:val="21"/>
-          <w:lang w:val="en-US"/>
-        </w:rPr>
-        <w:br w:type="textWrapping"/>
-      </w:r>
-      <w:r>
-        <w:rPr>
-          <w:rFonts w:hint="default"/>
-          <w:i/>
-          <w:iCs/>
-          <w:sz w:val="21"/>
-          <w:szCs w:val="21"/>
-          <w:lang w:val="en-US"/>
-        </w:rPr>
-        <w:br w:type="textWrapping"/>
-      </w:r>
-      <w:r>
-        <w:rPr>
-          <w:rFonts w:hint="default"/>
-          <w:i/>
-          <w:iCs/>
-          <w:sz w:val="21"/>
-          <w:szCs w:val="21"/>
-          <w:lang w:val="en-US"/>
-        </w:rPr>
-        <w:br w:type="textWrapping"/>
-      </w:r>
-      <w:r>
-        <w:rPr>
-          <w:rFonts w:hint="default"/>
-          <w:i/>
-          <w:iCs/>
-          <w:sz w:val="21"/>
-          <w:szCs w:val="21"/>
-          <w:lang w:val="en-US"/>
-        </w:rPr>
-        <w:br w:type="textWrapping"/>
-      </w:r>
-      <w:r>
-        <w:rPr>
-          <w:rFonts w:hint="default"/>
-          <w:i/>
-          <w:iCs/>
-          <w:sz w:val="21"/>
-          <w:szCs w:val="21"/>
-          <w:lang w:val="en-US"/>
-        </w:rPr>
-        <w:br w:type="textWrapping"/>
-      </w:r>
-      <w:r>
-        <w:rPr>
-          <w:rFonts w:hint="default"/>
-          <w:i/>
-          <w:iCs/>
-          <w:sz w:val="21"/>
-          <w:szCs w:val="21"/>
-          <w:lang w:val="en-US"/>
-        </w:rPr>
-        <w:br w:type="textWrapping"/>
-      </w:r>
-      <w:r>
-        <w:rPr>
-          <w:rFonts w:hint="default"/>
-          <w:i/>
-          <w:iCs/>
-          <w:sz w:val="21"/>
-          <w:szCs w:val="21"/>
-          <w:lang w:val="en-US"/>
-        </w:rPr>
-        <w:br w:type="textWrapping"/>
-      </w:r>
-      <w:r>
-        <w:rPr>
-          <w:rFonts w:hint="default"/>
-          <w:i/>
-          <w:iCs/>
-          <w:sz w:val="21"/>
-          <w:szCs w:val="21"/>
-          <w:lang w:val="en-US"/>
-        </w:rPr>
-        <w:br w:type="textWrapping"/>
-      </w:r>
-      <w:r>
-        <w:rPr>
-          <w:rFonts w:hint="default"/>
-          <w:i/>
-          <w:iCs/>
-          <w:sz w:val="21"/>
-          <w:szCs w:val="21"/>
-          <w:lang w:val="en-US"/>
-        </w:rPr>
-        <w:br w:type="textWrapping"/>
-      </w:r>
-      <w:r>
-        <w:rPr>
-          <w:rFonts w:hint="default"/>
-          <w:i/>
-          <w:iCs/>
-          <w:sz w:val="21"/>
-          <w:szCs w:val="21"/>
-          <w:lang w:val="en-US"/>
-        </w:rPr>
-        <w:br w:type="textWrapping"/>
-      </w:r>
-      <w:r>
-        <w:rPr>
-          <w:rFonts w:hint="default"/>
-          <w:i/>
-          <w:iCs/>
-          <w:sz w:val="21"/>
-          <w:szCs w:val="21"/>
-          <w:lang w:val="en-US"/>
-        </w:rPr>
-        <w:t>Figure 1: Updated Overall Class Diagram</w:t>
-      </w:r>
     </w:p>
     <w:sectPr>
       <w:headerReference r:id="rId3" w:type="default"/>
@@ -2987,7 +5898,7 @@
 <w:ftr xmlns:wpc="http://schemas.microsoft.com/office/word/2010/wordprocessingCanvas" xmlns:mc="http://schemas.openxmlformats.org/markup-compatibility/2006" xmlns:o="urn:schemas-microsoft-com:office:office" xmlns:r="http://schemas.openxmlformats.org/officeDocument/2006/relationships" xmlns:m="http://schemas.openxmlformats.org/officeDocument/2006/math" xmlns:v="urn:schemas-microsoft-com:vml" xmlns:wp14="http://schemas.microsoft.com/office/word/2010/wordprocessingDrawing" xmlns:wp="http://schemas.openxmlformats.org/drawingml/2006/wordprocessingDrawing" xmlns:w10="urn:schemas-microsoft-com:office:word" xmlns:w="http://schemas.openxmlformats.org/wordprocessingml/2006/main" xmlns:w14="http://schemas.microsoft.com/office/word/2010/wordml" xmlns:w15="http://schemas.microsoft.com/office/word/2012/wordml" xmlns:wpg="http://schemas.microsoft.com/office/word/2010/wordprocessingGroup" xmlns:wpi="http://schemas.microsoft.com/office/word/2010/wordprocessingInk" xmlns:wne="http://schemas.microsoft.com/office/word/2006/wordml" xmlns:wps="http://schemas.microsoft.com/office/word/2010/wordprocessingShape" xmlns:wpsCustomData="http://www.wps.cn/officeDocument/2013/wpsCustomData" mc:Ignorable="w14 w15 wp14">
   <w:p>
     <w:pPr>
-      <w:pStyle w:val="7"/>
+      <w:pStyle w:val="8"/>
     </w:pPr>
     <w:r>
       <w:rPr>
@@ -3044,7 +5955,7 @@
                       <w:txbxContent>
                         <w:p>
                           <w:pPr>
-                            <w:pStyle w:val="7"/>
+                            <w:pStyle w:val="8"/>
                           </w:pPr>
                           <w:r>
                             <w:fldChar w:fldCharType="begin"/>
@@ -3084,7 +5995,7 @@
                 <w:txbxContent>
                   <w:p>
                     <w:pPr>
-                      <w:pStyle w:val="7"/>
+                      <w:pStyle w:val="8"/>
                     </w:pPr>
                     <w:r>
                       <w:fldChar w:fldCharType="begin"/>
@@ -3117,7 +6028,7 @@
 <w:hdr xmlns:wpc="http://schemas.microsoft.com/office/word/2010/wordprocessingCanvas" xmlns:mc="http://schemas.openxmlformats.org/markup-compatibility/2006" xmlns:o="urn:schemas-microsoft-com:office:office" xmlns:r="http://schemas.openxmlformats.org/officeDocument/2006/relationships" xmlns:m="http://schemas.openxmlformats.org/officeDocument/2006/math" xmlns:v="urn:schemas-microsoft-com:vml" xmlns:wp14="http://schemas.microsoft.com/office/word/2010/wordprocessingDrawing" xmlns:wp="http://schemas.openxmlformats.org/drawingml/2006/wordprocessingDrawing" xmlns:w10="urn:schemas-microsoft-com:office:word" xmlns:w="http://schemas.openxmlformats.org/wordprocessingml/2006/main" xmlns:w14="http://schemas.microsoft.com/office/word/2010/wordml" xmlns:w15="http://schemas.microsoft.com/office/word/2012/wordml" xmlns:wpg="http://schemas.microsoft.com/office/word/2010/wordprocessingGroup" xmlns:wpi="http://schemas.microsoft.com/office/word/2010/wordprocessingInk" xmlns:wne="http://schemas.microsoft.com/office/word/2006/wordml" xmlns:wps="http://schemas.microsoft.com/office/word/2010/wordprocessingShape" xmlns:wpsCustomData="http://www.wps.cn/officeDocument/2013/wpsCustomData" mc:Ignorable="w14 w15 wp14">
   <w:p>
     <w:pPr>
-      <w:pStyle w:val="8"/>
+      <w:pStyle w:val="9"/>
       <w:rPr>
         <w:rFonts w:hint="default"/>
         <w:sz w:val="18"/>
@@ -3136,6 +6047,345 @@
     </w:r>
   </w:p>
 </w:hdr>
+</file>
+
+<file path=word/numbering.xml><?xml version="1.0" encoding="utf-8"?>
+<w:numbering xmlns:wpc="http://schemas.microsoft.com/office/word/2010/wordprocessingCanvas" xmlns:mc="http://schemas.openxmlformats.org/markup-compatibility/2006" xmlns:o="urn:schemas-microsoft-com:office:office" xmlns:r="http://schemas.openxmlformats.org/officeDocument/2006/relationships" xmlns:m="http://schemas.openxmlformats.org/officeDocument/2006/math" xmlns:v="urn:schemas-microsoft-com:vml" xmlns:wp14="http://schemas.microsoft.com/office/word/2010/wordprocessingDrawing" xmlns:wp="http://schemas.openxmlformats.org/drawingml/2006/wordprocessingDrawing" xmlns:w10="urn:schemas-microsoft-com:office:word" xmlns:w="http://schemas.openxmlformats.org/wordprocessingml/2006/main" xmlns:w14="http://schemas.microsoft.com/office/word/2010/wordml" xmlns:wpg="http://schemas.microsoft.com/office/word/2010/wordprocessingGroup" xmlns:wpi="http://schemas.microsoft.com/office/word/2010/wordprocessingInk" xmlns:wne="http://schemas.microsoft.com/office/word/2006/wordml" xmlns:wps="http://schemas.microsoft.com/office/word/2010/wordprocessingShape" xmlns:wpsCustomData="http://www.wps.cn/officeDocument/2013/wpsCustomData" mc:Ignorable="w14 wp14">
+  <w:abstractNum w:abstractNumId="0">
+    <w:nsid w:val="8EC64FAF"/>
+    <w:multiLevelType w:val="multilevel"/>
+    <w:tmpl w:val="8EC64FAF"/>
+    <w:lvl w:ilvl="0" w:tentative="0">
+      <w:start w:val="1"/>
+      <w:numFmt w:val="bullet"/>
+      <w:lvlText w:val=""/>
+      <w:lvlJc w:val="left"/>
+      <w:pPr>
+        <w:tabs>
+          <w:tab w:val="left" w:pos="420"/>
+        </w:tabs>
+        <w:ind w:left="420" w:leftChars="0" w:hanging="420" w:firstLineChars="0"/>
+      </w:pPr>
+      <w:rPr>
+        <w:rFonts w:hint="default" w:ascii="Wingdings" w:hAnsi="Wingdings"/>
+        <w:sz w:val="16"/>
+        <w:szCs w:val="16"/>
+      </w:rPr>
+    </w:lvl>
+    <w:lvl w:ilvl="1" w:tentative="0">
+      <w:start w:val="1"/>
+      <w:numFmt w:val="bullet"/>
+      <w:lvlText w:val=""/>
+      <w:lvlJc w:val="left"/>
+      <w:pPr>
+        <w:tabs>
+          <w:tab w:val="left" w:pos="840"/>
+        </w:tabs>
+        <w:ind w:left="840" w:leftChars="0" w:hanging="420" w:firstLineChars="0"/>
+      </w:pPr>
+      <w:rPr>
+        <w:rFonts w:hint="default" w:ascii="Wingdings" w:hAnsi="Wingdings"/>
+        <w:sz w:val="16"/>
+        <w:szCs w:val="16"/>
+      </w:rPr>
+    </w:lvl>
+    <w:lvl w:ilvl="2" w:tentative="0">
+      <w:start w:val="1"/>
+      <w:numFmt w:val="bullet"/>
+      <w:lvlText w:val=""/>
+      <w:lvlJc w:val="left"/>
+      <w:pPr>
+        <w:tabs>
+          <w:tab w:val="left" w:pos="1260"/>
+        </w:tabs>
+        <w:ind w:left="1260" w:leftChars="0" w:hanging="420" w:firstLineChars="0"/>
+      </w:pPr>
+      <w:rPr>
+        <w:rFonts w:hint="default" w:ascii="Wingdings" w:hAnsi="Wingdings"/>
+      </w:rPr>
+    </w:lvl>
+    <w:lvl w:ilvl="3" w:tentative="0">
+      <w:start w:val="1"/>
+      <w:numFmt w:val="bullet"/>
+      <w:lvlText w:val=""/>
+      <w:lvlJc w:val="left"/>
+      <w:pPr>
+        <w:tabs>
+          <w:tab w:val="left" w:pos="1680"/>
+        </w:tabs>
+        <w:ind w:left="1680" w:leftChars="0" w:hanging="420" w:firstLineChars="0"/>
+      </w:pPr>
+      <w:rPr>
+        <w:rFonts w:hint="default" w:ascii="Wingdings" w:hAnsi="Wingdings"/>
+      </w:rPr>
+    </w:lvl>
+    <w:lvl w:ilvl="4" w:tentative="0">
+      <w:start w:val="1"/>
+      <w:numFmt w:val="bullet"/>
+      <w:lvlText w:val=""/>
+      <w:lvlJc w:val="left"/>
+      <w:pPr>
+        <w:tabs>
+          <w:tab w:val="left" w:pos="2100"/>
+        </w:tabs>
+        <w:ind w:left="2100" w:leftChars="0" w:hanging="420" w:firstLineChars="0"/>
+      </w:pPr>
+      <w:rPr>
+        <w:rFonts w:hint="default" w:ascii="Wingdings" w:hAnsi="Wingdings"/>
+      </w:rPr>
+    </w:lvl>
+    <w:lvl w:ilvl="5" w:tentative="0">
+      <w:start w:val="1"/>
+      <w:numFmt w:val="bullet"/>
+      <w:lvlText w:val=""/>
+      <w:lvlJc w:val="left"/>
+      <w:pPr>
+        <w:tabs>
+          <w:tab w:val="left" w:pos="2520"/>
+        </w:tabs>
+        <w:ind w:left="2520" w:leftChars="0" w:hanging="420" w:firstLineChars="0"/>
+      </w:pPr>
+      <w:rPr>
+        <w:rFonts w:hint="default" w:ascii="Wingdings" w:hAnsi="Wingdings"/>
+      </w:rPr>
+    </w:lvl>
+    <w:lvl w:ilvl="6" w:tentative="0">
+      <w:start w:val="1"/>
+      <w:numFmt w:val="bullet"/>
+      <w:lvlText w:val=""/>
+      <w:lvlJc w:val="left"/>
+      <w:pPr>
+        <w:tabs>
+          <w:tab w:val="left" w:pos="2940"/>
+        </w:tabs>
+        <w:ind w:left="2940" w:leftChars="0" w:hanging="420" w:firstLineChars="0"/>
+      </w:pPr>
+      <w:rPr>
+        <w:rFonts w:hint="default" w:ascii="Wingdings" w:hAnsi="Wingdings"/>
+      </w:rPr>
+    </w:lvl>
+    <w:lvl w:ilvl="7" w:tentative="0">
+      <w:start w:val="1"/>
+      <w:numFmt w:val="bullet"/>
+      <w:lvlText w:val=""/>
+      <w:lvlJc w:val="left"/>
+      <w:pPr>
+        <w:tabs>
+          <w:tab w:val="left" w:pos="3360"/>
+        </w:tabs>
+        <w:ind w:left="3360" w:leftChars="0" w:hanging="420" w:firstLineChars="0"/>
+      </w:pPr>
+      <w:rPr>
+        <w:rFonts w:hint="default" w:ascii="Wingdings" w:hAnsi="Wingdings"/>
+      </w:rPr>
+    </w:lvl>
+    <w:lvl w:ilvl="8" w:tentative="0">
+      <w:start w:val="1"/>
+      <w:numFmt w:val="bullet"/>
+      <w:lvlText w:val=""/>
+      <w:lvlJc w:val="left"/>
+      <w:pPr>
+        <w:tabs>
+          <w:tab w:val="left" w:pos="3780"/>
+        </w:tabs>
+        <w:ind w:left="3780" w:leftChars="0" w:hanging="420" w:firstLineChars="0"/>
+      </w:pPr>
+      <w:rPr>
+        <w:rFonts w:hint="default" w:ascii="Wingdings" w:hAnsi="Wingdings"/>
+      </w:rPr>
+    </w:lvl>
+  </w:abstractNum>
+  <w:abstractNum w:abstractNumId="1">
+    <w:nsid w:val="A3F7BB7C"/>
+    <w:multiLevelType w:val="multilevel"/>
+    <w:tmpl w:val="A3F7BB7C"/>
+    <w:lvl w:ilvl="0" w:tentative="0">
+      <w:start w:val="1"/>
+      <w:numFmt w:val="bullet"/>
+      <w:lvlText w:val=""/>
+      <w:lvlJc w:val="left"/>
+      <w:pPr>
+        <w:tabs>
+          <w:tab w:val="left" w:pos="420"/>
+        </w:tabs>
+        <w:ind w:left="420" w:leftChars="0" w:hanging="420" w:firstLineChars="0"/>
+      </w:pPr>
+      <w:rPr>
+        <w:rFonts w:hint="default" w:ascii="Wingdings" w:hAnsi="Wingdings"/>
+        <w:sz w:val="16"/>
+        <w:szCs w:val="16"/>
+      </w:rPr>
+    </w:lvl>
+    <w:lvl w:ilvl="1" w:tentative="0">
+      <w:start w:val="1"/>
+      <w:numFmt w:val="bullet"/>
+      <w:lvlText w:val=""/>
+      <w:lvlJc w:val="left"/>
+      <w:pPr>
+        <w:tabs>
+          <w:tab w:val="left" w:pos="840"/>
+        </w:tabs>
+        <w:ind w:left="840" w:leftChars="0" w:hanging="420" w:firstLineChars="0"/>
+      </w:pPr>
+      <w:rPr>
+        <w:rFonts w:hint="default" w:ascii="Wingdings" w:hAnsi="Wingdings"/>
+        <w:sz w:val="16"/>
+        <w:szCs w:val="16"/>
+      </w:rPr>
+    </w:lvl>
+    <w:lvl w:ilvl="2" w:tentative="0">
+      <w:start w:val="1"/>
+      <w:numFmt w:val="bullet"/>
+      <w:lvlText w:val=""/>
+      <w:lvlJc w:val="left"/>
+      <w:pPr>
+        <w:tabs>
+          <w:tab w:val="left" w:pos="1260"/>
+        </w:tabs>
+        <w:ind w:left="1260" w:leftChars="0" w:hanging="420" w:firstLineChars="0"/>
+      </w:pPr>
+      <w:rPr>
+        <w:rFonts w:hint="default" w:ascii="Wingdings" w:hAnsi="Wingdings"/>
+      </w:rPr>
+    </w:lvl>
+    <w:lvl w:ilvl="3" w:tentative="0">
+      <w:start w:val="1"/>
+      <w:numFmt w:val="bullet"/>
+      <w:lvlText w:val=""/>
+      <w:lvlJc w:val="left"/>
+      <w:pPr>
+        <w:tabs>
+          <w:tab w:val="left" w:pos="1680"/>
+        </w:tabs>
+        <w:ind w:left="1680" w:leftChars="0" w:hanging="420" w:firstLineChars="0"/>
+      </w:pPr>
+      <w:rPr>
+        <w:rFonts w:hint="default" w:ascii="Wingdings" w:hAnsi="Wingdings"/>
+      </w:rPr>
+    </w:lvl>
+    <w:lvl w:ilvl="4" w:tentative="0">
+      <w:start w:val="1"/>
+      <w:numFmt w:val="bullet"/>
+      <w:lvlText w:val=""/>
+      <w:lvlJc w:val="left"/>
+      <w:pPr>
+        <w:tabs>
+          <w:tab w:val="left" w:pos="2100"/>
+        </w:tabs>
+        <w:ind w:left="2100" w:leftChars="0" w:hanging="420" w:firstLineChars="0"/>
+      </w:pPr>
+      <w:rPr>
+        <w:rFonts w:hint="default" w:ascii="Wingdings" w:hAnsi="Wingdings"/>
+      </w:rPr>
+    </w:lvl>
+    <w:lvl w:ilvl="5" w:tentative="0">
+      <w:start w:val="1"/>
+      <w:numFmt w:val="bullet"/>
+      <w:lvlText w:val=""/>
+      <w:lvlJc w:val="left"/>
+      <w:pPr>
+        <w:tabs>
+          <w:tab w:val="left" w:pos="2520"/>
+        </w:tabs>
+        <w:ind w:left="2520" w:leftChars="0" w:hanging="420" w:firstLineChars="0"/>
+      </w:pPr>
+      <w:rPr>
+        <w:rFonts w:hint="default" w:ascii="Wingdings" w:hAnsi="Wingdings"/>
+      </w:rPr>
+    </w:lvl>
+    <w:lvl w:ilvl="6" w:tentative="0">
+      <w:start w:val="1"/>
+      <w:numFmt w:val="bullet"/>
+      <w:lvlText w:val=""/>
+      <w:lvlJc w:val="left"/>
+      <w:pPr>
+        <w:tabs>
+          <w:tab w:val="left" w:pos="2940"/>
+        </w:tabs>
+        <w:ind w:left="2940" w:leftChars="0" w:hanging="420" w:firstLineChars="0"/>
+      </w:pPr>
+      <w:rPr>
+        <w:rFonts w:hint="default" w:ascii="Wingdings" w:hAnsi="Wingdings"/>
+      </w:rPr>
+    </w:lvl>
+    <w:lvl w:ilvl="7" w:tentative="0">
+      <w:start w:val="1"/>
+      <w:numFmt w:val="bullet"/>
+      <w:lvlText w:val=""/>
+      <w:lvlJc w:val="left"/>
+      <w:pPr>
+        <w:tabs>
+          <w:tab w:val="left" w:pos="3360"/>
+        </w:tabs>
+        <w:ind w:left="3360" w:leftChars="0" w:hanging="420" w:firstLineChars="0"/>
+      </w:pPr>
+      <w:rPr>
+        <w:rFonts w:hint="default" w:ascii="Wingdings" w:hAnsi="Wingdings"/>
+      </w:rPr>
+    </w:lvl>
+    <w:lvl w:ilvl="8" w:tentative="0">
+      <w:start w:val="1"/>
+      <w:numFmt w:val="bullet"/>
+      <w:lvlText w:val=""/>
+      <w:lvlJc w:val="left"/>
+      <w:pPr>
+        <w:tabs>
+          <w:tab w:val="left" w:pos="3780"/>
+        </w:tabs>
+        <w:ind w:left="3780" w:leftChars="0" w:hanging="420" w:firstLineChars="0"/>
+      </w:pPr>
+      <w:rPr>
+        <w:rFonts w:hint="default" w:ascii="Wingdings" w:hAnsi="Wingdings"/>
+      </w:rPr>
+    </w:lvl>
+  </w:abstractNum>
+  <w:abstractNum w:abstractNumId="2">
+    <w:nsid w:val="F99DFA3C"/>
+    <w:multiLevelType w:val="singleLevel"/>
+    <w:tmpl w:val="F99DFA3C"/>
+    <w:lvl w:ilvl="0" w:tentative="0">
+      <w:start w:val="1"/>
+      <w:numFmt w:val="bullet"/>
+      <w:lvlText w:val=""/>
+      <w:lvlJc w:val="left"/>
+      <w:pPr>
+        <w:tabs>
+          <w:tab w:val="left" w:pos="420"/>
+        </w:tabs>
+        <w:ind w:left="420" w:leftChars="0" w:hanging="420" w:firstLineChars="0"/>
+      </w:pPr>
+      <w:rPr>
+        <w:rFonts w:hint="default" w:ascii="Wingdings" w:hAnsi="Wingdings"/>
+        <w:sz w:val="16"/>
+        <w:szCs w:val="16"/>
+      </w:rPr>
+    </w:lvl>
+  </w:abstractNum>
+  <w:abstractNum w:abstractNumId="3">
+    <w:nsid w:val="642851B2"/>
+    <w:multiLevelType w:val="singleLevel"/>
+    <w:tmpl w:val="642851B2"/>
+    <w:lvl w:ilvl="0" w:tentative="0">
+      <w:start w:val="1"/>
+      <w:numFmt w:val="decimal"/>
+      <w:suff w:val="space"/>
+      <w:lvlText w:val="%1."/>
+      <w:lvlJc w:val="left"/>
+    </w:lvl>
+  </w:abstractNum>
+  <w:num w:numId="1">
+    <w:abstractNumId w:val="3"/>
+  </w:num>
+  <w:num w:numId="2">
+    <w:abstractNumId w:val="0"/>
+  </w:num>
+  <w:num w:numId="3">
+    <w:abstractNumId w:val="1"/>
+  </w:num>
+  <w:num w:numId="4">
+    <w:abstractNumId w:val="2"/>
+  </w:num>
+</w:numbering>
 </file>
 
 <file path=word/styles.xml><?xml version="1.0" encoding="utf-8"?>
@@ -3404,14 +6654,14 @@
     <w:uiPriority w:val="0"/>
     <w:rPr>
       <w:rFonts w:ascii="Times New Roman" w:hAnsi="Times New Roman" w:eastAsiaTheme="minorEastAsia" w:cstheme="minorBidi"/>
-      <w:sz w:val="40"/>
+      <w:sz w:val="24"/>
       <w:lang w:val="en-US" w:eastAsia="zh-CN" w:bidi="ar-SA"/>
     </w:rPr>
   </w:style>
   <w:style w:type="paragraph" w:styleId="2">
     <w:name w:val="heading 1"/>
     <w:next w:val="1"/>
-    <w:link w:val="15"/>
+    <w:link w:val="17"/>
     <w:qFormat/>
     <w:uiPriority w:val="0"/>
     <w:pPr>
@@ -3470,12 +6720,33 @@
       <w:szCs w:val="32"/>
     </w:rPr>
   </w:style>
-  <w:style w:type="character" w:default="1" w:styleId="5">
+  <w:style w:type="paragraph" w:styleId="5">
+    <w:name w:val="heading 4"/>
+    <w:next w:val="1"/>
+    <w:semiHidden/>
+    <w:unhideWhenUsed/>
+    <w:qFormat/>
+    <w:uiPriority w:val="0"/>
+    <w:pPr>
+      <w:spacing w:before="0" w:beforeAutospacing="1" w:after="0" w:afterAutospacing="1"/>
+      <w:jc w:val="left"/>
+    </w:pPr>
+    <w:rPr>
+      <w:rFonts w:hint="eastAsia" w:ascii="SimSun" w:hAnsi="SimSun" w:eastAsia="SimSun" w:cs="SimSun"/>
+      <w:b/>
+      <w:bCs/>
+      <w:kern w:val="0"/>
+      <w:sz w:val="24"/>
+      <w:szCs w:val="24"/>
+      <w:lang w:val="en-US" w:eastAsia="zh-CN" w:bidi="ar"/>
+    </w:rPr>
+  </w:style>
+  <w:style w:type="character" w:default="1" w:styleId="6">
     <w:name w:val="Default Paragraph Font"/>
     <w:qFormat/>
     <w:uiPriority w:val="0"/>
   </w:style>
-  <w:style w:type="table" w:default="1" w:styleId="6">
+  <w:style w:type="table" w:default="1" w:styleId="7">
     <w:name w:val="Normal Table"/>
     <w:semiHidden/>
     <w:qFormat/>
@@ -3489,7 +6760,7 @@
       </w:tblCellMar>
     </w:tblPr>
   </w:style>
-  <w:style w:type="paragraph" w:styleId="7">
+  <w:style w:type="paragraph" w:styleId="8">
     <w:name w:val="footer"/>
     <w:basedOn w:val="1"/>
     <w:qFormat/>
@@ -3507,7 +6778,7 @@
       <w:szCs w:val="18"/>
     </w:rPr>
   </w:style>
-  <w:style w:type="paragraph" w:styleId="8">
+  <w:style w:type="paragraph" w:styleId="9">
     <w:name w:val="header"/>
     <w:basedOn w:val="1"/>
     <w:qFormat/>
@@ -3524,9 +6795,9 @@
       <w:szCs w:val="18"/>
     </w:rPr>
   </w:style>
-  <w:style w:type="character" w:styleId="9">
+  <w:style w:type="character" w:styleId="10">
     <w:name w:val="HTML Code"/>
-    <w:basedOn w:val="5"/>
+    <w:basedOn w:val="6"/>
     <w:qFormat/>
     <w:uiPriority w:val="0"/>
     <w:rPr>
@@ -3535,7 +6806,7 @@
       <w:szCs w:val="20"/>
     </w:rPr>
   </w:style>
-  <w:style w:type="paragraph" w:styleId="10">
+  <w:style w:type="paragraph" w:styleId="11">
     <w:name w:val="Normal (Web)"/>
     <w:qFormat/>
     <w:uiPriority w:val="0"/>
@@ -3552,9 +6823,19 @@
       <w:lang w:val="en-US" w:eastAsia="zh-CN" w:bidi="ar"/>
     </w:rPr>
   </w:style>
-  <w:style w:type="table" w:styleId="11">
+  <w:style w:type="character" w:styleId="12">
+    <w:name w:val="Strong"/>
+    <w:basedOn w:val="6"/>
+    <w:qFormat/>
+    <w:uiPriority w:val="0"/>
+    <w:rPr>
+      <w:b/>
+      <w:bCs/>
+    </w:rPr>
+  </w:style>
+  <w:style w:type="table" w:styleId="13">
     <w:name w:val="Table Grid"/>
-    <w:basedOn w:val="6"/>
+    <w:basedOn w:val="7"/>
     <w:qFormat/>
     <w:uiPriority w:val="0"/>
     <w:pPr>
@@ -3572,10 +6853,10 @@
       </w:tblBorders>
     </w:tblPr>
   </w:style>
-  <w:style w:type="paragraph" w:styleId="12">
+  <w:style w:type="paragraph" w:styleId="14">
     <w:name w:val="toc 1"/>
     <w:basedOn w:val="1"/>
-    <w:link w:val="16"/>
+    <w:link w:val="18"/>
     <w:qFormat/>
     <w:uiPriority w:val="1"/>
     <w:pPr>
@@ -3590,7 +6871,7 @@
       <w:lang w:eastAsia="en-US"/>
     </w:rPr>
   </w:style>
-  <w:style w:type="paragraph" w:styleId="13">
+  <w:style w:type="paragraph" w:styleId="15">
     <w:name w:val="toc 2"/>
     <w:basedOn w:val="1"/>
     <w:qFormat/>
@@ -3608,7 +6889,7 @@
       <w:lang w:val="en-US" w:eastAsia="en-US" w:bidi="ar-SA"/>
     </w:rPr>
   </w:style>
-  <w:style w:type="paragraph" w:styleId="14">
+  <w:style w:type="paragraph" w:styleId="16">
     <w:name w:val="toc 3"/>
     <w:basedOn w:val="1"/>
     <w:qFormat/>
@@ -3626,7 +6907,7 @@
       <w:lang w:val="en-US" w:eastAsia="en-US" w:bidi="ar-SA"/>
     </w:rPr>
   </w:style>
-  <w:style w:type="character" w:customStyle="1" w:styleId="15">
+  <w:style w:type="character" w:customStyle="1" w:styleId="17">
     <w:name w:val="Heading 1 Char"/>
     <w:link w:val="2"/>
     <w:qFormat/>
@@ -3641,9 +6922,9 @@
       <w:lang w:val="en-US" w:eastAsia="zh-CN" w:bidi="ar"/>
     </w:rPr>
   </w:style>
-  <w:style w:type="character" w:customStyle="1" w:styleId="16">
+  <w:style w:type="character" w:customStyle="1" w:styleId="18">
     <w:name w:val="TOC 1 Char"/>
-    <w:link w:val="12"/>
+    <w:link w:val="14"/>
     <w:qFormat/>
     <w:uiPriority w:val="1"/>
     <w:rPr>

--- a/Assignments/Assignment3/Documents/Assignment3_Team_Report.docx
+++ b/Assignments/Assignment3/Documents/Assignment3_Team_Report.docx
@@ -541,8 +541,8 @@
         <w:jc w:val="left"/>
         <w:rPr>
           <w:rFonts w:hint="default" w:ascii="Times New Roman" w:hAnsi="Times New Roman" w:cs="Times New Roman"/>
-          <w:sz w:val="24"/>
-          <w:szCs w:val="24"/>
+          <w:sz w:val="28"/>
+          <w:szCs w:val="28"/>
           <w:lang w:val="en-US"/>
         </w:rPr>
       </w:pPr>
@@ -564,16 +564,7 @@
           <w:szCs w:val="28"/>
           <w:lang w:val="en-US"/>
         </w:rPr>
-        <w:t xml:space="preserve">: </w:t>
-      </w:r>
-      <w:r>
-        <w:rPr>
-          <w:rFonts w:hint="default" w:ascii="Times New Roman" w:hAnsi="Times New Roman" w:cs="Times New Roman"/>
-          <w:sz w:val="24"/>
-          <w:szCs w:val="24"/>
-          <w:lang w:val="en-US"/>
-        </w:rPr>
-        <w:t>Mr.Pham Thai Ky Trung</w:t>
+        <w:t>: Mr.Pham Thai Ky Trung</w:t>
       </w:r>
     </w:p>
     <w:p>
@@ -582,8 +573,8 @@
         <w:jc w:val="left"/>
         <w:rPr>
           <w:rFonts w:hint="default" w:ascii="Times New Roman" w:hAnsi="Times New Roman" w:cs="Times New Roman"/>
-          <w:sz w:val="24"/>
-          <w:szCs w:val="24"/>
+          <w:sz w:val="28"/>
+          <w:szCs w:val="28"/>
           <w:lang w:val="en-US"/>
         </w:rPr>
       </w:pPr>
@@ -614,8 +605,8 @@
         <w:jc w:val="left"/>
         <w:rPr>
           <w:rFonts w:hint="default" w:ascii="Times New Roman" w:hAnsi="Times New Roman" w:cs="Times New Roman"/>
-          <w:sz w:val="24"/>
-          <w:szCs w:val="24"/>
+          <w:sz w:val="28"/>
+          <w:szCs w:val="28"/>
           <w:lang w:val="en-US"/>
         </w:rPr>
       </w:pPr>
@@ -937,8 +928,11 @@
         <w:spacing w:line="240" w:lineRule="auto"/>
         <w:ind w:left="480" w:hanging="281" w:hangingChars="100"/>
         <w:jc w:val="left"/>
-        <w:rPr>
-          <w:rFonts w:hint="default" w:ascii="Times New Roman" w:hAnsi="Times New Roman" w:cs="Times New Roman"/>
+        <w:outlineLvl w:val="0"/>
+        <w:rPr>
+          <w:rFonts w:hint="default" w:ascii="Times New Roman" w:hAnsi="Times New Roman" w:cs="Times New Roman"/>
+          <w:sz w:val="28"/>
+          <w:szCs w:val="28"/>
           <w:lang w:val="en-US"/>
         </w:rPr>
       </w:pPr>
@@ -983,20 +977,115 @@
     </w:p>
     <w:p>
       <w:pPr>
-        <w:bidi w:val="0"/>
-        <w:spacing w:line="240" w:lineRule="auto"/>
-        <w:rPr>
-          <w:rFonts w:hint="default" w:ascii="Times New Roman" w:hAnsi="Times New Roman" w:cs="Times New Roman"/>
+        <w:spacing w:line="240" w:lineRule="auto"/>
+        <w:ind w:left="480" w:hanging="280" w:hangingChars="100"/>
+        <w:jc w:val="left"/>
+        <w:rPr>
+          <w:rFonts w:hint="default" w:ascii="Times New Roman" w:hAnsi="Times New Roman" w:cs="Times New Roman"/>
+          <w:sz w:val="28"/>
+          <w:szCs w:val="28"/>
+          <w:lang w:val="en-US"/>
+        </w:rPr>
+      </w:pPr>
+    </w:p>
+    <w:p>
+      <w:pPr>
+        <w:spacing w:line="240" w:lineRule="auto"/>
+        <w:ind w:left="480" w:hanging="280" w:hangingChars="100"/>
+        <w:jc w:val="left"/>
+        <w:rPr>
+          <w:rFonts w:hint="default" w:ascii="Times New Roman" w:hAnsi="Times New Roman" w:cs="Times New Roman"/>
+          <w:sz w:val="28"/>
+          <w:szCs w:val="28"/>
+          <w:lang w:val="en-US"/>
+        </w:rPr>
+      </w:pPr>
+    </w:p>
+    <w:p>
+      <w:pPr>
+        <w:spacing w:line="240" w:lineRule="auto"/>
+        <w:ind w:left="480" w:hanging="280" w:hangingChars="100"/>
+        <w:jc w:val="left"/>
+        <w:rPr>
+          <w:rFonts w:hint="default" w:ascii="Times New Roman" w:hAnsi="Times New Roman" w:cs="Times New Roman"/>
+          <w:sz w:val="28"/>
+          <w:szCs w:val="28"/>
+          <w:lang w:val="en-US"/>
+        </w:rPr>
+      </w:pPr>
+    </w:p>
+    <w:p>
+      <w:pPr>
+        <w:spacing w:line="240" w:lineRule="auto"/>
+        <w:ind w:left="480" w:hanging="280" w:hangingChars="100"/>
+        <w:jc w:val="left"/>
+        <w:rPr>
+          <w:rFonts w:hint="default" w:ascii="Times New Roman" w:hAnsi="Times New Roman" w:cs="Times New Roman"/>
+          <w:sz w:val="28"/>
+          <w:szCs w:val="28"/>
+          <w:lang w:val="en-US"/>
+        </w:rPr>
+      </w:pPr>
+    </w:p>
+    <w:p>
+      <w:pPr>
+        <w:spacing w:line="240" w:lineRule="auto"/>
+        <w:ind w:left="480" w:hanging="280" w:hangingChars="100"/>
+        <w:jc w:val="left"/>
+        <w:rPr>
+          <w:rFonts w:hint="default" w:ascii="Times New Roman" w:hAnsi="Times New Roman" w:cs="Times New Roman"/>
+          <w:sz w:val="28"/>
+          <w:szCs w:val="28"/>
+          <w:lang w:val="en-US"/>
+        </w:rPr>
+      </w:pPr>
+    </w:p>
+    <w:p>
+      <w:pPr>
+        <w:spacing w:line="240" w:lineRule="auto"/>
+        <w:ind w:left="480" w:hanging="280" w:hangingChars="100"/>
+        <w:jc w:val="left"/>
+        <w:rPr>
+          <w:rFonts w:hint="default" w:ascii="Times New Roman" w:hAnsi="Times New Roman" w:cs="Times New Roman"/>
+          <w:sz w:val="28"/>
+          <w:szCs w:val="28"/>
+          <w:lang w:val="en-US"/>
+        </w:rPr>
+      </w:pPr>
+    </w:p>
+    <w:p>
+      <w:pPr>
+        <w:spacing w:line="240" w:lineRule="auto"/>
+        <w:ind w:left="480" w:hanging="280" w:hangingChars="100"/>
+        <w:jc w:val="left"/>
+        <w:rPr>
+          <w:rFonts w:hint="default" w:ascii="Times New Roman" w:hAnsi="Times New Roman" w:cs="Times New Roman"/>
+          <w:sz w:val="28"/>
+          <w:szCs w:val="28"/>
+          <w:lang w:val="en-US"/>
+        </w:rPr>
+      </w:pPr>
+    </w:p>
+    <w:p>
+      <w:pPr>
+        <w:bidi w:val="0"/>
+        <w:outlineLvl w:val="0"/>
+        <w:rPr>
+          <w:rFonts w:hint="default"/>
           <w:b/>
           <w:bCs/>
-          <w:lang w:val="en-US"/>
-        </w:rPr>
-      </w:pPr>
-      <w:r>
-        <w:rPr>
-          <w:rFonts w:hint="default" w:ascii="Times New Roman" w:hAnsi="Times New Roman" w:cs="Times New Roman"/>
+          <w:sz w:val="40"/>
+          <w:szCs w:val="40"/>
+          <w:lang w:val="en-US"/>
+        </w:rPr>
+      </w:pPr>
+      <w:r>
+        <w:rPr>
+          <w:rFonts w:hint="default"/>
           <w:b/>
           <w:bCs/>
+          <w:sz w:val="40"/>
+          <w:szCs w:val="40"/>
           <w:lang w:val="en-US"/>
         </w:rPr>
         <w:t>Abstraction</w:t>
@@ -1361,17 +1450,226 @@
     </w:p>
     <w:p>
       <w:pPr>
-        <w:pStyle w:val="12"/>
+        <w:bidi w:val="0"/>
+        <w:spacing w:line="240" w:lineRule="auto"/>
+        <w:rPr>
+          <w:rFonts w:hint="default" w:ascii="Times New Roman" w:hAnsi="Times New Roman" w:cs="Times New Roman"/>
+          <w:b/>
+          <w:bCs/>
+          <w:lang w:val="en-US"/>
+        </w:rPr>
+      </w:pPr>
+    </w:p>
+    <w:p>
+      <w:pPr>
+        <w:bidi w:val="0"/>
+        <w:spacing w:line="240" w:lineRule="auto"/>
+        <w:rPr>
+          <w:rFonts w:hint="default" w:ascii="Times New Roman" w:hAnsi="Times New Roman" w:cs="Times New Roman"/>
+          <w:b/>
+          <w:bCs/>
+          <w:lang w:val="en-US"/>
+        </w:rPr>
+      </w:pPr>
+    </w:p>
+    <w:p>
+      <w:pPr>
+        <w:bidi w:val="0"/>
+        <w:spacing w:line="240" w:lineRule="auto"/>
+        <w:rPr>
+          <w:rFonts w:hint="default" w:ascii="Times New Roman" w:hAnsi="Times New Roman" w:cs="Times New Roman"/>
+          <w:b/>
+          <w:bCs/>
+          <w:lang w:val="en-US"/>
+        </w:rPr>
+      </w:pPr>
+    </w:p>
+    <w:p>
+      <w:pPr>
+        <w:bidi w:val="0"/>
+        <w:spacing w:line="240" w:lineRule="auto"/>
+        <w:rPr>
+          <w:rFonts w:hint="default" w:ascii="Times New Roman" w:hAnsi="Times New Roman" w:cs="Times New Roman"/>
+          <w:b/>
+          <w:bCs/>
+          <w:lang w:val="en-US"/>
+        </w:rPr>
+      </w:pPr>
+    </w:p>
+    <w:p>
+      <w:pPr>
+        <w:bidi w:val="0"/>
+        <w:spacing w:line="240" w:lineRule="auto"/>
+        <w:rPr>
+          <w:rFonts w:hint="default" w:ascii="Times New Roman" w:hAnsi="Times New Roman" w:cs="Times New Roman"/>
+          <w:b/>
+          <w:bCs/>
+          <w:lang w:val="en-US"/>
+        </w:rPr>
+      </w:pPr>
+    </w:p>
+    <w:p>
+      <w:pPr>
+        <w:bidi w:val="0"/>
+        <w:spacing w:line="240" w:lineRule="auto"/>
+        <w:rPr>
+          <w:rFonts w:hint="default" w:ascii="Times New Roman" w:hAnsi="Times New Roman" w:cs="Times New Roman"/>
+          <w:b/>
+          <w:bCs/>
+          <w:lang w:val="en-US"/>
+        </w:rPr>
+      </w:pPr>
+    </w:p>
+    <w:p>
+      <w:pPr>
+        <w:bidi w:val="0"/>
+        <w:spacing w:line="240" w:lineRule="auto"/>
+        <w:rPr>
+          <w:rFonts w:hint="default" w:ascii="Times New Roman" w:hAnsi="Times New Roman" w:cs="Times New Roman"/>
+          <w:b/>
+          <w:bCs/>
+          <w:lang w:val="en-US"/>
+        </w:rPr>
+      </w:pPr>
+    </w:p>
+    <w:p>
+      <w:pPr>
+        <w:bidi w:val="0"/>
+        <w:spacing w:line="240" w:lineRule="auto"/>
+        <w:rPr>
+          <w:rFonts w:hint="default" w:ascii="Times New Roman" w:hAnsi="Times New Roman" w:cs="Times New Roman"/>
+          <w:b/>
+          <w:bCs/>
+          <w:lang w:val="en-US"/>
+        </w:rPr>
+      </w:pPr>
+    </w:p>
+    <w:p>
+      <w:pPr>
+        <w:bidi w:val="0"/>
+        <w:spacing w:line="240" w:lineRule="auto"/>
+        <w:rPr>
+          <w:rFonts w:hint="default" w:ascii="Times New Roman" w:hAnsi="Times New Roman" w:cs="Times New Roman"/>
+          <w:b/>
+          <w:bCs/>
+          <w:lang w:val="en-US"/>
+        </w:rPr>
+      </w:pPr>
+    </w:p>
+    <w:p>
+      <w:pPr>
+        <w:bidi w:val="0"/>
+        <w:spacing w:line="240" w:lineRule="auto"/>
+        <w:rPr>
+          <w:rFonts w:hint="default" w:ascii="Times New Roman" w:hAnsi="Times New Roman" w:cs="Times New Roman"/>
+          <w:b/>
+          <w:bCs/>
+          <w:lang w:val="en-US"/>
+        </w:rPr>
+      </w:pPr>
+    </w:p>
+    <w:p>
+      <w:pPr>
+        <w:bidi w:val="0"/>
+        <w:spacing w:line="240" w:lineRule="auto"/>
+        <w:rPr>
+          <w:rFonts w:hint="default" w:ascii="Times New Roman" w:hAnsi="Times New Roman" w:cs="Times New Roman"/>
+          <w:b/>
+          <w:bCs/>
+          <w:lang w:val="en-US"/>
+        </w:rPr>
+      </w:pPr>
+    </w:p>
+    <w:p>
+      <w:pPr>
+        <w:bidi w:val="0"/>
+        <w:spacing w:line="240" w:lineRule="auto"/>
+        <w:rPr>
+          <w:rFonts w:hint="default" w:ascii="Times New Roman" w:hAnsi="Times New Roman" w:cs="Times New Roman"/>
+          <w:b/>
+          <w:bCs/>
+          <w:lang w:val="en-US"/>
+        </w:rPr>
+      </w:pPr>
+    </w:p>
+    <w:p>
+      <w:pPr>
+        <w:bidi w:val="0"/>
+        <w:spacing w:line="240" w:lineRule="auto"/>
+        <w:rPr>
+          <w:rFonts w:hint="default" w:ascii="Times New Roman" w:hAnsi="Times New Roman" w:cs="Times New Roman"/>
+          <w:b/>
+          <w:bCs/>
+          <w:lang w:val="en-US"/>
+        </w:rPr>
+      </w:pPr>
+    </w:p>
+    <w:p>
+      <w:pPr>
+        <w:bidi w:val="0"/>
+        <w:spacing w:line="240" w:lineRule="auto"/>
+        <w:rPr>
+          <w:rFonts w:hint="default" w:ascii="Times New Roman" w:hAnsi="Times New Roman" w:cs="Times New Roman"/>
+          <w:b/>
+          <w:bCs/>
+          <w:lang w:val="en-US"/>
+        </w:rPr>
+      </w:pPr>
+    </w:p>
+    <w:p>
+      <w:pPr>
+        <w:bidi w:val="0"/>
+        <w:spacing w:line="240" w:lineRule="auto"/>
+        <w:rPr>
+          <w:rFonts w:hint="default" w:ascii="Times New Roman" w:hAnsi="Times New Roman" w:cs="Times New Roman"/>
+          <w:b/>
+          <w:bCs/>
+          <w:lang w:val="en-US"/>
+        </w:rPr>
+      </w:pPr>
+    </w:p>
+    <w:p>
+      <w:pPr>
+        <w:bidi w:val="0"/>
+        <w:spacing w:line="240" w:lineRule="auto"/>
+        <w:rPr>
+          <w:rFonts w:hint="default" w:ascii="Times New Roman" w:hAnsi="Times New Roman" w:cs="Times New Roman"/>
+          <w:b/>
+          <w:bCs/>
+          <w:lang w:val="en-US"/>
+        </w:rPr>
+      </w:pPr>
+    </w:p>
+    <w:p>
+      <w:pPr>
+        <w:bidi w:val="0"/>
+        <w:spacing w:line="240" w:lineRule="auto"/>
+        <w:rPr>
+          <w:rFonts w:hint="default" w:ascii="Times New Roman" w:hAnsi="Times New Roman" w:cs="Times New Roman"/>
+          <w:b/>
+          <w:bCs/>
+          <w:lang w:val="en-US"/>
+        </w:rPr>
+      </w:pPr>
+    </w:p>
+    <w:p>
+      <w:pPr>
+        <w:pStyle w:val="14"/>
         <w:bidi w:val="0"/>
         <w:ind w:left="2157" w:leftChars="0" w:firstLine="719" w:firstLineChars="0"/>
-        <w:rPr>
-          <w:rFonts w:hint="default"/>
-          <w:lang w:val="en-US"/>
-        </w:rPr>
-      </w:pPr>
-      <w:r>
-        <w:rPr>
-          <w:rFonts w:hint="default"/>
+        <w:outlineLvl w:val="0"/>
+        <w:rPr>
+          <w:rFonts w:hint="default"/>
+          <w:sz w:val="40"/>
+          <w:szCs w:val="48"/>
+          <w:lang w:val="en-US"/>
+        </w:rPr>
+      </w:pPr>
+      <w:r>
+        <w:rPr>
+          <w:rFonts w:hint="default"/>
+          <w:sz w:val="40"/>
+          <w:szCs w:val="48"/>
           <w:lang w:val="en-US"/>
         </w:rPr>
         <w:t>Table of Contents</w:t>
@@ -1379,7 +1677,7 @@
     </w:p>
     <w:p>
       <w:pPr>
-        <w:pStyle w:val="12"/>
+        <w:pStyle w:val="14"/>
         <w:tabs>
           <w:tab w:val="right" w:leader="dot" w:pos="8306"/>
         </w:tabs>
@@ -1485,11 +1783,11 @@
     </w:p>
     <w:p>
       <w:pPr>
-        <w:pStyle w:val="12"/>
+        <w:pStyle w:val="14"/>
         <w:tabs>
           <w:tab w:val="right" w:leader="dot" w:pos="8306"/>
         </w:tabs>
-        <w:ind w:left="400" w:leftChars="100" w:firstLine="0" w:firstLineChars="0"/>
+        <w:ind w:left="240" w:leftChars="100" w:firstLine="0" w:firstLineChars="0"/>
         <w:rPr>
           <w:rFonts w:hint="default"/>
           <w:sz w:val="28"/>
@@ -1579,11 +1877,11 @@
     </w:p>
     <w:p>
       <w:pPr>
-        <w:pStyle w:val="12"/>
+        <w:pStyle w:val="14"/>
         <w:tabs>
           <w:tab w:val="right" w:leader="dot" w:pos="8306"/>
         </w:tabs>
-        <w:ind w:left="400" w:leftChars="100" w:firstLine="0" w:firstLineChars="0"/>
+        <w:ind w:left="240" w:leftChars="100" w:firstLine="0" w:firstLineChars="0"/>
         <w:rPr>
           <w:rFonts w:hint="default"/>
           <w:sz w:val="28"/>
@@ -1691,11 +1989,11 @@
     </w:p>
     <w:p>
       <w:pPr>
-        <w:pStyle w:val="12"/>
+        <w:pStyle w:val="14"/>
         <w:tabs>
           <w:tab w:val="right" w:leader="dot" w:pos="8306"/>
         </w:tabs>
-        <w:ind w:left="800" w:leftChars="200" w:firstLine="0" w:firstLineChars="0"/>
+        <w:ind w:left="480" w:leftChars="200" w:firstLine="0" w:firstLineChars="0"/>
         <w:rPr>
           <w:rFonts w:hint="default"/>
           <w:sz w:val="25"/>
@@ -1803,11 +2101,11 @@
     </w:p>
     <w:p>
       <w:pPr>
-        <w:pStyle w:val="12"/>
+        <w:pStyle w:val="14"/>
         <w:tabs>
           <w:tab w:val="right" w:leader="dot" w:pos="8306"/>
         </w:tabs>
-        <w:ind w:left="800" w:leftChars="200" w:firstLine="0" w:firstLineChars="0"/>
+        <w:ind w:left="480" w:leftChars="200" w:firstLine="0" w:firstLineChars="0"/>
         <w:rPr>
           <w:rFonts w:hint="default"/>
           <w:sz w:val="25"/>
@@ -1915,11 +2213,11 @@
     </w:p>
     <w:p>
       <w:pPr>
-        <w:pStyle w:val="12"/>
+        <w:pStyle w:val="14"/>
         <w:tabs>
           <w:tab w:val="right" w:leader="dot" w:pos="8306"/>
         </w:tabs>
-        <w:ind w:left="800" w:leftChars="200" w:firstLine="0" w:firstLineChars="0"/>
+        <w:ind w:left="480" w:leftChars="200" w:firstLine="0" w:firstLineChars="0"/>
         <w:rPr>
           <w:rFonts w:hint="default"/>
           <w:sz w:val="25"/>
@@ -2027,15 +2325,13 @@
     </w:p>
     <w:p>
       <w:pPr>
-        <w:pStyle w:val="12"/>
+        <w:pStyle w:val="14"/>
         <w:tabs>
           <w:tab w:val="right" w:leader="dot" w:pos="8306"/>
         </w:tabs>
-        <w:ind w:left="800" w:leftChars="200" w:firstLine="0" w:firstLineChars="0"/>
-        <w:rPr>
-          <w:rFonts w:hint="default"/>
-          <w:sz w:val="28"/>
-          <w:szCs w:val="28"/>
+        <w:ind w:left="480" w:leftChars="200" w:firstLine="0" w:firstLineChars="0"/>
+        <w:rPr>
+          <w:rFonts w:hint="default"/>
           <w:lang w:val="en-US"/>
         </w:rPr>
       </w:pPr>
@@ -2139,406 +2435,454 @@
       <w:r>
         <w:rPr>
           <w:rFonts w:hint="default"/>
-          <w:sz w:val="25"/>
-          <w:szCs w:val="25"/>
-          <w:lang w:val="en-US"/>
-        </w:rPr>
-        <w:br w:type="textWrapping"/>
-      </w:r>
-    </w:p>
-    <w:p>
-      <w:pPr>
-        <w:pStyle w:val="12"/>
+          <w:lang w:val="en-US"/>
+        </w:rPr>
+        <w:fldChar w:fldCharType="end"/>
+      </w:r>
+    </w:p>
+    <w:p>
+      <w:pPr>
+        <w:pStyle w:val="14"/>
         <w:tabs>
           <w:tab w:val="right" w:leader="dot" w:pos="8306"/>
         </w:tabs>
-        <w:ind w:left="800" w:leftChars="200" w:firstLine="0" w:firstLineChars="0"/>
-        <w:rPr>
-          <w:rFonts w:hint="default"/>
-          <w:sz w:val="28"/>
-          <w:szCs w:val="28"/>
-          <w:lang w:val="en-US"/>
-        </w:rPr>
-      </w:pPr>
-    </w:p>
-    <w:p>
-      <w:pPr>
-        <w:pStyle w:val="12"/>
+        <w:ind w:left="480" w:leftChars="200" w:firstLine="0" w:firstLineChars="0"/>
+        <w:rPr>
+          <w:rFonts w:hint="default"/>
+          <w:lang w:val="en-US"/>
+        </w:rPr>
+      </w:pPr>
+    </w:p>
+    <w:p>
+      <w:pPr>
+        <w:pStyle w:val="14"/>
         <w:tabs>
           <w:tab w:val="right" w:leader="dot" w:pos="8306"/>
         </w:tabs>
-        <w:ind w:left="800" w:leftChars="200" w:firstLine="0" w:firstLineChars="0"/>
-        <w:rPr>
-          <w:rFonts w:hint="default"/>
-          <w:sz w:val="28"/>
-          <w:szCs w:val="28"/>
-          <w:lang w:val="en-US"/>
-        </w:rPr>
-      </w:pPr>
-    </w:p>
-    <w:p>
-      <w:pPr>
-        <w:pStyle w:val="12"/>
+        <w:ind w:left="480" w:leftChars="200" w:firstLine="0" w:firstLineChars="0"/>
+        <w:rPr>
+          <w:rFonts w:hint="default"/>
+          <w:lang w:val="en-US"/>
+        </w:rPr>
+      </w:pPr>
+    </w:p>
+    <w:p>
+      <w:pPr>
+        <w:pStyle w:val="14"/>
         <w:tabs>
           <w:tab w:val="right" w:leader="dot" w:pos="8306"/>
         </w:tabs>
-        <w:ind w:left="800" w:leftChars="200" w:firstLine="0" w:firstLineChars="0"/>
-        <w:rPr>
-          <w:rFonts w:hint="default"/>
-          <w:sz w:val="28"/>
-          <w:szCs w:val="28"/>
-          <w:lang w:val="en-US"/>
-        </w:rPr>
-      </w:pPr>
-    </w:p>
-    <w:p>
-      <w:pPr>
-        <w:pStyle w:val="12"/>
+        <w:ind w:left="480" w:leftChars="200" w:firstLine="0" w:firstLineChars="0"/>
+        <w:rPr>
+          <w:rFonts w:hint="default"/>
+          <w:lang w:val="en-US"/>
+        </w:rPr>
+      </w:pPr>
+    </w:p>
+    <w:p>
+      <w:pPr>
+        <w:pStyle w:val="14"/>
         <w:tabs>
           <w:tab w:val="right" w:leader="dot" w:pos="8306"/>
         </w:tabs>
-        <w:ind w:left="800" w:leftChars="200" w:firstLine="0" w:firstLineChars="0"/>
-        <w:rPr>
-          <w:rFonts w:hint="default"/>
-          <w:sz w:val="28"/>
-          <w:szCs w:val="28"/>
-          <w:lang w:val="en-US"/>
-        </w:rPr>
-      </w:pPr>
-    </w:p>
-    <w:p>
-      <w:pPr>
-        <w:pStyle w:val="12"/>
+        <w:ind w:left="480" w:leftChars="200" w:firstLine="0" w:firstLineChars="0"/>
+        <w:rPr>
+          <w:rFonts w:hint="default"/>
+          <w:lang w:val="en-US"/>
+        </w:rPr>
+      </w:pPr>
+    </w:p>
+    <w:p>
+      <w:pPr>
+        <w:pStyle w:val="14"/>
         <w:tabs>
           <w:tab w:val="right" w:leader="dot" w:pos="8306"/>
         </w:tabs>
-        <w:ind w:left="800" w:leftChars="200" w:firstLine="0" w:firstLineChars="0"/>
-        <w:rPr>
-          <w:rFonts w:hint="default"/>
-          <w:sz w:val="28"/>
-          <w:szCs w:val="28"/>
-          <w:lang w:val="en-US"/>
-        </w:rPr>
-      </w:pPr>
-    </w:p>
-    <w:p>
-      <w:pPr>
-        <w:pStyle w:val="12"/>
+        <w:ind w:left="480" w:leftChars="200" w:firstLine="0" w:firstLineChars="0"/>
+        <w:rPr>
+          <w:rFonts w:hint="default"/>
+          <w:lang w:val="en-US"/>
+        </w:rPr>
+      </w:pPr>
+    </w:p>
+    <w:p>
+      <w:pPr>
+        <w:pStyle w:val="14"/>
         <w:tabs>
           <w:tab w:val="right" w:leader="dot" w:pos="8306"/>
         </w:tabs>
-        <w:ind w:left="800" w:leftChars="200" w:firstLine="0" w:firstLineChars="0"/>
-        <w:rPr>
-          <w:rFonts w:hint="default"/>
-          <w:sz w:val="28"/>
-          <w:szCs w:val="28"/>
-          <w:lang w:val="en-US"/>
-        </w:rPr>
-      </w:pPr>
-    </w:p>
-    <w:p>
-      <w:pPr>
-        <w:pStyle w:val="12"/>
+        <w:ind w:left="480" w:leftChars="200" w:firstLine="0" w:firstLineChars="0"/>
+        <w:rPr>
+          <w:rFonts w:hint="default"/>
+          <w:lang w:val="en-US"/>
+        </w:rPr>
+      </w:pPr>
+    </w:p>
+    <w:p>
+      <w:pPr>
+        <w:pStyle w:val="14"/>
         <w:tabs>
           <w:tab w:val="right" w:leader="dot" w:pos="8306"/>
         </w:tabs>
-        <w:ind w:left="800" w:leftChars="200" w:firstLine="0" w:firstLineChars="0"/>
-        <w:rPr>
-          <w:rFonts w:hint="default"/>
-          <w:sz w:val="28"/>
-          <w:szCs w:val="28"/>
-          <w:lang w:val="en-US"/>
-        </w:rPr>
-      </w:pPr>
-    </w:p>
-    <w:p>
-      <w:pPr>
-        <w:pStyle w:val="12"/>
+        <w:ind w:left="480" w:leftChars="200" w:firstLine="0" w:firstLineChars="0"/>
+        <w:rPr>
+          <w:rFonts w:hint="default"/>
+          <w:lang w:val="en-US"/>
+        </w:rPr>
+      </w:pPr>
+    </w:p>
+    <w:p>
+      <w:pPr>
+        <w:pStyle w:val="14"/>
         <w:tabs>
           <w:tab w:val="right" w:leader="dot" w:pos="8306"/>
         </w:tabs>
-        <w:ind w:left="800" w:leftChars="200" w:firstLine="0" w:firstLineChars="0"/>
-        <w:rPr>
-          <w:rFonts w:hint="default"/>
-          <w:sz w:val="28"/>
-          <w:szCs w:val="28"/>
-          <w:lang w:val="en-US"/>
-        </w:rPr>
-      </w:pPr>
-    </w:p>
-    <w:p>
-      <w:pPr>
-        <w:pStyle w:val="12"/>
+        <w:ind w:left="480" w:leftChars="200" w:firstLine="0" w:firstLineChars="0"/>
+        <w:rPr>
+          <w:rFonts w:hint="default"/>
+          <w:lang w:val="en-US"/>
+        </w:rPr>
+      </w:pPr>
+    </w:p>
+    <w:p>
+      <w:pPr>
+        <w:pStyle w:val="14"/>
         <w:tabs>
           <w:tab w:val="right" w:leader="dot" w:pos="8306"/>
         </w:tabs>
-        <w:ind w:left="800" w:leftChars="200" w:firstLine="0" w:firstLineChars="0"/>
-        <w:rPr>
-          <w:rFonts w:hint="default"/>
-          <w:sz w:val="28"/>
-          <w:szCs w:val="28"/>
-          <w:lang w:val="en-US"/>
-        </w:rPr>
-      </w:pPr>
-    </w:p>
-    <w:p>
-      <w:pPr>
-        <w:pStyle w:val="12"/>
+        <w:ind w:left="480" w:leftChars="200" w:firstLine="0" w:firstLineChars="0"/>
+        <w:rPr>
+          <w:rFonts w:hint="default"/>
+          <w:lang w:val="en-US"/>
+        </w:rPr>
+      </w:pPr>
+    </w:p>
+    <w:p>
+      <w:pPr>
+        <w:pStyle w:val="14"/>
         <w:tabs>
           <w:tab w:val="right" w:leader="dot" w:pos="8306"/>
         </w:tabs>
-        <w:ind w:left="800" w:leftChars="200" w:firstLine="0" w:firstLineChars="0"/>
-        <w:rPr>
-          <w:rFonts w:hint="default"/>
-          <w:sz w:val="28"/>
-          <w:szCs w:val="28"/>
-          <w:lang w:val="en-US"/>
-        </w:rPr>
-      </w:pPr>
-    </w:p>
-    <w:p>
-      <w:pPr>
-        <w:pStyle w:val="12"/>
+        <w:ind w:left="480" w:leftChars="200" w:firstLine="0" w:firstLineChars="0"/>
+        <w:rPr>
+          <w:rFonts w:hint="default"/>
+          <w:lang w:val="en-US"/>
+        </w:rPr>
+      </w:pPr>
+    </w:p>
+    <w:p>
+      <w:pPr>
+        <w:pStyle w:val="14"/>
         <w:tabs>
           <w:tab w:val="right" w:leader="dot" w:pos="8306"/>
         </w:tabs>
-        <w:ind w:left="800" w:leftChars="200" w:firstLine="0" w:firstLineChars="0"/>
-        <w:rPr>
-          <w:rFonts w:hint="default"/>
-          <w:sz w:val="28"/>
-          <w:szCs w:val="28"/>
-          <w:lang w:val="en-US"/>
-        </w:rPr>
-      </w:pPr>
-    </w:p>
-    <w:p>
-      <w:pPr>
-        <w:pStyle w:val="12"/>
+        <w:ind w:left="480" w:leftChars="200" w:firstLine="0" w:firstLineChars="0"/>
+        <w:rPr>
+          <w:rFonts w:hint="default"/>
+          <w:lang w:val="en-US"/>
+        </w:rPr>
+      </w:pPr>
+    </w:p>
+    <w:p>
+      <w:pPr>
+        <w:pStyle w:val="14"/>
         <w:tabs>
           <w:tab w:val="right" w:leader="dot" w:pos="8306"/>
         </w:tabs>
-        <w:ind w:left="800" w:leftChars="200" w:firstLine="0" w:firstLineChars="0"/>
-        <w:rPr>
-          <w:rFonts w:hint="default"/>
-          <w:sz w:val="28"/>
-          <w:szCs w:val="28"/>
-          <w:lang w:val="en-US"/>
-        </w:rPr>
-      </w:pPr>
-    </w:p>
-    <w:p>
-      <w:pPr>
-        <w:pStyle w:val="12"/>
+        <w:ind w:left="480" w:leftChars="200" w:firstLine="0" w:firstLineChars="0"/>
+        <w:rPr>
+          <w:rFonts w:hint="default"/>
+          <w:lang w:val="en-US"/>
+        </w:rPr>
+      </w:pPr>
+    </w:p>
+    <w:p>
+      <w:pPr>
+        <w:pStyle w:val="14"/>
         <w:tabs>
           <w:tab w:val="right" w:leader="dot" w:pos="8306"/>
         </w:tabs>
-        <w:ind w:left="800" w:leftChars="200" w:firstLine="0" w:firstLineChars="0"/>
-        <w:rPr>
-          <w:rFonts w:hint="default"/>
-          <w:sz w:val="28"/>
-          <w:szCs w:val="28"/>
-          <w:lang w:val="en-US"/>
-        </w:rPr>
-      </w:pPr>
-    </w:p>
-    <w:p>
-      <w:pPr>
-        <w:pStyle w:val="12"/>
+        <w:ind w:left="480" w:leftChars="200" w:firstLine="0" w:firstLineChars="0"/>
+        <w:rPr>
+          <w:rFonts w:hint="default"/>
+          <w:lang w:val="en-US"/>
+        </w:rPr>
+      </w:pPr>
+    </w:p>
+    <w:p>
+      <w:pPr>
+        <w:pStyle w:val="14"/>
         <w:tabs>
           <w:tab w:val="right" w:leader="dot" w:pos="8306"/>
         </w:tabs>
-        <w:ind w:left="800" w:leftChars="200" w:firstLine="0" w:firstLineChars="0"/>
-        <w:rPr>
-          <w:rFonts w:hint="default"/>
-          <w:sz w:val="28"/>
-          <w:szCs w:val="28"/>
-          <w:lang w:val="en-US"/>
-        </w:rPr>
-      </w:pPr>
-    </w:p>
-    <w:p>
-      <w:pPr>
-        <w:pStyle w:val="12"/>
+        <w:ind w:left="480" w:leftChars="200" w:firstLine="0" w:firstLineChars="0"/>
+        <w:rPr>
+          <w:rFonts w:hint="default"/>
+          <w:lang w:val="en-US"/>
+        </w:rPr>
+      </w:pPr>
+    </w:p>
+    <w:p>
+      <w:pPr>
+        <w:pStyle w:val="14"/>
         <w:tabs>
           <w:tab w:val="right" w:leader="dot" w:pos="8306"/>
         </w:tabs>
-        <w:ind w:left="800" w:leftChars="200" w:firstLine="0" w:firstLineChars="0"/>
-        <w:rPr>
-          <w:rFonts w:hint="default"/>
-          <w:sz w:val="28"/>
-          <w:szCs w:val="28"/>
-          <w:lang w:val="en-US"/>
-        </w:rPr>
-      </w:pPr>
-    </w:p>
-    <w:p>
-      <w:pPr>
-        <w:pStyle w:val="12"/>
+        <w:ind w:left="480" w:leftChars="200" w:firstLine="0" w:firstLineChars="0"/>
+        <w:rPr>
+          <w:rFonts w:hint="default"/>
+          <w:lang w:val="en-US"/>
+        </w:rPr>
+      </w:pPr>
+    </w:p>
+    <w:p>
+      <w:pPr>
+        <w:pStyle w:val="14"/>
         <w:tabs>
           <w:tab w:val="right" w:leader="dot" w:pos="8306"/>
         </w:tabs>
-        <w:ind w:left="800" w:leftChars="200" w:firstLine="0" w:firstLineChars="0"/>
-        <w:rPr>
-          <w:rFonts w:hint="default"/>
-          <w:sz w:val="28"/>
-          <w:szCs w:val="28"/>
-          <w:lang w:val="en-US"/>
-        </w:rPr>
-      </w:pPr>
-    </w:p>
-    <w:p>
-      <w:pPr>
-        <w:pStyle w:val="12"/>
+        <w:ind w:left="480" w:leftChars="200" w:firstLine="0" w:firstLineChars="0"/>
+        <w:rPr>
+          <w:rFonts w:hint="default"/>
+          <w:lang w:val="en-US"/>
+        </w:rPr>
+      </w:pPr>
+    </w:p>
+    <w:p>
+      <w:pPr>
+        <w:pStyle w:val="14"/>
         <w:tabs>
           <w:tab w:val="right" w:leader="dot" w:pos="8306"/>
         </w:tabs>
-        <w:ind w:left="800" w:leftChars="200" w:firstLine="0" w:firstLineChars="0"/>
-        <w:rPr>
-          <w:rFonts w:hint="default"/>
-          <w:sz w:val="28"/>
-          <w:szCs w:val="28"/>
-          <w:lang w:val="en-US"/>
-        </w:rPr>
-      </w:pPr>
-    </w:p>
-    <w:p>
-      <w:pPr>
-        <w:pStyle w:val="12"/>
+        <w:ind w:left="480" w:leftChars="200" w:firstLine="0" w:firstLineChars="0"/>
+        <w:rPr>
+          <w:rFonts w:hint="default"/>
+          <w:lang w:val="en-US"/>
+        </w:rPr>
+      </w:pPr>
+    </w:p>
+    <w:p>
+      <w:pPr>
+        <w:pStyle w:val="14"/>
         <w:tabs>
           <w:tab w:val="right" w:leader="dot" w:pos="8306"/>
         </w:tabs>
-        <w:ind w:left="800" w:leftChars="200" w:firstLine="0" w:firstLineChars="0"/>
-        <w:rPr>
-          <w:rFonts w:hint="default"/>
-          <w:sz w:val="28"/>
-          <w:szCs w:val="28"/>
-          <w:lang w:val="en-US"/>
-        </w:rPr>
-      </w:pPr>
-    </w:p>
-    <w:p>
-      <w:pPr>
-        <w:pStyle w:val="12"/>
+        <w:ind w:left="480" w:leftChars="200" w:firstLine="0" w:firstLineChars="0"/>
+        <w:rPr>
+          <w:rFonts w:hint="default"/>
+          <w:lang w:val="en-US"/>
+        </w:rPr>
+      </w:pPr>
+    </w:p>
+    <w:p>
+      <w:pPr>
+        <w:pStyle w:val="14"/>
         <w:tabs>
           <w:tab w:val="right" w:leader="dot" w:pos="8306"/>
         </w:tabs>
-        <w:ind w:left="800" w:leftChars="200" w:firstLine="0" w:firstLineChars="0"/>
-        <w:rPr>
-          <w:rFonts w:hint="default"/>
-          <w:sz w:val="28"/>
-          <w:szCs w:val="28"/>
-          <w:lang w:val="en-US"/>
-        </w:rPr>
-      </w:pPr>
-    </w:p>
-    <w:p>
-      <w:pPr>
-        <w:pStyle w:val="12"/>
+        <w:ind w:left="480" w:leftChars="200" w:firstLine="0" w:firstLineChars="0"/>
+        <w:rPr>
+          <w:rFonts w:hint="default"/>
+          <w:lang w:val="en-US"/>
+        </w:rPr>
+      </w:pPr>
+    </w:p>
+    <w:p>
+      <w:pPr>
+        <w:pStyle w:val="14"/>
         <w:tabs>
           <w:tab w:val="right" w:leader="dot" w:pos="8306"/>
         </w:tabs>
-        <w:ind w:left="800" w:leftChars="200" w:firstLine="0" w:firstLineChars="0"/>
-        <w:rPr>
-          <w:rFonts w:hint="default"/>
-          <w:sz w:val="28"/>
-          <w:szCs w:val="28"/>
-          <w:lang w:val="en-US"/>
-        </w:rPr>
-      </w:pPr>
-    </w:p>
-    <w:p>
-      <w:pPr>
-        <w:pStyle w:val="12"/>
+        <w:ind w:left="480" w:leftChars="200" w:firstLine="0" w:firstLineChars="0"/>
+        <w:rPr>
+          <w:rFonts w:hint="default"/>
+          <w:lang w:val="en-US"/>
+        </w:rPr>
+      </w:pPr>
+    </w:p>
+    <w:p>
+      <w:pPr>
+        <w:pStyle w:val="14"/>
         <w:tabs>
           <w:tab w:val="right" w:leader="dot" w:pos="8306"/>
         </w:tabs>
-        <w:ind w:left="800" w:leftChars="200" w:firstLine="0" w:firstLineChars="0"/>
-        <w:rPr>
-          <w:rFonts w:hint="default"/>
-          <w:sz w:val="28"/>
-          <w:szCs w:val="28"/>
-          <w:lang w:val="en-US"/>
-        </w:rPr>
-      </w:pPr>
-    </w:p>
-    <w:p>
-      <w:pPr>
-        <w:pStyle w:val="2"/>
-        <w:bidi w:val="0"/>
-        <w:spacing w:line="240" w:lineRule="auto"/>
-        <w:rPr>
-          <w:rFonts w:hint="default"/>
-          <w:lang w:val="en-US"/>
-        </w:rPr>
-      </w:pPr>
-      <w:r>
-        <w:rPr>
-          <w:rFonts w:hint="default"/>
-          <w:lang w:val="en-US"/>
-        </w:rPr>
-        <w:t>Part A: Requirement Redesign Analysis</w:t>
-      </w:r>
-    </w:p>
-    <w:p>
-      <w:pPr>
-        <w:pStyle w:val="3"/>
-        <w:bidi w:val="0"/>
-        <w:spacing w:line="240" w:lineRule="auto"/>
-        <w:ind w:left="400" w:leftChars="100" w:firstLine="0" w:firstLineChars="0"/>
-        <w:jc w:val="both"/>
-        <w:rPr>
-          <w:rFonts w:hint="default"/>
-          <w:lang w:val="en-US"/>
-        </w:rPr>
-      </w:pPr>
-      <w:r>
-        <w:rPr>
-          <w:rFonts w:hint="default"/>
-          <w:lang w:val="en-US"/>
-        </w:rPr>
-        <w:t>1. Case Study Requirement Analysis</w:t>
-      </w:r>
-      <w:r>
-        <w:rPr>
-          <w:rFonts w:hint="default"/>
-          <w:lang w:val="en-US"/>
-        </w:rPr>
-        <w:br w:type="textWrapping"/>
-      </w:r>
-      <w:r>
-        <w:rPr>
-          <w:rFonts w:hint="default"/>
-          <w:lang w:val="en-US"/>
-        </w:rPr>
-        <w:br w:type="textWrapping"/>
-      </w:r>
-      <w:r>
-        <w:rPr>
-          <w:rFonts w:hint="default" w:ascii="Times New Roman" w:hAnsi="Times New Roman" w:eastAsia="SimSun" w:cs="Times New Roman"/>
-          <w:b w:val="0"/>
-          <w:bCs w:val="0"/>
-          <w:sz w:val="24"/>
-          <w:szCs w:val="24"/>
-        </w:rPr>
-        <w:t>First and foremost, the third assignment requires students to transition the architectural design from the second assignment into a fully functional software implementation. Consequently, the team members decided to re-evaluate the identified system roles, problem domain, functional requirements, and task descriptions to ensure that our proposed solutions effectively address the challenges ABC-Trans is facing. During the re-analysis phase, team members noticed that three specific roles were mentioned in the case study, including platform administrators (admin), company staff, and customers. By addressing these identified design flaws, the team refined and reconstructed the overall class diagram to ensure comprehensive system coverage and proper role-based architecture, guaranteeing that all roles are included</w:t>
-      </w:r>
-      <w:r>
-        <w:rPr>
-          <w:rFonts w:hint="default" w:ascii="Times New Roman" w:hAnsi="Times New Roman" w:eastAsia="SimSun" w:cs="Times New Roman"/>
-          <w:b w:val="0"/>
-          <w:bCs w:val="0"/>
-          <w:sz w:val="24"/>
-          <w:szCs w:val="24"/>
-          <w:lang w:val="en-US"/>
-        </w:rPr>
-        <w:t>.</w:t>
-      </w:r>
-    </w:p>
-    <w:p>
-      <w:pPr>
-        <w:pStyle w:val="3"/>
-        <w:bidi w:val="0"/>
-        <w:ind w:left="400" w:leftChars="100" w:firstLine="0" w:firstLineChars="0"/>
+        <w:ind w:left="480" w:leftChars="200" w:firstLine="0" w:firstLineChars="0"/>
+        <w:rPr>
+          <w:rFonts w:hint="default"/>
+          <w:lang w:val="en-US"/>
+        </w:rPr>
+      </w:pPr>
+    </w:p>
+    <w:p>
+      <w:pPr>
+        <w:pStyle w:val="14"/>
+        <w:tabs>
+          <w:tab w:val="right" w:leader="dot" w:pos="8306"/>
+        </w:tabs>
+        <w:ind w:left="480" w:leftChars="200" w:firstLine="0" w:firstLineChars="0"/>
+        <w:rPr>
+          <w:rFonts w:hint="default"/>
+          <w:lang w:val="en-US"/>
+        </w:rPr>
+      </w:pPr>
+    </w:p>
+    <w:p>
+      <w:pPr>
+        <w:pStyle w:val="14"/>
+        <w:tabs>
+          <w:tab w:val="right" w:leader="dot" w:pos="8306"/>
+        </w:tabs>
+        <w:ind w:left="480" w:leftChars="200" w:firstLine="0" w:firstLineChars="0"/>
+        <w:rPr>
+          <w:rFonts w:hint="default"/>
+          <w:lang w:val="en-US"/>
+        </w:rPr>
+      </w:pPr>
+    </w:p>
+    <w:p>
+      <w:pPr>
+        <w:pStyle w:val="14"/>
+        <w:tabs>
+          <w:tab w:val="right" w:leader="dot" w:pos="8306"/>
+        </w:tabs>
+        <w:ind w:left="480" w:leftChars="200" w:firstLine="0" w:firstLineChars="0"/>
+        <w:rPr>
+          <w:rFonts w:hint="default"/>
+          <w:lang w:val="en-US"/>
+        </w:rPr>
+      </w:pPr>
+    </w:p>
+    <w:p>
+      <w:pPr>
+        <w:pStyle w:val="14"/>
+        <w:tabs>
+          <w:tab w:val="right" w:leader="dot" w:pos="8306"/>
+        </w:tabs>
+        <w:ind w:left="480" w:leftChars="200" w:firstLine="0" w:firstLineChars="0"/>
+        <w:rPr>
+          <w:rFonts w:hint="default"/>
+          <w:lang w:val="en-US"/>
+        </w:rPr>
+      </w:pPr>
+    </w:p>
+    <w:p>
+      <w:pPr>
+        <w:pStyle w:val="14"/>
+        <w:tabs>
+          <w:tab w:val="right" w:leader="dot" w:pos="8306"/>
+        </w:tabs>
+        <w:ind w:left="480" w:leftChars="200" w:firstLine="0" w:firstLineChars="0"/>
+        <w:rPr>
+          <w:rFonts w:hint="default"/>
+          <w:lang w:val="en-US"/>
+        </w:rPr>
+      </w:pPr>
+    </w:p>
+    <w:p>
+      <w:pPr>
+        <w:pStyle w:val="14"/>
+        <w:tabs>
+          <w:tab w:val="right" w:leader="dot" w:pos="8306"/>
+        </w:tabs>
+        <w:ind w:left="0" w:leftChars="0" w:firstLine="0" w:firstLineChars="0"/>
+        <w:outlineLvl w:val="0"/>
+        <w:rPr>
+          <w:rFonts w:hint="default"/>
+          <w:sz w:val="36"/>
+          <w:szCs w:val="36"/>
+          <w:lang w:val="en-US"/>
+        </w:rPr>
+      </w:pPr>
+      <w:r>
+        <w:rPr>
+          <w:rFonts w:hint="default"/>
+          <w:sz w:val="36"/>
+          <w:szCs w:val="36"/>
+          <w:lang w:val="en-US"/>
+        </w:rPr>
+        <w:t>Part A - Requirement Redesign Analysis</w:t>
+      </w:r>
+    </w:p>
+    <w:p>
+      <w:pPr>
+        <w:pStyle w:val="14"/>
+        <w:numPr>
+          <w:numId w:val="0"/>
+        </w:numPr>
+        <w:tabs>
+          <w:tab w:val="right" w:leader="dot" w:pos="8306"/>
+        </w:tabs>
+        <w:spacing w:line="360" w:lineRule="auto"/>
+        <w:outlineLvl w:val="0"/>
+        <w:rPr>
+          <w:rFonts w:hint="default"/>
+          <w:sz w:val="32"/>
+          <w:szCs w:val="32"/>
+          <w:lang w:val="en-US"/>
+        </w:rPr>
+      </w:pPr>
+      <w:r>
+        <w:rPr>
+          <w:rFonts w:hint="default"/>
+          <w:sz w:val="32"/>
+          <w:szCs w:val="32"/>
+          <w:lang w:val="en-US"/>
+        </w:rPr>
+        <w:t>1.1 Case Study Requirement Analysis</w:t>
+      </w:r>
+    </w:p>
+    <w:p>
+      <w:pPr>
+        <w:bidi w:val="0"/>
+        <w:rPr>
+          <w:rFonts w:hint="default"/>
+          <w:sz w:val="24"/>
+          <w:szCs w:val="24"/>
+          <w:lang w:val="en-US"/>
+        </w:rPr>
+      </w:pPr>
+      <w:r>
+        <w:rPr>
+          <w:rFonts w:hint="default"/>
+          <w:sz w:val="24"/>
+          <w:szCs w:val="24"/>
+          <w:lang w:val="en-US"/>
+        </w:rPr>
+        <w:t>First and foremost, the third assignment requires students to transition the architectural design from the second assignment into a fully functional software implementation. Consequently, the team members decided to re-evaluate the identified system roles, problem domain, functional requirements, and task descriptions to ensure that our proposed solutions effectively address the challenges ABC-Trans is facing. During the re-analysis phase, team members noticed that three specific roles were mentioned in the case study, including platform administrators (admin), company staff, and customers. By addressing these identified design flaws, the team refined and reconstructed the overall class diagram to ensure comprehensive system coverage and proper role-based architecture, guaranteeing that all roles are included.</w:t>
+      </w:r>
+    </w:p>
+    <w:p>
+      <w:pPr>
+        <w:pStyle w:val="14"/>
+        <w:numPr>
+          <w:numId w:val="0"/>
+        </w:numPr>
+        <w:tabs>
+          <w:tab w:val="right" w:leader="dot" w:pos="8306"/>
+        </w:tabs>
+        <w:spacing w:line="360" w:lineRule="auto"/>
+        <w:ind w:leftChars="0"/>
+        <w:outlineLvl w:val="0"/>
+        <w:rPr>
+          <w:rFonts w:hint="default"/>
+          <w:sz w:val="32"/>
+          <w:szCs w:val="32"/>
+          <w:lang w:val="en-US"/>
+        </w:rPr>
+      </w:pPr>
+      <w:r>
+        <w:rPr>
+          <w:rFonts w:hint="default"/>
+          <w:sz w:val="32"/>
+          <w:szCs w:val="32"/>
+          <w:lang w:val="en-US"/>
+        </w:rPr>
+        <w:t>1.2 Refined Overall Class Diagram</w:t>
+      </w:r>
+    </w:p>
+    <w:p>
+      <w:pPr>
+        <w:bidi w:val="0"/>
         <w:rPr>
           <w:rFonts w:hint="default"/>
           <w:lang w:val="en-US"/>
@@ -2553,19 +2897,19 @@
           <wp:anchor distT="0" distB="0" distL="114300" distR="114300" simplePos="0" relativeHeight="251662336" behindDoc="1" locked="0" layoutInCell="1" allowOverlap="1">
             <wp:simplePos x="0" y="0"/>
             <wp:positionH relativeFrom="column">
-              <wp:posOffset>648970</wp:posOffset>
+              <wp:posOffset>1478915</wp:posOffset>
             </wp:positionH>
             <wp:positionV relativeFrom="paragraph">
-              <wp:posOffset>319405</wp:posOffset>
+              <wp:posOffset>104775</wp:posOffset>
             </wp:positionV>
-            <wp:extent cx="3977005" cy="5306060"/>
-            <wp:effectExtent l="0" t="0" r="0" b="0"/>
+            <wp:extent cx="2364105" cy="3155950"/>
+            <wp:effectExtent l="0" t="0" r="13335" b="13970"/>
             <wp:wrapTight wrapText="bothSides">
               <wp:wrapPolygon>
                 <wp:start x="0" y="0"/>
-                <wp:lineTo x="0" y="21528"/>
-                <wp:lineTo x="21521" y="21528"/>
-                <wp:lineTo x="21521" y="0"/>
+                <wp:lineTo x="0" y="21487"/>
+                <wp:lineTo x="21443" y="21487"/>
+                <wp:lineTo x="21443" y="0"/>
                 <wp:lineTo x="0" y="0"/>
               </wp:wrapPolygon>
             </wp:wrapTight>
@@ -2591,7 +2935,7 @@
                   <pic:spPr>
                     <a:xfrm>
                       <a:off x="0" y="0"/>
-                      <a:ext cx="3977005" cy="5306060"/>
+                      <a:ext cx="2364105" cy="3155950"/>
                     </a:xfrm>
                     <a:prstGeom prst="rect">
                       <a:avLst/>
@@ -2606,73 +2950,173 @@
       <w:r>
         <w:rPr>
           <w:rFonts w:hint="default"/>
-          <w:lang w:val="en-US"/>
-        </w:rPr>
-        <w:t>2. Refined Overall Class Diagram</w:t>
-      </w:r>
-    </w:p>
-    <w:p>
-      <w:pPr>
-        <w:rPr>
-          <w:rFonts w:hint="default"/>
-          <w:lang w:val="en-US"/>
-        </w:rPr>
-      </w:pPr>
-    </w:p>
-    <w:p>
-      <w:pPr>
-        <w:pStyle w:val="13"/>
+          <w:sz w:val="24"/>
+          <w:szCs w:val="24"/>
+          <w:lang w:val="en-US"/>
+        </w:rPr>
+        <w:t xml:space="preserve"> </w:t>
+      </w:r>
+    </w:p>
+    <w:p>
+      <w:pPr>
+        <w:pStyle w:val="14"/>
         <w:tabs>
           <w:tab w:val="right" w:leader="dot" w:pos="8306"/>
         </w:tabs>
-        <w:ind w:left="400" w:leftChars="100" w:firstLine="0" w:firstLineChars="0"/>
-        <w:rPr>
-          <w:rFonts w:hint="default"/>
-          <w:sz w:val="28"/>
-          <w:szCs w:val="28"/>
-          <w:lang w:val="en-US"/>
-        </w:rPr>
-      </w:pPr>
-    </w:p>
-    <w:p>
-      <w:pPr>
-        <w:pStyle w:val="13"/>
+        <w:ind w:left="480" w:leftChars="200" w:firstLine="0" w:firstLineChars="0"/>
+        <w:rPr>
+          <w:rFonts w:hint="default"/>
+          <w:lang w:val="en-US"/>
+        </w:rPr>
+      </w:pPr>
+    </w:p>
+    <w:p>
+      <w:pPr>
+        <w:pStyle w:val="14"/>
         <w:tabs>
           <w:tab w:val="right" w:leader="dot" w:pos="8306"/>
         </w:tabs>
-        <w:ind w:left="0" w:leftChars="0" w:firstLine="140" w:firstLineChars="50"/>
-        <w:rPr>
-          <w:rFonts w:hint="default"/>
-          <w:sz w:val="28"/>
-          <w:szCs w:val="28"/>
-          <w:lang w:val="en-US"/>
-        </w:rPr>
-      </w:pPr>
-    </w:p>
-    <w:p>
-      <w:pPr>
-        <w:pStyle w:val="12"/>
-        <w:bidi w:val="0"/>
-        <w:ind w:left="0" w:leftChars="0" w:firstLine="0" w:firstLineChars="0"/>
-        <w:rPr>
-          <w:rFonts w:hint="default"/>
-          <w:lang w:val="en-US"/>
-        </w:rPr>
-      </w:pPr>
-      <w:r>
-        <w:rPr>
-          <w:rFonts w:hint="default"/>
-          <w:lang w:val="en-US"/>
-        </w:rPr>
-        <w:fldChar w:fldCharType="end"/>
-      </w:r>
-    </w:p>
-    <w:p>
-      <w:pPr>
-        <w:pStyle w:val="12"/>
-        <w:bidi w:val="0"/>
-        <w:ind w:left="0" w:leftChars="0" w:firstLine="0" w:firstLineChars="0"/>
-        <w:jc w:val="center"/>
+        <w:ind w:left="480" w:leftChars="200" w:firstLine="0" w:firstLineChars="0"/>
+        <w:rPr>
+          <w:rFonts w:hint="default"/>
+          <w:lang w:val="en-US"/>
+        </w:rPr>
+      </w:pPr>
+    </w:p>
+    <w:p>
+      <w:pPr>
+        <w:pStyle w:val="14"/>
+        <w:tabs>
+          <w:tab w:val="right" w:leader="dot" w:pos="8306"/>
+        </w:tabs>
+        <w:ind w:left="480" w:leftChars="200" w:firstLine="0" w:firstLineChars="0"/>
+        <w:rPr>
+          <w:rFonts w:hint="default"/>
+          <w:lang w:val="en-US"/>
+        </w:rPr>
+      </w:pPr>
+    </w:p>
+    <w:p>
+      <w:pPr>
+        <w:pStyle w:val="14"/>
+        <w:tabs>
+          <w:tab w:val="right" w:leader="dot" w:pos="8306"/>
+        </w:tabs>
+        <w:ind w:left="480" w:leftChars="200" w:firstLine="0" w:firstLineChars="0"/>
+        <w:rPr>
+          <w:rFonts w:hint="default"/>
+          <w:lang w:val="en-US"/>
+        </w:rPr>
+      </w:pPr>
+    </w:p>
+    <w:p>
+      <w:pPr>
+        <w:pStyle w:val="14"/>
+        <w:tabs>
+          <w:tab w:val="right" w:leader="dot" w:pos="8306"/>
+        </w:tabs>
+        <w:ind w:left="480" w:leftChars="200" w:firstLine="0" w:firstLineChars="0"/>
+        <w:rPr>
+          <w:rFonts w:hint="default"/>
+          <w:lang w:val="en-US"/>
+        </w:rPr>
+      </w:pPr>
+    </w:p>
+    <w:p>
+      <w:pPr>
+        <w:pStyle w:val="14"/>
+        <w:tabs>
+          <w:tab w:val="right" w:leader="dot" w:pos="8306"/>
+        </w:tabs>
+        <w:ind w:left="480" w:leftChars="200" w:firstLine="0" w:firstLineChars="0"/>
+        <w:rPr>
+          <w:rFonts w:hint="default"/>
+          <w:lang w:val="en-US"/>
+        </w:rPr>
+      </w:pPr>
+    </w:p>
+    <w:p>
+      <w:pPr>
+        <w:pStyle w:val="14"/>
+        <w:tabs>
+          <w:tab w:val="right" w:leader="dot" w:pos="8306"/>
+        </w:tabs>
+        <w:ind w:left="480" w:leftChars="200" w:firstLine="0" w:firstLineChars="0"/>
+        <w:rPr>
+          <w:rFonts w:hint="default"/>
+          <w:lang w:val="en-US"/>
+        </w:rPr>
+      </w:pPr>
+    </w:p>
+    <w:p>
+      <w:pPr>
+        <w:pStyle w:val="14"/>
+        <w:tabs>
+          <w:tab w:val="right" w:leader="dot" w:pos="8306"/>
+        </w:tabs>
+        <w:ind w:left="480" w:leftChars="200" w:firstLine="0" w:firstLineChars="0"/>
+        <w:rPr>
+          <w:rFonts w:hint="default"/>
+          <w:lang w:val="en-US"/>
+        </w:rPr>
+      </w:pPr>
+    </w:p>
+    <w:p>
+      <w:pPr>
+        <w:pStyle w:val="14"/>
+        <w:tabs>
+          <w:tab w:val="right" w:leader="dot" w:pos="8306"/>
+        </w:tabs>
+        <w:ind w:left="480" w:leftChars="200" w:firstLine="0" w:firstLineChars="0"/>
+        <w:rPr>
+          <w:rFonts w:hint="default"/>
+          <w:lang w:val="en-US"/>
+        </w:rPr>
+      </w:pPr>
+    </w:p>
+    <w:p>
+      <w:pPr>
+        <w:pStyle w:val="14"/>
+        <w:tabs>
+          <w:tab w:val="right" w:leader="dot" w:pos="8306"/>
+        </w:tabs>
+        <w:ind w:left="480" w:leftChars="200" w:firstLine="0" w:firstLineChars="0"/>
+        <w:rPr>
+          <w:rFonts w:hint="default"/>
+          <w:lang w:val="en-US"/>
+        </w:rPr>
+      </w:pPr>
+    </w:p>
+    <w:p>
+      <w:pPr>
+        <w:pStyle w:val="14"/>
+        <w:tabs>
+          <w:tab w:val="right" w:leader="dot" w:pos="8306"/>
+        </w:tabs>
+        <w:ind w:left="480" w:leftChars="200" w:firstLine="0" w:firstLineChars="0"/>
+        <w:rPr>
+          <w:rFonts w:hint="default"/>
+          <w:lang w:val="en-US"/>
+        </w:rPr>
+      </w:pPr>
+    </w:p>
+    <w:p>
+      <w:pPr>
+        <w:pStyle w:val="14"/>
+        <w:tabs>
+          <w:tab w:val="right" w:leader="dot" w:pos="8306"/>
+        </w:tabs>
+        <w:ind w:left="480" w:leftChars="200" w:firstLine="0" w:firstLineChars="0"/>
+        <w:rPr>
+          <w:rFonts w:hint="default"/>
+          <w:lang w:val="en-US"/>
+        </w:rPr>
+      </w:pPr>
+    </w:p>
+    <w:p>
+      <w:pPr>
+        <w:bidi w:val="0"/>
+        <w:spacing w:line="240" w:lineRule="auto"/>
         <w:rPr>
           <w:rFonts w:hint="default"/>
           <w:i/>
@@ -2682,16 +3126,31 @@
           <w:lang w:val="en-US"/>
         </w:rPr>
       </w:pPr>
-      <w:r>
-        <w:rPr>
-          <w:rFonts w:hint="default"/>
+    </w:p>
+    <w:p>
+      <w:pPr>
+        <w:bidi w:val="0"/>
+        <w:spacing w:line="240" w:lineRule="auto"/>
+        <w:jc w:val="center"/>
+        <w:rPr>
+          <w:rFonts w:hint="default" w:ascii="Times New Roman" w:hAnsi="Times New Roman" w:cs="Times New Roman"/>
+          <w:b/>
+          <w:bCs/>
+          <w:lang w:val="en-US"/>
+        </w:rPr>
+      </w:pPr>
+      <w:r>
+        <w:rPr>
+          <w:rFonts w:hint="default"/>
+          <w:b w:val="0"/>
+          <w:bCs w:val="0"/>
           <w:i/>
           <w:iCs/>
           <w:sz w:val="21"/>
           <w:szCs w:val="21"/>
           <w:lang w:val="en-US"/>
         </w:rPr>
-        <w:br w:type="textWrapping"/>
+        <w:t>Figure 1:</w:t>
       </w:r>
       <w:r>
         <w:rPr>
@@ -2702,273 +3161,4705 @@
           <w:szCs w:val="21"/>
           <w:lang w:val="en-US"/>
         </w:rPr>
-        <w:br w:type="textWrapping"/>
-      </w:r>
-      <w:r>
-        <w:rPr>
-          <w:rFonts w:hint="default"/>
+        <w:t xml:space="preserve"> Updated Overall Class Diagram</w:t>
+      </w:r>
+    </w:p>
+    <w:p>
+      <w:pPr>
+        <w:pStyle w:val="14"/>
+        <w:tabs>
+          <w:tab w:val="right" w:leader="dot" w:pos="8306"/>
+        </w:tabs>
+        <w:ind w:left="480" w:leftChars="200" w:firstLine="0" w:firstLineChars="0"/>
+        <w:rPr>
+          <w:rFonts w:hint="default"/>
+          <w:lang w:val="en-US"/>
+        </w:rPr>
+      </w:pPr>
+    </w:p>
+    <w:p>
+      <w:pPr>
+        <w:pStyle w:val="14"/>
+        <w:tabs>
+          <w:tab w:val="right" w:leader="dot" w:pos="8306"/>
+        </w:tabs>
+        <w:spacing w:line="360" w:lineRule="auto"/>
+        <w:ind w:left="0" w:leftChars="0" w:firstLine="0" w:firstLineChars="0"/>
+        <w:rPr>
+          <w:rFonts w:hint="default"/>
+          <w:sz w:val="28"/>
+          <w:szCs w:val="28"/>
+          <w:lang w:val="en-US"/>
+        </w:rPr>
+      </w:pPr>
+    </w:p>
+    <w:p>
+      <w:pPr>
+        <w:pStyle w:val="11"/>
+        <w:keepNext w:val="0"/>
+        <w:keepLines w:val="0"/>
+        <w:widowControl/>
+        <w:suppressLineNumbers w:val="0"/>
+        <w:spacing w:before="0" w:beforeAutospacing="0" w:line="17" w:lineRule="atLeast"/>
+        <w:rPr>
+          <w:rFonts w:hint="default" w:ascii="Times New Roman" w:hAnsi="Times New Roman" w:eastAsia="SimSun" w:cs="Times New Roman"/>
+          <w:i w:val="0"/>
+          <w:iCs w:val="0"/>
+          <w:sz w:val="24"/>
+          <w:szCs w:val="24"/>
+        </w:rPr>
+      </w:pPr>
+      <w:r>
+        <w:rPr>
+          <w:rFonts w:hint="default" w:ascii="Times New Roman" w:hAnsi="Times New Roman" w:eastAsia="SimSun" w:cs="Times New Roman"/>
+          <w:i w:val="0"/>
+          <w:iCs w:val="0"/>
+          <w:sz w:val="24"/>
+          <w:szCs w:val="24"/>
+        </w:rPr>
+        <w:t xml:space="preserve">The Refined Overall Class Diagram functions as the core architectural blueprint for the Smart Fleet Management (SmartFM) platform. It was refined over time to produce the optimal project outcome, incorporating object-oriented programming principles to build an optimized system. This design bridges core business entities with user identity management while maintaining </w:t>
+      </w:r>
+      <w:bookmarkStart w:id="0" w:name="_GoBack"/>
+      <w:bookmarkEnd w:id="0"/>
+      <w:r>
+        <w:rPr>
+          <w:rFonts w:hint="default" w:ascii="Times New Roman" w:hAnsi="Times New Roman" w:eastAsia="SimSun" w:cs="Times New Roman"/>
+          <w:i w:val="0"/>
+          <w:iCs w:val="0"/>
+          <w:sz w:val="24"/>
+          <w:szCs w:val="24"/>
+        </w:rPr>
+        <w:t>scalability for future expansion. The updated structure addresses the weaknesses of previous models by enforcing well-defined subsystem boundaries, precise role hierarchies, and unified database communication channels.</w:t>
+      </w:r>
+    </w:p>
+    <w:p>
+      <w:pPr>
+        <w:pStyle w:val="11"/>
+        <w:keepNext w:val="0"/>
+        <w:keepLines w:val="0"/>
+        <w:widowControl/>
+        <w:suppressLineNumbers w:val="0"/>
+        <w:spacing w:before="0" w:beforeAutospacing="0" w:line="17" w:lineRule="atLeast"/>
+        <w:rPr>
+          <w:rFonts w:hint="default" w:ascii="Times New Roman" w:hAnsi="Times New Roman" w:eastAsia="sans-serif" w:cs="Times New Roman"/>
+          <w:i w:val="0"/>
+          <w:iCs w:val="0"/>
+          <w:sz w:val="24"/>
+          <w:szCs w:val="24"/>
+        </w:rPr>
+      </w:pPr>
+      <w:r>
+        <w:rPr>
+          <w:rFonts w:hint="default" w:ascii="Times New Roman" w:hAnsi="Times New Roman" w:eastAsia="sans-serif" w:cs="Times New Roman"/>
+          <w:i w:val="0"/>
+          <w:iCs w:val="0"/>
+          <w:sz w:val="24"/>
+          <w:szCs w:val="24"/>
+        </w:rPr>
+        <w:t>System Architecture and Core Relationships</w:t>
+      </w:r>
+    </w:p>
+    <w:p>
+      <w:pPr>
+        <w:pStyle w:val="11"/>
+        <w:keepNext w:val="0"/>
+        <w:keepLines w:val="0"/>
+        <w:widowControl/>
+        <w:numPr>
+          <w:ilvl w:val="0"/>
+          <w:numId w:val="1"/>
+        </w:numPr>
+        <w:suppressLineNumbers w:val="0"/>
+        <w:spacing w:before="0" w:beforeAutospacing="0" w:line="17" w:lineRule="atLeast"/>
+        <w:ind w:left="425" w:leftChars="0" w:hanging="425" w:firstLineChars="0"/>
+        <w:rPr>
+          <w:rFonts w:hint="default" w:ascii="Times New Roman" w:hAnsi="Times New Roman" w:eastAsia="sans-serif" w:cs="Times New Roman"/>
+          <w:i w:val="0"/>
+          <w:iCs w:val="0"/>
+          <w:sz w:val="24"/>
+          <w:szCs w:val="24"/>
+        </w:rPr>
+      </w:pPr>
+      <w:r>
+        <w:rPr>
+          <w:rFonts w:hint="default" w:ascii="Times New Roman" w:hAnsi="Times New Roman" w:eastAsia="sans-serif" w:cs="Times New Roman"/>
+          <w:i w:val="0"/>
+          <w:iCs w:val="0"/>
+          <w:sz w:val="24"/>
+          <w:szCs w:val="24"/>
+        </w:rPr>
+        <w:t>Core User Inheritance Hierarchy:</w:t>
+      </w:r>
+    </w:p>
+    <w:p>
+      <w:pPr>
+        <w:pStyle w:val="11"/>
+        <w:keepNext w:val="0"/>
+        <w:keepLines w:val="0"/>
+        <w:widowControl/>
+        <w:numPr>
+          <w:ilvl w:val="0"/>
+          <w:numId w:val="2"/>
+        </w:numPr>
+        <w:suppressLineNumbers w:val="0"/>
+        <w:spacing w:before="0" w:beforeAutospacing="0" w:line="17" w:lineRule="atLeast"/>
+        <w:ind w:left="418" w:leftChars="0" w:hanging="418" w:firstLineChars="0"/>
+        <w:rPr>
+          <w:rFonts w:hint="default" w:ascii="Times New Roman" w:hAnsi="Times New Roman" w:eastAsia="sans-serif" w:cs="Times New Roman"/>
+          <w:i w:val="0"/>
+          <w:iCs w:val="0"/>
+          <w:sz w:val="24"/>
+          <w:szCs w:val="24"/>
+        </w:rPr>
+      </w:pPr>
+      <w:r>
+        <w:rPr>
+          <w:rFonts w:hint="default" w:ascii="Times New Roman" w:hAnsi="Times New Roman" w:eastAsia="sans-serif" w:cs="Times New Roman"/>
+          <w:i w:val="0"/>
+          <w:iCs w:val="0"/>
+          <w:sz w:val="24"/>
+          <w:szCs w:val="24"/>
+        </w:rPr>
+        <w:t xml:space="preserve">At the root of the user domain, the abstract User class encapsulates common identity attributes (userId, name, email, phone, role) and universal authentication behavior through validateCredentials(). </w:t>
+      </w:r>
+    </w:p>
+    <w:p>
+      <w:pPr>
+        <w:pStyle w:val="11"/>
+        <w:keepNext w:val="0"/>
+        <w:keepLines w:val="0"/>
+        <w:widowControl/>
+        <w:numPr>
+          <w:ilvl w:val="0"/>
+          <w:numId w:val="2"/>
+        </w:numPr>
+        <w:suppressLineNumbers w:val="0"/>
+        <w:spacing w:before="0" w:beforeAutospacing="0" w:line="17" w:lineRule="atLeast"/>
+        <w:ind w:left="418" w:leftChars="0" w:hanging="418" w:firstLineChars="0"/>
+        <w:rPr>
+          <w:rFonts w:hint="default" w:ascii="Times New Roman" w:hAnsi="Times New Roman" w:eastAsia="sans-serif" w:cs="Times New Roman"/>
+          <w:i w:val="0"/>
+          <w:iCs w:val="0"/>
+          <w:sz w:val="24"/>
+          <w:szCs w:val="24"/>
+        </w:rPr>
+      </w:pPr>
+      <w:r>
+        <w:rPr>
+          <w:rFonts w:hint="default" w:ascii="Times New Roman" w:hAnsi="Times New Roman" w:eastAsia="sans-serif" w:cs="Times New Roman"/>
+          <w:i w:val="0"/>
+          <w:iCs w:val="0"/>
+          <w:sz w:val="24"/>
+          <w:szCs w:val="24"/>
+        </w:rPr>
+        <w:t>The User hierarchy is specialized into three functional domains:</w:t>
+      </w:r>
+    </w:p>
+    <w:p>
+      <w:pPr>
+        <w:pStyle w:val="11"/>
+        <w:keepNext w:val="0"/>
+        <w:keepLines w:val="0"/>
+        <w:widowControl/>
+        <w:numPr>
+          <w:ilvl w:val="1"/>
+          <w:numId w:val="2"/>
+        </w:numPr>
+        <w:suppressLineNumbers w:val="0"/>
+        <w:spacing w:before="0" w:beforeAutospacing="0" w:line="17" w:lineRule="atLeast"/>
+        <w:ind w:left="840" w:leftChars="0" w:hanging="420" w:firstLineChars="0"/>
+        <w:rPr>
+          <w:rFonts w:hint="default" w:ascii="Times New Roman" w:hAnsi="Times New Roman" w:eastAsia="sans-serif" w:cs="Times New Roman"/>
+          <w:i w:val="0"/>
+          <w:iCs w:val="0"/>
+          <w:sz w:val="24"/>
+          <w:szCs w:val="24"/>
+        </w:rPr>
+      </w:pPr>
+      <w:r>
+        <w:rPr>
+          <w:rFonts w:hint="default" w:ascii="Times New Roman" w:hAnsi="Times New Roman" w:eastAsia="sans-serif" w:cs="Times New Roman"/>
+          <w:i w:val="0"/>
+          <w:iCs w:val="0"/>
+          <w:sz w:val="24"/>
+          <w:szCs w:val="24"/>
+        </w:rPr>
+        <w:t xml:space="preserve">Administrative and Executive Governance Domain: SystemAdmin and CompanyOwner handle platform setup, configuration, and top-level analytics. </w:t>
+      </w:r>
+    </w:p>
+    <w:p>
+      <w:pPr>
+        <w:pStyle w:val="11"/>
+        <w:keepNext w:val="0"/>
+        <w:keepLines w:val="0"/>
+        <w:widowControl/>
+        <w:numPr>
+          <w:ilvl w:val="1"/>
+          <w:numId w:val="2"/>
+        </w:numPr>
+        <w:suppressLineNumbers w:val="0"/>
+        <w:spacing w:before="0" w:beforeAutospacing="0" w:line="17" w:lineRule="atLeast"/>
+        <w:ind w:left="840" w:leftChars="0" w:hanging="420" w:firstLineChars="0"/>
+        <w:rPr>
+          <w:rFonts w:hint="default" w:ascii="Times New Roman" w:hAnsi="Times New Roman" w:eastAsia="sans-serif" w:cs="Times New Roman"/>
+          <w:i w:val="0"/>
+          <w:iCs w:val="0"/>
+          <w:sz w:val="24"/>
+          <w:szCs w:val="24"/>
+        </w:rPr>
+      </w:pPr>
+      <w:r>
+        <w:rPr>
+          <w:rFonts w:hint="default" w:ascii="Times New Roman" w:hAnsi="Times New Roman" w:eastAsia="sans-serif" w:cs="Times New Roman"/>
+          <w:i w:val="0"/>
+          <w:iCs w:val="0"/>
+          <w:sz w:val="24"/>
+          <w:szCs w:val="24"/>
+        </w:rPr>
+        <w:t xml:space="preserve">Internal Operational Staff Domain: The abstract Staff class extends User to incorporate operational context (staffId, branchId, getProfile()). It further specializes into concrete operational roles: Dispatcher, Driver, and FleetManager. </w:t>
+      </w:r>
+    </w:p>
+    <w:p>
+      <w:pPr>
+        <w:pStyle w:val="11"/>
+        <w:keepNext w:val="0"/>
+        <w:keepLines w:val="0"/>
+        <w:widowControl/>
+        <w:numPr>
+          <w:ilvl w:val="1"/>
+          <w:numId w:val="2"/>
+        </w:numPr>
+        <w:suppressLineNumbers w:val="0"/>
+        <w:spacing w:before="0" w:beforeAutospacing="0" w:line="17" w:lineRule="atLeast"/>
+        <w:ind w:left="840" w:leftChars="0" w:hanging="420" w:firstLineChars="0"/>
+        <w:rPr>
+          <w:rFonts w:hint="default" w:ascii="Times New Roman" w:hAnsi="Times New Roman" w:eastAsia="sans-serif" w:cs="Times New Roman"/>
+          <w:i w:val="0"/>
+          <w:iCs w:val="0"/>
+          <w:sz w:val="24"/>
+          <w:szCs w:val="24"/>
+        </w:rPr>
+      </w:pPr>
+      <w:r>
+        <w:rPr>
+          <w:rFonts w:hint="default" w:ascii="Times New Roman" w:hAnsi="Times New Roman" w:eastAsia="sans-serif" w:cs="Times New Roman"/>
+          <w:i w:val="0"/>
+          <w:iCs w:val="0"/>
+          <w:sz w:val="24"/>
+          <w:szCs w:val="24"/>
+        </w:rPr>
+        <w:t xml:space="preserve">External Client Domain: Customer extends User with corporate identity attributes (companyName, taxCode, billingAddress, creditLimit) to support client-side shipping requests and shipment tracking. </w:t>
+      </w:r>
+    </w:p>
+    <w:p>
+      <w:pPr>
+        <w:pStyle w:val="11"/>
+        <w:keepNext w:val="0"/>
+        <w:keepLines w:val="0"/>
+        <w:widowControl/>
+        <w:numPr>
+          <w:ilvl w:val="0"/>
+          <w:numId w:val="1"/>
+        </w:numPr>
+        <w:suppressLineNumbers w:val="0"/>
+        <w:spacing w:before="0" w:beforeAutospacing="0" w:line="17" w:lineRule="atLeast"/>
+        <w:ind w:left="425" w:leftChars="0" w:hanging="425" w:firstLineChars="0"/>
+        <w:rPr>
+          <w:rFonts w:hint="default" w:ascii="Times New Roman" w:hAnsi="Times New Roman" w:eastAsia="sans-serif" w:cs="Times New Roman"/>
+          <w:i w:val="0"/>
+          <w:iCs w:val="0"/>
+          <w:sz w:val="24"/>
+          <w:szCs w:val="24"/>
+        </w:rPr>
+      </w:pPr>
+      <w:r>
+        <w:rPr>
+          <w:rFonts w:hint="default" w:ascii="Times New Roman" w:hAnsi="Times New Roman" w:eastAsia="sans-serif" w:cs="Times New Roman"/>
+          <w:i w:val="0"/>
+          <w:iCs w:val="0"/>
+          <w:sz w:val="24"/>
+          <w:szCs w:val="24"/>
+        </w:rPr>
+        <w:t>Logistics and Order Fulfillment Core:</w:t>
+      </w:r>
+    </w:p>
+    <w:p>
+      <w:pPr>
+        <w:pStyle w:val="11"/>
+        <w:keepNext w:val="0"/>
+        <w:keepLines w:val="0"/>
+        <w:widowControl/>
+        <w:numPr>
+          <w:ilvl w:val="0"/>
+          <w:numId w:val="3"/>
+        </w:numPr>
+        <w:suppressLineNumbers w:val="0"/>
+        <w:ind w:left="420" w:leftChars="0" w:hanging="420" w:firstLineChars="0"/>
+        <w:rPr>
+          <w:rFonts w:hint="default" w:ascii="Times New Roman" w:hAnsi="Times New Roman" w:cs="Times New Roman"/>
+          <w:b w:val="0"/>
+          <w:bCs w:val="0"/>
+          <w:i w:val="0"/>
+          <w:iCs w:val="0"/>
+          <w:sz w:val="24"/>
+          <w:szCs w:val="24"/>
+        </w:rPr>
+      </w:pPr>
+      <w:r>
+        <w:rPr>
+          <w:rStyle w:val="10"/>
+          <w:rFonts w:hint="default" w:ascii="Times New Roman" w:hAnsi="Times New Roman" w:cs="Times New Roman"/>
+          <w:b w:val="0"/>
+          <w:bCs w:val="0"/>
+          <w:i w:val="0"/>
+          <w:iCs w:val="0"/>
+          <w:sz w:val="24"/>
+          <w:szCs w:val="24"/>
+        </w:rPr>
+        <w:t>Order</w:t>
+      </w:r>
+      <w:r>
+        <w:rPr>
+          <w:rFonts w:hint="default" w:ascii="Times New Roman" w:hAnsi="Times New Roman" w:cs="Times New Roman"/>
+          <w:b w:val="0"/>
+          <w:bCs w:val="0"/>
+          <w:i w:val="0"/>
+          <w:iCs w:val="0"/>
+          <w:sz w:val="24"/>
+          <w:szCs w:val="24"/>
+        </w:rPr>
+        <w:t xml:space="preserve"> and </w:t>
+      </w:r>
+      <w:r>
+        <w:rPr>
+          <w:rStyle w:val="10"/>
+          <w:rFonts w:hint="default" w:ascii="Times New Roman" w:hAnsi="Times New Roman" w:cs="Times New Roman"/>
+          <w:b w:val="0"/>
+          <w:bCs w:val="0"/>
+          <w:i w:val="0"/>
+          <w:iCs w:val="0"/>
+          <w:sz w:val="24"/>
+          <w:szCs w:val="24"/>
+        </w:rPr>
+        <w:t>CargoItem</w:t>
+      </w:r>
+      <w:r>
+        <w:rPr>
+          <w:rFonts w:hint="default" w:ascii="Times New Roman" w:hAnsi="Times New Roman" w:cs="Times New Roman"/>
+          <w:b w:val="0"/>
+          <w:bCs w:val="0"/>
+          <w:i w:val="0"/>
+          <w:iCs w:val="0"/>
+          <w:sz w:val="24"/>
+          <w:szCs w:val="24"/>
+        </w:rPr>
+        <w:t xml:space="preserve">: Customer shipping requests are captured by </w:t>
+      </w:r>
+      <w:r>
+        <w:rPr>
+          <w:rStyle w:val="10"/>
+          <w:rFonts w:hint="default" w:ascii="Times New Roman" w:hAnsi="Times New Roman" w:cs="Times New Roman"/>
+          <w:b w:val="0"/>
+          <w:bCs w:val="0"/>
+          <w:i w:val="0"/>
+          <w:iCs w:val="0"/>
+          <w:sz w:val="24"/>
+          <w:szCs w:val="24"/>
+        </w:rPr>
+        <w:t>Order</w:t>
+      </w:r>
+      <w:r>
+        <w:rPr>
+          <w:rFonts w:hint="default" w:ascii="Times New Roman" w:hAnsi="Times New Roman" w:cs="Times New Roman"/>
+          <w:b w:val="0"/>
+          <w:bCs w:val="0"/>
+          <w:i w:val="0"/>
+          <w:iCs w:val="0"/>
+          <w:sz w:val="24"/>
+          <w:szCs w:val="24"/>
+        </w:rPr>
+        <w:t xml:space="preserve"> (</w:t>
+      </w:r>
+      <w:r>
+        <w:rPr>
+          <w:rStyle w:val="10"/>
+          <w:rFonts w:hint="default" w:ascii="Times New Roman" w:hAnsi="Times New Roman" w:cs="Times New Roman"/>
+          <w:b w:val="0"/>
+          <w:bCs w:val="0"/>
+          <w:i w:val="0"/>
+          <w:iCs w:val="0"/>
+          <w:sz w:val="24"/>
+          <w:szCs w:val="24"/>
+        </w:rPr>
+        <w:t>orderId</w:t>
+      </w:r>
+      <w:r>
+        <w:rPr>
+          <w:rFonts w:hint="default" w:ascii="Times New Roman" w:hAnsi="Times New Roman" w:cs="Times New Roman"/>
+          <w:b w:val="0"/>
+          <w:bCs w:val="0"/>
+          <w:i w:val="0"/>
+          <w:iCs w:val="0"/>
+          <w:sz w:val="24"/>
+          <w:szCs w:val="24"/>
+        </w:rPr>
+        <w:t xml:space="preserve">, </w:t>
+      </w:r>
+      <w:r>
+        <w:rPr>
+          <w:rStyle w:val="10"/>
+          <w:rFonts w:hint="default" w:ascii="Times New Roman" w:hAnsi="Times New Roman" w:cs="Times New Roman"/>
+          <w:b w:val="0"/>
+          <w:bCs w:val="0"/>
+          <w:i w:val="0"/>
+          <w:iCs w:val="0"/>
+          <w:sz w:val="24"/>
+          <w:szCs w:val="24"/>
+        </w:rPr>
+        <w:t>customerId</w:t>
+      </w:r>
+      <w:r>
+        <w:rPr>
+          <w:rFonts w:hint="default" w:ascii="Times New Roman" w:hAnsi="Times New Roman" w:cs="Times New Roman"/>
+          <w:b w:val="0"/>
+          <w:bCs w:val="0"/>
+          <w:i w:val="0"/>
+          <w:iCs w:val="0"/>
+          <w:sz w:val="24"/>
+          <w:szCs w:val="24"/>
+        </w:rPr>
+        <w:t xml:space="preserve">, </w:t>
+      </w:r>
+      <w:r>
+        <w:rPr>
+          <w:rStyle w:val="10"/>
+          <w:rFonts w:hint="default" w:ascii="Times New Roman" w:hAnsi="Times New Roman" w:cs="Times New Roman"/>
+          <w:b w:val="0"/>
+          <w:bCs w:val="0"/>
+          <w:i w:val="0"/>
+          <w:iCs w:val="0"/>
+          <w:sz w:val="24"/>
+          <w:szCs w:val="24"/>
+        </w:rPr>
+        <w:t>orderDate</w:t>
+      </w:r>
+      <w:r>
+        <w:rPr>
+          <w:rFonts w:hint="default" w:ascii="Times New Roman" w:hAnsi="Times New Roman" w:cs="Times New Roman"/>
+          <w:b w:val="0"/>
+          <w:bCs w:val="0"/>
+          <w:i w:val="0"/>
+          <w:iCs w:val="0"/>
+          <w:sz w:val="24"/>
+          <w:szCs w:val="24"/>
+        </w:rPr>
+        <w:t xml:space="preserve">, </w:t>
+      </w:r>
+      <w:r>
+        <w:rPr>
+          <w:rStyle w:val="10"/>
+          <w:rFonts w:hint="default" w:ascii="Times New Roman" w:hAnsi="Times New Roman" w:cs="Times New Roman"/>
+          <w:b w:val="0"/>
+          <w:bCs w:val="0"/>
+          <w:i w:val="0"/>
+          <w:iCs w:val="0"/>
+          <w:sz w:val="24"/>
+          <w:szCs w:val="24"/>
+        </w:rPr>
+        <w:t>status</w:t>
+      </w:r>
+      <w:r>
+        <w:rPr>
+          <w:rFonts w:hint="default" w:ascii="Times New Roman" w:hAnsi="Times New Roman" w:cs="Times New Roman"/>
+          <w:b w:val="0"/>
+          <w:bCs w:val="0"/>
+          <w:i w:val="0"/>
+          <w:iCs w:val="0"/>
+          <w:sz w:val="24"/>
+          <w:szCs w:val="24"/>
+        </w:rPr>
+        <w:t xml:space="preserve">, </w:t>
+      </w:r>
+      <w:r>
+        <w:rPr>
+          <w:rStyle w:val="10"/>
+          <w:rFonts w:hint="default" w:ascii="Times New Roman" w:hAnsi="Times New Roman" w:cs="Times New Roman"/>
+          <w:b w:val="0"/>
+          <w:bCs w:val="0"/>
+          <w:i w:val="0"/>
+          <w:iCs w:val="0"/>
+          <w:sz w:val="24"/>
+          <w:szCs w:val="24"/>
+        </w:rPr>
+        <w:t>totalAmount</w:t>
+      </w:r>
+      <w:r>
+        <w:rPr>
+          <w:rFonts w:hint="default" w:ascii="Times New Roman" w:hAnsi="Times New Roman" w:cs="Times New Roman"/>
+          <w:b w:val="0"/>
+          <w:bCs w:val="0"/>
+          <w:i w:val="0"/>
+          <w:iCs w:val="0"/>
+          <w:sz w:val="24"/>
+          <w:szCs w:val="24"/>
+        </w:rPr>
+        <w:t xml:space="preserve">, </w:t>
+      </w:r>
+      <w:r>
+        <w:rPr>
+          <w:rStyle w:val="10"/>
+          <w:rFonts w:hint="default" w:ascii="Times New Roman" w:hAnsi="Times New Roman" w:cs="Times New Roman"/>
+          <w:b w:val="0"/>
+          <w:bCs w:val="0"/>
+          <w:i w:val="0"/>
+          <w:iCs w:val="0"/>
+          <w:sz w:val="24"/>
+          <w:szCs w:val="24"/>
+        </w:rPr>
+        <w:t>pickupAddress</w:t>
+      </w:r>
+      <w:r>
+        <w:rPr>
+          <w:rFonts w:hint="default" w:ascii="Times New Roman" w:hAnsi="Times New Roman" w:cs="Times New Roman"/>
+          <w:b w:val="0"/>
+          <w:bCs w:val="0"/>
+          <w:i w:val="0"/>
+          <w:iCs w:val="0"/>
+          <w:sz w:val="24"/>
+          <w:szCs w:val="24"/>
+        </w:rPr>
+        <w:t xml:space="preserve">, </w:t>
+      </w:r>
+      <w:r>
+        <w:rPr>
+          <w:rStyle w:val="10"/>
+          <w:rFonts w:hint="default" w:ascii="Times New Roman" w:hAnsi="Times New Roman" w:cs="Times New Roman"/>
+          <w:b w:val="0"/>
+          <w:bCs w:val="0"/>
+          <w:i w:val="0"/>
+          <w:iCs w:val="0"/>
+          <w:sz w:val="24"/>
+          <w:szCs w:val="24"/>
+        </w:rPr>
+        <w:t>deliveryAddress</w:t>
+      </w:r>
+      <w:r>
+        <w:rPr>
+          <w:rFonts w:hint="default" w:ascii="Times New Roman" w:hAnsi="Times New Roman" w:cs="Times New Roman"/>
+          <w:b w:val="0"/>
+          <w:bCs w:val="0"/>
+          <w:i w:val="0"/>
+          <w:iCs w:val="0"/>
+          <w:sz w:val="24"/>
+          <w:szCs w:val="24"/>
+        </w:rPr>
+        <w:t xml:space="preserve">, </w:t>
+      </w:r>
+      <w:r>
+        <w:rPr>
+          <w:rStyle w:val="10"/>
+          <w:rFonts w:hint="default" w:ascii="Times New Roman" w:hAnsi="Times New Roman" w:cs="Times New Roman"/>
+          <w:b w:val="0"/>
+          <w:bCs w:val="0"/>
+          <w:i w:val="0"/>
+          <w:iCs w:val="0"/>
+          <w:sz w:val="24"/>
+          <w:szCs w:val="24"/>
+        </w:rPr>
+        <w:t>calculatePricing()</w:t>
+      </w:r>
+      <w:r>
+        <w:rPr>
+          <w:rFonts w:hint="default" w:ascii="Times New Roman" w:hAnsi="Times New Roman" w:cs="Times New Roman"/>
+          <w:b w:val="0"/>
+          <w:bCs w:val="0"/>
+          <w:i w:val="0"/>
+          <w:iCs w:val="0"/>
+          <w:sz w:val="24"/>
+          <w:szCs w:val="24"/>
+        </w:rPr>
+        <w:t xml:space="preserve">, </w:t>
+      </w:r>
+      <w:r>
+        <w:rPr>
+          <w:rStyle w:val="10"/>
+          <w:rFonts w:hint="default" w:ascii="Times New Roman" w:hAnsi="Times New Roman" w:cs="Times New Roman"/>
+          <w:b w:val="0"/>
+          <w:bCs w:val="0"/>
+          <w:i w:val="0"/>
+          <w:iCs w:val="0"/>
+          <w:sz w:val="24"/>
+          <w:szCs w:val="24"/>
+        </w:rPr>
+        <w:t>cancelOrder()</w:t>
+      </w:r>
+      <w:r>
+        <w:rPr>
+          <w:rFonts w:hint="default" w:ascii="Times New Roman" w:hAnsi="Times New Roman" w:cs="Times New Roman"/>
+          <w:b w:val="0"/>
+          <w:bCs w:val="0"/>
+          <w:i w:val="0"/>
+          <w:iCs w:val="0"/>
+          <w:sz w:val="24"/>
+          <w:szCs w:val="24"/>
+        </w:rPr>
+        <w:t xml:space="preserve">, </w:t>
+      </w:r>
+      <w:r>
+        <w:rPr>
+          <w:rStyle w:val="10"/>
+          <w:rFonts w:hint="default" w:ascii="Times New Roman" w:hAnsi="Times New Roman" w:cs="Times New Roman"/>
+          <w:b w:val="0"/>
+          <w:bCs w:val="0"/>
+          <w:i w:val="0"/>
+          <w:iCs w:val="0"/>
+          <w:sz w:val="24"/>
+          <w:szCs w:val="24"/>
+        </w:rPr>
+        <w:t>getStatus()</w:t>
+      </w:r>
+      <w:r>
+        <w:rPr>
+          <w:rFonts w:hint="default" w:ascii="Times New Roman" w:hAnsi="Times New Roman" w:cs="Times New Roman"/>
+          <w:b w:val="0"/>
+          <w:bCs w:val="0"/>
+          <w:i w:val="0"/>
+          <w:iCs w:val="0"/>
+          <w:sz w:val="24"/>
+          <w:szCs w:val="24"/>
+        </w:rPr>
+        <w:t xml:space="preserve">). An </w:t>
+      </w:r>
+      <w:r>
+        <w:rPr>
+          <w:rStyle w:val="10"/>
+          <w:rFonts w:hint="default" w:ascii="Times New Roman" w:hAnsi="Times New Roman" w:cs="Times New Roman"/>
+          <w:b w:val="0"/>
+          <w:bCs w:val="0"/>
+          <w:i w:val="0"/>
+          <w:iCs w:val="0"/>
+          <w:sz w:val="24"/>
+          <w:szCs w:val="24"/>
+        </w:rPr>
+        <w:t>Order</w:t>
+      </w:r>
+      <w:r>
+        <w:rPr>
+          <w:rFonts w:hint="default" w:ascii="Times New Roman" w:hAnsi="Times New Roman" w:cs="Times New Roman"/>
+          <w:b w:val="0"/>
+          <w:bCs w:val="0"/>
+          <w:i w:val="0"/>
+          <w:iCs w:val="0"/>
+          <w:sz w:val="24"/>
+          <w:szCs w:val="24"/>
+        </w:rPr>
+        <w:t xml:space="preserve"> holds a composition relationship with </w:t>
+      </w:r>
+      <w:r>
+        <w:rPr>
+          <w:rStyle w:val="10"/>
+          <w:rFonts w:hint="default" w:ascii="Times New Roman" w:hAnsi="Times New Roman" w:cs="Times New Roman"/>
+          <w:b w:val="0"/>
+          <w:bCs w:val="0"/>
+          <w:i w:val="0"/>
+          <w:iCs w:val="0"/>
+          <w:sz w:val="24"/>
+          <w:szCs w:val="24"/>
+        </w:rPr>
+        <w:t>CargoItem</w:t>
+      </w:r>
+      <w:r>
+        <w:rPr>
+          <w:rFonts w:hint="default" w:ascii="Times New Roman" w:hAnsi="Times New Roman" w:cs="Times New Roman"/>
+          <w:b w:val="0"/>
+          <w:bCs w:val="0"/>
+          <w:i w:val="0"/>
+          <w:iCs w:val="0"/>
+          <w:sz w:val="24"/>
+          <w:szCs w:val="24"/>
+        </w:rPr>
+        <w:t xml:space="preserve"> (</w:t>
+      </w:r>
+      <w:r>
+        <w:rPr>
+          <w:rStyle w:val="10"/>
+          <w:rFonts w:hint="default" w:ascii="Times New Roman" w:hAnsi="Times New Roman" w:cs="Times New Roman"/>
+          <w:b w:val="0"/>
+          <w:bCs w:val="0"/>
+          <w:i w:val="0"/>
+          <w:iCs w:val="0"/>
+          <w:sz w:val="24"/>
+          <w:szCs w:val="24"/>
+        </w:rPr>
+        <w:t>itemId</w:t>
+      </w:r>
+      <w:r>
+        <w:rPr>
+          <w:rFonts w:hint="default" w:ascii="Times New Roman" w:hAnsi="Times New Roman" w:cs="Times New Roman"/>
+          <w:b w:val="0"/>
+          <w:bCs w:val="0"/>
+          <w:i w:val="0"/>
+          <w:iCs w:val="0"/>
+          <w:sz w:val="24"/>
+          <w:szCs w:val="24"/>
+        </w:rPr>
+        <w:t xml:space="preserve">, </w:t>
+      </w:r>
+      <w:r>
+        <w:rPr>
+          <w:rStyle w:val="10"/>
+          <w:rFonts w:hint="default" w:ascii="Times New Roman" w:hAnsi="Times New Roman" w:cs="Times New Roman"/>
+          <w:b w:val="0"/>
+          <w:bCs w:val="0"/>
+          <w:i w:val="0"/>
+          <w:iCs w:val="0"/>
+          <w:sz w:val="24"/>
+          <w:szCs w:val="24"/>
+        </w:rPr>
+        <w:t>description</w:t>
+      </w:r>
+      <w:r>
+        <w:rPr>
+          <w:rFonts w:hint="default" w:ascii="Times New Roman" w:hAnsi="Times New Roman" w:cs="Times New Roman"/>
+          <w:b w:val="0"/>
+          <w:bCs w:val="0"/>
+          <w:i w:val="0"/>
+          <w:iCs w:val="0"/>
+          <w:sz w:val="24"/>
+          <w:szCs w:val="24"/>
+        </w:rPr>
+        <w:t xml:space="preserve">, </w:t>
+      </w:r>
+      <w:r>
+        <w:rPr>
+          <w:rStyle w:val="10"/>
+          <w:rFonts w:hint="default" w:ascii="Times New Roman" w:hAnsi="Times New Roman" w:cs="Times New Roman"/>
+          <w:b w:val="0"/>
+          <w:bCs w:val="0"/>
+          <w:i w:val="0"/>
+          <w:iCs w:val="0"/>
+          <w:sz w:val="24"/>
+          <w:szCs w:val="24"/>
+        </w:rPr>
+        <w:t>weight</w:t>
+      </w:r>
+      <w:r>
+        <w:rPr>
+          <w:rFonts w:hint="default" w:ascii="Times New Roman" w:hAnsi="Times New Roman" w:cs="Times New Roman"/>
+          <w:b w:val="0"/>
+          <w:bCs w:val="0"/>
+          <w:i w:val="0"/>
+          <w:iCs w:val="0"/>
+          <w:sz w:val="24"/>
+          <w:szCs w:val="24"/>
+        </w:rPr>
+        <w:t xml:space="preserve">, </w:t>
+      </w:r>
+      <w:r>
+        <w:rPr>
+          <w:rStyle w:val="10"/>
+          <w:rFonts w:hint="default" w:ascii="Times New Roman" w:hAnsi="Times New Roman" w:cs="Times New Roman"/>
+          <w:b w:val="0"/>
+          <w:bCs w:val="0"/>
+          <w:i w:val="0"/>
+          <w:iCs w:val="0"/>
+          <w:sz w:val="24"/>
+          <w:szCs w:val="24"/>
+        </w:rPr>
+        <w:t>volume</w:t>
+      </w:r>
+      <w:r>
+        <w:rPr>
+          <w:rFonts w:hint="default" w:ascii="Times New Roman" w:hAnsi="Times New Roman" w:cs="Times New Roman"/>
+          <w:b w:val="0"/>
+          <w:bCs w:val="0"/>
+          <w:i w:val="0"/>
+          <w:iCs w:val="0"/>
+          <w:sz w:val="24"/>
+          <w:szCs w:val="24"/>
+        </w:rPr>
+        <w:t xml:space="preserve">, </w:t>
+      </w:r>
+      <w:r>
+        <w:rPr>
+          <w:rStyle w:val="10"/>
+          <w:rFonts w:hint="default" w:ascii="Times New Roman" w:hAnsi="Times New Roman" w:cs="Times New Roman"/>
+          <w:b w:val="0"/>
+          <w:bCs w:val="0"/>
+          <w:i w:val="0"/>
+          <w:iCs w:val="0"/>
+          <w:sz w:val="24"/>
+          <w:szCs w:val="24"/>
+        </w:rPr>
+        <w:t>isFragile</w:t>
+      </w:r>
+      <w:r>
+        <w:rPr>
+          <w:rFonts w:hint="default" w:ascii="Times New Roman" w:hAnsi="Times New Roman" w:cs="Times New Roman"/>
+          <w:b w:val="0"/>
+          <w:bCs w:val="0"/>
+          <w:i w:val="0"/>
+          <w:iCs w:val="0"/>
+          <w:sz w:val="24"/>
+          <w:szCs w:val="24"/>
+        </w:rPr>
+        <w:t xml:space="preserve">, </w:t>
+      </w:r>
+      <w:r>
+        <w:rPr>
+          <w:rStyle w:val="10"/>
+          <w:rFonts w:hint="default" w:ascii="Times New Roman" w:hAnsi="Times New Roman" w:cs="Times New Roman"/>
+          <w:b w:val="0"/>
+          <w:bCs w:val="0"/>
+          <w:i w:val="0"/>
+          <w:iCs w:val="0"/>
+          <w:sz w:val="24"/>
+          <w:szCs w:val="24"/>
+        </w:rPr>
+        <w:t>validatePhysicality()</w:t>
+      </w:r>
+      <w:r>
+        <w:rPr>
+          <w:rFonts w:hint="default" w:ascii="Times New Roman" w:hAnsi="Times New Roman" w:cs="Times New Roman"/>
+          <w:b w:val="0"/>
+          <w:bCs w:val="0"/>
+          <w:i w:val="0"/>
+          <w:iCs w:val="0"/>
+          <w:sz w:val="24"/>
+          <w:szCs w:val="24"/>
+        </w:rPr>
+        <w:t>), representing individual packages packed within a single shipment.</w:t>
+      </w:r>
+    </w:p>
+    <w:p>
+      <w:pPr>
+        <w:pStyle w:val="11"/>
+        <w:keepNext w:val="0"/>
+        <w:keepLines w:val="0"/>
+        <w:widowControl/>
+        <w:numPr>
+          <w:ilvl w:val="0"/>
+          <w:numId w:val="3"/>
+        </w:numPr>
+        <w:suppressLineNumbers w:val="0"/>
+        <w:ind w:left="420" w:leftChars="0" w:hanging="420" w:firstLineChars="0"/>
+        <w:rPr>
+          <w:rFonts w:hint="default" w:ascii="Times New Roman" w:hAnsi="Times New Roman" w:cs="Times New Roman"/>
+          <w:b w:val="0"/>
+          <w:bCs w:val="0"/>
+          <w:i w:val="0"/>
+          <w:iCs w:val="0"/>
+          <w:sz w:val="24"/>
+          <w:szCs w:val="24"/>
+        </w:rPr>
+      </w:pPr>
+      <w:r>
+        <w:rPr>
+          <w:rStyle w:val="10"/>
+          <w:rFonts w:hint="default" w:ascii="Times New Roman" w:hAnsi="Times New Roman" w:cs="Times New Roman"/>
+          <w:b w:val="0"/>
+          <w:bCs w:val="0"/>
+          <w:i w:val="0"/>
+          <w:iCs w:val="0"/>
+          <w:sz w:val="24"/>
+          <w:szCs w:val="24"/>
+        </w:rPr>
+        <w:t>TripAssignment</w:t>
+      </w:r>
+      <w:r>
+        <w:rPr>
+          <w:rFonts w:hint="default" w:ascii="Times New Roman" w:hAnsi="Times New Roman" w:cs="Times New Roman"/>
+          <w:b w:val="0"/>
+          <w:bCs w:val="0"/>
+          <w:i w:val="0"/>
+          <w:iCs w:val="0"/>
+          <w:sz w:val="24"/>
+          <w:szCs w:val="24"/>
+        </w:rPr>
+        <w:t xml:space="preserve"> (Operational Reification Bridge): Orders are relegated and verified at the system level so that when physical transportation resources are deployed, everything is ready for execution. It regulates fulfillment schedules (</w:t>
+      </w:r>
+      <w:r>
+        <w:rPr>
+          <w:rStyle w:val="10"/>
+          <w:rFonts w:hint="default" w:ascii="Times New Roman" w:hAnsi="Times New Roman" w:cs="Times New Roman"/>
+          <w:b w:val="0"/>
+          <w:bCs w:val="0"/>
+          <w:i w:val="0"/>
+          <w:iCs w:val="0"/>
+          <w:sz w:val="24"/>
+          <w:szCs w:val="24"/>
+        </w:rPr>
+        <w:t>scheduledStart</w:t>
+      </w:r>
+      <w:r>
+        <w:rPr>
+          <w:rFonts w:hint="default" w:ascii="Times New Roman" w:hAnsi="Times New Roman" w:cs="Times New Roman"/>
+          <w:b w:val="0"/>
+          <w:bCs w:val="0"/>
+          <w:i w:val="0"/>
+          <w:iCs w:val="0"/>
+          <w:sz w:val="24"/>
+          <w:szCs w:val="24"/>
+        </w:rPr>
+        <w:t xml:space="preserve">, </w:t>
+      </w:r>
+      <w:r>
+        <w:rPr>
+          <w:rStyle w:val="10"/>
+          <w:rFonts w:hint="default" w:ascii="Times New Roman" w:hAnsi="Times New Roman" w:cs="Times New Roman"/>
+          <w:b w:val="0"/>
+          <w:bCs w:val="0"/>
+          <w:i w:val="0"/>
+          <w:iCs w:val="0"/>
+          <w:sz w:val="24"/>
+          <w:szCs w:val="24"/>
+        </w:rPr>
+        <w:t>scheduledEnd</w:t>
+      </w:r>
+      <w:r>
+        <w:rPr>
+          <w:rFonts w:hint="default" w:ascii="Times New Roman" w:hAnsi="Times New Roman" w:cs="Times New Roman"/>
+          <w:b w:val="0"/>
+          <w:bCs w:val="0"/>
+          <w:i w:val="0"/>
+          <w:iCs w:val="0"/>
+          <w:sz w:val="24"/>
+          <w:szCs w:val="24"/>
+        </w:rPr>
+        <w:t xml:space="preserve">), enabling human-operated processes to be carried out as efficiently as possible while binding an allocated </w:t>
+      </w:r>
+      <w:r>
+        <w:rPr>
+          <w:rStyle w:val="10"/>
+          <w:rFonts w:hint="default" w:ascii="Times New Roman" w:hAnsi="Times New Roman" w:cs="Times New Roman"/>
+          <w:b w:val="0"/>
+          <w:bCs w:val="0"/>
+          <w:i w:val="0"/>
+          <w:iCs w:val="0"/>
+          <w:sz w:val="24"/>
+          <w:szCs w:val="24"/>
+        </w:rPr>
+        <w:t>Vehicle</w:t>
+      </w:r>
+      <w:r>
+        <w:rPr>
+          <w:rFonts w:hint="default" w:ascii="Times New Roman" w:hAnsi="Times New Roman" w:cs="Times New Roman"/>
+          <w:b w:val="0"/>
+          <w:bCs w:val="0"/>
+          <w:i w:val="0"/>
+          <w:iCs w:val="0"/>
+          <w:sz w:val="24"/>
+          <w:szCs w:val="24"/>
+        </w:rPr>
+        <w:t xml:space="preserve">, </w:t>
+      </w:r>
+      <w:r>
+        <w:rPr>
+          <w:rStyle w:val="10"/>
+          <w:rFonts w:hint="default" w:ascii="Times New Roman" w:hAnsi="Times New Roman" w:cs="Times New Roman"/>
+          <w:b w:val="0"/>
+          <w:bCs w:val="0"/>
+          <w:i w:val="0"/>
+          <w:iCs w:val="0"/>
+          <w:sz w:val="24"/>
+          <w:szCs w:val="24"/>
+        </w:rPr>
+        <w:t>Driver</w:t>
+      </w:r>
+      <w:r>
+        <w:rPr>
+          <w:rFonts w:hint="default" w:ascii="Times New Roman" w:hAnsi="Times New Roman" w:cs="Times New Roman"/>
+          <w:b w:val="0"/>
+          <w:bCs w:val="0"/>
+          <w:i w:val="0"/>
+          <w:iCs w:val="0"/>
+          <w:sz w:val="24"/>
+          <w:szCs w:val="24"/>
+        </w:rPr>
+        <w:t xml:space="preserve">, and </w:t>
+      </w:r>
+      <w:r>
+        <w:rPr>
+          <w:rStyle w:val="10"/>
+          <w:rFonts w:hint="default" w:ascii="Times New Roman" w:hAnsi="Times New Roman" w:cs="Times New Roman"/>
+          <w:b w:val="0"/>
+          <w:bCs w:val="0"/>
+          <w:i w:val="0"/>
+          <w:iCs w:val="0"/>
+          <w:sz w:val="24"/>
+          <w:szCs w:val="24"/>
+        </w:rPr>
+        <w:t>Dispatcher</w:t>
+      </w:r>
+      <w:r>
+        <w:rPr>
+          <w:rFonts w:hint="default" w:ascii="Times New Roman" w:hAnsi="Times New Roman" w:cs="Times New Roman"/>
+          <w:b w:val="0"/>
+          <w:bCs w:val="0"/>
+          <w:i w:val="0"/>
+          <w:iCs w:val="0"/>
+          <w:sz w:val="24"/>
+          <w:szCs w:val="24"/>
+        </w:rPr>
+        <w:t xml:space="preserve"> through </w:t>
+      </w:r>
+      <w:r>
+        <w:rPr>
+          <w:rStyle w:val="10"/>
+          <w:rFonts w:hint="default" w:ascii="Times New Roman" w:hAnsi="Times New Roman" w:cs="Times New Roman"/>
+          <w:b w:val="0"/>
+          <w:bCs w:val="0"/>
+          <w:i w:val="0"/>
+          <w:iCs w:val="0"/>
+          <w:sz w:val="24"/>
+          <w:szCs w:val="24"/>
+        </w:rPr>
+        <w:t>assignVehicleAndDriver()</w:t>
+      </w:r>
+      <w:r>
+        <w:rPr>
+          <w:rFonts w:hint="default" w:ascii="Times New Roman" w:hAnsi="Times New Roman" w:cs="Times New Roman"/>
+          <w:b w:val="0"/>
+          <w:bCs w:val="0"/>
+          <w:i w:val="0"/>
+          <w:iCs w:val="0"/>
+          <w:sz w:val="24"/>
+          <w:szCs w:val="24"/>
+        </w:rPr>
+        <w:t xml:space="preserve"> and </w:t>
+      </w:r>
+      <w:r>
+        <w:rPr>
+          <w:rStyle w:val="10"/>
+          <w:rFonts w:hint="default" w:ascii="Times New Roman" w:hAnsi="Times New Roman" w:cs="Times New Roman"/>
+          <w:b w:val="0"/>
+          <w:bCs w:val="0"/>
+          <w:i w:val="0"/>
+          <w:iCs w:val="0"/>
+          <w:sz w:val="24"/>
+          <w:szCs w:val="24"/>
+        </w:rPr>
+        <w:t>updateStatus()</w:t>
+      </w:r>
+      <w:r>
+        <w:rPr>
+          <w:rFonts w:hint="default" w:ascii="Times New Roman" w:hAnsi="Times New Roman" w:cs="Times New Roman"/>
+          <w:b w:val="0"/>
+          <w:bCs w:val="0"/>
+          <w:i w:val="0"/>
+          <w:iCs w:val="0"/>
+          <w:sz w:val="24"/>
+          <w:szCs w:val="24"/>
+        </w:rPr>
+        <w:t>.</w:t>
+      </w:r>
+    </w:p>
+    <w:p>
+      <w:pPr>
+        <w:pStyle w:val="11"/>
+        <w:keepNext w:val="0"/>
+        <w:keepLines w:val="0"/>
+        <w:widowControl/>
+        <w:numPr>
+          <w:ilvl w:val="0"/>
+          <w:numId w:val="3"/>
+        </w:numPr>
+        <w:suppressLineNumbers w:val="0"/>
+        <w:ind w:left="420" w:leftChars="0" w:hanging="420" w:firstLineChars="0"/>
+        <w:rPr>
+          <w:rFonts w:hint="default" w:ascii="Times New Roman" w:hAnsi="Times New Roman" w:cs="Times New Roman"/>
+          <w:b w:val="0"/>
+          <w:bCs w:val="0"/>
+          <w:i w:val="0"/>
+          <w:iCs w:val="0"/>
+          <w:sz w:val="24"/>
+          <w:szCs w:val="24"/>
+        </w:rPr>
+      </w:pPr>
+      <w:r>
+        <w:rPr>
+          <w:rStyle w:val="10"/>
+          <w:rFonts w:hint="default" w:ascii="Times New Roman" w:hAnsi="Times New Roman" w:cs="Times New Roman"/>
+          <w:b w:val="0"/>
+          <w:bCs w:val="0"/>
+          <w:i w:val="0"/>
+          <w:iCs w:val="0"/>
+          <w:sz w:val="24"/>
+          <w:szCs w:val="24"/>
+        </w:rPr>
+        <w:t>Vehicle</w:t>
+      </w:r>
+      <w:r>
+        <w:rPr>
+          <w:rFonts w:hint="default" w:ascii="Times New Roman" w:hAnsi="Times New Roman" w:cs="Times New Roman"/>
+          <w:b w:val="0"/>
+          <w:bCs w:val="0"/>
+          <w:i w:val="0"/>
+          <w:iCs w:val="0"/>
+          <w:sz w:val="24"/>
+          <w:szCs w:val="24"/>
+        </w:rPr>
+        <w:t xml:space="preserve"> Asset Domain: The system tracks everything from fleet assets down to the drivers themselves, ensuring all resources are assigned and operated in real time to maximize throughput and maintain operational efficiency (</w:t>
+      </w:r>
+      <w:r>
+        <w:rPr>
+          <w:rStyle w:val="10"/>
+          <w:rFonts w:hint="default" w:ascii="Times New Roman" w:hAnsi="Times New Roman" w:cs="Times New Roman"/>
+          <w:b w:val="0"/>
+          <w:bCs w:val="0"/>
+          <w:i w:val="0"/>
+          <w:iCs w:val="0"/>
+          <w:sz w:val="24"/>
+          <w:szCs w:val="24"/>
+        </w:rPr>
+        <w:t>vehicleId</w:t>
+      </w:r>
+      <w:r>
+        <w:rPr>
+          <w:rFonts w:hint="default" w:ascii="Times New Roman" w:hAnsi="Times New Roman" w:cs="Times New Roman"/>
+          <w:b w:val="0"/>
+          <w:bCs w:val="0"/>
+          <w:i w:val="0"/>
+          <w:iCs w:val="0"/>
+          <w:sz w:val="24"/>
+          <w:szCs w:val="24"/>
+        </w:rPr>
+        <w:t xml:space="preserve">, </w:t>
+      </w:r>
+      <w:r>
+        <w:rPr>
+          <w:rStyle w:val="10"/>
+          <w:rFonts w:hint="default" w:ascii="Times New Roman" w:hAnsi="Times New Roman" w:cs="Times New Roman"/>
+          <w:b w:val="0"/>
+          <w:bCs w:val="0"/>
+          <w:i w:val="0"/>
+          <w:iCs w:val="0"/>
+          <w:sz w:val="24"/>
+          <w:szCs w:val="24"/>
+        </w:rPr>
+        <w:t>licensePlate</w:t>
+      </w:r>
+      <w:r>
+        <w:rPr>
+          <w:rFonts w:hint="default" w:ascii="Times New Roman" w:hAnsi="Times New Roman" w:cs="Times New Roman"/>
+          <w:b w:val="0"/>
+          <w:bCs w:val="0"/>
+          <w:i w:val="0"/>
+          <w:iCs w:val="0"/>
+          <w:sz w:val="24"/>
+          <w:szCs w:val="24"/>
+        </w:rPr>
+        <w:t xml:space="preserve">, </w:t>
+      </w:r>
+      <w:r>
+        <w:rPr>
+          <w:rStyle w:val="10"/>
+          <w:rFonts w:hint="default" w:ascii="Times New Roman" w:hAnsi="Times New Roman" w:cs="Times New Roman"/>
+          <w:b w:val="0"/>
+          <w:bCs w:val="0"/>
+          <w:i w:val="0"/>
+          <w:iCs w:val="0"/>
+          <w:sz w:val="24"/>
+          <w:szCs w:val="24"/>
+        </w:rPr>
+        <w:t>maxPayload</w:t>
+      </w:r>
+      <w:r>
+        <w:rPr>
+          <w:rFonts w:hint="default" w:ascii="Times New Roman" w:hAnsi="Times New Roman" w:cs="Times New Roman"/>
+          <w:b w:val="0"/>
+          <w:bCs w:val="0"/>
+          <w:i w:val="0"/>
+          <w:iCs w:val="0"/>
+          <w:sz w:val="24"/>
+          <w:szCs w:val="24"/>
+        </w:rPr>
+        <w:t xml:space="preserve">, </w:t>
+      </w:r>
+      <w:r>
+        <w:rPr>
+          <w:rStyle w:val="10"/>
+          <w:rFonts w:hint="default" w:ascii="Times New Roman" w:hAnsi="Times New Roman" w:cs="Times New Roman"/>
+          <w:b w:val="0"/>
+          <w:bCs w:val="0"/>
+          <w:i w:val="0"/>
+          <w:iCs w:val="0"/>
+          <w:sz w:val="24"/>
+          <w:szCs w:val="24"/>
+        </w:rPr>
+        <w:t>status</w:t>
+      </w:r>
+      <w:r>
+        <w:rPr>
+          <w:rFonts w:hint="default" w:ascii="Times New Roman" w:hAnsi="Times New Roman" w:cs="Times New Roman"/>
+          <w:b w:val="0"/>
+          <w:bCs w:val="0"/>
+          <w:i w:val="0"/>
+          <w:iCs w:val="0"/>
+          <w:sz w:val="24"/>
+          <w:szCs w:val="24"/>
+        </w:rPr>
+        <w:t xml:space="preserve">, </w:t>
+      </w:r>
+      <w:r>
+        <w:rPr>
+          <w:rStyle w:val="10"/>
+          <w:rFonts w:hint="default" w:ascii="Times New Roman" w:hAnsi="Times New Roman" w:cs="Times New Roman"/>
+          <w:b w:val="0"/>
+          <w:bCs w:val="0"/>
+          <w:i w:val="0"/>
+          <w:iCs w:val="0"/>
+          <w:sz w:val="24"/>
+          <w:szCs w:val="24"/>
+        </w:rPr>
+        <w:t>verifyAvailability()</w:t>
+      </w:r>
+      <w:r>
+        <w:rPr>
+          <w:rFonts w:hint="default" w:ascii="Times New Roman" w:hAnsi="Times New Roman" w:cs="Times New Roman"/>
+          <w:b w:val="0"/>
+          <w:bCs w:val="0"/>
+          <w:i w:val="0"/>
+          <w:iCs w:val="0"/>
+          <w:sz w:val="24"/>
+          <w:szCs w:val="24"/>
+        </w:rPr>
+        <w:t xml:space="preserve">, </w:t>
+      </w:r>
+      <w:r>
+        <w:rPr>
+          <w:rStyle w:val="10"/>
+          <w:rFonts w:hint="default" w:ascii="Times New Roman" w:hAnsi="Times New Roman" w:cs="Times New Roman"/>
+          <w:b w:val="0"/>
+          <w:bCs w:val="0"/>
+          <w:i w:val="0"/>
+          <w:iCs w:val="0"/>
+          <w:sz w:val="24"/>
+          <w:szCs w:val="24"/>
+        </w:rPr>
+        <w:t>setStatus()</w:t>
+      </w:r>
+      <w:r>
+        <w:rPr>
+          <w:rFonts w:hint="default" w:ascii="Times New Roman" w:hAnsi="Times New Roman" w:cs="Times New Roman"/>
+          <w:b w:val="0"/>
+          <w:bCs w:val="0"/>
+          <w:i w:val="0"/>
+          <w:iCs w:val="0"/>
+          <w:sz w:val="24"/>
+          <w:szCs w:val="24"/>
+        </w:rPr>
+        <w:t xml:space="preserve">). Every </w:t>
+      </w:r>
+      <w:r>
+        <w:rPr>
+          <w:rStyle w:val="10"/>
+          <w:rFonts w:hint="default" w:ascii="Times New Roman" w:hAnsi="Times New Roman" w:cs="Times New Roman"/>
+          <w:b w:val="0"/>
+          <w:bCs w:val="0"/>
+          <w:i w:val="0"/>
+          <w:iCs w:val="0"/>
+          <w:sz w:val="24"/>
+          <w:szCs w:val="24"/>
+        </w:rPr>
+        <w:t>Vehicle</w:t>
+      </w:r>
+      <w:r>
+        <w:rPr>
+          <w:rFonts w:hint="default" w:ascii="Times New Roman" w:hAnsi="Times New Roman" w:cs="Times New Roman"/>
+          <w:b w:val="0"/>
+          <w:bCs w:val="0"/>
+          <w:i w:val="0"/>
+          <w:iCs w:val="0"/>
+          <w:sz w:val="24"/>
+          <w:szCs w:val="24"/>
+        </w:rPr>
+        <w:t xml:space="preserve"> connects directly to its structural specification (</w:t>
+      </w:r>
+      <w:r>
+        <w:rPr>
+          <w:rStyle w:val="10"/>
+          <w:rFonts w:hint="default" w:ascii="Times New Roman" w:hAnsi="Times New Roman" w:cs="Times New Roman"/>
+          <w:b w:val="0"/>
+          <w:bCs w:val="0"/>
+          <w:i w:val="0"/>
+          <w:iCs w:val="0"/>
+          <w:sz w:val="24"/>
+          <w:szCs w:val="24"/>
+        </w:rPr>
+        <w:t>VehicleType</w:t>
+      </w:r>
+      <w:r>
+        <w:rPr>
+          <w:rFonts w:hint="default" w:ascii="Times New Roman" w:hAnsi="Times New Roman" w:cs="Times New Roman"/>
+          <w:b w:val="0"/>
+          <w:bCs w:val="0"/>
+          <w:i w:val="0"/>
+          <w:iCs w:val="0"/>
+          <w:sz w:val="24"/>
+          <w:szCs w:val="24"/>
+        </w:rPr>
+        <w:t>), operating hub (</w:t>
+      </w:r>
+      <w:r>
+        <w:rPr>
+          <w:rStyle w:val="10"/>
+          <w:rFonts w:hint="default" w:ascii="Times New Roman" w:hAnsi="Times New Roman" w:cs="Times New Roman"/>
+          <w:b w:val="0"/>
+          <w:bCs w:val="0"/>
+          <w:i w:val="0"/>
+          <w:iCs w:val="0"/>
+          <w:sz w:val="24"/>
+          <w:szCs w:val="24"/>
+        </w:rPr>
+        <w:t>BranchHub</w:t>
+      </w:r>
+      <w:r>
+        <w:rPr>
+          <w:rFonts w:hint="default" w:ascii="Times New Roman" w:hAnsi="Times New Roman" w:cs="Times New Roman"/>
+          <w:b w:val="0"/>
+          <w:bCs w:val="0"/>
+          <w:i w:val="0"/>
+          <w:iCs w:val="0"/>
+          <w:sz w:val="24"/>
+          <w:szCs w:val="24"/>
+        </w:rPr>
+        <w:t>), repair history (</w:t>
+      </w:r>
+      <w:r>
+        <w:rPr>
+          <w:rStyle w:val="10"/>
+          <w:rFonts w:hint="default" w:ascii="Times New Roman" w:hAnsi="Times New Roman" w:cs="Times New Roman"/>
+          <w:b w:val="0"/>
+          <w:bCs w:val="0"/>
+          <w:i w:val="0"/>
+          <w:iCs w:val="0"/>
+          <w:sz w:val="24"/>
+          <w:szCs w:val="24"/>
+        </w:rPr>
+        <w:t>MaintenanceRecord</w:t>
+      </w:r>
+      <w:r>
+        <w:rPr>
+          <w:rFonts w:hint="default" w:ascii="Times New Roman" w:hAnsi="Times New Roman" w:cs="Times New Roman"/>
+          <w:b w:val="0"/>
+          <w:bCs w:val="0"/>
+          <w:i w:val="0"/>
+          <w:iCs w:val="0"/>
+          <w:sz w:val="24"/>
+          <w:szCs w:val="24"/>
+        </w:rPr>
+        <w:t>), and real-time operational streams (</w:t>
+      </w:r>
+      <w:r>
+        <w:rPr>
+          <w:rStyle w:val="10"/>
+          <w:rFonts w:hint="default" w:ascii="Times New Roman" w:hAnsi="Times New Roman" w:cs="Times New Roman"/>
+          <w:b w:val="0"/>
+          <w:bCs w:val="0"/>
+          <w:i w:val="0"/>
+          <w:iCs w:val="0"/>
+          <w:sz w:val="24"/>
+          <w:szCs w:val="24"/>
+        </w:rPr>
+        <w:t>TelemetryRecord</w:t>
+      </w:r>
+      <w:r>
+        <w:rPr>
+          <w:rFonts w:hint="default" w:ascii="Times New Roman" w:hAnsi="Times New Roman" w:cs="Times New Roman"/>
+          <w:b w:val="0"/>
+          <w:bCs w:val="0"/>
+          <w:i w:val="0"/>
+          <w:iCs w:val="0"/>
+          <w:sz w:val="24"/>
+          <w:szCs w:val="24"/>
+        </w:rPr>
+        <w:t>).</w:t>
+      </w:r>
+    </w:p>
+    <w:p>
+      <w:pPr>
+        <w:pStyle w:val="11"/>
+        <w:keepNext w:val="0"/>
+        <w:keepLines w:val="0"/>
+        <w:widowControl/>
+        <w:numPr>
+          <w:ilvl w:val="0"/>
+          <w:numId w:val="1"/>
+        </w:numPr>
+        <w:suppressLineNumbers w:val="0"/>
+        <w:spacing w:before="0" w:beforeAutospacing="0" w:line="17" w:lineRule="atLeast"/>
+        <w:ind w:left="425" w:leftChars="0" w:hanging="425" w:firstLineChars="0"/>
+        <w:rPr>
+          <w:rFonts w:hint="default" w:ascii="Times New Roman" w:hAnsi="Times New Roman" w:eastAsia="sans-serif" w:cs="Times New Roman"/>
+          <w:i w:val="0"/>
+          <w:iCs w:val="0"/>
+          <w:sz w:val="24"/>
+          <w:szCs w:val="24"/>
+        </w:rPr>
+      </w:pPr>
+      <w:r>
+        <w:rPr>
+          <w:rFonts w:hint="default" w:ascii="Times New Roman" w:hAnsi="Times New Roman" w:eastAsia="sans-serif" w:cs="Times New Roman"/>
+          <w:i w:val="0"/>
+          <w:iCs w:val="0"/>
+          <w:sz w:val="24"/>
+          <w:szCs w:val="24"/>
+        </w:rPr>
+        <w:t>Real-Time Telemetry and Persistence Layer:</w:t>
+      </w:r>
+    </w:p>
+    <w:p>
+      <w:pPr>
+        <w:pStyle w:val="11"/>
+        <w:keepNext w:val="0"/>
+        <w:keepLines w:val="0"/>
+        <w:widowControl/>
+        <w:numPr>
+          <w:ilvl w:val="0"/>
+          <w:numId w:val="2"/>
+        </w:numPr>
+        <w:suppressLineNumbers w:val="0"/>
+        <w:spacing w:before="0" w:beforeAutospacing="0" w:line="17" w:lineRule="atLeast"/>
+        <w:ind w:left="418" w:leftChars="0" w:hanging="418" w:firstLineChars="0"/>
+        <w:rPr>
+          <w:rFonts w:hint="default" w:ascii="Times New Roman" w:hAnsi="Times New Roman" w:eastAsia="sans-serif" w:cs="Times New Roman"/>
+          <w:i w:val="0"/>
+          <w:iCs w:val="0"/>
+          <w:sz w:val="24"/>
+          <w:szCs w:val="24"/>
+        </w:rPr>
+      </w:pPr>
+      <w:r>
+        <w:rPr>
+          <w:rFonts w:hint="default" w:ascii="Times New Roman" w:hAnsi="Times New Roman" w:eastAsia="sans-serif" w:cs="Times New Roman"/>
+          <w:i w:val="0"/>
+          <w:iCs w:val="0"/>
+          <w:sz w:val="24"/>
+          <w:szCs w:val="24"/>
+        </w:rPr>
+        <w:t xml:space="preserve">Telemetry and Alerts: Vehicles stream real-time spatial and velocity metrics via TelemetryRecord (recordId, latitude, longitude, speed, timestamp). These telemetry streams are continuously evaluated by AlertSystem (evaluateRules(), triggerAlert()) to detect threshold violations and trigger automated messages via the abstract Notification hierarchy (SMSNotification, EmailNotification). </w:t>
+      </w:r>
+    </w:p>
+    <w:p>
+      <w:pPr>
+        <w:pStyle w:val="11"/>
+        <w:keepNext w:val="0"/>
+        <w:keepLines w:val="0"/>
+        <w:widowControl/>
+        <w:numPr>
+          <w:ilvl w:val="0"/>
+          <w:numId w:val="2"/>
+        </w:numPr>
+        <w:suppressLineNumbers w:val="0"/>
+        <w:spacing w:before="0" w:beforeAutospacing="0" w:line="17" w:lineRule="atLeast"/>
+        <w:ind w:left="418" w:leftChars="0" w:hanging="418" w:firstLineChars="0"/>
+        <w:rPr>
+          <w:rFonts w:hint="default" w:ascii="Times New Roman" w:hAnsi="Times New Roman" w:eastAsia="sans-serif" w:cs="Times New Roman"/>
+          <w:i w:val="0"/>
+          <w:iCs w:val="0"/>
+          <w:sz w:val="24"/>
+          <w:szCs w:val="24"/>
+        </w:rPr>
+      </w:pPr>
+      <w:r>
+        <w:rPr>
+          <w:rFonts w:hint="default" w:ascii="Times New Roman" w:hAnsi="Times New Roman" w:eastAsia="sans-serif" w:cs="Times New Roman"/>
+          <w:i w:val="0"/>
+          <w:iCs w:val="0"/>
+          <w:sz w:val="24"/>
+          <w:szCs w:val="24"/>
+        </w:rPr>
+        <w:t xml:space="preserve">Centralized Data Persistence: High-level business objects interact with data storage through a centralized Singleton Database component (Database instance, getInstance(), executeQuery()). This ensures consistent relational mapping across file-based JSON stores (database/data/.json) and relational SQL schemas (database/schema.sql, database/migrations/.sql). </w:t>
+      </w:r>
+    </w:p>
+    <w:p>
+      <w:pPr>
+        <w:pStyle w:val="11"/>
+        <w:keepNext w:val="0"/>
+        <w:keepLines w:val="0"/>
+        <w:widowControl/>
+        <w:suppressLineNumbers w:val="0"/>
+        <w:spacing w:before="0" w:beforeAutospacing="0" w:line="17" w:lineRule="atLeast"/>
+        <w:rPr>
+          <w:rFonts w:hint="default" w:ascii="Times New Roman" w:hAnsi="Times New Roman" w:eastAsia="sans-serif" w:cs="Times New Roman"/>
+          <w:b/>
+          <w:bCs/>
+          <w:i w:val="0"/>
+          <w:iCs w:val="0"/>
+          <w:sz w:val="28"/>
+          <w:szCs w:val="28"/>
+        </w:rPr>
+      </w:pPr>
+      <w:r>
+        <w:rPr>
+          <w:rFonts w:hint="default" w:ascii="Times New Roman" w:hAnsi="Times New Roman" w:eastAsia="sans-serif" w:cs="Times New Roman"/>
+          <w:b/>
+          <w:bCs/>
+          <w:i w:val="0"/>
+          <w:iCs w:val="0"/>
+          <w:sz w:val="28"/>
+          <w:szCs w:val="28"/>
+        </w:rPr>
+        <w:t>1.2.1 Admin Subsystem Class Diagram</w:t>
+      </w:r>
+    </w:p>
+    <w:p>
+      <w:pPr>
+        <w:pStyle w:val="11"/>
+        <w:keepNext w:val="0"/>
+        <w:keepLines w:val="0"/>
+        <w:widowControl/>
+        <w:suppressLineNumbers w:val="0"/>
+        <w:spacing w:before="0" w:beforeAutospacing="0" w:line="17" w:lineRule="atLeast"/>
+        <w:rPr>
+          <w:rFonts w:hint="default" w:ascii="Times New Roman" w:hAnsi="Times New Roman" w:eastAsia="sans-serif" w:cs="Times New Roman"/>
+          <w:i w:val="0"/>
+          <w:iCs w:val="0"/>
+          <w:sz w:val="24"/>
+          <w:szCs w:val="24"/>
+        </w:rPr>
+      </w:pPr>
+      <w:r>
+        <w:rPr>
+          <w:rFonts w:hint="default" w:ascii="Times New Roman" w:hAnsi="Times New Roman" w:eastAsia="sans-serif" w:cs="Times New Roman"/>
+          <w:i w:val="0"/>
+          <w:iCs w:val="0"/>
+          <w:sz w:val="24"/>
+          <w:szCs w:val="24"/>
+        </w:rPr>
+        <w:t xml:space="preserve">The Admin Subsystem governs technical platform setup, physical infrastructure provisioning, and executive-level business analytics. It enforces a strict separation of concerns between technical system management and high-level enterprise oversight while interacting directly with the global database accessor. </w:t>
+      </w:r>
+    </w:p>
+    <w:p>
+      <w:pPr>
+        <w:pStyle w:val="11"/>
+        <w:keepNext w:val="0"/>
+        <w:keepLines w:val="0"/>
+        <w:widowControl/>
+        <w:suppressLineNumbers w:val="0"/>
+        <w:spacing w:before="0" w:beforeAutospacing="0" w:line="17" w:lineRule="atLeast"/>
+        <w:rPr>
+          <w:rFonts w:hint="default" w:ascii="Times New Roman" w:hAnsi="Times New Roman" w:eastAsia="sans-serif" w:cs="Times New Roman"/>
+          <w:i w:val="0"/>
+          <w:iCs w:val="0"/>
+          <w:sz w:val="24"/>
+          <w:szCs w:val="24"/>
+        </w:rPr>
+      </w:pPr>
+      <w:r>
+        <w:rPr>
+          <w:rFonts w:hint="default" w:ascii="Times New Roman" w:hAnsi="Times New Roman" w:eastAsia="sans-serif" w:cs="Times New Roman"/>
+          <w:i w:val="0"/>
+          <w:iCs w:val="0"/>
+          <w:sz w:val="24"/>
+          <w:szCs w:val="24"/>
+        </w:rPr>
+        <w:t>Key Components and Class Responsibilities</w:t>
+      </w:r>
+    </w:p>
+    <w:p>
+      <w:pPr>
+        <w:pStyle w:val="11"/>
+        <w:keepNext w:val="0"/>
+        <w:keepLines w:val="0"/>
+        <w:widowControl/>
+        <w:numPr>
+          <w:ilvl w:val="0"/>
+          <w:numId w:val="4"/>
+        </w:numPr>
+        <w:suppressLineNumbers w:val="0"/>
+        <w:spacing w:before="0" w:beforeAutospacing="0" w:line="17" w:lineRule="atLeast"/>
+        <w:ind w:left="425" w:leftChars="0" w:hanging="425" w:firstLineChars="0"/>
+        <w:rPr>
+          <w:rFonts w:hint="default" w:ascii="Times New Roman" w:hAnsi="Times New Roman" w:eastAsia="sans-serif" w:cs="Times New Roman"/>
+          <w:i w:val="0"/>
+          <w:iCs w:val="0"/>
+          <w:sz w:val="24"/>
+          <w:szCs w:val="24"/>
+        </w:rPr>
+      </w:pPr>
+      <w:r>
+        <w:rPr>
+          <w:rFonts w:hint="default" w:ascii="Times New Roman" w:hAnsi="Times New Roman" w:eastAsia="sans-serif" w:cs="Times New Roman"/>
+          <w:i w:val="0"/>
+          <w:iCs w:val="0"/>
+          <w:sz w:val="24"/>
+          <w:szCs w:val="24"/>
+        </w:rPr>
+        <w:t>SystemAdmin (Technical and Infrastructure Governance):</w:t>
+      </w:r>
+    </w:p>
+    <w:p>
+      <w:pPr>
+        <w:pStyle w:val="11"/>
+        <w:keepNext w:val="0"/>
+        <w:keepLines w:val="0"/>
+        <w:widowControl/>
+        <w:numPr>
+          <w:ilvl w:val="0"/>
+          <w:numId w:val="5"/>
+        </w:numPr>
+        <w:suppressLineNumbers w:val="0"/>
+        <w:spacing w:before="0" w:beforeAutospacing="0" w:line="17" w:lineRule="atLeast"/>
+        <w:ind w:left="420" w:leftChars="0" w:hanging="420" w:firstLineChars="0"/>
+        <w:rPr>
+          <w:rFonts w:hint="default" w:ascii="Times New Roman" w:hAnsi="Times New Roman" w:eastAsia="sans-serif" w:cs="Times New Roman"/>
+          <w:i w:val="0"/>
+          <w:iCs w:val="0"/>
+          <w:sz w:val="24"/>
+          <w:szCs w:val="24"/>
+        </w:rPr>
+      </w:pPr>
+      <w:r>
+        <w:rPr>
+          <w:rFonts w:hint="default" w:ascii="Times New Roman" w:hAnsi="Times New Roman" w:eastAsia="sans-serif" w:cs="Times New Roman"/>
+          <w:i w:val="0"/>
+          <w:iCs w:val="0"/>
+          <w:sz w:val="24"/>
+          <w:szCs w:val="24"/>
+        </w:rPr>
+        <w:t xml:space="preserve">Inherits directly from User and holds exclusive administrative authority for system setup (provisionPlatform()) and user identity governance (manageUsers()). </w:t>
+      </w:r>
+    </w:p>
+    <w:p>
+      <w:pPr>
+        <w:pStyle w:val="11"/>
+        <w:keepNext w:val="0"/>
+        <w:keepLines w:val="0"/>
+        <w:widowControl/>
+        <w:numPr>
+          <w:ilvl w:val="0"/>
+          <w:numId w:val="5"/>
+        </w:numPr>
+        <w:suppressLineNumbers w:val="0"/>
+        <w:spacing w:before="0" w:beforeAutospacing="0" w:line="17" w:lineRule="atLeast"/>
+        <w:ind w:left="420" w:leftChars="0" w:hanging="420" w:firstLineChars="0"/>
+        <w:rPr>
+          <w:rFonts w:hint="default" w:ascii="Times New Roman" w:hAnsi="Times New Roman" w:eastAsia="sans-serif" w:cs="Times New Roman"/>
+          <w:i w:val="0"/>
+          <w:iCs w:val="0"/>
+          <w:sz w:val="24"/>
+          <w:szCs w:val="24"/>
+        </w:rPr>
+      </w:pPr>
+      <w:r>
+        <w:rPr>
+          <w:rFonts w:hint="default" w:ascii="Times New Roman" w:hAnsi="Times New Roman" w:eastAsia="sans-serif" w:cs="Times New Roman"/>
+          <w:i w:val="0"/>
+          <w:iCs w:val="0"/>
+          <w:sz w:val="24"/>
+          <w:szCs w:val="24"/>
+        </w:rPr>
+        <w:t xml:space="preserve">Provisions physical logistics distribution infrastructure by managing BranchHub entities (hubId, hubName, address), which define physical hubs for fleet asset allocation and driver assignments. </w:t>
+      </w:r>
+    </w:p>
+    <w:p>
+      <w:pPr>
+        <w:pStyle w:val="11"/>
+        <w:keepNext w:val="0"/>
+        <w:keepLines w:val="0"/>
+        <w:widowControl/>
+        <w:numPr>
+          <w:ilvl w:val="0"/>
+          <w:numId w:val="5"/>
+        </w:numPr>
+        <w:suppressLineNumbers w:val="0"/>
+        <w:spacing w:before="0" w:beforeAutospacing="0" w:line="17" w:lineRule="atLeast"/>
+        <w:ind w:left="420" w:leftChars="0" w:hanging="420" w:firstLineChars="0"/>
+        <w:rPr>
+          <w:rFonts w:hint="default" w:ascii="Times New Roman" w:hAnsi="Times New Roman" w:eastAsia="sans-serif" w:cs="Times New Roman"/>
+          <w:i w:val="0"/>
+          <w:iCs w:val="0"/>
+          <w:sz w:val="24"/>
+          <w:szCs w:val="24"/>
+        </w:rPr>
+      </w:pPr>
+      <w:r>
+        <w:rPr>
+          <w:rFonts w:hint="default" w:ascii="Times New Roman" w:hAnsi="Times New Roman" w:eastAsia="sans-serif" w:cs="Times New Roman"/>
+          <w:i w:val="0"/>
+          <w:iCs w:val="0"/>
+          <w:sz w:val="24"/>
+          <w:szCs w:val="24"/>
+        </w:rPr>
+        <w:t xml:space="preserve">Manages fleet classification profiles by configuring VehicleType records (typeId, typeName, weightLimit, maxPayload, baseFuelRate). These profile parameters define structural payload constraints and baseline fuel cost rates used during automated pricing and trip allocation. </w:t>
+      </w:r>
+    </w:p>
+    <w:p>
+      <w:pPr>
+        <w:pStyle w:val="11"/>
+        <w:keepNext w:val="0"/>
+        <w:keepLines w:val="0"/>
+        <w:widowControl/>
+        <w:numPr>
+          <w:ilvl w:val="0"/>
+          <w:numId w:val="5"/>
+        </w:numPr>
+        <w:suppressLineNumbers w:val="0"/>
+        <w:spacing w:before="0" w:beforeAutospacing="0" w:line="17" w:lineRule="atLeast"/>
+        <w:ind w:left="420" w:leftChars="0" w:hanging="420" w:firstLineChars="0"/>
+        <w:rPr>
+          <w:rFonts w:hint="default" w:ascii="Times New Roman" w:hAnsi="Times New Roman" w:eastAsia="sans-serif" w:cs="Times New Roman"/>
+          <w:i w:val="0"/>
+          <w:iCs w:val="0"/>
+          <w:sz w:val="24"/>
+          <w:szCs w:val="24"/>
+        </w:rPr>
+      </w:pPr>
+      <w:r>
+        <w:rPr>
+          <w:rFonts w:hint="default" w:ascii="Times New Roman" w:hAnsi="Times New Roman" w:eastAsia="sans-serif" w:cs="Times New Roman"/>
+          <w:i w:val="0"/>
+          <w:iCs w:val="0"/>
+          <w:sz w:val="24"/>
+          <w:szCs w:val="24"/>
+        </w:rPr>
+        <w:t xml:space="preserve">Communicates directly with the Singleton Database interface to execute database queries, update system tables, and manage user security settings. </w:t>
+      </w:r>
+    </w:p>
+    <w:p>
+      <w:pPr>
+        <w:pStyle w:val="11"/>
+        <w:keepNext w:val="0"/>
+        <w:keepLines w:val="0"/>
+        <w:widowControl/>
+        <w:numPr>
+          <w:ilvl w:val="0"/>
+          <w:numId w:val="4"/>
+        </w:numPr>
+        <w:suppressLineNumbers w:val="0"/>
+        <w:spacing w:before="0" w:beforeAutospacing="0" w:line="17" w:lineRule="atLeast"/>
+        <w:ind w:left="425" w:leftChars="0" w:hanging="425" w:firstLineChars="0"/>
+        <w:rPr>
+          <w:rFonts w:hint="default" w:ascii="Times New Roman" w:hAnsi="Times New Roman" w:eastAsia="sans-serif" w:cs="Times New Roman"/>
+          <w:i w:val="0"/>
+          <w:iCs w:val="0"/>
+          <w:sz w:val="24"/>
+          <w:szCs w:val="24"/>
+        </w:rPr>
+      </w:pPr>
+      <w:r>
+        <w:rPr>
+          <w:rFonts w:hint="default" w:ascii="Times New Roman" w:hAnsi="Times New Roman" w:eastAsia="sans-serif" w:cs="Times New Roman"/>
+          <w:i w:val="0"/>
+          <w:iCs w:val="0"/>
+          <w:sz w:val="24"/>
+          <w:szCs w:val="24"/>
+        </w:rPr>
+        <w:t>CompanyOwner (Executive Oversight and Strategic Analytics):</w:t>
+      </w:r>
+    </w:p>
+    <w:p>
+      <w:pPr>
+        <w:pStyle w:val="11"/>
+        <w:keepNext w:val="0"/>
+        <w:keepLines w:val="0"/>
+        <w:widowControl/>
+        <w:numPr>
+          <w:ilvl w:val="0"/>
+          <w:numId w:val="5"/>
+        </w:numPr>
+        <w:suppressLineNumbers w:val="0"/>
+        <w:spacing w:before="0" w:beforeAutospacing="0" w:line="17" w:lineRule="atLeast"/>
+        <w:ind w:left="420" w:leftChars="0" w:hanging="420" w:firstLineChars="0"/>
+        <w:rPr>
+          <w:rFonts w:hint="default" w:ascii="Times New Roman" w:hAnsi="Times New Roman" w:eastAsia="sans-serif" w:cs="Times New Roman"/>
+          <w:i w:val="0"/>
+          <w:iCs w:val="0"/>
+          <w:sz w:val="24"/>
+          <w:szCs w:val="24"/>
+        </w:rPr>
+      </w:pPr>
+      <w:r>
+        <w:rPr>
+          <w:rFonts w:hint="default" w:ascii="Times New Roman" w:hAnsi="Times New Roman" w:eastAsia="sans-serif" w:cs="Times New Roman"/>
+          <w:i w:val="0"/>
+          <w:iCs w:val="0"/>
+          <w:sz w:val="24"/>
+          <w:szCs w:val="24"/>
+        </w:rPr>
+        <w:t xml:space="preserve">Inherits from User to provide executive monitoring capabilities without granting direct access to modify physical hardware parameters or low-level system settings. </w:t>
+      </w:r>
+    </w:p>
+    <w:p>
+      <w:pPr>
+        <w:pStyle w:val="11"/>
+        <w:keepNext w:val="0"/>
+        <w:keepLines w:val="0"/>
+        <w:widowControl/>
+        <w:numPr>
+          <w:ilvl w:val="0"/>
+          <w:numId w:val="5"/>
+        </w:numPr>
+        <w:suppressLineNumbers w:val="0"/>
+        <w:spacing w:before="0" w:beforeAutospacing="0" w:line="17" w:lineRule="atLeast"/>
+        <w:ind w:left="420" w:leftChars="0" w:hanging="420" w:firstLineChars="0"/>
+        <w:rPr>
+          <w:rFonts w:hint="default" w:ascii="Times New Roman" w:hAnsi="Times New Roman" w:eastAsia="sans-serif" w:cs="Times New Roman"/>
+          <w:i w:val="0"/>
+          <w:iCs w:val="0"/>
+          <w:sz w:val="24"/>
+          <w:szCs w:val="24"/>
+        </w:rPr>
+      </w:pPr>
+      <w:r>
+        <w:rPr>
+          <w:rFonts w:hint="default" w:ascii="Times New Roman" w:hAnsi="Times New Roman" w:eastAsia="sans-serif" w:cs="Times New Roman"/>
+          <w:i w:val="0"/>
+          <w:iCs w:val="0"/>
+          <w:sz w:val="24"/>
+          <w:szCs w:val="24"/>
+        </w:rPr>
+        <w:t xml:space="preserve">Evaluates corporate performance by inspecting BusinessKPI metrics (viewBusinessKPIs()), tracking key operational indicators such as completed order volume, fleet utilization rate, and on-time delivery percentages. </w:t>
+      </w:r>
+    </w:p>
+    <w:p>
+      <w:pPr>
+        <w:pStyle w:val="11"/>
+        <w:keepNext w:val="0"/>
+        <w:keepLines w:val="0"/>
+        <w:widowControl/>
+        <w:numPr>
+          <w:ilvl w:val="0"/>
+          <w:numId w:val="5"/>
+        </w:numPr>
+        <w:suppressLineNumbers w:val="0"/>
+        <w:spacing w:before="0" w:beforeAutospacing="0" w:line="17" w:lineRule="atLeast"/>
+        <w:ind w:left="420" w:leftChars="0" w:hanging="420" w:firstLineChars="0"/>
+        <w:rPr>
+          <w:rFonts w:hint="default" w:ascii="Times New Roman" w:hAnsi="Times New Roman" w:eastAsia="sans-serif" w:cs="Times New Roman"/>
+          <w:i w:val="0"/>
+          <w:iCs w:val="0"/>
+          <w:sz w:val="24"/>
+          <w:szCs w:val="24"/>
+        </w:rPr>
+      </w:pPr>
+      <w:r>
+        <w:rPr>
+          <w:rFonts w:hint="default" w:ascii="Times New Roman" w:hAnsi="Times New Roman" w:eastAsia="sans-serif" w:cs="Times New Roman"/>
+          <w:i w:val="0"/>
+          <w:iCs w:val="0"/>
+          <w:sz w:val="24"/>
+          <w:szCs w:val="24"/>
+        </w:rPr>
+        <w:t xml:space="preserve">Analyzes financial summaries via RevenueReport (viewRevenueReports(), generateReport(), exportPDF()) to review operational expenses, gross revenue, net profit margins, and payment transaction logs (PaymentTransaction) across active branches. </w:t>
+      </w:r>
+    </w:p>
+    <w:p>
+      <w:pPr>
+        <w:pStyle w:val="11"/>
+        <w:keepNext w:val="0"/>
+        <w:keepLines w:val="0"/>
+        <w:widowControl/>
+        <w:numPr>
+          <w:ilvl w:val="0"/>
+          <w:numId w:val="5"/>
+        </w:numPr>
+        <w:suppressLineNumbers w:val="0"/>
+        <w:spacing w:before="0" w:beforeAutospacing="0" w:line="17" w:lineRule="atLeast"/>
+        <w:ind w:left="420" w:leftChars="0" w:hanging="420" w:firstLineChars="0"/>
+        <w:rPr>
+          <w:rFonts w:hint="default" w:ascii="Times New Roman" w:hAnsi="Times New Roman" w:eastAsia="sans-serif" w:cs="Times New Roman"/>
+          <w:i w:val="0"/>
+          <w:iCs w:val="0"/>
+          <w:sz w:val="24"/>
+          <w:szCs w:val="24"/>
+        </w:rPr>
+      </w:pPr>
+      <w:r>
+        <w:rPr>
+          <w:rFonts w:hint="default" w:ascii="Times New Roman" w:hAnsi="Times New Roman" w:eastAsia="sans-serif" w:cs="Times New Roman"/>
+          <w:i w:val="0"/>
+          <w:iCs w:val="0"/>
+          <w:sz w:val="24"/>
+          <w:szCs w:val="24"/>
+        </w:rPr>
+        <w:t xml:space="preserve">Observes broad logistics activity by reviewing aggregated status summaries across active Order records and Vehicle deployment states. </w:t>
+      </w:r>
+    </w:p>
+    <w:p>
+      <w:pPr>
+        <w:pStyle w:val="11"/>
+        <w:keepNext w:val="0"/>
+        <w:keepLines w:val="0"/>
+        <w:widowControl/>
+        <w:numPr>
+          <w:ilvl w:val="0"/>
+          <w:numId w:val="4"/>
+        </w:numPr>
+        <w:suppressLineNumbers w:val="0"/>
+        <w:spacing w:before="0" w:beforeAutospacing="0" w:line="17" w:lineRule="atLeast"/>
+        <w:ind w:left="425" w:leftChars="0" w:hanging="425" w:firstLineChars="0"/>
+        <w:rPr>
+          <w:rFonts w:hint="default" w:ascii="Times New Roman" w:hAnsi="Times New Roman" w:eastAsia="sans-serif" w:cs="Times New Roman"/>
+          <w:i w:val="0"/>
+          <w:iCs w:val="0"/>
+          <w:sz w:val="24"/>
+          <w:szCs w:val="24"/>
+        </w:rPr>
+      </w:pPr>
+      <w:r>
+        <w:rPr>
+          <w:rFonts w:hint="default" w:ascii="Times New Roman" w:hAnsi="Times New Roman" w:eastAsia="sans-serif" w:cs="Times New Roman"/>
+          <w:i w:val="0"/>
+          <w:iCs w:val="0"/>
+          <w:sz w:val="24"/>
+          <w:szCs w:val="24"/>
+        </w:rPr>
+        <w:t>Infrastructure and Domain Metadata Entities:</w:t>
+      </w:r>
+    </w:p>
+    <w:p>
+      <w:pPr>
+        <w:pStyle w:val="11"/>
+        <w:keepNext w:val="0"/>
+        <w:keepLines w:val="0"/>
+        <w:widowControl/>
+        <w:numPr>
+          <w:ilvl w:val="0"/>
+          <w:numId w:val="5"/>
+        </w:numPr>
+        <w:suppressLineNumbers w:val="0"/>
+        <w:spacing w:before="0" w:beforeAutospacing="0" w:line="17" w:lineRule="atLeast"/>
+        <w:ind w:left="420" w:leftChars="0" w:hanging="420" w:firstLineChars="0"/>
+        <w:rPr>
+          <w:rFonts w:hint="default" w:ascii="Times New Roman" w:hAnsi="Times New Roman" w:eastAsia="sans-serif" w:cs="Times New Roman"/>
+          <w:i w:val="0"/>
+          <w:iCs w:val="0"/>
+          <w:sz w:val="24"/>
+          <w:szCs w:val="24"/>
+        </w:rPr>
+      </w:pPr>
+      <w:r>
+        <w:rPr>
+          <w:rFonts w:hint="default" w:ascii="Times New Roman" w:hAnsi="Times New Roman" w:eastAsia="sans-serif" w:cs="Times New Roman"/>
+          <w:i w:val="0"/>
+          <w:iCs w:val="0"/>
+          <w:sz w:val="24"/>
+          <w:szCs w:val="24"/>
+        </w:rPr>
+        <w:t xml:space="preserve">BranchHub and VehicleType: Store central metadata used across all operational subsystems to validate payload thresholds, map geographic origin/destination hubs, and compute automated tariffs. </w:t>
+      </w:r>
+    </w:p>
+    <w:p>
+      <w:pPr>
+        <w:pStyle w:val="11"/>
+        <w:keepNext w:val="0"/>
+        <w:keepLines w:val="0"/>
+        <w:widowControl/>
+        <w:numPr>
+          <w:ilvl w:val="0"/>
+          <w:numId w:val="5"/>
+        </w:numPr>
+        <w:suppressLineNumbers w:val="0"/>
+        <w:spacing w:before="0" w:beforeAutospacing="0" w:line="17" w:lineRule="atLeast"/>
+        <w:ind w:left="420" w:leftChars="0" w:hanging="420" w:firstLineChars="0"/>
+        <w:rPr>
+          <w:rFonts w:hint="default" w:ascii="Times New Roman" w:hAnsi="Times New Roman" w:eastAsia="sans-serif" w:cs="Times New Roman"/>
+          <w:i w:val="0"/>
+          <w:iCs w:val="0"/>
+          <w:sz w:val="24"/>
+          <w:szCs w:val="24"/>
+        </w:rPr>
+      </w:pPr>
+      <w:r>
+        <w:rPr>
+          <w:rFonts w:hint="default" w:ascii="Times New Roman" w:hAnsi="Times New Roman" w:eastAsia="sans-serif" w:cs="Times New Roman"/>
+          <w:i w:val="0"/>
+          <w:iCs w:val="0"/>
+          <w:sz w:val="24"/>
+          <w:szCs w:val="24"/>
+        </w:rPr>
+        <w:t xml:space="preserve">RevenueReport and BusinessKPI: Aggregate operational data from transaction logs, trip logs, and order histories into structured business intelligence reports. </w:t>
+      </w:r>
+    </w:p>
+    <w:p>
+      <w:pPr>
+        <w:pStyle w:val="14"/>
+        <w:tabs>
+          <w:tab w:val="right" w:leader="dot" w:pos="8306"/>
+        </w:tabs>
+        <w:spacing w:line="360" w:lineRule="auto"/>
+        <w:ind w:left="0" w:leftChars="0" w:firstLine="0" w:firstLineChars="0"/>
+        <w:rPr>
+          <w:rFonts w:hint="default" w:ascii="Times New Roman" w:hAnsi="Times New Roman" w:cs="Times New Roman"/>
+          <w:sz w:val="24"/>
+          <w:szCs w:val="24"/>
+          <w:lang w:val="en-US"/>
+        </w:rPr>
+      </w:pPr>
+    </w:p>
+    <w:p>
+      <w:pPr>
+        <w:pStyle w:val="14"/>
+        <w:tabs>
+          <w:tab w:val="right" w:leader="dot" w:pos="8306"/>
+        </w:tabs>
+        <w:spacing w:line="360" w:lineRule="auto"/>
+        <w:ind w:left="0" w:leftChars="0" w:firstLine="0" w:firstLineChars="0"/>
+        <w:rPr>
+          <w:rFonts w:hint="default" w:ascii="Times New Roman" w:hAnsi="Times New Roman" w:cs="Times New Roman"/>
+          <w:sz w:val="24"/>
+          <w:szCs w:val="24"/>
+          <w:lang w:val="en-US"/>
+        </w:rPr>
+      </w:pPr>
+    </w:p>
+    <w:p>
+      <w:pPr>
+        <w:pStyle w:val="14"/>
+        <w:tabs>
+          <w:tab w:val="right" w:leader="dot" w:pos="8306"/>
+        </w:tabs>
+        <w:spacing w:line="360" w:lineRule="auto"/>
+        <w:ind w:left="0" w:leftChars="0" w:firstLine="0" w:firstLineChars="0"/>
+        <w:rPr>
+          <w:rFonts w:hint="default"/>
+          <w:sz w:val="28"/>
+          <w:szCs w:val="28"/>
+          <w:lang w:val="en-US"/>
+        </w:rPr>
+      </w:pPr>
+    </w:p>
+    <w:p>
+      <w:pPr>
+        <w:pStyle w:val="14"/>
+        <w:tabs>
+          <w:tab w:val="right" w:leader="dot" w:pos="8306"/>
+        </w:tabs>
+        <w:spacing w:line="360" w:lineRule="auto"/>
+        <w:ind w:left="0" w:leftChars="0" w:firstLine="0" w:firstLineChars="0"/>
+        <w:rPr>
+          <w:rFonts w:hint="default"/>
+          <w:sz w:val="28"/>
+          <w:szCs w:val="28"/>
+          <w:lang w:val="en-US"/>
+        </w:rPr>
+      </w:pPr>
+    </w:p>
+    <w:p>
+      <w:pPr>
+        <w:pStyle w:val="14"/>
+        <w:tabs>
+          <w:tab w:val="right" w:leader="dot" w:pos="8306"/>
+        </w:tabs>
+        <w:spacing w:line="360" w:lineRule="auto"/>
+        <w:ind w:left="0" w:leftChars="0" w:firstLine="0" w:firstLineChars="0"/>
+        <w:outlineLvl w:val="1"/>
+        <w:rPr>
+          <w:rFonts w:hint="default" w:cs="Times New Roman"/>
+          <w:sz w:val="28"/>
+          <w:szCs w:val="28"/>
+          <w:lang w:val="en-US"/>
+        </w:rPr>
+      </w:pPr>
+      <w:r>
+        <w:rPr>
+          <w:rFonts w:hint="default"/>
+          <w:sz w:val="28"/>
+          <w:szCs w:val="28"/>
+          <w:lang w:val="en-US"/>
+        </w:rPr>
+        <w:t>1</w:t>
+      </w:r>
+      <w:r>
+        <w:rPr>
+          <w:rFonts w:hint="default" w:ascii="Times New Roman" w:hAnsi="Times New Roman" w:cs="Times New Roman"/>
+          <w:sz w:val="28"/>
+          <w:szCs w:val="28"/>
+          <w:lang w:val="en-US"/>
+        </w:rPr>
+        <w:t>.</w:t>
+      </w:r>
+      <w:r>
+        <w:rPr>
+          <w:rFonts w:hint="default" w:cs="Times New Roman"/>
+          <w:sz w:val="28"/>
+          <w:szCs w:val="28"/>
+          <w:lang w:val="en-US"/>
+        </w:rPr>
+        <w:t>2.2</w:t>
+      </w:r>
+      <w:r>
+        <w:rPr>
+          <w:rFonts w:hint="default" w:ascii="Times New Roman" w:hAnsi="Times New Roman" w:cs="Times New Roman"/>
+          <w:sz w:val="28"/>
+          <w:szCs w:val="28"/>
+          <w:lang w:val="en-US"/>
+        </w:rPr>
+        <w:t xml:space="preserve"> </w:t>
+      </w:r>
+      <w:r>
+        <w:rPr>
+          <w:rFonts w:hint="default" w:cs="Times New Roman"/>
+          <w:sz w:val="28"/>
+          <w:szCs w:val="28"/>
+          <w:lang w:val="en-US"/>
+        </w:rPr>
+        <w:t>Staff Subsystem Class Diagram</w:t>
+      </w:r>
+    </w:p>
+    <w:p>
+      <w:pPr>
+        <w:bidi w:val="0"/>
+        <w:spacing w:line="240" w:lineRule="auto"/>
+        <w:jc w:val="both"/>
+        <w:rPr>
+          <w:rFonts w:ascii="SimSun" w:hAnsi="SimSun" w:eastAsia="SimSun" w:cs="SimSun"/>
+          <w:b/>
+          <w:bCs/>
+          <w:sz w:val="24"/>
+          <w:szCs w:val="24"/>
+        </w:rPr>
+      </w:pPr>
+      <w:r>
+        <w:rPr>
+          <w:rFonts w:ascii="SimSun" w:hAnsi="SimSun" w:eastAsia="SimSun" w:cs="SimSun"/>
+          <w:b/>
+          <w:bCs/>
+          <w:sz w:val="24"/>
+          <w:szCs w:val="24"/>
+        </w:rPr>
+        <w:drawing>
+          <wp:inline distT="0" distB="0" distL="114300" distR="114300">
+            <wp:extent cx="5156200" cy="6733540"/>
+            <wp:effectExtent l="0" t="0" r="10160" b="2540"/>
+            <wp:docPr id="8" name="Picture 4" descr="IMG_256"/>
+            <wp:cNvGraphicFramePr>
+              <a:graphicFrameLocks xmlns:a="http://schemas.openxmlformats.org/drawingml/2006/main" noChangeAspect="1"/>
+            </wp:cNvGraphicFramePr>
+            <a:graphic xmlns:a="http://schemas.openxmlformats.org/drawingml/2006/main">
+              <a:graphicData uri="http://schemas.openxmlformats.org/drawingml/2006/picture">
+                <pic:pic xmlns:pic="http://schemas.openxmlformats.org/drawingml/2006/picture">
+                  <pic:nvPicPr>
+                    <pic:cNvPr id="8" name="Picture 4" descr="IMG_256"/>
+                    <pic:cNvPicPr>
+                      <a:picLocks noChangeAspect="1"/>
+                    </pic:cNvPicPr>
+                  </pic:nvPicPr>
+                  <pic:blipFill>
+                    <a:blip r:embed="rId9"/>
+                    <a:stretch>
+                      <a:fillRect/>
+                    </a:stretch>
+                  </pic:blipFill>
+                  <pic:spPr>
+                    <a:xfrm>
+                      <a:off x="0" y="0"/>
+                      <a:ext cx="5156200" cy="6733540"/>
+                    </a:xfrm>
+                    <a:prstGeom prst="rect">
+                      <a:avLst/>
+                    </a:prstGeom>
+                    <a:noFill/>
+                    <a:ln w="9525">
+                      <a:noFill/>
+                    </a:ln>
+                  </pic:spPr>
+                </pic:pic>
+              </a:graphicData>
+            </a:graphic>
+          </wp:inline>
+        </w:drawing>
+      </w:r>
+    </w:p>
+    <w:p>
+      <w:pPr>
+        <w:bidi w:val="0"/>
+        <w:spacing w:line="240" w:lineRule="auto"/>
+        <w:jc w:val="both"/>
+        <w:rPr>
+          <w:rFonts w:ascii="SimSun" w:hAnsi="SimSun" w:eastAsia="SimSun" w:cs="SimSun"/>
+          <w:b/>
+          <w:bCs/>
+          <w:sz w:val="24"/>
+          <w:szCs w:val="24"/>
+        </w:rPr>
+      </w:pPr>
+    </w:p>
+    <w:p>
+      <w:pPr>
+        <w:bidi w:val="0"/>
+        <w:spacing w:line="240" w:lineRule="auto"/>
+        <w:jc w:val="center"/>
+        <w:rPr>
+          <w:rFonts w:hint="default"/>
+          <w:b w:val="0"/>
+          <w:bCs w:val="0"/>
           <w:i/>
           <w:iCs/>
-          <w:sz w:val="21"/>
-          <w:szCs w:val="21"/>
-          <w:lang w:val="en-US"/>
-        </w:rPr>
-        <w:br w:type="textWrapping"/>
-      </w:r>
-      <w:r>
-        <w:rPr>
-          <w:rFonts w:hint="default"/>
+          <w:sz w:val="22"/>
+          <w:szCs w:val="22"/>
+          <w:lang w:val="en-US"/>
+        </w:rPr>
+      </w:pPr>
+      <w:r>
+        <w:rPr>
+          <w:rFonts w:hint="default"/>
+          <w:b/>
+          <w:bCs/>
           <w:i/>
           <w:iCs/>
-          <w:sz w:val="21"/>
-          <w:szCs w:val="21"/>
-          <w:lang w:val="en-US"/>
-        </w:rPr>
-        <w:br w:type="textWrapping"/>
-      </w:r>
-      <w:r>
-        <w:rPr>
-          <w:rFonts w:hint="default"/>
+          <w:sz w:val="22"/>
+          <w:szCs w:val="22"/>
+          <w:lang w:val="en-US"/>
+        </w:rPr>
+        <w:t>Figure 1.2.2:</w:t>
+      </w:r>
+      <w:r>
+        <w:rPr>
+          <w:rFonts w:hint="default"/>
+          <w:b w:val="0"/>
+          <w:bCs w:val="0"/>
           <w:i/>
           <w:iCs/>
-          <w:sz w:val="21"/>
-          <w:szCs w:val="21"/>
-          <w:lang w:val="en-US"/>
-        </w:rPr>
-        <w:br w:type="textWrapping"/>
-      </w:r>
-      <w:r>
-        <w:rPr>
-          <w:rFonts w:hint="default"/>
+          <w:sz w:val="22"/>
+          <w:szCs w:val="22"/>
+          <w:lang w:val="en-US"/>
+        </w:rPr>
+        <w:t xml:space="preserve"> Staff Subsystem Class Diagram</w:t>
+      </w:r>
+    </w:p>
+    <w:p>
+      <w:pPr>
+        <w:bidi w:val="0"/>
+        <w:spacing w:line="240" w:lineRule="auto"/>
+        <w:jc w:val="center"/>
+        <w:rPr>
+          <w:rFonts w:hint="default"/>
+          <w:b w:val="0"/>
+          <w:bCs w:val="0"/>
           <w:i/>
           <w:iCs/>
-          <w:sz w:val="21"/>
-          <w:szCs w:val="21"/>
-          <w:lang w:val="en-US"/>
-        </w:rPr>
-        <w:br w:type="textWrapping"/>
-      </w:r>
-      <w:r>
-        <w:rPr>
-          <w:rFonts w:hint="default"/>
+          <w:sz w:val="22"/>
+          <w:szCs w:val="22"/>
+          <w:lang w:val="en-US"/>
+        </w:rPr>
+      </w:pPr>
+    </w:p>
+    <w:p>
+      <w:pPr>
+        <w:bidi w:val="0"/>
+        <w:spacing w:line="360" w:lineRule="auto"/>
+        <w:jc w:val="both"/>
+        <w:outlineLvl w:val="2"/>
+        <w:rPr>
+          <w:rFonts w:hint="default"/>
+          <w:b/>
+          <w:bCs/>
+          <w:sz w:val="26"/>
+          <w:szCs w:val="26"/>
+          <w:lang w:val="en-US"/>
+        </w:rPr>
+      </w:pPr>
+      <w:r>
+        <w:rPr>
+          <w:rFonts w:hint="default"/>
+          <w:b/>
+          <w:bCs/>
+          <w:sz w:val="26"/>
+          <w:szCs w:val="26"/>
+          <w:lang w:val="en-US"/>
+        </w:rPr>
+        <w:t>System Description &amp; Overview</w:t>
+      </w:r>
+    </w:p>
+    <w:p>
+      <w:pPr>
+        <w:bidi w:val="0"/>
+        <w:rPr>
+          <w:rFonts w:hint="default"/>
+          <w:lang w:val="en-US"/>
+        </w:rPr>
+      </w:pPr>
+      <w:r>
+        <w:rPr>
+          <w:rFonts w:hint="default"/>
+          <w:lang w:val="en-US"/>
+        </w:rPr>
+        <w:t>The Staff Subsystem manages internal logistics operations, vehicle monitoring, trip scheduling, and operational alerts. This subsystem decouples internal staff functionalities from customer-facing operations, ensuring secure data handling and distinct role-based access control.</w:t>
+      </w:r>
+    </w:p>
+    <w:p>
+      <w:pPr>
+        <w:bidi w:val="0"/>
+        <w:rPr>
+          <w:rFonts w:hint="default"/>
+          <w:lang w:val="en-US"/>
+        </w:rPr>
+      </w:pPr>
+    </w:p>
+    <w:p>
+      <w:pPr>
+        <w:bidi w:val="0"/>
+        <w:spacing w:line="360" w:lineRule="auto"/>
+        <w:rPr>
+          <w:rFonts w:hint="default"/>
+          <w:lang w:val="en-US"/>
+        </w:rPr>
+      </w:pPr>
+      <w:r>
+        <w:rPr>
+          <w:rFonts w:hint="default"/>
+          <w:b/>
+          <w:bCs/>
+          <w:sz w:val="26"/>
+          <w:szCs w:val="26"/>
+          <w:lang w:val="en-US"/>
+        </w:rPr>
+        <w:t>Key Components &amp; Responsibilities:</w:t>
+      </w:r>
+    </w:p>
+    <w:p>
+      <w:pPr>
+        <w:bidi w:val="0"/>
+        <w:rPr>
+          <w:rFonts w:hint="default"/>
+          <w:lang w:val="en-US"/>
+        </w:rPr>
+      </w:pPr>
+      <w:r>
+        <w:rPr>
+          <w:rFonts w:hint="default"/>
+          <w:lang w:val="en-US"/>
+        </w:rPr>
+        <w:t>User Hierarchy &amp; Roles (User -&gt; Staff):</w:t>
+      </w:r>
+    </w:p>
+    <w:p>
+      <w:pPr>
+        <w:bidi w:val="0"/>
+        <w:rPr>
+          <w:rFonts w:hint="default"/>
+          <w:lang w:val="en-US"/>
+        </w:rPr>
+      </w:pPr>
+    </w:p>
+    <w:p>
+      <w:pPr>
+        <w:numPr>
+          <w:ilvl w:val="0"/>
+          <w:numId w:val="6"/>
+        </w:numPr>
+        <w:bidi w:val="0"/>
+        <w:ind w:left="420" w:leftChars="0" w:hanging="420" w:firstLineChars="0"/>
+        <w:rPr>
+          <w:rFonts w:hint="default"/>
+          <w:lang w:val="en-US"/>
+        </w:rPr>
+      </w:pPr>
+      <w:r>
+        <w:rPr>
+          <w:rFonts w:hint="default"/>
+          <w:lang w:val="en-US"/>
+        </w:rPr>
+        <w:t>User: An abstract base class providing primary authentication features (userId, name, email, role, validateCredentials()).</w:t>
+      </w:r>
+    </w:p>
+    <w:p>
+      <w:pPr>
+        <w:numPr>
+          <w:ilvl w:val="0"/>
+          <w:numId w:val="6"/>
+        </w:numPr>
+        <w:bidi w:val="0"/>
+        <w:ind w:left="420" w:leftChars="0" w:hanging="420" w:firstLineChars="0"/>
+        <w:rPr>
+          <w:rFonts w:hint="default"/>
+          <w:lang w:val="en-US"/>
+        </w:rPr>
+      </w:pPr>
+      <w:r>
+        <w:rPr>
+          <w:rFonts w:hint="default"/>
+          <w:lang w:val="en-US"/>
+        </w:rPr>
+        <w:t xml:space="preserve">Staff: An abstract class extending User, representing company employees associated with a specific branch (branchId). </w:t>
+      </w:r>
+    </w:p>
+    <w:p>
+      <w:pPr>
+        <w:numPr>
+          <w:ilvl w:val="0"/>
+          <w:numId w:val="6"/>
+        </w:numPr>
+        <w:bidi w:val="0"/>
+        <w:ind w:left="420" w:leftChars="0" w:hanging="420" w:firstLineChars="0"/>
+        <w:rPr>
+          <w:rFonts w:hint="default"/>
+          <w:lang w:val="en-US"/>
+        </w:rPr>
+      </w:pPr>
+      <w:r>
+        <w:rPr>
+          <w:rFonts w:hint="default"/>
+          <w:lang w:val="en-US"/>
+        </w:rPr>
+        <w:t>Dispatcher: Handles order allocation and creates trip assignments. Contains methods like allocateTrip(orderId) and assignDriverAndVehicle(...).</w:t>
+      </w:r>
+    </w:p>
+    <w:p>
+      <w:pPr>
+        <w:numPr>
+          <w:ilvl w:val="0"/>
+          <w:numId w:val="6"/>
+        </w:numPr>
+        <w:bidi w:val="0"/>
+        <w:ind w:left="420" w:leftChars="0" w:hanging="420" w:firstLineChars="0"/>
+        <w:rPr>
+          <w:rFonts w:hint="default"/>
+          <w:lang w:val="en-US"/>
+        </w:rPr>
+      </w:pPr>
+      <w:r>
+        <w:rPr>
+          <w:rFonts w:hint="default"/>
+          <w:lang w:val="en-US"/>
+        </w:rPr>
+        <w:t>Driver: Operates assigned vehicles during transport trips. Stores driver licensing details (licenseNo), updates trip progress via updateTripStatus(), and submits operational issues through reportIssue().</w:t>
+      </w:r>
+    </w:p>
+    <w:p>
+      <w:pPr>
+        <w:numPr>
+          <w:ilvl w:val="0"/>
+          <w:numId w:val="6"/>
+        </w:numPr>
+        <w:bidi w:val="0"/>
+        <w:ind w:left="420" w:leftChars="0" w:hanging="420" w:firstLineChars="0"/>
+        <w:rPr>
+          <w:rFonts w:hint="default"/>
+          <w:lang w:val="en-US"/>
+        </w:rPr>
+      </w:pPr>
+      <w:r>
+        <w:rPr>
+          <w:rFonts w:hint="default"/>
+          <w:lang w:val="en-US"/>
+        </w:rPr>
+        <w:t>FleetManager: Responsible for fleet health, scheduling vehicle maintenance (scheduleMaintenance()), managing physical assets (manageAssets()), and reviewing system alerts (reviewAlerts()).</w:t>
+      </w:r>
+    </w:p>
+    <w:p>
+      <w:pPr>
+        <w:bidi w:val="0"/>
+        <w:rPr>
+          <w:rFonts w:hint="default"/>
+          <w:lang w:val="en-US"/>
+        </w:rPr>
+      </w:pPr>
+    </w:p>
+    <w:p>
+      <w:pPr>
+        <w:bidi w:val="0"/>
+        <w:rPr>
+          <w:rFonts w:hint="default"/>
+          <w:b/>
+          <w:bCs/>
+          <w:lang w:val="en-US"/>
+        </w:rPr>
+      </w:pPr>
+      <w:r>
+        <w:rPr>
+          <w:rFonts w:hint="default"/>
+          <w:b/>
+          <w:bCs/>
+          <w:lang w:val="en-US"/>
+        </w:rPr>
+        <w:t>Fleet &amp; Trip Management:</w:t>
+      </w:r>
+    </w:p>
+    <w:p>
+      <w:pPr>
+        <w:bidi w:val="0"/>
+        <w:rPr>
+          <w:rFonts w:hint="default"/>
+          <w:lang w:val="en-US"/>
+        </w:rPr>
+      </w:pPr>
+    </w:p>
+    <w:p>
+      <w:pPr>
+        <w:numPr>
+          <w:ilvl w:val="0"/>
+          <w:numId w:val="6"/>
+        </w:numPr>
+        <w:bidi w:val="0"/>
+        <w:ind w:left="420" w:leftChars="0" w:hanging="420" w:firstLineChars="0"/>
+        <w:rPr>
+          <w:rFonts w:hint="default"/>
+          <w:lang w:val="en-US"/>
+        </w:rPr>
+      </w:pPr>
+      <w:r>
+        <w:rPr>
+          <w:rFonts w:hint="default"/>
+          <w:lang w:val="en-US"/>
+        </w:rPr>
+        <w:t>TripAssignment: Connects an Order, Driver, and Vehicle. Tracks scheduling times (scheduledStart, scheduledEnd) and trip statuses.</w:t>
+      </w:r>
+    </w:p>
+    <w:p>
+      <w:pPr>
+        <w:numPr>
+          <w:ilvl w:val="0"/>
+          <w:numId w:val="6"/>
+        </w:numPr>
+        <w:bidi w:val="0"/>
+        <w:ind w:left="420" w:leftChars="0" w:hanging="420" w:firstLineChars="0"/>
+        <w:rPr>
+          <w:rFonts w:hint="default"/>
+          <w:lang w:val="en-US"/>
+        </w:rPr>
+      </w:pPr>
+      <w:r>
+        <w:rPr>
+          <w:rFonts w:hint="default"/>
+          <w:lang w:val="en-US"/>
+        </w:rPr>
+        <w:t>Vehicle: Represents fleet assets with payload limits and availability status (verifyAvailability(), setStatus()). Relates directly to VehicleType and BranchHub.</w:t>
+      </w:r>
+    </w:p>
+    <w:p>
+      <w:pPr>
+        <w:numPr>
+          <w:ilvl w:val="0"/>
+          <w:numId w:val="6"/>
+        </w:numPr>
+        <w:bidi w:val="0"/>
+        <w:ind w:left="420" w:leftChars="0" w:hanging="420" w:firstLineChars="0"/>
+        <w:rPr>
+          <w:rFonts w:hint="default"/>
+          <w:lang w:val="en-US"/>
+        </w:rPr>
+      </w:pPr>
+      <w:r>
+        <w:rPr>
+          <w:rFonts w:hint="default"/>
+          <w:lang w:val="en-US"/>
+        </w:rPr>
+        <w:t>TelemetryRecord &amp; AlertSystem: Streams real-time GPS and speed telemetry (latitude, longitude, speed) from vehicles. The AlertSystem evaluates incoming telemetry against defined thresholds to trigger real-time warnings (evaluateRules(), triggerAlert()).</w:t>
+      </w:r>
+    </w:p>
+    <w:p>
+      <w:pPr>
+        <w:numPr>
+          <w:ilvl w:val="0"/>
+          <w:numId w:val="6"/>
+        </w:numPr>
+        <w:bidi w:val="0"/>
+        <w:ind w:left="420" w:leftChars="0" w:hanging="420" w:firstLineChars="0"/>
+        <w:rPr>
+          <w:rFonts w:hint="default"/>
+          <w:lang w:val="en-US"/>
+        </w:rPr>
+      </w:pPr>
+      <w:r>
+        <w:rPr>
+          <w:rFonts w:hint="default"/>
+          <w:lang w:val="en-US"/>
+        </w:rPr>
+        <w:t>MaintenanceRecord: Logs service history and costs (serviceDate, cost) linked to specific vehicles.</w:t>
+      </w:r>
+    </w:p>
+    <w:p>
+      <w:pPr>
+        <w:numPr>
+          <w:ilvl w:val="0"/>
+          <w:numId w:val="0"/>
+        </w:numPr>
+        <w:bidi w:val="0"/>
+        <w:ind w:leftChars="0"/>
+        <w:rPr>
+          <w:rFonts w:hint="default"/>
+          <w:lang w:val="en-US"/>
+        </w:rPr>
+      </w:pPr>
+    </w:p>
+    <w:p>
+      <w:pPr>
+        <w:pStyle w:val="14"/>
+        <w:tabs>
+          <w:tab w:val="right" w:leader="dot" w:pos="8306"/>
+        </w:tabs>
+        <w:spacing w:line="360" w:lineRule="auto"/>
+        <w:ind w:left="0" w:leftChars="0" w:firstLine="0" w:firstLineChars="0"/>
+        <w:outlineLvl w:val="1"/>
+        <w:rPr>
+          <w:rFonts w:hint="default" w:cs="Times New Roman"/>
+          <w:sz w:val="28"/>
+          <w:szCs w:val="28"/>
+          <w:lang w:val="en-US"/>
+        </w:rPr>
+      </w:pPr>
+      <w:r>
+        <w:rPr>
+          <w:rFonts w:hint="default"/>
+          <w:sz w:val="28"/>
+          <w:szCs w:val="28"/>
+          <w:lang w:val="en-US"/>
+        </w:rPr>
+        <w:t>1</w:t>
+      </w:r>
+      <w:r>
+        <w:rPr>
+          <w:rFonts w:hint="default" w:ascii="Times New Roman" w:hAnsi="Times New Roman" w:cs="Times New Roman"/>
+          <w:sz w:val="28"/>
+          <w:szCs w:val="28"/>
+          <w:lang w:val="en-US"/>
+        </w:rPr>
+        <w:t>.</w:t>
+      </w:r>
+      <w:r>
+        <w:rPr>
+          <w:rFonts w:hint="default" w:cs="Times New Roman"/>
+          <w:sz w:val="28"/>
+          <w:szCs w:val="28"/>
+          <w:lang w:val="en-US"/>
+        </w:rPr>
+        <w:t>2.3</w:t>
+      </w:r>
+      <w:r>
+        <w:rPr>
+          <w:rFonts w:hint="default" w:ascii="Times New Roman" w:hAnsi="Times New Roman" w:cs="Times New Roman"/>
+          <w:sz w:val="28"/>
+          <w:szCs w:val="28"/>
+          <w:lang w:val="en-US"/>
+        </w:rPr>
+        <w:t xml:space="preserve"> </w:t>
+      </w:r>
+      <w:r>
+        <w:rPr>
+          <w:rFonts w:hint="default" w:cs="Times New Roman"/>
+          <w:sz w:val="28"/>
+          <w:szCs w:val="28"/>
+          <w:lang w:val="en-US"/>
+        </w:rPr>
+        <w:t>Customer Subsystem Class Diagram</w:t>
+      </w:r>
+    </w:p>
+    <w:p>
+      <w:pPr>
+        <w:bidi w:val="0"/>
+        <w:spacing w:line="360" w:lineRule="auto"/>
+        <w:outlineLvl w:val="2"/>
+        <w:rPr>
+          <w:rFonts w:hint="default"/>
+          <w:b/>
+          <w:bCs/>
+          <w:lang w:val="en-US"/>
+        </w:rPr>
+      </w:pPr>
+      <w:r>
+        <w:rPr>
+          <w:rFonts w:hint="default"/>
+          <w:b/>
+          <w:bCs/>
+          <w:sz w:val="26"/>
+          <w:szCs w:val="26"/>
+          <w:lang w:val="en-US"/>
+        </w:rPr>
+        <w:t>System Description &amp; Overview</w:t>
+      </w:r>
+    </w:p>
+    <w:p>
+      <w:pPr>
+        <w:bidi w:val="0"/>
+        <w:spacing w:line="240" w:lineRule="auto"/>
+        <w:rPr>
+          <w:rFonts w:hint="default"/>
+          <w:lang w:val="en-US"/>
+        </w:rPr>
+      </w:pPr>
+      <w:r>
+        <w:rPr>
+          <w:rFonts w:hint="default"/>
+          <w:lang w:val="en-US"/>
+        </w:rPr>
+        <w:t>The Customer Subsystem handles client-facing interactions, including order placement, shipment tracking, invoice generation, and automated notifications.</w:t>
+      </w:r>
+    </w:p>
+    <w:p>
+      <w:pPr>
+        <w:bidi w:val="0"/>
+        <w:spacing w:line="240" w:lineRule="auto"/>
+        <w:rPr>
+          <w:rFonts w:hint="default"/>
+          <w:lang w:val="en-US"/>
+        </w:rPr>
+      </w:pPr>
+    </w:p>
+    <w:p>
+      <w:pPr>
+        <w:bidi w:val="0"/>
+        <w:spacing w:line="360" w:lineRule="auto"/>
+        <w:rPr>
+          <w:rFonts w:hint="default"/>
+          <w:b/>
+          <w:bCs/>
+          <w:sz w:val="26"/>
+          <w:szCs w:val="26"/>
+          <w:lang w:val="en-US"/>
+        </w:rPr>
+      </w:pPr>
+      <w:r>
+        <w:rPr>
+          <w:rFonts w:hint="default"/>
+          <w:b/>
+          <w:bCs/>
+          <w:sz w:val="26"/>
+          <w:szCs w:val="26"/>
+          <w:lang w:val="en-US"/>
+        </w:rPr>
+        <w:t>Key Components &amp; Responsibilities</w:t>
+      </w:r>
+    </w:p>
+    <w:p>
+      <w:pPr>
+        <w:numPr>
+          <w:ilvl w:val="0"/>
+          <w:numId w:val="6"/>
+        </w:numPr>
+        <w:bidi w:val="0"/>
+        <w:spacing w:line="240" w:lineRule="auto"/>
+        <w:ind w:left="420" w:leftChars="0" w:hanging="420" w:firstLineChars="0"/>
+        <w:rPr>
+          <w:rFonts w:hint="default"/>
+          <w:lang w:val="en-US"/>
+        </w:rPr>
+      </w:pPr>
+      <w:r>
+        <w:rPr>
+          <w:rFonts w:hint="default"/>
+          <w:lang w:val="en-US"/>
+        </w:rPr>
+        <w:t>Customer &amp; Order Management:</w:t>
+      </w:r>
+    </w:p>
+    <w:p>
+      <w:pPr>
+        <w:bidi w:val="0"/>
+        <w:spacing w:line="240" w:lineRule="auto"/>
+        <w:rPr>
+          <w:rFonts w:hint="default"/>
+          <w:lang w:val="en-US"/>
+        </w:rPr>
+      </w:pPr>
+    </w:p>
+    <w:p>
+      <w:pPr>
+        <w:numPr>
+          <w:ilvl w:val="1"/>
+          <w:numId w:val="6"/>
+        </w:numPr>
+        <w:bidi w:val="0"/>
+        <w:spacing w:line="240" w:lineRule="auto"/>
+        <w:ind w:left="840" w:leftChars="0" w:hanging="420" w:firstLineChars="0"/>
+        <w:rPr>
+          <w:rFonts w:hint="default"/>
+          <w:lang w:val="en-US"/>
+        </w:rPr>
+      </w:pPr>
+      <w:r>
+        <w:rPr>
+          <w:rFonts w:hint="default"/>
+          <w:lang w:val="en-US"/>
+        </w:rPr>
+        <w:t>Customer: Extends the abstract User class. Holds corporate/individual client attributes such as companyName, taxCode, billingAddress, and creditLimit. It enables users to initiate shipments (createOrder()), view tracking information (trackShipment()), and review historical transactions (viewOrderHistory()).</w:t>
+      </w:r>
+    </w:p>
+    <w:p>
+      <w:pPr>
+        <w:numPr>
+          <w:ilvl w:val="0"/>
+          <w:numId w:val="0"/>
+        </w:numPr>
+        <w:bidi w:val="0"/>
+        <w:spacing w:line="240" w:lineRule="auto"/>
+        <w:ind w:left="420" w:leftChars="0"/>
+        <w:rPr>
+          <w:rFonts w:hint="default"/>
+          <w:lang w:val="en-US"/>
+        </w:rPr>
+      </w:pPr>
+    </w:p>
+    <w:p>
+      <w:pPr>
+        <w:numPr>
+          <w:ilvl w:val="1"/>
+          <w:numId w:val="6"/>
+        </w:numPr>
+        <w:bidi w:val="0"/>
+        <w:spacing w:line="240" w:lineRule="auto"/>
+        <w:ind w:left="840" w:leftChars="0" w:hanging="420" w:firstLineChars="0"/>
+        <w:rPr>
+          <w:rFonts w:hint="default"/>
+          <w:lang w:val="en-US"/>
+        </w:rPr>
+      </w:pPr>
+      <w:r>
+        <w:rPr>
+          <w:rFonts w:hint="default"/>
+          <w:lang w:val="en-US"/>
+        </w:rPr>
+        <w:t>Order: Represents a logistics delivery request. Stores pickup and delivery addresses, weight parameters, and status flags. It contains core business methods like calculatePricing() and cancelOrder().</w:t>
+      </w:r>
+    </w:p>
+    <w:p>
+      <w:pPr>
+        <w:numPr>
+          <w:ilvl w:val="1"/>
+          <w:numId w:val="6"/>
+        </w:numPr>
+        <w:bidi w:val="0"/>
+        <w:spacing w:line="240" w:lineRule="auto"/>
+        <w:ind w:left="840" w:leftChars="0" w:hanging="420" w:firstLineChars="0"/>
+        <w:rPr>
+          <w:rFonts w:hint="default"/>
+          <w:lang w:val="en-US"/>
+        </w:rPr>
+      </w:pPr>
+      <w:r>
+        <w:rPr>
+          <w:rFonts w:hint="default"/>
+          <w:lang w:val="en-US"/>
+        </w:rPr>
+        <w:t>CargoItem: Represents individual physical packages bundled inside an Order (Composition relationship). Holds specifications such as weight, volume, and fragility flags (isFragile).</w:t>
+      </w:r>
+    </w:p>
+    <w:p>
+      <w:pPr>
+        <w:bidi w:val="0"/>
+        <w:spacing w:line="240" w:lineRule="auto"/>
+        <w:rPr>
+          <w:rFonts w:hint="default"/>
+          <w:lang w:val="en-US"/>
+        </w:rPr>
+      </w:pPr>
+    </w:p>
+    <w:p>
+      <w:pPr>
+        <w:numPr>
+          <w:ilvl w:val="0"/>
+          <w:numId w:val="7"/>
+        </w:numPr>
+        <w:bidi w:val="0"/>
+        <w:spacing w:line="240" w:lineRule="auto"/>
+        <w:ind w:left="420" w:leftChars="0" w:hanging="420" w:firstLineChars="0"/>
+        <w:rPr>
+          <w:rFonts w:hint="default"/>
+          <w:lang w:val="en-US"/>
+        </w:rPr>
+      </w:pPr>
+      <w:r>
+        <w:rPr>
+          <w:rFonts w:hint="default"/>
+          <w:lang w:val="en-US"/>
+        </w:rPr>
+        <w:t>Billing &amp; Notifications:</w:t>
+      </w:r>
+    </w:p>
+    <w:p>
+      <w:pPr>
+        <w:numPr>
+          <w:ilvl w:val="0"/>
+          <w:numId w:val="0"/>
+        </w:numPr>
+        <w:bidi w:val="0"/>
+        <w:spacing w:line="240" w:lineRule="auto"/>
+        <w:ind w:leftChars="0"/>
+        <w:rPr>
+          <w:rFonts w:hint="default"/>
+          <w:lang w:val="en-US"/>
+        </w:rPr>
+      </w:pPr>
+    </w:p>
+    <w:p>
+      <w:pPr>
+        <w:numPr>
+          <w:ilvl w:val="1"/>
+          <w:numId w:val="7"/>
+        </w:numPr>
+        <w:bidi w:val="0"/>
+        <w:spacing w:line="240" w:lineRule="auto"/>
+        <w:ind w:left="840" w:leftChars="0" w:hanging="420" w:firstLineChars="0"/>
+        <w:rPr>
+          <w:rFonts w:hint="default"/>
+          <w:lang w:val="en-US"/>
+        </w:rPr>
+      </w:pPr>
+      <w:r>
+        <w:rPr>
+          <w:rFonts w:hint="default"/>
+          <w:lang w:val="en-US"/>
+        </w:rPr>
+        <w:t>Invoice: Automatically generated upon order finalization. Records billing details (amount, issueDate, paymentStatus) and manages payment updates via markAsPaid().</w:t>
+      </w:r>
+    </w:p>
+    <w:p>
+      <w:pPr>
+        <w:numPr>
+          <w:ilvl w:val="0"/>
+          <w:numId w:val="0"/>
+        </w:numPr>
+        <w:bidi w:val="0"/>
+        <w:spacing w:line="240" w:lineRule="auto"/>
+        <w:ind w:left="420" w:leftChars="0"/>
+        <w:rPr>
+          <w:rFonts w:hint="default"/>
+          <w:lang w:val="en-US"/>
+        </w:rPr>
+      </w:pPr>
+    </w:p>
+    <w:p>
+      <w:pPr>
+        <w:numPr>
+          <w:ilvl w:val="1"/>
+          <w:numId w:val="7"/>
+        </w:numPr>
+        <w:bidi w:val="0"/>
+        <w:spacing w:line="240" w:lineRule="auto"/>
+        <w:ind w:left="840" w:leftChars="0" w:hanging="420" w:firstLineChars="0"/>
+        <w:rPr>
+          <w:rFonts w:hint="default"/>
+          <w:lang w:val="en-US"/>
+        </w:rPr>
+      </w:pPr>
+      <w:r>
+        <w:rPr>
+          <w:rFonts w:hint="default"/>
+          <w:lang w:val="en-US"/>
+        </w:rPr>
+        <w:t>Notification Hierarchy: An abstract class defining message dispatching (dispatch()). Subclasses SMSNotification and EmailNotification implement specific delivery channels to notify customers about order progress and invoice updates.</w:t>
+      </w:r>
+    </w:p>
+    <w:p>
+      <w:pPr>
+        <w:numPr>
+          <w:ilvl w:val="0"/>
+          <w:numId w:val="0"/>
+        </w:numPr>
+        <w:bidi w:val="0"/>
+        <w:spacing w:line="240" w:lineRule="auto"/>
+        <w:ind w:left="420" w:leftChars="0"/>
+        <w:jc w:val="center"/>
+        <w:rPr>
+          <w:rFonts w:hint="default"/>
+          <w:lang w:val="en-US"/>
+        </w:rPr>
+      </w:pPr>
+      <w:r>
+        <w:rPr>
+          <w:rFonts w:ascii="SimSun" w:hAnsi="SimSun" w:eastAsia="SimSun" w:cs="SimSun"/>
+          <w:sz w:val="24"/>
+          <w:szCs w:val="24"/>
+        </w:rPr>
+        <w:drawing>
+          <wp:inline distT="0" distB="0" distL="114300" distR="114300">
+            <wp:extent cx="4439285" cy="5501640"/>
+            <wp:effectExtent l="0" t="0" r="10795" b="0"/>
+            <wp:docPr id="7" name="Picture 3" descr="IMG_256"/>
+            <wp:cNvGraphicFramePr>
+              <a:graphicFrameLocks xmlns:a="http://schemas.openxmlformats.org/drawingml/2006/main" noChangeAspect="1"/>
+            </wp:cNvGraphicFramePr>
+            <a:graphic xmlns:a="http://schemas.openxmlformats.org/drawingml/2006/main">
+              <a:graphicData uri="http://schemas.openxmlformats.org/drawingml/2006/picture">
+                <pic:pic xmlns:pic="http://schemas.openxmlformats.org/drawingml/2006/picture">
+                  <pic:nvPicPr>
+                    <pic:cNvPr id="7" name="Picture 3" descr="IMG_256"/>
+                    <pic:cNvPicPr>
+                      <a:picLocks noChangeAspect="1"/>
+                    </pic:cNvPicPr>
+                  </pic:nvPicPr>
+                  <pic:blipFill>
+                    <a:blip r:embed="rId10"/>
+                    <a:stretch>
+                      <a:fillRect/>
+                    </a:stretch>
+                  </pic:blipFill>
+                  <pic:spPr>
+                    <a:xfrm>
+                      <a:off x="0" y="0"/>
+                      <a:ext cx="4439285" cy="5501640"/>
+                    </a:xfrm>
+                    <a:prstGeom prst="rect">
+                      <a:avLst/>
+                    </a:prstGeom>
+                    <a:noFill/>
+                    <a:ln w="9525">
+                      <a:noFill/>
+                    </a:ln>
+                  </pic:spPr>
+                </pic:pic>
+              </a:graphicData>
+            </a:graphic>
+          </wp:inline>
+        </w:drawing>
+      </w:r>
+    </w:p>
+    <w:p>
+      <w:pPr>
+        <w:bidi w:val="0"/>
+        <w:spacing w:line="240" w:lineRule="auto"/>
+        <w:jc w:val="center"/>
+        <w:rPr>
+          <w:rFonts w:hint="default"/>
+          <w:b/>
+          <w:bCs/>
           <w:i/>
           <w:iCs/>
-          <w:sz w:val="21"/>
-          <w:szCs w:val="21"/>
-          <w:lang w:val="en-US"/>
-        </w:rPr>
-        <w:br w:type="textWrapping"/>
-      </w:r>
-      <w:r>
-        <w:rPr>
-          <w:rFonts w:hint="default"/>
+          <w:sz w:val="22"/>
+          <w:szCs w:val="22"/>
+          <w:lang w:val="en-US"/>
+        </w:rPr>
+      </w:pPr>
+    </w:p>
+    <w:p>
+      <w:pPr>
+        <w:bidi w:val="0"/>
+        <w:spacing w:line="240" w:lineRule="auto"/>
+        <w:jc w:val="center"/>
+        <w:rPr>
+          <w:rFonts w:hint="default"/>
+          <w:b w:val="0"/>
+          <w:bCs w:val="0"/>
           <w:i/>
           <w:iCs/>
-          <w:sz w:val="21"/>
-          <w:szCs w:val="21"/>
-          <w:lang w:val="en-US"/>
-        </w:rPr>
-        <w:br w:type="textWrapping"/>
-      </w:r>
-      <w:r>
-        <w:rPr>
-          <w:rFonts w:hint="default"/>
+          <w:sz w:val="22"/>
+          <w:szCs w:val="22"/>
+          <w:lang w:val="en-US"/>
+        </w:rPr>
+      </w:pPr>
+      <w:r>
+        <w:rPr>
+          <w:rFonts w:hint="default"/>
+          <w:b/>
+          <w:bCs/>
           <w:i/>
           <w:iCs/>
-          <w:sz w:val="21"/>
-          <w:szCs w:val="21"/>
-          <w:lang w:val="en-US"/>
-        </w:rPr>
-        <w:br w:type="textWrapping"/>
-      </w:r>
-      <w:r>
-        <w:rPr>
-          <w:rFonts w:hint="default"/>
+          <w:sz w:val="22"/>
+          <w:szCs w:val="22"/>
+          <w:lang w:val="en-US"/>
+        </w:rPr>
+        <w:t>Figure 1.2.3:</w:t>
+      </w:r>
+      <w:r>
+        <w:rPr>
+          <w:rFonts w:hint="default"/>
+          <w:b w:val="0"/>
+          <w:bCs w:val="0"/>
           <w:i/>
           <w:iCs/>
-          <w:sz w:val="21"/>
-          <w:szCs w:val="21"/>
-          <w:lang w:val="en-US"/>
-        </w:rPr>
-        <w:br w:type="textWrapping"/>
-      </w:r>
-      <w:r>
-        <w:rPr>
-          <w:rFonts w:hint="default"/>
+          <w:sz w:val="22"/>
+          <w:szCs w:val="22"/>
+          <w:lang w:val="en-US"/>
+        </w:rPr>
+        <w:t xml:space="preserve"> Staff Subsystem Class Diagram</w:t>
+      </w:r>
+    </w:p>
+    <w:p>
+      <w:pPr>
+        <w:bidi w:val="0"/>
+        <w:spacing w:line="240" w:lineRule="auto"/>
+        <w:jc w:val="center"/>
+        <w:rPr>
+          <w:rFonts w:hint="default"/>
+          <w:b w:val="0"/>
+          <w:bCs w:val="0"/>
           <w:i/>
           <w:iCs/>
-          <w:sz w:val="21"/>
-          <w:szCs w:val="21"/>
-          <w:lang w:val="en-US"/>
-        </w:rPr>
-        <w:br w:type="textWrapping"/>
-      </w:r>
-      <w:r>
-        <w:rPr>
-          <w:rFonts w:hint="default"/>
+          <w:sz w:val="22"/>
+          <w:szCs w:val="22"/>
+          <w:lang w:val="en-US"/>
+        </w:rPr>
+      </w:pPr>
+    </w:p>
+    <w:p>
+      <w:pPr>
+        <w:bidi w:val="0"/>
+        <w:spacing w:line="240" w:lineRule="auto"/>
+        <w:jc w:val="center"/>
+        <w:rPr>
+          <w:rFonts w:hint="default"/>
+          <w:b w:val="0"/>
+          <w:bCs w:val="0"/>
           <w:i/>
           <w:iCs/>
-          <w:sz w:val="21"/>
-          <w:szCs w:val="21"/>
-          <w:lang w:val="en-US"/>
-        </w:rPr>
-        <w:br w:type="textWrapping"/>
-      </w:r>
-      <w:bookmarkStart w:id="0" w:name="_GoBack"/>
-      <w:bookmarkEnd w:id="0"/>
-      <w:r>
-        <w:rPr>
-          <w:rFonts w:hint="default"/>
+          <w:sz w:val="22"/>
+          <w:szCs w:val="22"/>
+          <w:lang w:val="en-US"/>
+        </w:rPr>
+      </w:pPr>
+    </w:p>
+    <w:p>
+      <w:pPr>
+        <w:bidi w:val="0"/>
+        <w:spacing w:line="240" w:lineRule="auto"/>
+        <w:jc w:val="center"/>
+        <w:rPr>
+          <w:rFonts w:hint="default"/>
+          <w:b w:val="0"/>
+          <w:bCs w:val="0"/>
           <w:i/>
           <w:iCs/>
-          <w:sz w:val="21"/>
-          <w:szCs w:val="21"/>
+          <w:sz w:val="22"/>
+          <w:szCs w:val="22"/>
+          <w:lang w:val="en-US"/>
+        </w:rPr>
+      </w:pPr>
+    </w:p>
+    <w:p>
+      <w:pPr>
+        <w:pStyle w:val="14"/>
+        <w:tabs>
+          <w:tab w:val="right" w:leader="dot" w:pos="8306"/>
+        </w:tabs>
+        <w:spacing w:line="360" w:lineRule="auto"/>
+        <w:ind w:left="0" w:leftChars="0" w:firstLine="0" w:firstLineChars="0"/>
+        <w:outlineLvl w:val="1"/>
+        <w:rPr>
+          <w:rFonts w:hint="default" w:cs="Times New Roman"/>
+          <w:sz w:val="28"/>
+          <w:szCs w:val="28"/>
+          <w:lang w:val="en-US"/>
+        </w:rPr>
+      </w:pPr>
+      <w:r>
+        <w:rPr>
+          <w:rFonts w:hint="default"/>
+          <w:sz w:val="28"/>
+          <w:szCs w:val="28"/>
+          <w:lang w:val="en-US"/>
+        </w:rPr>
+        <w:t>1</w:t>
+      </w:r>
+      <w:r>
+        <w:rPr>
+          <w:rFonts w:hint="default" w:ascii="Times New Roman" w:hAnsi="Times New Roman" w:cs="Times New Roman"/>
+          <w:sz w:val="28"/>
+          <w:szCs w:val="28"/>
+          <w:lang w:val="en-US"/>
+        </w:rPr>
+        <w:t>.</w:t>
+      </w:r>
+      <w:r>
+        <w:rPr>
+          <w:rFonts w:hint="default" w:cs="Times New Roman"/>
+          <w:sz w:val="28"/>
+          <w:szCs w:val="28"/>
+          <w:lang w:val="en-US"/>
+        </w:rPr>
+        <w:t>2.4</w:t>
+      </w:r>
+      <w:r>
+        <w:rPr>
+          <w:rFonts w:hint="default" w:ascii="Times New Roman" w:hAnsi="Times New Roman" w:cs="Times New Roman"/>
+          <w:sz w:val="28"/>
+          <w:szCs w:val="28"/>
+          <w:lang w:val="en-US"/>
+        </w:rPr>
+        <w:t xml:space="preserve"> </w:t>
+      </w:r>
+      <w:r>
+        <w:rPr>
+          <w:rFonts w:hint="default" w:cs="Times New Roman"/>
+          <w:sz w:val="28"/>
+          <w:szCs w:val="28"/>
+          <w:lang w:val="en-US"/>
+        </w:rPr>
+        <w:t>Design Changes and Rationale</w:t>
+      </w:r>
+    </w:p>
+    <w:p>
+      <w:pPr>
+        <w:bidi w:val="0"/>
+        <w:rPr>
+          <w:rFonts w:hint="default"/>
+          <w:lang w:val="en-US"/>
+        </w:rPr>
+      </w:pPr>
+      <w:r>
+        <w:rPr>
+          <w:rFonts w:hint="default"/>
+          <w:lang w:val="en-US"/>
+        </w:rPr>
+        <w:t>This section outlines the key architectural revisions introduced between the preliminary design (Assignment 2) and the current refined architecture (Assignment 3), along with the technical rationales behind these changes.</w:t>
+      </w:r>
+      <w:r>
+        <w:rPr>
+          <w:rFonts w:hint="default"/>
           <w:lang w:val="en-US"/>
         </w:rPr>
         <w:br w:type="textWrapping"/>
       </w:r>
-      <w:r>
-        <w:rPr>
-          <w:rFonts w:hint="default"/>
-          <w:i/>
-          <w:iCs/>
-          <w:sz w:val="21"/>
-          <w:szCs w:val="21"/>
-          <w:lang w:val="en-US"/>
-        </w:rPr>
-        <w:br w:type="textWrapping"/>
-      </w:r>
-      <w:r>
-        <w:rPr>
-          <w:rFonts w:hint="default"/>
-          <w:i/>
-          <w:iCs/>
-          <w:sz w:val="21"/>
-          <w:szCs w:val="21"/>
-          <w:lang w:val="en-US"/>
-        </w:rPr>
-        <w:br w:type="textWrapping"/>
-      </w:r>
-      <w:r>
-        <w:rPr>
-          <w:rFonts w:hint="default"/>
-          <w:i/>
-          <w:iCs/>
-          <w:sz w:val="21"/>
-          <w:szCs w:val="21"/>
-          <w:lang w:val="en-US"/>
-        </w:rPr>
-        <w:br w:type="textWrapping"/>
-      </w:r>
-      <w:r>
-        <w:rPr>
-          <w:rFonts w:hint="default"/>
-          <w:i/>
-          <w:iCs/>
-          <w:sz w:val="21"/>
-          <w:szCs w:val="21"/>
-          <w:lang w:val="en-US"/>
-        </w:rPr>
-        <w:br w:type="textWrapping"/>
-      </w:r>
-      <w:r>
-        <w:rPr>
-          <w:rFonts w:hint="default"/>
-          <w:i/>
-          <w:iCs/>
-          <w:sz w:val="21"/>
-          <w:szCs w:val="21"/>
-          <w:lang w:val="en-US"/>
-        </w:rPr>
-        <w:br w:type="textWrapping"/>
-      </w:r>
-      <w:r>
-        <w:rPr>
-          <w:rFonts w:hint="default"/>
-          <w:i/>
-          <w:iCs/>
-          <w:sz w:val="21"/>
-          <w:szCs w:val="21"/>
-          <w:lang w:val="en-US"/>
-        </w:rPr>
-        <w:br w:type="textWrapping"/>
-      </w:r>
-      <w:r>
-        <w:rPr>
-          <w:rFonts w:hint="default"/>
-          <w:i/>
-          <w:iCs/>
-          <w:sz w:val="21"/>
-          <w:szCs w:val="21"/>
-          <w:lang w:val="en-US"/>
-        </w:rPr>
-        <w:br w:type="textWrapping"/>
-      </w:r>
-      <w:r>
-        <w:rPr>
-          <w:rFonts w:hint="default"/>
-          <w:i/>
-          <w:iCs/>
-          <w:sz w:val="21"/>
-          <w:szCs w:val="21"/>
-          <w:lang w:val="en-US"/>
-        </w:rPr>
-        <w:br w:type="textWrapping"/>
-      </w:r>
-      <w:r>
-        <w:rPr>
-          <w:rFonts w:hint="default"/>
-          <w:i/>
-          <w:iCs/>
-          <w:sz w:val="21"/>
-          <w:szCs w:val="21"/>
-          <w:lang w:val="en-US"/>
-        </w:rPr>
-        <w:br w:type="textWrapping"/>
-      </w:r>
-      <w:r>
-        <w:rPr>
-          <w:rFonts w:hint="default"/>
-          <w:i/>
-          <w:iCs/>
-          <w:sz w:val="21"/>
-          <w:szCs w:val="21"/>
-          <w:lang w:val="en-US"/>
-        </w:rPr>
-        <w:br w:type="textWrapping"/>
-      </w:r>
-      <w:r>
-        <w:rPr>
-          <w:rFonts w:hint="default"/>
-          <w:i/>
-          <w:iCs/>
-          <w:sz w:val="21"/>
-          <w:szCs w:val="21"/>
-          <w:lang w:val="en-US"/>
-        </w:rPr>
-        <w:br w:type="textWrapping"/>
-      </w:r>
-      <w:r>
-        <w:rPr>
-          <w:rFonts w:hint="default"/>
-          <w:i/>
-          <w:iCs/>
-          <w:sz w:val="21"/>
-          <w:szCs w:val="21"/>
-          <w:lang w:val="en-US"/>
-        </w:rPr>
-        <w:br w:type="textWrapping"/>
-      </w:r>
-      <w:r>
-        <w:rPr>
-          <w:rFonts w:hint="default"/>
-          <w:i/>
-          <w:iCs/>
-          <w:sz w:val="21"/>
-          <w:szCs w:val="21"/>
-          <w:lang w:val="en-US"/>
-        </w:rPr>
-        <w:t>Figure 1: Updated Overall Class Diagram</w:t>
+    </w:p>
+    <w:p>
+      <w:pPr>
+        <w:bidi w:val="0"/>
+        <w:spacing w:line="360" w:lineRule="auto"/>
+        <w:rPr>
+          <w:b/>
+          <w:bCs/>
+          <w:sz w:val="26"/>
+          <w:szCs w:val="26"/>
+        </w:rPr>
+      </w:pPr>
+      <w:r>
+        <w:rPr>
+          <w:b/>
+          <w:bCs/>
+          <w:sz w:val="26"/>
+          <w:szCs w:val="26"/>
+        </w:rPr>
+        <w:t>Structural Improvements &amp; Refinement Rationale</w:t>
+      </w:r>
+    </w:p>
+    <w:tbl>
+      <w:tblPr>
+        <w:tblStyle w:val="13"/>
+        <w:tblW w:w="0" w:type="auto"/>
+        <w:tblInd w:w="0" w:type="dxa"/>
+        <w:tblBorders>
+          <w:top w:val="single" w:color="auto" w:sz="4" w:space="0"/>
+          <w:left w:val="single" w:color="auto" w:sz="4" w:space="0"/>
+          <w:bottom w:val="single" w:color="auto" w:sz="4" w:space="0"/>
+          <w:right w:val="single" w:color="auto" w:sz="4" w:space="0"/>
+          <w:insideH w:val="single" w:color="auto" w:sz="4" w:space="0"/>
+          <w:insideV w:val="single" w:color="auto" w:sz="4" w:space="0"/>
+        </w:tblBorders>
+        <w:tblLayout w:type="autofit"/>
+        <w:tblCellMar>
+          <w:top w:w="0" w:type="dxa"/>
+          <w:left w:w="108" w:type="dxa"/>
+          <w:bottom w:w="0" w:type="dxa"/>
+          <w:right w:w="108" w:type="dxa"/>
+        </w:tblCellMar>
+      </w:tblPr>
+      <w:tblGrid>
+        <w:gridCol w:w="2534"/>
+        <w:gridCol w:w="2844"/>
+        <w:gridCol w:w="3144"/>
+      </w:tblGrid>
+      <w:tr>
+        <w:tblPrEx>
+          <w:tblBorders>
+            <w:top w:val="single" w:color="auto" w:sz="4" w:space="0"/>
+            <w:left w:val="single" w:color="auto" w:sz="4" w:space="0"/>
+            <w:bottom w:val="single" w:color="auto" w:sz="4" w:space="0"/>
+            <w:right w:val="single" w:color="auto" w:sz="4" w:space="0"/>
+            <w:insideH w:val="single" w:color="auto" w:sz="4" w:space="0"/>
+            <w:insideV w:val="single" w:color="auto" w:sz="4" w:space="0"/>
+          </w:tblBorders>
+          <w:tblCellMar>
+            <w:top w:w="0" w:type="dxa"/>
+            <w:left w:w="108" w:type="dxa"/>
+            <w:bottom w:w="0" w:type="dxa"/>
+            <w:right w:w="108" w:type="dxa"/>
+          </w:tblCellMar>
+        </w:tblPrEx>
+        <w:trPr>
+          <w:trHeight w:val="1001" w:hRule="atLeast"/>
+        </w:trPr>
+        <w:tc>
+          <w:tcPr>
+            <w:tcW w:w="2534" w:type="dxa"/>
+            <w:vAlign w:val="center"/>
+          </w:tcPr>
+          <w:p>
+            <w:pPr>
+              <w:keepNext w:val="0"/>
+              <w:keepLines w:val="0"/>
+              <w:widowControl/>
+              <w:suppressLineNumbers w:val="0"/>
+              <w:spacing w:before="0" w:beforeAutospacing="0" w:line="14" w:lineRule="atLeast"/>
+              <w:jc w:val="left"/>
+              <w:rPr>
+                <w:rFonts w:hint="default" w:ascii="Times New Roman" w:hAnsi="Times New Roman" w:cs="Times New Roman"/>
+                <w:sz w:val="24"/>
+                <w:szCs w:val="24"/>
+                <w:vertAlign w:val="baseline"/>
+                <w:lang w:val="en-US"/>
+              </w:rPr>
+            </w:pPr>
+            <w:r>
+              <w:rPr>
+                <w:rStyle w:val="12"/>
+                <w:rFonts w:hint="default" w:ascii="Times New Roman" w:hAnsi="Times New Roman" w:eastAsia="sans-serif" w:cs="Times New Roman"/>
+                <w:kern w:val="0"/>
+                <w:sz w:val="24"/>
+                <w:szCs w:val="24"/>
+                <w:lang w:val="en-US" w:eastAsia="zh-CN" w:bidi="ar"/>
+              </w:rPr>
+              <w:t>Preliminary Design Issue (Assignment 2)</w:t>
+            </w:r>
+          </w:p>
+        </w:tc>
+        <w:tc>
+          <w:tcPr>
+            <w:tcW w:w="2844" w:type="dxa"/>
+            <w:vAlign w:val="center"/>
+          </w:tcPr>
+          <w:p>
+            <w:pPr>
+              <w:keepNext w:val="0"/>
+              <w:keepLines w:val="0"/>
+              <w:widowControl/>
+              <w:suppressLineNumbers w:val="0"/>
+              <w:spacing w:before="0" w:beforeAutospacing="0" w:line="14" w:lineRule="atLeast"/>
+              <w:jc w:val="left"/>
+              <w:rPr>
+                <w:rFonts w:hint="default" w:ascii="Times New Roman" w:hAnsi="Times New Roman" w:cs="Times New Roman"/>
+                <w:sz w:val="24"/>
+                <w:szCs w:val="24"/>
+                <w:vertAlign w:val="baseline"/>
+                <w:lang w:val="en-US"/>
+              </w:rPr>
+            </w:pPr>
+            <w:r>
+              <w:rPr>
+                <w:rStyle w:val="12"/>
+                <w:rFonts w:hint="default" w:ascii="Times New Roman" w:hAnsi="Times New Roman" w:eastAsia="sans-serif" w:cs="Times New Roman"/>
+                <w:kern w:val="0"/>
+                <w:sz w:val="24"/>
+                <w:szCs w:val="24"/>
+                <w:lang w:val="en-US" w:eastAsia="zh-CN" w:bidi="ar"/>
+              </w:rPr>
+              <w:t>Refined Architectural Solution (Assignment 3)</w:t>
+            </w:r>
+          </w:p>
+        </w:tc>
+        <w:tc>
+          <w:tcPr>
+            <w:tcW w:w="3144" w:type="dxa"/>
+            <w:vAlign w:val="center"/>
+          </w:tcPr>
+          <w:p>
+            <w:pPr>
+              <w:keepNext w:val="0"/>
+              <w:keepLines w:val="0"/>
+              <w:widowControl/>
+              <w:suppressLineNumbers w:val="0"/>
+              <w:spacing w:before="0" w:beforeAutospacing="0" w:line="14" w:lineRule="atLeast"/>
+              <w:jc w:val="left"/>
+              <w:rPr>
+                <w:rFonts w:hint="default" w:ascii="Times New Roman" w:hAnsi="Times New Roman" w:cs="Times New Roman"/>
+                <w:sz w:val="24"/>
+                <w:szCs w:val="24"/>
+                <w:vertAlign w:val="baseline"/>
+                <w:lang w:val="en-US"/>
+              </w:rPr>
+            </w:pPr>
+            <w:r>
+              <w:rPr>
+                <w:rStyle w:val="12"/>
+                <w:rFonts w:hint="default" w:ascii="Times New Roman" w:hAnsi="Times New Roman" w:eastAsia="sans-serif" w:cs="Times New Roman"/>
+                <w:kern w:val="0"/>
+                <w:sz w:val="24"/>
+                <w:szCs w:val="24"/>
+                <w:lang w:val="en-US" w:eastAsia="zh-CN" w:bidi="ar"/>
+              </w:rPr>
+              <w:t>Technical Rationale &amp; Architectural Principle</w:t>
+            </w:r>
+          </w:p>
+        </w:tc>
+      </w:tr>
+      <w:tr>
+        <w:tblPrEx>
+          <w:tblBorders>
+            <w:top w:val="single" w:color="auto" w:sz="4" w:space="0"/>
+            <w:left w:val="single" w:color="auto" w:sz="4" w:space="0"/>
+            <w:bottom w:val="single" w:color="auto" w:sz="4" w:space="0"/>
+            <w:right w:val="single" w:color="auto" w:sz="4" w:space="0"/>
+            <w:insideH w:val="single" w:color="auto" w:sz="4" w:space="0"/>
+            <w:insideV w:val="single" w:color="auto" w:sz="4" w:space="0"/>
+          </w:tblBorders>
+          <w:tblCellMar>
+            <w:top w:w="0" w:type="dxa"/>
+            <w:left w:w="108" w:type="dxa"/>
+            <w:bottom w:w="0" w:type="dxa"/>
+            <w:right w:w="108" w:type="dxa"/>
+          </w:tblCellMar>
+        </w:tblPrEx>
+        <w:tc>
+          <w:tcPr>
+            <w:tcW w:w="2534" w:type="dxa"/>
+            <w:vAlign w:val="center"/>
+          </w:tcPr>
+          <w:p>
+            <w:pPr>
+              <w:pStyle w:val="11"/>
+              <w:keepNext w:val="0"/>
+              <w:keepLines w:val="0"/>
+              <w:widowControl/>
+              <w:suppressLineNumbers w:val="0"/>
+              <w:spacing w:before="0" w:beforeAutospacing="0" w:after="0" w:afterAutospacing="0" w:line="14" w:lineRule="atLeast"/>
+              <w:rPr>
+                <w:rFonts w:hint="default" w:ascii="Times New Roman" w:hAnsi="Times New Roman" w:eastAsia="sans-serif" w:cs="Times New Roman"/>
+                <w:sz w:val="24"/>
+                <w:szCs w:val="24"/>
+              </w:rPr>
+            </w:pPr>
+            <w:r>
+              <w:rPr>
+                <w:rFonts w:hint="default" w:ascii="Times New Roman" w:hAnsi="Times New Roman" w:eastAsia="sans-serif" w:cs="Times New Roman"/>
+                <w:b/>
+                <w:bCs/>
+                <w:sz w:val="24"/>
+                <w:szCs w:val="24"/>
+              </w:rPr>
+              <w:t>Monolithic Class Aggregation (High Coupling)</w:t>
+            </w:r>
+          </w:p>
+          <w:p>
+            <w:pPr>
+              <w:keepNext w:val="0"/>
+              <w:keepLines w:val="0"/>
+              <w:widowControl/>
+              <w:suppressLineNumbers w:val="0"/>
+              <w:spacing w:before="0" w:beforeAutospacing="0" w:line="14" w:lineRule="atLeast"/>
+              <w:jc w:val="left"/>
+              <w:rPr>
+                <w:rFonts w:hint="default" w:ascii="Times New Roman" w:hAnsi="Times New Roman" w:eastAsia="sans-serif" w:cs="Times New Roman"/>
+                <w:sz w:val="24"/>
+                <w:szCs w:val="24"/>
+              </w:rPr>
+            </w:pPr>
+          </w:p>
+          <w:p>
+            <w:pPr>
+              <w:pStyle w:val="11"/>
+              <w:keepNext w:val="0"/>
+              <w:keepLines w:val="0"/>
+              <w:widowControl/>
+              <w:suppressLineNumbers w:val="0"/>
+              <w:spacing w:before="0" w:beforeAutospacing="0" w:after="0" w:afterAutospacing="0" w:line="14" w:lineRule="atLeast"/>
+              <w:ind w:left="0" w:leftChars="0" w:right="0" w:rightChars="0"/>
+              <w:rPr>
+                <w:rFonts w:hint="default" w:ascii="Times New Roman" w:hAnsi="Times New Roman" w:cs="Times New Roman"/>
+                <w:sz w:val="24"/>
+                <w:szCs w:val="24"/>
+                <w:vertAlign w:val="baseline"/>
+                <w:lang w:val="en-US"/>
+              </w:rPr>
+            </w:pPr>
+            <w:r>
+              <w:rPr>
+                <w:rFonts w:hint="default" w:ascii="Times New Roman" w:hAnsi="Times New Roman" w:eastAsia="sans-serif" w:cs="Times New Roman"/>
+                <w:sz w:val="24"/>
+                <w:szCs w:val="24"/>
+              </w:rPr>
+              <w:t xml:space="preserve">Core entities like </w:t>
+            </w:r>
+            <w:r>
+              <w:rPr>
+                <w:rStyle w:val="10"/>
+                <w:rFonts w:hint="default" w:ascii="Times New Roman" w:hAnsi="Times New Roman" w:eastAsia="sans-serif" w:cs="Times New Roman"/>
+                <w:sz w:val="24"/>
+                <w:szCs w:val="24"/>
+              </w:rPr>
+              <w:t>Order</w:t>
+            </w:r>
+            <w:r>
+              <w:rPr>
+                <w:rFonts w:hint="default" w:ascii="Times New Roman" w:hAnsi="Times New Roman" w:eastAsia="sans-serif" w:cs="Times New Roman"/>
+                <w:sz w:val="24"/>
+                <w:szCs w:val="24"/>
+              </w:rPr>
+              <w:t xml:space="preserve">, </w:t>
+            </w:r>
+            <w:r>
+              <w:rPr>
+                <w:rStyle w:val="10"/>
+                <w:rFonts w:hint="default" w:ascii="Times New Roman" w:hAnsi="Times New Roman" w:eastAsia="sans-serif" w:cs="Times New Roman"/>
+                <w:sz w:val="24"/>
+                <w:szCs w:val="24"/>
+              </w:rPr>
+              <w:t>Vehicle</w:t>
+            </w:r>
+            <w:r>
+              <w:rPr>
+                <w:rFonts w:hint="default" w:ascii="Times New Roman" w:hAnsi="Times New Roman" w:eastAsia="sans-serif" w:cs="Times New Roman"/>
+                <w:sz w:val="24"/>
+                <w:szCs w:val="24"/>
+              </w:rPr>
+              <w:t xml:space="preserve">, and </w:t>
+            </w:r>
+            <w:r>
+              <w:rPr>
+                <w:rStyle w:val="10"/>
+                <w:rFonts w:hint="default" w:ascii="Times New Roman" w:hAnsi="Times New Roman" w:eastAsia="sans-serif" w:cs="Times New Roman"/>
+                <w:sz w:val="24"/>
+                <w:szCs w:val="24"/>
+              </w:rPr>
+              <w:t>User</w:t>
+            </w:r>
+            <w:r>
+              <w:rPr>
+                <w:rFonts w:hint="default" w:ascii="Times New Roman" w:hAnsi="Times New Roman" w:eastAsia="sans-serif" w:cs="Times New Roman"/>
+                <w:sz w:val="24"/>
+                <w:szCs w:val="24"/>
+              </w:rPr>
+              <w:t xml:space="preserve"> were tightly coupled in a single centralized diagram.</w:t>
+            </w:r>
+          </w:p>
+        </w:tc>
+        <w:tc>
+          <w:tcPr>
+            <w:tcW w:w="2844" w:type="dxa"/>
+            <w:vAlign w:val="center"/>
+          </w:tcPr>
+          <w:p>
+            <w:pPr>
+              <w:pStyle w:val="11"/>
+              <w:keepNext w:val="0"/>
+              <w:keepLines w:val="0"/>
+              <w:widowControl/>
+              <w:suppressLineNumbers w:val="0"/>
+              <w:spacing w:before="0" w:beforeAutospacing="0" w:after="0" w:afterAutospacing="0" w:line="14" w:lineRule="atLeast"/>
+              <w:rPr>
+                <w:rFonts w:hint="default" w:ascii="Times New Roman" w:hAnsi="Times New Roman" w:eastAsia="sans-serif" w:cs="Times New Roman"/>
+                <w:sz w:val="24"/>
+                <w:szCs w:val="24"/>
+              </w:rPr>
+            </w:pPr>
+            <w:r>
+              <w:rPr>
+                <w:rFonts w:hint="default" w:ascii="Times New Roman" w:hAnsi="Times New Roman" w:eastAsia="sans-serif" w:cs="Times New Roman"/>
+                <w:b/>
+                <w:bCs/>
+                <w:sz w:val="24"/>
+                <w:szCs w:val="24"/>
+              </w:rPr>
+              <w:t>Subsystem Decoupling (Separation of Concerns)</w:t>
+            </w:r>
+          </w:p>
+          <w:p>
+            <w:pPr>
+              <w:keepNext w:val="0"/>
+              <w:keepLines w:val="0"/>
+              <w:widowControl/>
+              <w:suppressLineNumbers w:val="0"/>
+              <w:spacing w:before="0" w:beforeAutospacing="0" w:line="14" w:lineRule="atLeast"/>
+              <w:jc w:val="left"/>
+              <w:rPr>
+                <w:rFonts w:hint="default" w:ascii="Times New Roman" w:hAnsi="Times New Roman" w:eastAsia="sans-serif" w:cs="Times New Roman"/>
+                <w:sz w:val="24"/>
+                <w:szCs w:val="24"/>
+              </w:rPr>
+            </w:pPr>
+          </w:p>
+          <w:p>
+            <w:pPr>
+              <w:pStyle w:val="11"/>
+              <w:keepNext w:val="0"/>
+              <w:keepLines w:val="0"/>
+              <w:widowControl/>
+              <w:suppressLineNumbers w:val="0"/>
+              <w:spacing w:before="0" w:beforeAutospacing="0" w:after="0" w:afterAutospacing="0" w:line="14" w:lineRule="atLeast"/>
+              <w:ind w:left="0" w:leftChars="0" w:right="0" w:rightChars="0"/>
+              <w:rPr>
+                <w:rFonts w:hint="default" w:ascii="Times New Roman" w:hAnsi="Times New Roman" w:cs="Times New Roman"/>
+                <w:sz w:val="24"/>
+                <w:szCs w:val="24"/>
+                <w:vertAlign w:val="baseline"/>
+                <w:lang w:val="en-US"/>
+              </w:rPr>
+            </w:pPr>
+            <w:r>
+              <w:rPr>
+                <w:rFonts w:hint="default" w:ascii="Times New Roman" w:hAnsi="Times New Roman" w:eastAsia="sans-serif" w:cs="Times New Roman"/>
+                <w:sz w:val="24"/>
+                <w:szCs w:val="24"/>
+              </w:rPr>
+              <w:t xml:space="preserve">Divided the overall system into distinct operational domain models: </w:t>
+            </w:r>
+            <w:r>
+              <w:rPr>
+                <w:rFonts w:hint="default" w:ascii="Times New Roman" w:hAnsi="Times New Roman" w:eastAsia="sans-serif" w:cs="Times New Roman"/>
+                <w:b/>
+                <w:bCs/>
+                <w:sz w:val="24"/>
+                <w:szCs w:val="24"/>
+              </w:rPr>
+              <w:t>Staff Subsystem</w:t>
+            </w:r>
+            <w:r>
+              <w:rPr>
+                <w:rFonts w:hint="default" w:ascii="Times New Roman" w:hAnsi="Times New Roman" w:eastAsia="sans-serif" w:cs="Times New Roman"/>
+                <w:sz w:val="24"/>
+                <w:szCs w:val="24"/>
+              </w:rPr>
+              <w:t xml:space="preserve"> and </w:t>
+            </w:r>
+            <w:r>
+              <w:rPr>
+                <w:rFonts w:hint="default" w:ascii="Times New Roman" w:hAnsi="Times New Roman" w:eastAsia="sans-serif" w:cs="Times New Roman"/>
+                <w:b/>
+                <w:bCs/>
+                <w:sz w:val="24"/>
+                <w:szCs w:val="24"/>
+              </w:rPr>
+              <w:t>Customer Subsystem</w:t>
+            </w:r>
+            <w:r>
+              <w:rPr>
+                <w:rFonts w:hint="default" w:ascii="Times New Roman" w:hAnsi="Times New Roman" w:eastAsia="sans-serif" w:cs="Times New Roman"/>
+                <w:sz w:val="24"/>
+                <w:szCs w:val="24"/>
+              </w:rPr>
+              <w:t>.</w:t>
+            </w:r>
+          </w:p>
+        </w:tc>
+        <w:tc>
+          <w:tcPr>
+            <w:tcW w:w="3144" w:type="dxa"/>
+            <w:vAlign w:val="center"/>
+          </w:tcPr>
+          <w:p>
+            <w:pPr>
+              <w:keepNext w:val="0"/>
+              <w:keepLines w:val="0"/>
+              <w:widowControl/>
+              <w:suppressLineNumbers w:val="0"/>
+              <w:spacing w:before="0" w:beforeAutospacing="0" w:line="14" w:lineRule="atLeast"/>
+              <w:jc w:val="left"/>
+              <w:rPr>
+                <w:rFonts w:hint="default" w:ascii="Times New Roman" w:hAnsi="Times New Roman" w:cs="Times New Roman"/>
+                <w:sz w:val="24"/>
+                <w:szCs w:val="24"/>
+                <w:vertAlign w:val="baseline"/>
+                <w:lang w:val="en-US"/>
+              </w:rPr>
+            </w:pPr>
+            <w:r>
+              <w:rPr>
+                <w:rFonts w:hint="default" w:ascii="Times New Roman" w:hAnsi="Times New Roman" w:eastAsia="sans-serif" w:cs="Times New Roman"/>
+                <w:b/>
+                <w:bCs/>
+                <w:kern w:val="0"/>
+                <w:sz w:val="24"/>
+                <w:szCs w:val="24"/>
+                <w:lang w:val="en-US" w:eastAsia="zh-CN" w:bidi="ar"/>
+              </w:rPr>
+              <w:t>Single Responsibility Principle (SRP):</w:t>
+            </w:r>
+            <w:r>
+              <w:rPr>
+                <w:rFonts w:hint="default" w:ascii="Times New Roman" w:hAnsi="Times New Roman" w:eastAsia="sans-serif" w:cs="Times New Roman"/>
+                <w:kern w:val="0"/>
+                <w:sz w:val="24"/>
+                <w:szCs w:val="24"/>
+                <w:lang w:val="en-US" w:eastAsia="zh-CN" w:bidi="ar"/>
+              </w:rPr>
+              <w:t xml:space="preserve"> Tightly coupled classes make maintenance difficult. Separating internal operation flows from customer interactions reduces system complexity, enhances scalability, and limits security vulnerability propagation across domain boundaries.</w:t>
+            </w:r>
+          </w:p>
+        </w:tc>
+      </w:tr>
+      <w:tr>
+        <w:tblPrEx>
+          <w:tblBorders>
+            <w:top w:val="single" w:color="auto" w:sz="4" w:space="0"/>
+            <w:left w:val="single" w:color="auto" w:sz="4" w:space="0"/>
+            <w:bottom w:val="single" w:color="auto" w:sz="4" w:space="0"/>
+            <w:right w:val="single" w:color="auto" w:sz="4" w:space="0"/>
+            <w:insideH w:val="single" w:color="auto" w:sz="4" w:space="0"/>
+            <w:insideV w:val="single" w:color="auto" w:sz="4" w:space="0"/>
+          </w:tblBorders>
+          <w:tblCellMar>
+            <w:top w:w="0" w:type="dxa"/>
+            <w:left w:w="108" w:type="dxa"/>
+            <w:bottom w:w="0" w:type="dxa"/>
+            <w:right w:w="108" w:type="dxa"/>
+          </w:tblCellMar>
+        </w:tblPrEx>
+        <w:tc>
+          <w:tcPr>
+            <w:tcW w:w="2534" w:type="dxa"/>
+            <w:vAlign w:val="center"/>
+          </w:tcPr>
+          <w:p>
+            <w:pPr>
+              <w:pStyle w:val="11"/>
+              <w:keepNext w:val="0"/>
+              <w:keepLines w:val="0"/>
+              <w:widowControl/>
+              <w:suppressLineNumbers w:val="0"/>
+              <w:spacing w:before="0" w:beforeAutospacing="0" w:after="0" w:afterAutospacing="0" w:line="14" w:lineRule="atLeast"/>
+              <w:rPr>
+                <w:rFonts w:hint="default" w:ascii="Times New Roman" w:hAnsi="Times New Roman" w:eastAsia="sans-serif" w:cs="Times New Roman"/>
+                <w:sz w:val="24"/>
+                <w:szCs w:val="24"/>
+              </w:rPr>
+            </w:pPr>
+            <w:r>
+              <w:rPr>
+                <w:rFonts w:hint="default" w:ascii="Times New Roman" w:hAnsi="Times New Roman" w:eastAsia="sans-serif" w:cs="Times New Roman"/>
+                <w:b/>
+                <w:bCs/>
+                <w:sz w:val="24"/>
+                <w:szCs w:val="24"/>
+              </w:rPr>
+              <w:t>Lack of Real-time Operational Monitoring</w:t>
+            </w:r>
+          </w:p>
+          <w:p>
+            <w:pPr>
+              <w:keepNext w:val="0"/>
+              <w:keepLines w:val="0"/>
+              <w:widowControl/>
+              <w:suppressLineNumbers w:val="0"/>
+              <w:spacing w:before="0" w:beforeAutospacing="0" w:line="14" w:lineRule="atLeast"/>
+              <w:jc w:val="left"/>
+              <w:rPr>
+                <w:rFonts w:hint="default" w:ascii="Times New Roman" w:hAnsi="Times New Roman" w:eastAsia="sans-serif" w:cs="Times New Roman"/>
+                <w:sz w:val="24"/>
+                <w:szCs w:val="24"/>
+              </w:rPr>
+            </w:pPr>
+          </w:p>
+          <w:p>
+            <w:pPr>
+              <w:pStyle w:val="11"/>
+              <w:keepNext w:val="0"/>
+              <w:keepLines w:val="0"/>
+              <w:widowControl/>
+              <w:suppressLineNumbers w:val="0"/>
+              <w:spacing w:before="0" w:beforeAutospacing="0" w:after="0" w:afterAutospacing="0" w:line="14" w:lineRule="atLeast"/>
+              <w:ind w:left="0" w:leftChars="0" w:right="0" w:rightChars="0"/>
+              <w:rPr>
+                <w:rFonts w:hint="default" w:ascii="Times New Roman" w:hAnsi="Times New Roman" w:cs="Times New Roman"/>
+                <w:sz w:val="24"/>
+                <w:szCs w:val="24"/>
+                <w:vertAlign w:val="baseline"/>
+                <w:lang w:val="en-US"/>
+              </w:rPr>
+            </w:pPr>
+            <w:r>
+              <w:rPr>
+                <w:rFonts w:hint="default" w:ascii="Times New Roman" w:hAnsi="Times New Roman" w:eastAsia="sans-serif" w:cs="Times New Roman"/>
+                <w:sz w:val="24"/>
+                <w:szCs w:val="24"/>
+              </w:rPr>
+              <w:t>Assignment 2 lacked dedicated entities for tracking vehicle telematics and automated alerting mechanisms.</w:t>
+            </w:r>
+          </w:p>
+        </w:tc>
+        <w:tc>
+          <w:tcPr>
+            <w:tcW w:w="2844" w:type="dxa"/>
+            <w:vAlign w:val="center"/>
+          </w:tcPr>
+          <w:p>
+            <w:pPr>
+              <w:pStyle w:val="11"/>
+              <w:keepNext w:val="0"/>
+              <w:keepLines w:val="0"/>
+              <w:widowControl/>
+              <w:suppressLineNumbers w:val="0"/>
+              <w:spacing w:before="0" w:beforeAutospacing="0" w:after="0" w:afterAutospacing="0" w:line="14" w:lineRule="atLeast"/>
+              <w:rPr>
+                <w:rFonts w:hint="default" w:ascii="Times New Roman" w:hAnsi="Times New Roman" w:eastAsia="sans-serif" w:cs="Times New Roman"/>
+                <w:sz w:val="24"/>
+                <w:szCs w:val="24"/>
+              </w:rPr>
+            </w:pPr>
+            <w:r>
+              <w:rPr>
+                <w:rFonts w:hint="default" w:ascii="Times New Roman" w:hAnsi="Times New Roman" w:eastAsia="sans-serif" w:cs="Times New Roman"/>
+                <w:b/>
+                <w:bCs/>
+                <w:sz w:val="24"/>
+                <w:szCs w:val="24"/>
+              </w:rPr>
+              <w:t>Introduction of Telematics Domain</w:t>
+            </w:r>
+          </w:p>
+          <w:p>
+            <w:pPr>
+              <w:keepNext w:val="0"/>
+              <w:keepLines w:val="0"/>
+              <w:widowControl/>
+              <w:suppressLineNumbers w:val="0"/>
+              <w:spacing w:before="0" w:beforeAutospacing="0" w:line="14" w:lineRule="atLeast"/>
+              <w:jc w:val="left"/>
+              <w:rPr>
+                <w:rFonts w:hint="default" w:ascii="Times New Roman" w:hAnsi="Times New Roman" w:eastAsia="sans-serif" w:cs="Times New Roman"/>
+                <w:sz w:val="24"/>
+                <w:szCs w:val="24"/>
+              </w:rPr>
+            </w:pPr>
+          </w:p>
+          <w:p>
+            <w:pPr>
+              <w:pStyle w:val="11"/>
+              <w:keepNext w:val="0"/>
+              <w:keepLines w:val="0"/>
+              <w:widowControl/>
+              <w:suppressLineNumbers w:val="0"/>
+              <w:spacing w:before="0" w:beforeAutospacing="0" w:after="0" w:afterAutospacing="0" w:line="14" w:lineRule="atLeast"/>
+              <w:ind w:left="0" w:leftChars="0" w:right="0" w:rightChars="0"/>
+              <w:rPr>
+                <w:rFonts w:hint="default" w:ascii="Times New Roman" w:hAnsi="Times New Roman" w:cs="Times New Roman"/>
+                <w:sz w:val="24"/>
+                <w:szCs w:val="24"/>
+                <w:vertAlign w:val="baseline"/>
+                <w:lang w:val="en-US"/>
+              </w:rPr>
+            </w:pPr>
+            <w:r>
+              <w:rPr>
+                <w:rFonts w:hint="default" w:ascii="Times New Roman" w:hAnsi="Times New Roman" w:eastAsia="sans-serif" w:cs="Times New Roman"/>
+                <w:sz w:val="24"/>
+                <w:szCs w:val="24"/>
+              </w:rPr>
+              <w:t xml:space="preserve">Added </w:t>
+            </w:r>
+            <w:r>
+              <w:rPr>
+                <w:rStyle w:val="10"/>
+                <w:rFonts w:hint="default" w:ascii="Times New Roman" w:hAnsi="Times New Roman" w:eastAsia="sans-serif" w:cs="Times New Roman"/>
+                <w:sz w:val="24"/>
+                <w:szCs w:val="24"/>
+              </w:rPr>
+              <w:t>TelemetryRecord</w:t>
+            </w:r>
+            <w:r>
+              <w:rPr>
+                <w:rFonts w:hint="default" w:ascii="Times New Roman" w:hAnsi="Times New Roman" w:eastAsia="sans-serif" w:cs="Times New Roman"/>
+                <w:sz w:val="24"/>
+                <w:szCs w:val="24"/>
+              </w:rPr>
+              <w:t xml:space="preserve"> and </w:t>
+            </w:r>
+            <w:r>
+              <w:rPr>
+                <w:rStyle w:val="10"/>
+                <w:rFonts w:hint="default" w:ascii="Times New Roman" w:hAnsi="Times New Roman" w:eastAsia="sans-serif" w:cs="Times New Roman"/>
+                <w:sz w:val="24"/>
+                <w:szCs w:val="24"/>
+              </w:rPr>
+              <w:t>AlertSystem</w:t>
+            </w:r>
+            <w:r>
+              <w:rPr>
+                <w:rFonts w:hint="default" w:ascii="Times New Roman" w:hAnsi="Times New Roman" w:eastAsia="sans-serif" w:cs="Times New Roman"/>
+                <w:sz w:val="24"/>
+                <w:szCs w:val="24"/>
+              </w:rPr>
+              <w:t xml:space="preserve"> classes dedicated to processing real-time telemetry updates (speed, coordinates).</w:t>
+            </w:r>
+          </w:p>
+        </w:tc>
+        <w:tc>
+          <w:tcPr>
+            <w:tcW w:w="3144" w:type="dxa"/>
+            <w:vAlign w:val="center"/>
+          </w:tcPr>
+          <w:p>
+            <w:pPr>
+              <w:keepNext w:val="0"/>
+              <w:keepLines w:val="0"/>
+              <w:widowControl/>
+              <w:suppressLineNumbers w:val="0"/>
+              <w:spacing w:before="0" w:beforeAutospacing="0" w:line="14" w:lineRule="atLeast"/>
+              <w:jc w:val="left"/>
+              <w:rPr>
+                <w:rFonts w:hint="default" w:ascii="Times New Roman" w:hAnsi="Times New Roman" w:cs="Times New Roman"/>
+                <w:sz w:val="24"/>
+                <w:szCs w:val="24"/>
+                <w:vertAlign w:val="baseline"/>
+                <w:lang w:val="en-US"/>
+              </w:rPr>
+            </w:pPr>
+            <w:r>
+              <w:rPr>
+                <w:rFonts w:hint="default" w:ascii="Times New Roman" w:hAnsi="Times New Roman" w:eastAsia="sans-serif" w:cs="Times New Roman"/>
+                <w:b/>
+                <w:bCs/>
+                <w:kern w:val="0"/>
+                <w:sz w:val="24"/>
+                <w:szCs w:val="24"/>
+                <w:lang w:val="en-US" w:eastAsia="zh-CN" w:bidi="ar"/>
+              </w:rPr>
+              <w:t>Domain-Driven Design:</w:t>
+            </w:r>
+            <w:r>
+              <w:rPr>
+                <w:rFonts w:hint="default" w:ascii="Times New Roman" w:hAnsi="Times New Roman" w:eastAsia="sans-serif" w:cs="Times New Roman"/>
+                <w:kern w:val="0"/>
+                <w:sz w:val="24"/>
+                <w:szCs w:val="24"/>
+                <w:lang w:val="en-US" w:eastAsia="zh-CN" w:bidi="ar"/>
+              </w:rPr>
+              <w:t xml:space="preserve"> Encapsulates IoT streaming and safety compliance logic out of general vehicle management, ensuring real-time event processing without polluting basic asset records.</w:t>
+            </w:r>
+          </w:p>
+        </w:tc>
+      </w:tr>
+      <w:tr>
+        <w:tblPrEx>
+          <w:tblBorders>
+            <w:top w:val="single" w:color="auto" w:sz="4" w:space="0"/>
+            <w:left w:val="single" w:color="auto" w:sz="4" w:space="0"/>
+            <w:bottom w:val="single" w:color="auto" w:sz="4" w:space="0"/>
+            <w:right w:val="single" w:color="auto" w:sz="4" w:space="0"/>
+            <w:insideH w:val="single" w:color="auto" w:sz="4" w:space="0"/>
+            <w:insideV w:val="single" w:color="auto" w:sz="4" w:space="0"/>
+          </w:tblBorders>
+          <w:tblCellMar>
+            <w:top w:w="0" w:type="dxa"/>
+            <w:left w:w="108" w:type="dxa"/>
+            <w:bottom w:w="0" w:type="dxa"/>
+            <w:right w:w="108" w:type="dxa"/>
+          </w:tblCellMar>
+        </w:tblPrEx>
+        <w:tc>
+          <w:tcPr>
+            <w:tcW w:w="2534" w:type="dxa"/>
+            <w:vAlign w:val="center"/>
+          </w:tcPr>
+          <w:p>
+            <w:pPr>
+              <w:pStyle w:val="11"/>
+              <w:keepNext w:val="0"/>
+              <w:keepLines w:val="0"/>
+              <w:widowControl/>
+              <w:suppressLineNumbers w:val="0"/>
+              <w:spacing w:before="0" w:beforeAutospacing="0" w:after="0" w:afterAutospacing="0" w:line="14" w:lineRule="atLeast"/>
+              <w:rPr>
+                <w:rFonts w:hint="default" w:ascii="Times New Roman" w:hAnsi="Times New Roman" w:eastAsia="sans-serif" w:cs="Times New Roman"/>
+                <w:sz w:val="24"/>
+                <w:szCs w:val="24"/>
+              </w:rPr>
+            </w:pPr>
+            <w:r>
+              <w:rPr>
+                <w:rFonts w:hint="default" w:ascii="Times New Roman" w:hAnsi="Times New Roman" w:eastAsia="sans-serif" w:cs="Times New Roman"/>
+                <w:b/>
+                <w:bCs/>
+                <w:sz w:val="24"/>
+                <w:szCs w:val="24"/>
+              </w:rPr>
+              <w:t>Over-simplified User Roles</w:t>
+            </w:r>
+          </w:p>
+          <w:p>
+            <w:pPr>
+              <w:keepNext w:val="0"/>
+              <w:keepLines w:val="0"/>
+              <w:widowControl/>
+              <w:suppressLineNumbers w:val="0"/>
+              <w:spacing w:before="0" w:beforeAutospacing="0" w:line="14" w:lineRule="atLeast"/>
+              <w:jc w:val="left"/>
+              <w:rPr>
+                <w:rFonts w:hint="default" w:ascii="Times New Roman" w:hAnsi="Times New Roman" w:eastAsia="sans-serif" w:cs="Times New Roman"/>
+                <w:sz w:val="24"/>
+                <w:szCs w:val="24"/>
+              </w:rPr>
+            </w:pPr>
+          </w:p>
+          <w:p>
+            <w:pPr>
+              <w:pStyle w:val="11"/>
+              <w:keepNext w:val="0"/>
+              <w:keepLines w:val="0"/>
+              <w:widowControl/>
+              <w:suppressLineNumbers w:val="0"/>
+              <w:spacing w:before="0" w:beforeAutospacing="0" w:after="0" w:afterAutospacing="0" w:line="14" w:lineRule="atLeast"/>
+              <w:ind w:left="0" w:leftChars="0" w:right="0" w:rightChars="0"/>
+              <w:rPr>
+                <w:rFonts w:hint="default" w:ascii="Times New Roman" w:hAnsi="Times New Roman" w:cs="Times New Roman"/>
+                <w:sz w:val="24"/>
+                <w:szCs w:val="24"/>
+                <w:vertAlign w:val="baseline"/>
+                <w:lang w:val="en-US"/>
+              </w:rPr>
+            </w:pPr>
+            <w:r>
+              <w:rPr>
+                <w:rFonts w:hint="default" w:ascii="Times New Roman" w:hAnsi="Times New Roman" w:eastAsia="sans-serif" w:cs="Times New Roman"/>
+                <w:sz w:val="24"/>
+                <w:szCs w:val="24"/>
+              </w:rPr>
+              <w:t>User management relied on generic attributes without structural distinction between operational staff and end clients.</w:t>
+            </w:r>
+          </w:p>
+        </w:tc>
+        <w:tc>
+          <w:tcPr>
+            <w:tcW w:w="2844" w:type="dxa"/>
+            <w:vAlign w:val="center"/>
+          </w:tcPr>
+          <w:p>
+            <w:pPr>
+              <w:pStyle w:val="11"/>
+              <w:keepNext w:val="0"/>
+              <w:keepLines w:val="0"/>
+              <w:widowControl/>
+              <w:suppressLineNumbers w:val="0"/>
+              <w:spacing w:before="0" w:beforeAutospacing="0" w:after="0" w:afterAutospacing="0" w:line="14" w:lineRule="atLeast"/>
+              <w:rPr>
+                <w:rFonts w:hint="default" w:ascii="Times New Roman" w:hAnsi="Times New Roman" w:eastAsia="sans-serif" w:cs="Times New Roman"/>
+                <w:sz w:val="24"/>
+                <w:szCs w:val="24"/>
+              </w:rPr>
+            </w:pPr>
+            <w:r>
+              <w:rPr>
+                <w:rFonts w:hint="default" w:ascii="Times New Roman" w:hAnsi="Times New Roman" w:eastAsia="sans-serif" w:cs="Times New Roman"/>
+                <w:b/>
+                <w:bCs/>
+                <w:sz w:val="24"/>
+                <w:szCs w:val="24"/>
+              </w:rPr>
+              <w:t>Specialized Polymorphic Inheritance</w:t>
+            </w:r>
+          </w:p>
+          <w:p>
+            <w:pPr>
+              <w:keepNext w:val="0"/>
+              <w:keepLines w:val="0"/>
+              <w:widowControl/>
+              <w:suppressLineNumbers w:val="0"/>
+              <w:spacing w:before="0" w:beforeAutospacing="0" w:line="14" w:lineRule="atLeast"/>
+              <w:jc w:val="left"/>
+              <w:rPr>
+                <w:rFonts w:hint="default" w:ascii="Times New Roman" w:hAnsi="Times New Roman" w:eastAsia="sans-serif" w:cs="Times New Roman"/>
+                <w:sz w:val="24"/>
+                <w:szCs w:val="24"/>
+              </w:rPr>
+            </w:pPr>
+          </w:p>
+          <w:p>
+            <w:pPr>
+              <w:pStyle w:val="11"/>
+              <w:keepNext w:val="0"/>
+              <w:keepLines w:val="0"/>
+              <w:widowControl/>
+              <w:suppressLineNumbers w:val="0"/>
+              <w:spacing w:before="0" w:beforeAutospacing="0" w:after="0" w:afterAutospacing="0" w:line="14" w:lineRule="atLeast"/>
+              <w:ind w:left="0" w:leftChars="0" w:right="0" w:rightChars="0"/>
+              <w:rPr>
+                <w:rFonts w:hint="default" w:ascii="Times New Roman" w:hAnsi="Times New Roman" w:cs="Times New Roman"/>
+                <w:sz w:val="24"/>
+                <w:szCs w:val="24"/>
+                <w:vertAlign w:val="baseline"/>
+                <w:lang w:val="en-US"/>
+              </w:rPr>
+            </w:pPr>
+            <w:r>
+              <w:rPr>
+                <w:rFonts w:hint="default" w:ascii="Times New Roman" w:hAnsi="Times New Roman" w:eastAsia="sans-serif" w:cs="Times New Roman"/>
+                <w:sz w:val="24"/>
+                <w:szCs w:val="24"/>
+              </w:rPr>
+              <w:t>Implemented explicit class structures (</w:t>
+            </w:r>
+            <w:r>
+              <w:rPr>
+                <w:rStyle w:val="10"/>
+                <w:rFonts w:hint="default" w:ascii="Times New Roman" w:hAnsi="Times New Roman" w:eastAsia="sans-serif" w:cs="Times New Roman"/>
+                <w:sz w:val="24"/>
+                <w:szCs w:val="24"/>
+              </w:rPr>
+              <w:t>Driver</w:t>
+            </w:r>
+            <w:r>
+              <w:rPr>
+                <w:rFonts w:hint="default" w:ascii="Times New Roman" w:hAnsi="Times New Roman" w:eastAsia="sans-serif" w:cs="Times New Roman"/>
+                <w:sz w:val="24"/>
+                <w:szCs w:val="24"/>
+              </w:rPr>
+              <w:t xml:space="preserve">, </w:t>
+            </w:r>
+            <w:r>
+              <w:rPr>
+                <w:rStyle w:val="10"/>
+                <w:rFonts w:hint="default" w:ascii="Times New Roman" w:hAnsi="Times New Roman" w:eastAsia="sans-serif" w:cs="Times New Roman"/>
+                <w:sz w:val="24"/>
+                <w:szCs w:val="24"/>
+              </w:rPr>
+              <w:t>Dispatcher</w:t>
+            </w:r>
+            <w:r>
+              <w:rPr>
+                <w:rFonts w:hint="default" w:ascii="Times New Roman" w:hAnsi="Times New Roman" w:eastAsia="sans-serif" w:cs="Times New Roman"/>
+                <w:sz w:val="24"/>
+                <w:szCs w:val="24"/>
+              </w:rPr>
+              <w:t xml:space="preserve">, </w:t>
+            </w:r>
+            <w:r>
+              <w:rPr>
+                <w:rStyle w:val="10"/>
+                <w:rFonts w:hint="default" w:ascii="Times New Roman" w:hAnsi="Times New Roman" w:eastAsia="sans-serif" w:cs="Times New Roman"/>
+                <w:sz w:val="24"/>
+                <w:szCs w:val="24"/>
+              </w:rPr>
+              <w:t>FleetManager</w:t>
+            </w:r>
+            <w:r>
+              <w:rPr>
+                <w:rFonts w:hint="default" w:ascii="Times New Roman" w:hAnsi="Times New Roman" w:eastAsia="sans-serif" w:cs="Times New Roman"/>
+                <w:sz w:val="24"/>
+                <w:szCs w:val="24"/>
+              </w:rPr>
+              <w:t xml:space="preserve">, </w:t>
+            </w:r>
+            <w:r>
+              <w:rPr>
+                <w:rStyle w:val="10"/>
+                <w:rFonts w:hint="default" w:ascii="Times New Roman" w:hAnsi="Times New Roman" w:eastAsia="sans-serif" w:cs="Times New Roman"/>
+                <w:sz w:val="24"/>
+                <w:szCs w:val="24"/>
+              </w:rPr>
+              <w:t>Customer</w:t>
+            </w:r>
+            <w:r>
+              <w:rPr>
+                <w:rFonts w:hint="default" w:ascii="Times New Roman" w:hAnsi="Times New Roman" w:eastAsia="sans-serif" w:cs="Times New Roman"/>
+                <w:sz w:val="24"/>
+                <w:szCs w:val="24"/>
+              </w:rPr>
+              <w:t>) deriving from abstract base classes (</w:t>
+            </w:r>
+            <w:r>
+              <w:rPr>
+                <w:rStyle w:val="10"/>
+                <w:rFonts w:hint="default" w:ascii="Times New Roman" w:hAnsi="Times New Roman" w:eastAsia="sans-serif" w:cs="Times New Roman"/>
+                <w:sz w:val="24"/>
+                <w:szCs w:val="24"/>
+              </w:rPr>
+              <w:t>User</w:t>
+            </w:r>
+            <w:r>
+              <w:rPr>
+                <w:rFonts w:hint="default" w:ascii="Times New Roman" w:hAnsi="Times New Roman" w:eastAsia="sans-serif" w:cs="Times New Roman"/>
+                <w:sz w:val="24"/>
+                <w:szCs w:val="24"/>
+              </w:rPr>
+              <w:t xml:space="preserve">, </w:t>
+            </w:r>
+            <w:r>
+              <w:rPr>
+                <w:rStyle w:val="10"/>
+                <w:rFonts w:hint="default" w:ascii="Times New Roman" w:hAnsi="Times New Roman" w:eastAsia="sans-serif" w:cs="Times New Roman"/>
+                <w:sz w:val="24"/>
+                <w:szCs w:val="24"/>
+              </w:rPr>
+              <w:t>Staff</w:t>
+            </w:r>
+            <w:r>
+              <w:rPr>
+                <w:rFonts w:hint="default" w:ascii="Times New Roman" w:hAnsi="Times New Roman" w:eastAsia="sans-serif" w:cs="Times New Roman"/>
+                <w:sz w:val="24"/>
+                <w:szCs w:val="24"/>
+              </w:rPr>
+              <w:t>).</w:t>
+            </w:r>
+          </w:p>
+        </w:tc>
+        <w:tc>
+          <w:tcPr>
+            <w:tcW w:w="3144" w:type="dxa"/>
+            <w:vAlign w:val="center"/>
+          </w:tcPr>
+          <w:p>
+            <w:pPr>
+              <w:keepNext w:val="0"/>
+              <w:keepLines w:val="0"/>
+              <w:widowControl/>
+              <w:suppressLineNumbers w:val="0"/>
+              <w:spacing w:before="0" w:beforeAutospacing="0" w:line="14" w:lineRule="atLeast"/>
+              <w:jc w:val="left"/>
+              <w:rPr>
+                <w:rFonts w:hint="default" w:ascii="Times New Roman" w:hAnsi="Times New Roman" w:cs="Times New Roman"/>
+                <w:sz w:val="24"/>
+                <w:szCs w:val="24"/>
+                <w:vertAlign w:val="baseline"/>
+                <w:lang w:val="en-US"/>
+              </w:rPr>
+            </w:pPr>
+            <w:r>
+              <w:rPr>
+                <w:rFonts w:hint="default" w:ascii="Times New Roman" w:hAnsi="Times New Roman" w:eastAsia="sans-serif" w:cs="Times New Roman"/>
+                <w:b/>
+                <w:bCs/>
+                <w:kern w:val="0"/>
+                <w:sz w:val="24"/>
+                <w:szCs w:val="24"/>
+                <w:lang w:val="en-US" w:eastAsia="zh-CN" w:bidi="ar"/>
+              </w:rPr>
+              <w:t>Open/Closed Principle (OCP) &amp; Polymorphism:</w:t>
+            </w:r>
+            <w:r>
+              <w:rPr>
+                <w:rFonts w:hint="default" w:ascii="Times New Roman" w:hAnsi="Times New Roman" w:eastAsia="sans-serif" w:cs="Times New Roman"/>
+                <w:kern w:val="0"/>
+                <w:sz w:val="24"/>
+                <w:szCs w:val="24"/>
+                <w:lang w:val="en-US" w:eastAsia="zh-CN" w:bidi="ar"/>
+              </w:rPr>
+              <w:t xml:space="preserve"> Allows adding new operational roles (e.g., Third-party Logistics Auditor) in the future without modifying existing base </w:t>
+            </w:r>
+            <w:r>
+              <w:rPr>
+                <w:rStyle w:val="10"/>
+                <w:rFonts w:hint="default" w:ascii="Times New Roman" w:hAnsi="Times New Roman" w:eastAsia="sans-serif" w:cs="Times New Roman"/>
+                <w:kern w:val="0"/>
+                <w:sz w:val="24"/>
+                <w:szCs w:val="24"/>
+                <w:lang w:val="en-US" w:eastAsia="zh-CN" w:bidi="ar"/>
+              </w:rPr>
+              <w:t>User</w:t>
+            </w:r>
+            <w:r>
+              <w:rPr>
+                <w:rFonts w:hint="default" w:ascii="Times New Roman" w:hAnsi="Times New Roman" w:eastAsia="sans-serif" w:cs="Times New Roman"/>
+                <w:kern w:val="0"/>
+                <w:sz w:val="24"/>
+                <w:szCs w:val="24"/>
+                <w:lang w:val="en-US" w:eastAsia="zh-CN" w:bidi="ar"/>
+              </w:rPr>
+              <w:t xml:space="preserve"> or </w:t>
+            </w:r>
+            <w:r>
+              <w:rPr>
+                <w:rStyle w:val="10"/>
+                <w:rFonts w:hint="default" w:ascii="Times New Roman" w:hAnsi="Times New Roman" w:eastAsia="sans-serif" w:cs="Times New Roman"/>
+                <w:kern w:val="0"/>
+                <w:sz w:val="24"/>
+                <w:szCs w:val="24"/>
+                <w:lang w:val="en-US" w:eastAsia="zh-CN" w:bidi="ar"/>
+              </w:rPr>
+              <w:t>Staff</w:t>
+            </w:r>
+            <w:r>
+              <w:rPr>
+                <w:rFonts w:hint="default" w:ascii="Times New Roman" w:hAnsi="Times New Roman" w:eastAsia="sans-serif" w:cs="Times New Roman"/>
+                <w:kern w:val="0"/>
+                <w:sz w:val="24"/>
+                <w:szCs w:val="24"/>
+                <w:lang w:val="en-US" w:eastAsia="zh-CN" w:bidi="ar"/>
+              </w:rPr>
+              <w:t xml:space="preserve"> implementation logic.</w:t>
+            </w:r>
+          </w:p>
+        </w:tc>
+      </w:tr>
+      <w:tr>
+        <w:tblPrEx>
+          <w:tblBorders>
+            <w:top w:val="single" w:color="auto" w:sz="4" w:space="0"/>
+            <w:left w:val="single" w:color="auto" w:sz="4" w:space="0"/>
+            <w:bottom w:val="single" w:color="auto" w:sz="4" w:space="0"/>
+            <w:right w:val="single" w:color="auto" w:sz="4" w:space="0"/>
+            <w:insideH w:val="single" w:color="auto" w:sz="4" w:space="0"/>
+            <w:insideV w:val="single" w:color="auto" w:sz="4" w:space="0"/>
+          </w:tblBorders>
+          <w:tblCellMar>
+            <w:top w:w="0" w:type="dxa"/>
+            <w:left w:w="108" w:type="dxa"/>
+            <w:bottom w:w="0" w:type="dxa"/>
+            <w:right w:w="108" w:type="dxa"/>
+          </w:tblCellMar>
+        </w:tblPrEx>
+        <w:tc>
+          <w:tcPr>
+            <w:tcW w:w="2534" w:type="dxa"/>
+            <w:vAlign w:val="center"/>
+          </w:tcPr>
+          <w:p>
+            <w:pPr>
+              <w:pStyle w:val="11"/>
+              <w:keepNext w:val="0"/>
+              <w:keepLines w:val="0"/>
+              <w:widowControl/>
+              <w:suppressLineNumbers w:val="0"/>
+              <w:spacing w:before="0" w:beforeAutospacing="0" w:after="0" w:afterAutospacing="0" w:line="14" w:lineRule="atLeast"/>
+              <w:rPr>
+                <w:rFonts w:hint="default" w:ascii="Times New Roman" w:hAnsi="Times New Roman" w:eastAsia="sans-serif" w:cs="Times New Roman"/>
+                <w:sz w:val="24"/>
+                <w:szCs w:val="24"/>
+              </w:rPr>
+            </w:pPr>
+            <w:r>
+              <w:rPr>
+                <w:rFonts w:hint="default" w:ascii="Times New Roman" w:hAnsi="Times New Roman" w:eastAsia="sans-serif" w:cs="Times New Roman"/>
+                <w:b/>
+                <w:bCs/>
+                <w:sz w:val="24"/>
+                <w:szCs w:val="24"/>
+              </w:rPr>
+              <w:t>Implicit Delivery Execution</w:t>
+            </w:r>
+          </w:p>
+          <w:p>
+            <w:pPr>
+              <w:keepNext w:val="0"/>
+              <w:keepLines w:val="0"/>
+              <w:widowControl/>
+              <w:suppressLineNumbers w:val="0"/>
+              <w:spacing w:before="0" w:beforeAutospacing="0" w:line="14" w:lineRule="atLeast"/>
+              <w:jc w:val="left"/>
+              <w:rPr>
+                <w:rFonts w:hint="default" w:ascii="Times New Roman" w:hAnsi="Times New Roman" w:eastAsia="sans-serif" w:cs="Times New Roman"/>
+                <w:sz w:val="24"/>
+                <w:szCs w:val="24"/>
+              </w:rPr>
+            </w:pPr>
+          </w:p>
+          <w:p>
+            <w:pPr>
+              <w:pStyle w:val="11"/>
+              <w:keepNext w:val="0"/>
+              <w:keepLines w:val="0"/>
+              <w:widowControl/>
+              <w:suppressLineNumbers w:val="0"/>
+              <w:spacing w:before="0" w:beforeAutospacing="0" w:after="0" w:afterAutospacing="0" w:line="14" w:lineRule="atLeast"/>
+              <w:ind w:left="0" w:leftChars="0" w:right="0" w:rightChars="0"/>
+              <w:rPr>
+                <w:rFonts w:hint="default" w:ascii="Times New Roman" w:hAnsi="Times New Roman" w:cs="Times New Roman"/>
+                <w:sz w:val="24"/>
+                <w:szCs w:val="24"/>
+                <w:vertAlign w:val="baseline"/>
+                <w:lang w:val="en-US"/>
+              </w:rPr>
+            </w:pPr>
+            <w:r>
+              <w:rPr>
+                <w:rFonts w:hint="default" w:ascii="Times New Roman" w:hAnsi="Times New Roman" w:eastAsia="sans-serif" w:cs="Times New Roman"/>
+                <w:sz w:val="24"/>
+                <w:szCs w:val="24"/>
+              </w:rPr>
+              <w:t>Orders were directly mapped to drivers without representing the execution lifespan.</w:t>
+            </w:r>
+          </w:p>
+        </w:tc>
+        <w:tc>
+          <w:tcPr>
+            <w:tcW w:w="2844" w:type="dxa"/>
+            <w:vAlign w:val="center"/>
+          </w:tcPr>
+          <w:p>
+            <w:pPr>
+              <w:pStyle w:val="11"/>
+              <w:keepNext w:val="0"/>
+              <w:keepLines w:val="0"/>
+              <w:widowControl/>
+              <w:suppressLineNumbers w:val="0"/>
+              <w:spacing w:before="0" w:beforeAutospacing="0" w:after="0" w:afterAutospacing="0" w:line="14" w:lineRule="atLeast"/>
+              <w:rPr>
+                <w:rFonts w:hint="default" w:ascii="Times New Roman" w:hAnsi="Times New Roman" w:eastAsia="sans-serif" w:cs="Times New Roman"/>
+                <w:sz w:val="24"/>
+                <w:szCs w:val="24"/>
+              </w:rPr>
+            </w:pPr>
+            <w:r>
+              <w:rPr>
+                <w:rFonts w:hint="default" w:ascii="Times New Roman" w:hAnsi="Times New Roman" w:eastAsia="sans-serif" w:cs="Times New Roman"/>
+                <w:b/>
+                <w:bCs/>
+                <w:sz w:val="24"/>
+                <w:szCs w:val="24"/>
+              </w:rPr>
+              <w:t xml:space="preserve">Explicit </w:t>
+            </w:r>
+            <w:r>
+              <w:rPr>
+                <w:rStyle w:val="10"/>
+                <w:rFonts w:hint="default" w:ascii="Times New Roman" w:hAnsi="Times New Roman" w:eastAsia="sans-serif" w:cs="Times New Roman"/>
+                <w:b/>
+                <w:bCs/>
+                <w:sz w:val="24"/>
+                <w:szCs w:val="24"/>
+              </w:rPr>
+              <w:t>TripAssignment</w:t>
+            </w:r>
+            <w:r>
+              <w:rPr>
+                <w:rFonts w:hint="default" w:ascii="Times New Roman" w:hAnsi="Times New Roman" w:eastAsia="sans-serif" w:cs="Times New Roman"/>
+                <w:b/>
+                <w:bCs/>
+                <w:sz w:val="24"/>
+                <w:szCs w:val="24"/>
+              </w:rPr>
+              <w:t xml:space="preserve"> Entity</w:t>
+            </w:r>
+          </w:p>
+          <w:p>
+            <w:pPr>
+              <w:keepNext w:val="0"/>
+              <w:keepLines w:val="0"/>
+              <w:widowControl/>
+              <w:suppressLineNumbers w:val="0"/>
+              <w:spacing w:before="0" w:beforeAutospacing="0" w:line="14" w:lineRule="atLeast"/>
+              <w:jc w:val="left"/>
+              <w:rPr>
+                <w:rFonts w:hint="default" w:ascii="Times New Roman" w:hAnsi="Times New Roman" w:eastAsia="sans-serif" w:cs="Times New Roman"/>
+                <w:sz w:val="24"/>
+                <w:szCs w:val="24"/>
+              </w:rPr>
+            </w:pPr>
+          </w:p>
+          <w:p>
+            <w:pPr>
+              <w:pStyle w:val="11"/>
+              <w:keepNext w:val="0"/>
+              <w:keepLines w:val="0"/>
+              <w:widowControl/>
+              <w:suppressLineNumbers w:val="0"/>
+              <w:spacing w:before="0" w:beforeAutospacing="0" w:after="0" w:afterAutospacing="0" w:line="14" w:lineRule="atLeast"/>
+              <w:ind w:left="0" w:leftChars="0" w:right="0" w:rightChars="0"/>
+              <w:rPr>
+                <w:rFonts w:hint="default" w:ascii="Times New Roman" w:hAnsi="Times New Roman" w:cs="Times New Roman"/>
+                <w:sz w:val="24"/>
+                <w:szCs w:val="24"/>
+                <w:vertAlign w:val="baseline"/>
+                <w:lang w:val="en-US"/>
+              </w:rPr>
+            </w:pPr>
+            <w:r>
+              <w:rPr>
+                <w:rFonts w:hint="default" w:ascii="Times New Roman" w:hAnsi="Times New Roman" w:eastAsia="sans-serif" w:cs="Times New Roman"/>
+                <w:sz w:val="24"/>
+                <w:szCs w:val="24"/>
+              </w:rPr>
+              <w:t xml:space="preserve">Introduced </w:t>
+            </w:r>
+            <w:r>
+              <w:rPr>
+                <w:rStyle w:val="10"/>
+                <w:rFonts w:hint="default" w:ascii="Times New Roman" w:hAnsi="Times New Roman" w:eastAsia="sans-serif" w:cs="Times New Roman"/>
+                <w:sz w:val="24"/>
+                <w:szCs w:val="24"/>
+              </w:rPr>
+              <w:t>TripAssignment</w:t>
+            </w:r>
+            <w:r>
+              <w:rPr>
+                <w:rFonts w:hint="default" w:ascii="Times New Roman" w:hAnsi="Times New Roman" w:eastAsia="sans-serif" w:cs="Times New Roman"/>
+                <w:sz w:val="24"/>
+                <w:szCs w:val="24"/>
+              </w:rPr>
+              <w:t xml:space="preserve"> as an explicit reified entity coordinating </w:t>
+            </w:r>
+            <w:r>
+              <w:rPr>
+                <w:rStyle w:val="10"/>
+                <w:rFonts w:hint="default" w:ascii="Times New Roman" w:hAnsi="Times New Roman" w:eastAsia="sans-serif" w:cs="Times New Roman"/>
+                <w:sz w:val="24"/>
+                <w:szCs w:val="24"/>
+              </w:rPr>
+              <w:t>Order</w:t>
+            </w:r>
+            <w:r>
+              <w:rPr>
+                <w:rFonts w:hint="default" w:ascii="Times New Roman" w:hAnsi="Times New Roman" w:eastAsia="sans-serif" w:cs="Times New Roman"/>
+                <w:sz w:val="24"/>
+                <w:szCs w:val="24"/>
+              </w:rPr>
+              <w:t xml:space="preserve">, </w:t>
+            </w:r>
+            <w:r>
+              <w:rPr>
+                <w:rStyle w:val="10"/>
+                <w:rFonts w:hint="default" w:ascii="Times New Roman" w:hAnsi="Times New Roman" w:eastAsia="sans-serif" w:cs="Times New Roman"/>
+                <w:sz w:val="24"/>
+                <w:szCs w:val="24"/>
+              </w:rPr>
+              <w:t>Driver</w:t>
+            </w:r>
+            <w:r>
+              <w:rPr>
+                <w:rFonts w:hint="default" w:ascii="Times New Roman" w:hAnsi="Times New Roman" w:eastAsia="sans-serif" w:cs="Times New Roman"/>
+                <w:sz w:val="24"/>
+                <w:szCs w:val="24"/>
+              </w:rPr>
+              <w:t xml:space="preserve">, and </w:t>
+            </w:r>
+            <w:r>
+              <w:rPr>
+                <w:rStyle w:val="10"/>
+                <w:rFonts w:hint="default" w:ascii="Times New Roman" w:hAnsi="Times New Roman" w:eastAsia="sans-serif" w:cs="Times New Roman"/>
+                <w:sz w:val="24"/>
+                <w:szCs w:val="24"/>
+              </w:rPr>
+              <w:t>Vehicle</w:t>
+            </w:r>
+            <w:r>
+              <w:rPr>
+                <w:rFonts w:hint="default" w:ascii="Times New Roman" w:hAnsi="Times New Roman" w:eastAsia="sans-serif" w:cs="Times New Roman"/>
+                <w:sz w:val="24"/>
+                <w:szCs w:val="24"/>
+              </w:rPr>
+              <w:t>.</w:t>
+            </w:r>
+          </w:p>
+        </w:tc>
+        <w:tc>
+          <w:tcPr>
+            <w:tcW w:w="3144" w:type="dxa"/>
+            <w:vAlign w:val="center"/>
+          </w:tcPr>
+          <w:p>
+            <w:pPr>
+              <w:keepNext w:val="0"/>
+              <w:keepLines w:val="0"/>
+              <w:widowControl/>
+              <w:suppressLineNumbers w:val="0"/>
+              <w:spacing w:before="0" w:beforeAutospacing="0" w:line="14" w:lineRule="atLeast"/>
+              <w:jc w:val="left"/>
+              <w:rPr>
+                <w:rFonts w:hint="default" w:ascii="Times New Roman" w:hAnsi="Times New Roman" w:cs="Times New Roman"/>
+                <w:sz w:val="24"/>
+                <w:szCs w:val="24"/>
+                <w:vertAlign w:val="baseline"/>
+                <w:lang w:val="en-US"/>
+              </w:rPr>
+            </w:pPr>
+            <w:r>
+              <w:rPr>
+                <w:rFonts w:hint="default" w:ascii="Times New Roman" w:hAnsi="Times New Roman" w:eastAsia="sans-serif" w:cs="Times New Roman"/>
+                <w:b/>
+                <w:bCs/>
+                <w:kern w:val="0"/>
+                <w:sz w:val="24"/>
+                <w:szCs w:val="24"/>
+                <w:lang w:val="en-US" w:eastAsia="zh-CN" w:bidi="ar"/>
+              </w:rPr>
+              <w:t>Indirection &amp; Object-Oriented Design Pattern:</w:t>
+            </w:r>
+            <w:r>
+              <w:rPr>
+                <w:rFonts w:hint="default" w:ascii="Times New Roman" w:hAnsi="Times New Roman" w:eastAsia="sans-serif" w:cs="Times New Roman"/>
+                <w:kern w:val="0"/>
+                <w:sz w:val="24"/>
+                <w:szCs w:val="24"/>
+                <w:lang w:val="en-US" w:eastAsia="zh-CN" w:bidi="ar"/>
+              </w:rPr>
+              <w:t xml:space="preserve"> Represents a many-to-many operational association smoothly. Allows tracking historical driver-vehicle assignments, rescheduled trips, and transit timestamps independently of raw orders.</w:t>
+            </w:r>
+          </w:p>
+        </w:tc>
+      </w:tr>
+    </w:tbl>
+    <w:p>
+      <w:pPr>
+        <w:bidi w:val="0"/>
+        <w:spacing w:line="360" w:lineRule="auto"/>
+        <w:rPr>
+          <w:rFonts w:hint="default"/>
+          <w:b/>
+          <w:bCs/>
+          <w:sz w:val="26"/>
+          <w:szCs w:val="26"/>
+          <w:lang w:val="en-US"/>
+        </w:rPr>
+      </w:pPr>
+      <w:r>
+        <w:rPr>
+          <w:rFonts w:hint="default"/>
+          <w:b/>
+          <w:bCs/>
+          <w:sz w:val="26"/>
+          <w:szCs w:val="26"/>
+          <w:lang w:val="en-US"/>
+        </w:rPr>
+        <w:t>Quality Attribute Impacts</w:t>
+      </w:r>
+    </w:p>
+    <w:p>
+      <w:pPr>
+        <w:numPr>
+          <w:ilvl w:val="0"/>
+          <w:numId w:val="8"/>
+        </w:numPr>
+        <w:tabs>
+          <w:tab w:val="clear" w:pos="420"/>
+        </w:tabs>
+        <w:bidi w:val="0"/>
+        <w:ind w:left="420" w:leftChars="0" w:hanging="420" w:firstLineChars="0"/>
+        <w:rPr>
+          <w:rFonts w:hint="default"/>
+          <w:lang w:val="en-US"/>
+        </w:rPr>
+      </w:pPr>
+      <w:r>
+        <w:rPr>
+          <w:rFonts w:hint="default"/>
+          <w:lang w:val="en-US"/>
+        </w:rPr>
+        <w:t>Maintainability: By structuring business entities into modular domain subsystems (Customer vs. Staff), developers can update customer notification channels or payment logic without risking regressions in internal fleet management or driver dispatching modules.</w:t>
+      </w:r>
+    </w:p>
+    <w:p>
+      <w:pPr>
+        <w:bidi w:val="0"/>
+        <w:rPr>
+          <w:rFonts w:hint="default"/>
+          <w:lang w:val="en-US"/>
+        </w:rPr>
+      </w:pPr>
+    </w:p>
+    <w:p>
+      <w:pPr>
+        <w:numPr>
+          <w:ilvl w:val="0"/>
+          <w:numId w:val="8"/>
+        </w:numPr>
+        <w:tabs>
+          <w:tab w:val="clear" w:pos="420"/>
+        </w:tabs>
+        <w:bidi w:val="0"/>
+        <w:ind w:left="420" w:leftChars="0" w:hanging="420" w:firstLineChars="0"/>
+        <w:rPr>
+          <w:rFonts w:hint="default"/>
+          <w:lang w:val="en-US"/>
+        </w:rPr>
+      </w:pPr>
+      <w:r>
+        <w:rPr>
+          <w:rFonts w:hint="default"/>
+          <w:lang w:val="en-US"/>
+        </w:rPr>
+        <w:t>Extensibility: Abstracting Notification into SMSNotification and EmailNotification allows seamless integration of new notification gateways (e.g., Push Notifications, Zalo Notification Service) with zero modification to core Order or Customer classes.</w:t>
+      </w:r>
+    </w:p>
+    <w:p>
+      <w:pPr>
+        <w:bidi w:val="0"/>
+        <w:rPr>
+          <w:rFonts w:hint="default"/>
+          <w:lang w:val="en-US"/>
+        </w:rPr>
+      </w:pPr>
+    </w:p>
+    <w:p>
+      <w:pPr>
+        <w:numPr>
+          <w:ilvl w:val="0"/>
+          <w:numId w:val="8"/>
+        </w:numPr>
+        <w:tabs>
+          <w:tab w:val="clear" w:pos="420"/>
+        </w:tabs>
+        <w:bidi w:val="0"/>
+        <w:ind w:left="420" w:leftChars="0" w:hanging="420" w:firstLineChars="0"/>
+        <w:rPr>
+          <w:rFonts w:hint="default"/>
+          <w:lang w:val="en-US"/>
+        </w:rPr>
+      </w:pPr>
+      <w:r>
+        <w:rPr>
+          <w:rFonts w:hint="default"/>
+          <w:lang w:val="en-US"/>
+        </w:rPr>
+        <w:t>Security &amp; Data Isolation: Restricting access so that client-facing modules interact strictly with Customer and Order domains prevents unauthorized exposure of internal operational data (such as driver work hours, maintenance costs, or vehicle telemetry logs).</w:t>
       </w:r>
     </w:p>
     <w:sectPr>
@@ -2987,7 +7878,7 @@
 <w:ftr xmlns:wpc="http://schemas.microsoft.com/office/word/2010/wordprocessingCanvas" xmlns:mc="http://schemas.openxmlformats.org/markup-compatibility/2006" xmlns:o="urn:schemas-microsoft-com:office:office" xmlns:r="http://schemas.openxmlformats.org/officeDocument/2006/relationships" xmlns:m="http://schemas.openxmlformats.org/officeDocument/2006/math" xmlns:v="urn:schemas-microsoft-com:vml" xmlns:wp14="http://schemas.microsoft.com/office/word/2010/wordprocessingDrawing" xmlns:wp="http://schemas.openxmlformats.org/drawingml/2006/wordprocessingDrawing" xmlns:w10="urn:schemas-microsoft-com:office:word" xmlns:w="http://schemas.openxmlformats.org/wordprocessingml/2006/main" xmlns:w14="http://schemas.microsoft.com/office/word/2010/wordml" xmlns:w15="http://schemas.microsoft.com/office/word/2012/wordml" xmlns:wpg="http://schemas.microsoft.com/office/word/2010/wordprocessingGroup" xmlns:wpi="http://schemas.microsoft.com/office/word/2010/wordprocessingInk" xmlns:wne="http://schemas.microsoft.com/office/word/2006/wordml" xmlns:wps="http://schemas.microsoft.com/office/word/2010/wordprocessingShape" xmlns:wpsCustomData="http://www.wps.cn/officeDocument/2013/wpsCustomData" mc:Ignorable="w14 w15 wp14">
   <w:p>
     <w:pPr>
-      <w:pStyle w:val="7"/>
+      <w:pStyle w:val="8"/>
     </w:pPr>
     <w:r>
       <w:rPr>
@@ -3044,7 +7935,7 @@
                       <w:txbxContent>
                         <w:p>
                           <w:pPr>
-                            <w:pStyle w:val="7"/>
+                            <w:pStyle w:val="8"/>
                           </w:pPr>
                           <w:r>
                             <w:fldChar w:fldCharType="begin"/>
@@ -3084,7 +7975,7 @@
                 <w:txbxContent>
                   <w:p>
                     <w:pPr>
-                      <w:pStyle w:val="7"/>
+                      <w:pStyle w:val="8"/>
                     </w:pPr>
                     <w:r>
                       <w:fldChar w:fldCharType="begin"/>
@@ -3117,7 +8008,7 @@
 <w:hdr xmlns:wpc="http://schemas.microsoft.com/office/word/2010/wordprocessingCanvas" xmlns:mc="http://schemas.openxmlformats.org/markup-compatibility/2006" xmlns:o="urn:schemas-microsoft-com:office:office" xmlns:r="http://schemas.openxmlformats.org/officeDocument/2006/relationships" xmlns:m="http://schemas.openxmlformats.org/officeDocument/2006/math" xmlns:v="urn:schemas-microsoft-com:vml" xmlns:wp14="http://schemas.microsoft.com/office/word/2010/wordprocessingDrawing" xmlns:wp="http://schemas.openxmlformats.org/drawingml/2006/wordprocessingDrawing" xmlns:w10="urn:schemas-microsoft-com:office:word" xmlns:w="http://schemas.openxmlformats.org/wordprocessingml/2006/main" xmlns:w14="http://schemas.microsoft.com/office/word/2010/wordml" xmlns:w15="http://schemas.microsoft.com/office/word/2012/wordml" xmlns:wpg="http://schemas.microsoft.com/office/word/2010/wordprocessingGroup" xmlns:wpi="http://schemas.microsoft.com/office/word/2010/wordprocessingInk" xmlns:wne="http://schemas.microsoft.com/office/word/2006/wordml" xmlns:wps="http://schemas.microsoft.com/office/word/2010/wordprocessingShape" xmlns:wpsCustomData="http://www.wps.cn/officeDocument/2013/wpsCustomData" mc:Ignorable="w14 w15 wp14">
   <w:p>
     <w:pPr>
-      <w:pStyle w:val="8"/>
+      <w:pStyle w:val="9"/>
       <w:rPr>
         <w:rFonts w:hint="default"/>
         <w:sz w:val="18"/>
@@ -3136,6 +8027,565 @@
     </w:r>
   </w:p>
 </w:hdr>
+</file>
+
+<file path=word/numbering.xml><?xml version="1.0" encoding="utf-8"?>
+<w:numbering xmlns:wpc="http://schemas.microsoft.com/office/word/2010/wordprocessingCanvas" xmlns:mc="http://schemas.openxmlformats.org/markup-compatibility/2006" xmlns:o="urn:schemas-microsoft-com:office:office" xmlns:r="http://schemas.openxmlformats.org/officeDocument/2006/relationships" xmlns:m="http://schemas.openxmlformats.org/officeDocument/2006/math" xmlns:v="urn:schemas-microsoft-com:vml" xmlns:wp14="http://schemas.microsoft.com/office/word/2010/wordprocessingDrawing" xmlns:wp="http://schemas.openxmlformats.org/drawingml/2006/wordprocessingDrawing" xmlns:w10="urn:schemas-microsoft-com:office:word" xmlns:w="http://schemas.openxmlformats.org/wordprocessingml/2006/main" xmlns:w14="http://schemas.microsoft.com/office/word/2010/wordml" xmlns:wpg="http://schemas.microsoft.com/office/word/2010/wordprocessingGroup" xmlns:wpi="http://schemas.microsoft.com/office/word/2010/wordprocessingInk" xmlns:wne="http://schemas.microsoft.com/office/word/2006/wordml" xmlns:wps="http://schemas.microsoft.com/office/word/2010/wordprocessingShape" xmlns:wpsCustomData="http://www.wps.cn/officeDocument/2013/wpsCustomData" mc:Ignorable="w14 wp14">
+  <w:abstractNum w:abstractNumId="0">
+    <w:nsid w:val="8EC64FAF"/>
+    <w:multiLevelType w:val="multilevel"/>
+    <w:tmpl w:val="8EC64FAF"/>
+    <w:lvl w:ilvl="0" w:tentative="0">
+      <w:start w:val="1"/>
+      <w:numFmt w:val="bullet"/>
+      <w:lvlText w:val=""/>
+      <w:lvlJc w:val="left"/>
+      <w:pPr>
+        <w:tabs>
+          <w:tab w:val="left" w:pos="420"/>
+        </w:tabs>
+        <w:ind w:left="420" w:leftChars="0" w:hanging="420" w:firstLineChars="0"/>
+      </w:pPr>
+      <w:rPr>
+        <w:rFonts w:hint="default" w:ascii="Wingdings" w:hAnsi="Wingdings"/>
+        <w:sz w:val="16"/>
+        <w:szCs w:val="16"/>
+      </w:rPr>
+    </w:lvl>
+    <w:lvl w:ilvl="1" w:tentative="0">
+      <w:start w:val="1"/>
+      <w:numFmt w:val="bullet"/>
+      <w:lvlText w:val=""/>
+      <w:lvlJc w:val="left"/>
+      <w:pPr>
+        <w:tabs>
+          <w:tab w:val="left" w:pos="840"/>
+        </w:tabs>
+        <w:ind w:left="840" w:leftChars="0" w:hanging="420" w:firstLineChars="0"/>
+      </w:pPr>
+      <w:rPr>
+        <w:rFonts w:hint="default" w:ascii="Wingdings" w:hAnsi="Wingdings"/>
+        <w:sz w:val="16"/>
+        <w:szCs w:val="16"/>
+      </w:rPr>
+    </w:lvl>
+    <w:lvl w:ilvl="2" w:tentative="0">
+      <w:start w:val="1"/>
+      <w:numFmt w:val="bullet"/>
+      <w:lvlText w:val=""/>
+      <w:lvlJc w:val="left"/>
+      <w:pPr>
+        <w:tabs>
+          <w:tab w:val="left" w:pos="1260"/>
+        </w:tabs>
+        <w:ind w:left="1260" w:leftChars="0" w:hanging="420" w:firstLineChars="0"/>
+      </w:pPr>
+      <w:rPr>
+        <w:rFonts w:hint="default" w:ascii="Wingdings" w:hAnsi="Wingdings"/>
+      </w:rPr>
+    </w:lvl>
+    <w:lvl w:ilvl="3" w:tentative="0">
+      <w:start w:val="1"/>
+      <w:numFmt w:val="bullet"/>
+      <w:lvlText w:val=""/>
+      <w:lvlJc w:val="left"/>
+      <w:pPr>
+        <w:tabs>
+          <w:tab w:val="left" w:pos="1680"/>
+        </w:tabs>
+        <w:ind w:left="1680" w:leftChars="0" w:hanging="420" w:firstLineChars="0"/>
+      </w:pPr>
+      <w:rPr>
+        <w:rFonts w:hint="default" w:ascii="Wingdings" w:hAnsi="Wingdings"/>
+      </w:rPr>
+    </w:lvl>
+    <w:lvl w:ilvl="4" w:tentative="0">
+      <w:start w:val="1"/>
+      <w:numFmt w:val="bullet"/>
+      <w:lvlText w:val=""/>
+      <w:lvlJc w:val="left"/>
+      <w:pPr>
+        <w:tabs>
+          <w:tab w:val="left" w:pos="2100"/>
+        </w:tabs>
+        <w:ind w:left="2100" w:leftChars="0" w:hanging="420" w:firstLineChars="0"/>
+      </w:pPr>
+      <w:rPr>
+        <w:rFonts w:hint="default" w:ascii="Wingdings" w:hAnsi="Wingdings"/>
+      </w:rPr>
+    </w:lvl>
+    <w:lvl w:ilvl="5" w:tentative="0">
+      <w:start w:val="1"/>
+      <w:numFmt w:val="bullet"/>
+      <w:lvlText w:val=""/>
+      <w:lvlJc w:val="left"/>
+      <w:pPr>
+        <w:tabs>
+          <w:tab w:val="left" w:pos="2520"/>
+        </w:tabs>
+        <w:ind w:left="2520" w:leftChars="0" w:hanging="420" w:firstLineChars="0"/>
+      </w:pPr>
+      <w:rPr>
+        <w:rFonts w:hint="default" w:ascii="Wingdings" w:hAnsi="Wingdings"/>
+      </w:rPr>
+    </w:lvl>
+    <w:lvl w:ilvl="6" w:tentative="0">
+      <w:start w:val="1"/>
+      <w:numFmt w:val="bullet"/>
+      <w:lvlText w:val=""/>
+      <w:lvlJc w:val="left"/>
+      <w:pPr>
+        <w:tabs>
+          <w:tab w:val="left" w:pos="2940"/>
+        </w:tabs>
+        <w:ind w:left="2940" w:leftChars="0" w:hanging="420" w:firstLineChars="0"/>
+      </w:pPr>
+      <w:rPr>
+        <w:rFonts w:hint="default" w:ascii="Wingdings" w:hAnsi="Wingdings"/>
+      </w:rPr>
+    </w:lvl>
+    <w:lvl w:ilvl="7" w:tentative="0">
+      <w:start w:val="1"/>
+      <w:numFmt w:val="bullet"/>
+      <w:lvlText w:val=""/>
+      <w:lvlJc w:val="left"/>
+      <w:pPr>
+        <w:tabs>
+          <w:tab w:val="left" w:pos="3360"/>
+        </w:tabs>
+        <w:ind w:left="3360" w:leftChars="0" w:hanging="420" w:firstLineChars="0"/>
+      </w:pPr>
+      <w:rPr>
+        <w:rFonts w:hint="default" w:ascii="Wingdings" w:hAnsi="Wingdings"/>
+      </w:rPr>
+    </w:lvl>
+    <w:lvl w:ilvl="8" w:tentative="0">
+      <w:start w:val="1"/>
+      <w:numFmt w:val="bullet"/>
+      <w:lvlText w:val=""/>
+      <w:lvlJc w:val="left"/>
+      <w:pPr>
+        <w:tabs>
+          <w:tab w:val="left" w:pos="3780"/>
+        </w:tabs>
+        <w:ind w:left="3780" w:leftChars="0" w:hanging="420" w:firstLineChars="0"/>
+      </w:pPr>
+      <w:rPr>
+        <w:rFonts w:hint="default" w:ascii="Wingdings" w:hAnsi="Wingdings"/>
+      </w:rPr>
+    </w:lvl>
+  </w:abstractNum>
+  <w:abstractNum w:abstractNumId="1">
+    <w:nsid w:val="A3F7BB7C"/>
+    <w:multiLevelType w:val="multilevel"/>
+    <w:tmpl w:val="A3F7BB7C"/>
+    <w:lvl w:ilvl="0" w:tentative="0">
+      <w:start w:val="1"/>
+      <w:numFmt w:val="bullet"/>
+      <w:lvlText w:val=""/>
+      <w:lvlJc w:val="left"/>
+      <w:pPr>
+        <w:tabs>
+          <w:tab w:val="left" w:pos="420"/>
+        </w:tabs>
+        <w:ind w:left="420" w:leftChars="0" w:hanging="420" w:firstLineChars="0"/>
+      </w:pPr>
+      <w:rPr>
+        <w:rFonts w:hint="default" w:ascii="Wingdings" w:hAnsi="Wingdings"/>
+        <w:sz w:val="16"/>
+        <w:szCs w:val="16"/>
+      </w:rPr>
+    </w:lvl>
+    <w:lvl w:ilvl="1" w:tentative="0">
+      <w:start w:val="1"/>
+      <w:numFmt w:val="bullet"/>
+      <w:lvlText w:val=""/>
+      <w:lvlJc w:val="left"/>
+      <w:pPr>
+        <w:tabs>
+          <w:tab w:val="left" w:pos="840"/>
+        </w:tabs>
+        <w:ind w:left="840" w:leftChars="0" w:hanging="420" w:firstLineChars="0"/>
+      </w:pPr>
+      <w:rPr>
+        <w:rFonts w:hint="default" w:ascii="Wingdings" w:hAnsi="Wingdings"/>
+        <w:sz w:val="16"/>
+        <w:szCs w:val="16"/>
+      </w:rPr>
+    </w:lvl>
+    <w:lvl w:ilvl="2" w:tentative="0">
+      <w:start w:val="1"/>
+      <w:numFmt w:val="bullet"/>
+      <w:lvlText w:val=""/>
+      <w:lvlJc w:val="left"/>
+      <w:pPr>
+        <w:tabs>
+          <w:tab w:val="left" w:pos="1260"/>
+        </w:tabs>
+        <w:ind w:left="1260" w:leftChars="0" w:hanging="420" w:firstLineChars="0"/>
+      </w:pPr>
+      <w:rPr>
+        <w:rFonts w:hint="default" w:ascii="Wingdings" w:hAnsi="Wingdings"/>
+      </w:rPr>
+    </w:lvl>
+    <w:lvl w:ilvl="3" w:tentative="0">
+      <w:start w:val="1"/>
+      <w:numFmt w:val="bullet"/>
+      <w:lvlText w:val=""/>
+      <w:lvlJc w:val="left"/>
+      <w:pPr>
+        <w:tabs>
+          <w:tab w:val="left" w:pos="1680"/>
+        </w:tabs>
+        <w:ind w:left="1680" w:leftChars="0" w:hanging="420" w:firstLineChars="0"/>
+      </w:pPr>
+      <w:rPr>
+        <w:rFonts w:hint="default" w:ascii="Wingdings" w:hAnsi="Wingdings"/>
+      </w:rPr>
+    </w:lvl>
+    <w:lvl w:ilvl="4" w:tentative="0">
+      <w:start w:val="1"/>
+      <w:numFmt w:val="bullet"/>
+      <w:lvlText w:val=""/>
+      <w:lvlJc w:val="left"/>
+      <w:pPr>
+        <w:tabs>
+          <w:tab w:val="left" w:pos="2100"/>
+        </w:tabs>
+        <w:ind w:left="2100" w:leftChars="0" w:hanging="420" w:firstLineChars="0"/>
+      </w:pPr>
+      <w:rPr>
+        <w:rFonts w:hint="default" w:ascii="Wingdings" w:hAnsi="Wingdings"/>
+      </w:rPr>
+    </w:lvl>
+    <w:lvl w:ilvl="5" w:tentative="0">
+      <w:start w:val="1"/>
+      <w:numFmt w:val="bullet"/>
+      <w:lvlText w:val=""/>
+      <w:lvlJc w:val="left"/>
+      <w:pPr>
+        <w:tabs>
+          <w:tab w:val="left" w:pos="2520"/>
+        </w:tabs>
+        <w:ind w:left="2520" w:leftChars="0" w:hanging="420" w:firstLineChars="0"/>
+      </w:pPr>
+      <w:rPr>
+        <w:rFonts w:hint="default" w:ascii="Wingdings" w:hAnsi="Wingdings"/>
+      </w:rPr>
+    </w:lvl>
+    <w:lvl w:ilvl="6" w:tentative="0">
+      <w:start w:val="1"/>
+      <w:numFmt w:val="bullet"/>
+      <w:lvlText w:val=""/>
+      <w:lvlJc w:val="left"/>
+      <w:pPr>
+        <w:tabs>
+          <w:tab w:val="left" w:pos="2940"/>
+        </w:tabs>
+        <w:ind w:left="2940" w:leftChars="0" w:hanging="420" w:firstLineChars="0"/>
+      </w:pPr>
+      <w:rPr>
+        <w:rFonts w:hint="default" w:ascii="Wingdings" w:hAnsi="Wingdings"/>
+      </w:rPr>
+    </w:lvl>
+    <w:lvl w:ilvl="7" w:tentative="0">
+      <w:start w:val="1"/>
+      <w:numFmt w:val="bullet"/>
+      <w:lvlText w:val=""/>
+      <w:lvlJc w:val="left"/>
+      <w:pPr>
+        <w:tabs>
+          <w:tab w:val="left" w:pos="3360"/>
+        </w:tabs>
+        <w:ind w:left="3360" w:leftChars="0" w:hanging="420" w:firstLineChars="0"/>
+      </w:pPr>
+      <w:rPr>
+        <w:rFonts w:hint="default" w:ascii="Wingdings" w:hAnsi="Wingdings"/>
+      </w:rPr>
+    </w:lvl>
+    <w:lvl w:ilvl="8" w:tentative="0">
+      <w:start w:val="1"/>
+      <w:numFmt w:val="bullet"/>
+      <w:lvlText w:val=""/>
+      <w:lvlJc w:val="left"/>
+      <w:pPr>
+        <w:tabs>
+          <w:tab w:val="left" w:pos="3780"/>
+        </w:tabs>
+        <w:ind w:left="3780" w:leftChars="0" w:hanging="420" w:firstLineChars="0"/>
+      </w:pPr>
+      <w:rPr>
+        <w:rFonts w:hint="default" w:ascii="Wingdings" w:hAnsi="Wingdings"/>
+      </w:rPr>
+    </w:lvl>
+  </w:abstractNum>
+  <w:abstractNum w:abstractNumId="2">
+    <w:nsid w:val="D4018C0B"/>
+    <w:multiLevelType w:val="multilevel"/>
+    <w:tmpl w:val="D4018C0B"/>
+    <w:lvl w:ilvl="0" w:tentative="0">
+      <w:start w:val="1"/>
+      <w:numFmt w:val="bullet"/>
+      <w:lvlText w:val=""/>
+      <w:lvlJc w:val="left"/>
+      <w:pPr>
+        <w:tabs>
+          <w:tab w:val="left" w:pos="420"/>
+        </w:tabs>
+        <w:ind w:left="418" w:leftChars="0" w:hanging="418" w:firstLineChars="0"/>
+      </w:pPr>
+      <w:rPr>
+        <w:rFonts w:hint="default" w:ascii="Wingdings" w:hAnsi="Wingdings" w:cs="Wingdings"/>
+      </w:rPr>
+    </w:lvl>
+    <w:lvl w:ilvl="1" w:tentative="0">
+      <w:start w:val="1"/>
+      <w:numFmt w:val="bullet"/>
+      <w:lvlText w:val=""/>
+      <w:lvlJc w:val="left"/>
+      <w:pPr>
+        <w:tabs>
+          <w:tab w:val="left" w:pos="840"/>
+        </w:tabs>
+        <w:ind w:left="840" w:leftChars="0" w:hanging="420" w:firstLineChars="0"/>
+      </w:pPr>
+      <w:rPr>
+        <w:rFonts w:hint="default" w:ascii="Wingdings" w:hAnsi="Wingdings"/>
+      </w:rPr>
+    </w:lvl>
+    <w:lvl w:ilvl="2" w:tentative="0">
+      <w:start w:val="1"/>
+      <w:numFmt w:val="bullet"/>
+      <w:lvlText w:val=""/>
+      <w:lvlJc w:val="left"/>
+      <w:pPr>
+        <w:tabs>
+          <w:tab w:val="left" w:pos="1260"/>
+        </w:tabs>
+        <w:ind w:left="1260" w:leftChars="0" w:hanging="420" w:firstLineChars="0"/>
+      </w:pPr>
+      <w:rPr>
+        <w:rFonts w:hint="default" w:ascii="Wingdings" w:hAnsi="Wingdings"/>
+      </w:rPr>
+    </w:lvl>
+    <w:lvl w:ilvl="3" w:tentative="0">
+      <w:start w:val="1"/>
+      <w:numFmt w:val="bullet"/>
+      <w:lvlText w:val=""/>
+      <w:lvlJc w:val="left"/>
+      <w:pPr>
+        <w:tabs>
+          <w:tab w:val="left" w:pos="1680"/>
+        </w:tabs>
+        <w:ind w:left="1680" w:leftChars="0" w:hanging="420" w:firstLineChars="0"/>
+      </w:pPr>
+      <w:rPr>
+        <w:rFonts w:hint="default" w:ascii="Wingdings" w:hAnsi="Wingdings"/>
+      </w:rPr>
+    </w:lvl>
+    <w:lvl w:ilvl="4" w:tentative="0">
+      <w:start w:val="1"/>
+      <w:numFmt w:val="bullet"/>
+      <w:lvlText w:val=""/>
+      <w:lvlJc w:val="left"/>
+      <w:pPr>
+        <w:tabs>
+          <w:tab w:val="left" w:pos="2100"/>
+        </w:tabs>
+        <w:ind w:left="2100" w:leftChars="0" w:hanging="420" w:firstLineChars="0"/>
+      </w:pPr>
+      <w:rPr>
+        <w:rFonts w:hint="default" w:ascii="Wingdings" w:hAnsi="Wingdings"/>
+      </w:rPr>
+    </w:lvl>
+    <w:lvl w:ilvl="5" w:tentative="0">
+      <w:start w:val="1"/>
+      <w:numFmt w:val="bullet"/>
+      <w:lvlText w:val=""/>
+      <w:lvlJc w:val="left"/>
+      <w:pPr>
+        <w:tabs>
+          <w:tab w:val="left" w:pos="2520"/>
+        </w:tabs>
+        <w:ind w:left="2520" w:leftChars="0" w:hanging="420" w:firstLineChars="0"/>
+      </w:pPr>
+      <w:rPr>
+        <w:rFonts w:hint="default" w:ascii="Wingdings" w:hAnsi="Wingdings"/>
+      </w:rPr>
+    </w:lvl>
+    <w:lvl w:ilvl="6" w:tentative="0">
+      <w:start w:val="1"/>
+      <w:numFmt w:val="bullet"/>
+      <w:lvlText w:val=""/>
+      <w:lvlJc w:val="left"/>
+      <w:pPr>
+        <w:tabs>
+          <w:tab w:val="left" w:pos="2940"/>
+        </w:tabs>
+        <w:ind w:left="2940" w:leftChars="0" w:hanging="420" w:firstLineChars="0"/>
+      </w:pPr>
+      <w:rPr>
+        <w:rFonts w:hint="default" w:ascii="Wingdings" w:hAnsi="Wingdings"/>
+      </w:rPr>
+    </w:lvl>
+    <w:lvl w:ilvl="7" w:tentative="0">
+      <w:start w:val="1"/>
+      <w:numFmt w:val="bullet"/>
+      <w:lvlText w:val=""/>
+      <w:lvlJc w:val="left"/>
+      <w:pPr>
+        <w:tabs>
+          <w:tab w:val="left" w:pos="3360"/>
+        </w:tabs>
+        <w:ind w:left="3360" w:leftChars="0" w:hanging="420" w:firstLineChars="0"/>
+      </w:pPr>
+      <w:rPr>
+        <w:rFonts w:hint="default" w:ascii="Wingdings" w:hAnsi="Wingdings"/>
+      </w:rPr>
+    </w:lvl>
+    <w:lvl w:ilvl="8" w:tentative="0">
+      <w:start w:val="1"/>
+      <w:numFmt w:val="bullet"/>
+      <w:lvlText w:val=""/>
+      <w:lvlJc w:val="left"/>
+      <w:pPr>
+        <w:tabs>
+          <w:tab w:val="left" w:pos="3780"/>
+        </w:tabs>
+        <w:ind w:left="3780" w:leftChars="0" w:hanging="420" w:firstLineChars="0"/>
+      </w:pPr>
+      <w:rPr>
+        <w:rFonts w:hint="default" w:ascii="Wingdings" w:hAnsi="Wingdings"/>
+      </w:rPr>
+    </w:lvl>
+  </w:abstractNum>
+  <w:abstractNum w:abstractNumId="3">
+    <w:nsid w:val="DBD05542"/>
+    <w:multiLevelType w:val="singleLevel"/>
+    <w:tmpl w:val="DBD05542"/>
+    <w:lvl w:ilvl="0" w:tentative="0">
+      <w:start w:val="1"/>
+      <w:numFmt w:val="decimal"/>
+      <w:lvlText w:val="%1."/>
+      <w:lvlJc w:val="left"/>
+      <w:pPr>
+        <w:tabs>
+          <w:tab w:val="left" w:pos="425"/>
+        </w:tabs>
+        <w:ind w:left="425" w:leftChars="0" w:hanging="425" w:firstLineChars="0"/>
+      </w:pPr>
+      <w:rPr>
+        <w:rFonts w:hint="default"/>
+      </w:rPr>
+    </w:lvl>
+  </w:abstractNum>
+  <w:abstractNum w:abstractNumId="4">
+    <w:nsid w:val="F99DFA3C"/>
+    <w:multiLevelType w:val="singleLevel"/>
+    <w:tmpl w:val="F99DFA3C"/>
+    <w:lvl w:ilvl="0" w:tentative="0">
+      <w:start w:val="1"/>
+      <w:numFmt w:val="bullet"/>
+      <w:lvlText w:val=""/>
+      <w:lvlJc w:val="left"/>
+      <w:pPr>
+        <w:tabs>
+          <w:tab w:val="left" w:pos="420"/>
+        </w:tabs>
+        <w:ind w:left="420" w:leftChars="0" w:hanging="420" w:firstLineChars="0"/>
+      </w:pPr>
+      <w:rPr>
+        <w:rFonts w:hint="default" w:ascii="Wingdings" w:hAnsi="Wingdings"/>
+        <w:sz w:val="16"/>
+        <w:szCs w:val="16"/>
+      </w:rPr>
+    </w:lvl>
+  </w:abstractNum>
+  <w:abstractNum w:abstractNumId="5">
+    <w:nsid w:val="0F4A3079"/>
+    <w:multiLevelType w:val="singleLevel"/>
+    <w:tmpl w:val="0F4A3079"/>
+    <w:lvl w:ilvl="0" w:tentative="0">
+      <w:start w:val="1"/>
+      <w:numFmt w:val="bullet"/>
+      <w:lvlText w:val=""/>
+      <w:lvlJc w:val="left"/>
+      <w:pPr>
+        <w:tabs>
+          <w:tab w:val="left" w:pos="420"/>
+        </w:tabs>
+        <w:ind w:left="420" w:leftChars="0" w:hanging="420" w:firstLineChars="0"/>
+      </w:pPr>
+      <w:rPr>
+        <w:rFonts w:hint="default" w:ascii="Wingdings" w:hAnsi="Wingdings"/>
+      </w:rPr>
+    </w:lvl>
+  </w:abstractNum>
+  <w:abstractNum w:abstractNumId="6">
+    <w:nsid w:val="229DE16A"/>
+    <w:multiLevelType w:val="singleLevel"/>
+    <w:tmpl w:val="229DE16A"/>
+    <w:lvl w:ilvl="0" w:tentative="0">
+      <w:start w:val="1"/>
+      <w:numFmt w:val="bullet"/>
+      <w:lvlText w:val=""/>
+      <w:lvlJc w:val="left"/>
+      <w:pPr>
+        <w:tabs>
+          <w:tab w:val="left" w:pos="420"/>
+        </w:tabs>
+        <w:ind w:left="420" w:leftChars="0" w:hanging="420" w:firstLineChars="0"/>
+      </w:pPr>
+      <w:rPr>
+        <w:rFonts w:hint="default" w:ascii="Wingdings" w:hAnsi="Wingdings"/>
+      </w:rPr>
+    </w:lvl>
+  </w:abstractNum>
+  <w:abstractNum w:abstractNumId="7">
+    <w:nsid w:val="51C215D7"/>
+    <w:multiLevelType w:val="singleLevel"/>
+    <w:tmpl w:val="51C215D7"/>
+    <w:lvl w:ilvl="0" w:tentative="0">
+      <w:start w:val="1"/>
+      <w:numFmt w:val="decimal"/>
+      <w:lvlText w:val="%1."/>
+      <w:lvlJc w:val="left"/>
+      <w:pPr>
+        <w:tabs>
+          <w:tab w:val="left" w:pos="425"/>
+        </w:tabs>
+        <w:ind w:left="425" w:leftChars="0" w:hanging="425" w:firstLineChars="0"/>
+      </w:pPr>
+      <w:rPr>
+        <w:rFonts w:hint="default"/>
+      </w:rPr>
+    </w:lvl>
+  </w:abstractNum>
+  <w:num w:numId="1">
+    <w:abstractNumId w:val="7"/>
+  </w:num>
+  <w:num w:numId="2">
+    <w:abstractNumId w:val="2"/>
+  </w:num>
+  <w:num w:numId="3">
+    <w:abstractNumId w:val="6"/>
+  </w:num>
+  <w:num w:numId="4">
+    <w:abstractNumId w:val="3"/>
+  </w:num>
+  <w:num w:numId="5">
+    <w:abstractNumId w:val="5"/>
+  </w:num>
+  <w:num w:numId="6">
+    <w:abstractNumId w:val="0"/>
+  </w:num>
+  <w:num w:numId="7">
+    <w:abstractNumId w:val="1"/>
+  </w:num>
+  <w:num w:numId="8">
+    <w:abstractNumId w:val="4"/>
+  </w:num>
+</w:numbering>
 </file>
 
 <file path=word/styles.xml><?xml version="1.0" encoding="utf-8"?>
@@ -3404,14 +8854,14 @@
     <w:uiPriority w:val="0"/>
     <w:rPr>
       <w:rFonts w:ascii="Times New Roman" w:hAnsi="Times New Roman" w:eastAsiaTheme="minorEastAsia" w:cstheme="minorBidi"/>
-      <w:sz w:val="40"/>
+      <w:sz w:val="24"/>
       <w:lang w:val="en-US" w:eastAsia="zh-CN" w:bidi="ar-SA"/>
     </w:rPr>
   </w:style>
   <w:style w:type="paragraph" w:styleId="2">
     <w:name w:val="heading 1"/>
     <w:next w:val="1"/>
-    <w:link w:val="15"/>
+    <w:link w:val="17"/>
     <w:qFormat/>
     <w:uiPriority w:val="0"/>
     <w:pPr>
@@ -3470,12 +8920,33 @@
       <w:szCs w:val="32"/>
     </w:rPr>
   </w:style>
-  <w:style w:type="character" w:default="1" w:styleId="5">
+  <w:style w:type="paragraph" w:styleId="5">
+    <w:name w:val="heading 4"/>
+    <w:next w:val="1"/>
+    <w:semiHidden/>
+    <w:unhideWhenUsed/>
+    <w:qFormat/>
+    <w:uiPriority w:val="0"/>
+    <w:pPr>
+      <w:spacing w:before="0" w:beforeAutospacing="1" w:after="0" w:afterAutospacing="1"/>
+      <w:jc w:val="left"/>
+    </w:pPr>
+    <w:rPr>
+      <w:rFonts w:hint="eastAsia" w:ascii="SimSun" w:hAnsi="SimSun" w:eastAsia="SimSun" w:cs="SimSun"/>
+      <w:b/>
+      <w:bCs/>
+      <w:kern w:val="0"/>
+      <w:sz w:val="24"/>
+      <w:szCs w:val="24"/>
+      <w:lang w:val="en-US" w:eastAsia="zh-CN" w:bidi="ar"/>
+    </w:rPr>
+  </w:style>
+  <w:style w:type="character" w:default="1" w:styleId="6">
     <w:name w:val="Default Paragraph Font"/>
     <w:qFormat/>
     <w:uiPriority w:val="0"/>
   </w:style>
-  <w:style w:type="table" w:default="1" w:styleId="6">
+  <w:style w:type="table" w:default="1" w:styleId="7">
     <w:name w:val="Normal Table"/>
     <w:semiHidden/>
     <w:qFormat/>
@@ -3489,7 +8960,7 @@
       </w:tblCellMar>
     </w:tblPr>
   </w:style>
-  <w:style w:type="paragraph" w:styleId="7">
+  <w:style w:type="paragraph" w:styleId="8">
     <w:name w:val="footer"/>
     <w:basedOn w:val="1"/>
     <w:qFormat/>
@@ -3507,7 +8978,7 @@
       <w:szCs w:val="18"/>
     </w:rPr>
   </w:style>
-  <w:style w:type="paragraph" w:styleId="8">
+  <w:style w:type="paragraph" w:styleId="9">
     <w:name w:val="header"/>
     <w:basedOn w:val="1"/>
     <w:qFormat/>
@@ -3524,9 +8995,9 @@
       <w:szCs w:val="18"/>
     </w:rPr>
   </w:style>
-  <w:style w:type="character" w:styleId="9">
+  <w:style w:type="character" w:styleId="10">
     <w:name w:val="HTML Code"/>
-    <w:basedOn w:val="5"/>
+    <w:basedOn w:val="6"/>
     <w:qFormat/>
     <w:uiPriority w:val="0"/>
     <w:rPr>
@@ -3535,7 +9006,7 @@
       <w:szCs w:val="20"/>
     </w:rPr>
   </w:style>
-  <w:style w:type="paragraph" w:styleId="10">
+  <w:style w:type="paragraph" w:styleId="11">
     <w:name w:val="Normal (Web)"/>
     <w:qFormat/>
     <w:uiPriority w:val="0"/>
@@ -3552,9 +9023,19 @@
       <w:lang w:val="en-US" w:eastAsia="zh-CN" w:bidi="ar"/>
     </w:rPr>
   </w:style>
-  <w:style w:type="table" w:styleId="11">
+  <w:style w:type="character" w:styleId="12">
+    <w:name w:val="Strong"/>
+    <w:basedOn w:val="6"/>
+    <w:qFormat/>
+    <w:uiPriority w:val="0"/>
+    <w:rPr>
+      <w:b/>
+      <w:bCs/>
+    </w:rPr>
+  </w:style>
+  <w:style w:type="table" w:styleId="13">
     <w:name w:val="Table Grid"/>
-    <w:basedOn w:val="6"/>
+    <w:basedOn w:val="7"/>
     <w:qFormat/>
     <w:uiPriority w:val="0"/>
     <w:pPr>
@@ -3572,10 +9053,10 @@
       </w:tblBorders>
     </w:tblPr>
   </w:style>
-  <w:style w:type="paragraph" w:styleId="12">
+  <w:style w:type="paragraph" w:styleId="14">
     <w:name w:val="toc 1"/>
     <w:basedOn w:val="1"/>
-    <w:link w:val="16"/>
+    <w:link w:val="18"/>
     <w:qFormat/>
     <w:uiPriority w:val="1"/>
     <w:pPr>
@@ -3590,7 +9071,7 @@
       <w:lang w:eastAsia="en-US"/>
     </w:rPr>
   </w:style>
-  <w:style w:type="paragraph" w:styleId="13">
+  <w:style w:type="paragraph" w:styleId="15">
     <w:name w:val="toc 2"/>
     <w:basedOn w:val="1"/>
     <w:qFormat/>
@@ -3608,7 +9089,7 @@
       <w:lang w:val="en-US" w:eastAsia="en-US" w:bidi="ar-SA"/>
     </w:rPr>
   </w:style>
-  <w:style w:type="paragraph" w:styleId="14">
+  <w:style w:type="paragraph" w:styleId="16">
     <w:name w:val="toc 3"/>
     <w:basedOn w:val="1"/>
     <w:qFormat/>
@@ -3626,7 +9107,7 @@
       <w:lang w:val="en-US" w:eastAsia="en-US" w:bidi="ar-SA"/>
     </w:rPr>
   </w:style>
-  <w:style w:type="character" w:customStyle="1" w:styleId="15">
+  <w:style w:type="character" w:customStyle="1" w:styleId="17">
     <w:name w:val="Heading 1 Char"/>
     <w:link w:val="2"/>
     <w:qFormat/>
@@ -3641,9 +9122,9 @@
       <w:lang w:val="en-US" w:eastAsia="zh-CN" w:bidi="ar"/>
     </w:rPr>
   </w:style>
-  <w:style w:type="character" w:customStyle="1" w:styleId="16">
+  <w:style w:type="character" w:customStyle="1" w:styleId="18">
     <w:name w:val="TOC 1 Char"/>
-    <w:link w:val="12"/>
+    <w:link w:val="14"/>
     <w:qFormat/>
     <w:uiPriority w:val="1"/>
     <w:rPr>
